--- a/spm/file/软件项目管理教学大纲.docx
+++ b/spm/file/软件项目管理教学大纲.docx
@@ -4,7 +4,7 @@
   <w:body>
     <w:p>
       <w:pPr>
-        <w:pStyle w:val="1"/>
+        <w:pStyle w:val="Heading1"/>
       </w:pPr>
       <w:bookmarkStart w:id="0" w:name="_Toc29154"/>
       <w:bookmarkStart w:id="1" w:name="_Toc6459"/>
@@ -29,7 +29,7 @@
     <w:p/>
     <w:tbl>
       <w:tblPr>
-        <w:tblW w:w="8180" w:type="dxa"/>
+        <w:tblW w:w="0" w:type="auto"/>
         <w:jc w:val="center"/>
         <w:tblBorders>
           <w:top w:val="single" w:sz="4" w:space="0" w:color="auto"/>
@@ -39,43 +39,45 @@
           <w:insideH w:val="single" w:sz="4" w:space="0" w:color="auto"/>
           <w:insideV w:val="single" w:sz="4" w:space="0" w:color="auto"/>
         </w:tblBorders>
-        <w:tblLayout w:type="fixed"/>
         <w:tblLook w:val="04A0" w:firstRow="1" w:lastRow="0" w:firstColumn="1" w:lastColumn="0" w:noHBand="0" w:noVBand="1"/>
       </w:tblPr>
       <w:tblGrid>
-        <w:gridCol w:w="1306"/>
-        <w:gridCol w:w="2602"/>
-        <w:gridCol w:w="1841"/>
-        <w:gridCol w:w="2431"/>
+        <w:gridCol w:w="1271"/>
+        <w:gridCol w:w="3094"/>
+        <w:gridCol w:w="1584"/>
+        <w:gridCol w:w="3679"/>
       </w:tblGrid>
       <w:tr>
         <w:trPr>
-          <w:trHeight w:val="680"/>
           <w:jc w:val="center"/>
         </w:trPr>
         <w:tc>
           <w:tcPr>
-            <w:tcW w:w="1306" w:type="dxa"/>
-            <w:vAlign w:val="center"/>
-          </w:tcPr>
-          <w:p>
-            <w:r>
-              <w:t>课程编码</w:t>
-            </w:r>
-          </w:p>
-        </w:tc>
-        <w:tc>
-          <w:tcPr>
-            <w:tcW w:w="2602" w:type="dxa"/>
+            <w:tcW w:w="1271" w:type="dxa"/>
             <w:vAlign w:val="center"/>
           </w:tcPr>
           <w:p>
             <w:pPr>
-              <w:rPr>
-                <w:lang w:eastAsia="zh-Hans"/>
-              </w:rPr>
+              <w:spacing w:beforeLines="0" w:before="0" w:afterLines="0" w:after="0"/>
             </w:pPr>
             <w:r>
+              <w:t>课程编码</w:t>
+            </w:r>
+          </w:p>
+        </w:tc>
+        <w:tc>
+          <w:tcPr>
+            <w:tcW w:w="3094" w:type="dxa"/>
+            <w:vAlign w:val="center"/>
+          </w:tcPr>
+          <w:p>
+            <w:pPr>
+              <w:spacing w:beforeLines="0" w:before="0" w:afterLines="0" w:after="0"/>
+              <w:rPr>
+                <w:lang w:eastAsia="zh-Hans"/>
+              </w:rPr>
+            </w:pPr>
+            <w:r>
               <w:rPr>
                 <w:rFonts w:hint="eastAsia"/>
                 <w:lang w:bidi="ar"/>
@@ -86,10 +88,13 @@
         </w:tc>
         <w:tc>
           <w:tcPr>
-            <w:tcW w:w="1841" w:type="dxa"/>
+            <w:tcW w:w="1584" w:type="dxa"/>
             <w:vAlign w:val="center"/>
           </w:tcPr>
           <w:p>
+            <w:pPr>
+              <w:spacing w:beforeLines="0" w:before="0" w:afterLines="0" w:after="0"/>
+            </w:pPr>
             <w:r>
               <w:rPr>
                 <w:rFonts w:hint="eastAsia"/>
@@ -100,38 +105,35 @@
         </w:tc>
         <w:tc>
           <w:tcPr>
-            <w:tcW w:w="2431" w:type="dxa"/>
+            <w:tcW w:w="3679" w:type="dxa"/>
             <w:vAlign w:val="center"/>
           </w:tcPr>
           <w:p>
-            <w:r>
-              <w:rPr>
-                <w:rFonts w:hint="eastAsia"/>
-              </w:rPr>
-              <w:t>计算机科学与技术</w:t>
-            </w:r>
-          </w:p>
-          <w:p>
-            <w:r>
-              <w:rPr>
-                <w:rFonts w:hint="eastAsia"/>
-              </w:rPr>
-              <w:t>教研室</w:t>
+            <w:pPr>
+              <w:spacing w:beforeLines="0" w:before="0" w:afterLines="0" w:after="0"/>
+            </w:pPr>
+            <w:r>
+              <w:rPr>
+                <w:rFonts w:hint="eastAsia"/>
+              </w:rPr>
+              <w:t>计算机科学与技术教研室</w:t>
             </w:r>
           </w:p>
         </w:tc>
       </w:tr>
       <w:tr>
         <w:trPr>
-          <w:trHeight w:val="680"/>
           <w:jc w:val="center"/>
         </w:trPr>
         <w:tc>
           <w:tcPr>
-            <w:tcW w:w="1306" w:type="dxa"/>
+            <w:tcW w:w="1271" w:type="dxa"/>
             <w:vAlign w:val="center"/>
           </w:tcPr>
           <w:p>
+            <w:pPr>
+              <w:spacing w:beforeLines="0" w:before="0" w:afterLines="0" w:after="0"/>
+            </w:pPr>
             <w:r>
               <w:t>课程名称</w:t>
             </w:r>
@@ -139,10 +141,13 @@
         </w:tc>
         <w:tc>
           <w:tcPr>
-            <w:tcW w:w="2602" w:type="dxa"/>
+            <w:tcW w:w="3094" w:type="dxa"/>
             <w:vAlign w:val="center"/>
           </w:tcPr>
           <w:p>
+            <w:pPr>
+              <w:spacing w:beforeLines="0" w:before="0" w:afterLines="0" w:after="0"/>
+            </w:pPr>
             <w:r>
               <w:rPr>
                 <w:rFonts w:hint="eastAsia"/>
@@ -153,10 +158,13 @@
         </w:tc>
         <w:tc>
           <w:tcPr>
-            <w:tcW w:w="1841" w:type="dxa"/>
+            <w:tcW w:w="1584" w:type="dxa"/>
             <w:vAlign w:val="center"/>
           </w:tcPr>
           <w:p>
+            <w:pPr>
+              <w:spacing w:beforeLines="0" w:before="0" w:afterLines="0" w:after="0"/>
+            </w:pPr>
             <w:r>
               <w:t>英文名称</w:t>
             </w:r>
@@ -164,30 +172,35 @@
         </w:tc>
         <w:tc>
           <w:tcPr>
-            <w:tcW w:w="2431" w:type="dxa"/>
+            <w:tcW w:w="3679" w:type="dxa"/>
             <w:vAlign w:val="center"/>
           </w:tcPr>
           <w:p>
-            <w:r>
-              <w:rPr>
-                <w:rFonts w:hint="eastAsia"/>
-              </w:rPr>
-              <w:t xml:space="preserve"> Software project management</w:t>
+            <w:pPr>
+              <w:spacing w:beforeLines="0" w:before="0" w:afterLines="0" w:after="0"/>
+            </w:pPr>
+            <w:r>
+              <w:rPr>
+                <w:rFonts w:hint="eastAsia"/>
+              </w:rPr>
+              <w:t>Software project management</w:t>
             </w:r>
           </w:p>
         </w:tc>
       </w:tr>
       <w:tr>
         <w:trPr>
-          <w:trHeight w:val="680"/>
           <w:jc w:val="center"/>
         </w:trPr>
         <w:tc>
           <w:tcPr>
-            <w:tcW w:w="1306" w:type="dxa"/>
+            <w:tcW w:w="1271" w:type="dxa"/>
             <w:vAlign w:val="center"/>
           </w:tcPr>
           <w:p>
+            <w:pPr>
+              <w:spacing w:beforeLines="0" w:before="0" w:afterLines="0" w:after="0"/>
+            </w:pPr>
             <w:r>
               <w:t>课程类别</w:t>
             </w:r>
@@ -195,10 +208,13 @@
         </w:tc>
         <w:tc>
           <w:tcPr>
-            <w:tcW w:w="2602" w:type="dxa"/>
+            <w:tcW w:w="3094" w:type="dxa"/>
             <w:vAlign w:val="center"/>
           </w:tcPr>
           <w:p>
+            <w:pPr>
+              <w:spacing w:beforeLines="0" w:before="0" w:afterLines="0" w:after="0"/>
+            </w:pPr>
             <w:r>
               <w:rPr>
                 <w:rFonts w:hint="eastAsia"/>
@@ -222,11 +238,14 @@
         </w:tc>
         <w:tc>
           <w:tcPr>
-            <w:tcW w:w="1841" w:type="dxa"/>
+            <w:tcW w:w="1584" w:type="dxa"/>
             <w:vMerge w:val="restart"/>
             <w:vAlign w:val="center"/>
           </w:tcPr>
           <w:p>
+            <w:pPr>
+              <w:spacing w:beforeLines="0" w:before="0" w:afterLines="0" w:after="0"/>
+            </w:pPr>
             <w:r>
               <w:rPr>
                 <w:rFonts w:hint="eastAsia"/>
@@ -237,10 +256,13 @@
         </w:tc>
         <w:tc>
           <w:tcPr>
-            <w:tcW w:w="2431" w:type="dxa"/>
+            <w:tcW w:w="3679" w:type="dxa"/>
             <w:vAlign w:val="center"/>
           </w:tcPr>
           <w:p>
+            <w:pPr>
+              <w:spacing w:beforeLines="0" w:before="0" w:afterLines="0" w:after="0"/>
+            </w:pPr>
             <w:r>
               <w:rPr>
                 <w:rFonts w:hint="eastAsia"/>
@@ -255,15 +277,17 @@
       </w:tr>
       <w:tr>
         <w:trPr>
-          <w:trHeight w:val="680"/>
           <w:jc w:val="center"/>
         </w:trPr>
         <w:tc>
           <w:tcPr>
-            <w:tcW w:w="1306" w:type="dxa"/>
+            <w:tcW w:w="1271" w:type="dxa"/>
             <w:vAlign w:val="center"/>
           </w:tcPr>
           <w:p>
+            <w:pPr>
+              <w:spacing w:beforeLines="0" w:before="0" w:afterLines="0" w:after="0"/>
+            </w:pPr>
             <w:r>
               <w:t>学分</w:t>
             </w:r>
@@ -271,10 +295,13 @@
         </w:tc>
         <w:tc>
           <w:tcPr>
-            <w:tcW w:w="2602" w:type="dxa"/>
+            <w:tcW w:w="3094" w:type="dxa"/>
             <w:vAlign w:val="center"/>
           </w:tcPr>
           <w:p>
+            <w:pPr>
+              <w:spacing w:beforeLines="0" w:before="0" w:afterLines="0" w:after="0"/>
+            </w:pPr>
             <w:r>
               <w:t>2</w:t>
             </w:r>
@@ -282,18 +309,25 @@
         </w:tc>
         <w:tc>
           <w:tcPr>
-            <w:tcW w:w="1841" w:type="dxa"/>
+            <w:tcW w:w="1584" w:type="dxa"/>
             <w:vMerge/>
             <w:vAlign w:val="center"/>
           </w:tcPr>
-          <w:p/>
-        </w:tc>
-        <w:tc>
-          <w:tcPr>
-            <w:tcW w:w="2431" w:type="dxa"/>
+          <w:p>
+            <w:pPr>
+              <w:spacing w:beforeLines="0" w:before="0" w:afterLines="0" w:after="0"/>
+            </w:pPr>
+          </w:p>
+        </w:tc>
+        <w:tc>
+          <w:tcPr>
+            <w:tcW w:w="3679" w:type="dxa"/>
             <w:vAlign w:val="center"/>
           </w:tcPr>
           <w:p>
+            <w:pPr>
+              <w:spacing w:beforeLines="0" w:before="0" w:afterLines="0" w:after="0"/>
+            </w:pPr>
             <w:r>
               <w:rPr>
                 <w:rFonts w:hint="eastAsia"/>
@@ -311,15 +345,17 @@
       </w:tr>
       <w:tr>
         <w:trPr>
-          <w:trHeight w:val="680"/>
           <w:jc w:val="center"/>
         </w:trPr>
         <w:tc>
           <w:tcPr>
-            <w:tcW w:w="1306" w:type="dxa"/>
+            <w:tcW w:w="1271" w:type="dxa"/>
             <w:vAlign w:val="center"/>
           </w:tcPr>
           <w:p>
+            <w:pPr>
+              <w:spacing w:beforeLines="0" w:before="0" w:afterLines="0" w:after="0"/>
+            </w:pPr>
             <w:r>
               <w:rPr>
                 <w:rFonts w:hint="eastAsia"/>
@@ -330,10 +366,13 @@
         </w:tc>
         <w:tc>
           <w:tcPr>
-            <w:tcW w:w="2602" w:type="dxa"/>
+            <w:tcW w:w="3094" w:type="dxa"/>
             <w:vAlign w:val="center"/>
           </w:tcPr>
           <w:p>
+            <w:pPr>
+              <w:spacing w:beforeLines="0" w:before="0" w:afterLines="0" w:after="0"/>
+            </w:pPr>
             <w:r>
               <w:rPr>
                 <w:rFonts w:hint="eastAsia"/>
@@ -344,10 +383,13 @@
         </w:tc>
         <w:tc>
           <w:tcPr>
-            <w:tcW w:w="1841" w:type="dxa"/>
+            <w:tcW w:w="1584" w:type="dxa"/>
             <w:vAlign w:val="center"/>
           </w:tcPr>
           <w:p>
+            <w:pPr>
+              <w:spacing w:beforeLines="0" w:before="0" w:afterLines="0" w:after="0"/>
+            </w:pPr>
             <w:r>
               <w:t>建议修读学期</w:t>
             </w:r>
@@ -355,10 +397,13 @@
         </w:tc>
         <w:tc>
           <w:tcPr>
-            <w:tcW w:w="2431" w:type="dxa"/>
+            <w:tcW w:w="3679" w:type="dxa"/>
             <w:vAlign w:val="center"/>
           </w:tcPr>
           <w:p>
+            <w:pPr>
+              <w:spacing w:beforeLines="0" w:before="0" w:afterLines="0" w:after="0"/>
+            </w:pPr>
             <w:r>
               <w:rPr>
                 <w:rFonts w:hint="eastAsia"/>
@@ -379,27 +424,30 @@
       </w:tr>
       <w:tr>
         <w:trPr>
-          <w:trHeight w:val="680"/>
           <w:jc w:val="center"/>
         </w:trPr>
         <w:tc>
           <w:tcPr>
-            <w:tcW w:w="1306" w:type="dxa"/>
-            <w:vAlign w:val="center"/>
-          </w:tcPr>
-          <w:p>
-            <w:r>
-              <w:t>预修课程</w:t>
-            </w:r>
-          </w:p>
-        </w:tc>
-        <w:tc>
-          <w:tcPr>
-            <w:tcW w:w="2602" w:type="dxa"/>
+            <w:tcW w:w="1271" w:type="dxa"/>
             <w:vAlign w:val="center"/>
           </w:tcPr>
           <w:p>
             <w:pPr>
+              <w:spacing w:beforeLines="0" w:before="0" w:afterLines="0" w:after="0"/>
+            </w:pPr>
+            <w:r>
+              <w:t>预修课程</w:t>
+            </w:r>
+          </w:p>
+        </w:tc>
+        <w:tc>
+          <w:tcPr>
+            <w:tcW w:w="3094" w:type="dxa"/>
+            <w:vAlign w:val="center"/>
+          </w:tcPr>
+          <w:p>
+            <w:pPr>
+              <w:spacing w:beforeLines="0" w:before="0" w:afterLines="0" w:after="0"/>
               <w:rPr>
                 <w:bCs/>
                 <w:szCs w:val="21"/>
@@ -417,10 +465,13 @@
         </w:tc>
         <w:tc>
           <w:tcPr>
-            <w:tcW w:w="1841" w:type="dxa"/>
+            <w:tcW w:w="1584" w:type="dxa"/>
             <w:vAlign w:val="center"/>
           </w:tcPr>
           <w:p>
+            <w:pPr>
+              <w:spacing w:beforeLines="0" w:before="0" w:afterLines="0" w:after="0"/>
+            </w:pPr>
             <w:r>
               <w:t>适用专业</w:t>
             </w:r>
@@ -428,10 +479,13 @@
         </w:tc>
         <w:tc>
           <w:tcPr>
-            <w:tcW w:w="2431" w:type="dxa"/>
+            <w:tcW w:w="3679" w:type="dxa"/>
             <w:vAlign w:val="center"/>
           </w:tcPr>
           <w:p>
+            <w:pPr>
+              <w:spacing w:beforeLines="0" w:before="0" w:afterLines="0" w:after="0"/>
+            </w:pPr>
             <w:r>
               <w:rPr>
                 <w:rFonts w:hint="eastAsia"/>
@@ -443,15 +497,17 @@
       </w:tr>
       <w:tr>
         <w:trPr>
-          <w:trHeight w:val="680"/>
           <w:jc w:val="center"/>
         </w:trPr>
         <w:tc>
           <w:tcPr>
-            <w:tcW w:w="1306" w:type="dxa"/>
+            <w:tcW w:w="1271" w:type="dxa"/>
             <w:vAlign w:val="center"/>
           </w:tcPr>
           <w:p>
+            <w:pPr>
+              <w:spacing w:beforeLines="0" w:before="0" w:afterLines="0" w:after="0"/>
+            </w:pPr>
             <w:r>
               <w:rPr>
                 <w:rFonts w:hint="eastAsia"/>
@@ -462,12 +518,13 @@
         </w:tc>
         <w:tc>
           <w:tcPr>
-            <w:tcW w:w="6874" w:type="dxa"/>
+            <w:tcW w:w="8357" w:type="dxa"/>
             <w:gridSpan w:val="3"/>
             <w:vAlign w:val="center"/>
           </w:tcPr>
           <w:p>
             <w:pPr>
+              <w:spacing w:beforeLines="0" w:before="0" w:afterLines="0" w:after="0"/>
               <w:rPr>
                 <w:shd w:val="clear" w:color="auto" w:fill="FFFFFF"/>
               </w:rPr>
@@ -552,6 +609,7 @@
           </w:p>
           <w:p>
             <w:pPr>
+              <w:spacing w:beforeLines="0" w:before="0" w:afterLines="0" w:after="0"/>
               <w:rPr>
                 <w:shd w:val="clear" w:color="auto" w:fill="FFFFFF"/>
               </w:rPr>
@@ -574,32 +632,35 @@
       </w:tr>
       <w:tr>
         <w:trPr>
-          <w:trHeight w:val="680"/>
           <w:jc w:val="center"/>
         </w:trPr>
         <w:tc>
           <w:tcPr>
-            <w:tcW w:w="1306" w:type="dxa"/>
-            <w:vAlign w:val="center"/>
-          </w:tcPr>
-          <w:p>
-            <w:r>
-              <w:t>大纲执笔人</w:t>
-            </w:r>
-          </w:p>
-        </w:tc>
-        <w:tc>
-          <w:tcPr>
-            <w:tcW w:w="2602" w:type="dxa"/>
+            <w:tcW w:w="1271" w:type="dxa"/>
             <w:vAlign w:val="center"/>
           </w:tcPr>
           <w:p>
             <w:pPr>
-              <w:rPr>
-                <w:lang w:eastAsia="zh-Hans"/>
-              </w:rPr>
+              <w:spacing w:beforeLines="0" w:before="0" w:afterLines="0" w:after="0"/>
             </w:pPr>
             <w:r>
+              <w:t>大纲执笔人</w:t>
+            </w:r>
+          </w:p>
+        </w:tc>
+        <w:tc>
+          <w:tcPr>
+            <w:tcW w:w="3094" w:type="dxa"/>
+            <w:vAlign w:val="center"/>
+          </w:tcPr>
+          <w:p>
+            <w:pPr>
+              <w:spacing w:beforeLines="0" w:before="0" w:afterLines="0" w:after="0"/>
+              <w:rPr>
+                <w:lang w:eastAsia="zh-Hans"/>
+              </w:rPr>
+            </w:pPr>
+            <w:r>
               <w:rPr>
                 <w:rFonts w:hint="eastAsia"/>
                 <w:lang w:eastAsia="zh-Hans"/>
@@ -610,10 +671,13 @@
         </w:tc>
         <w:tc>
           <w:tcPr>
-            <w:tcW w:w="1841" w:type="dxa"/>
+            <w:tcW w:w="1584" w:type="dxa"/>
             <w:vAlign w:val="center"/>
           </w:tcPr>
           <w:p>
+            <w:pPr>
+              <w:spacing w:beforeLines="0" w:before="0" w:afterLines="0" w:after="0"/>
+            </w:pPr>
             <w:r>
               <w:rPr>
                 <w:rFonts w:hint="eastAsia"/>
@@ -624,10 +688,13 @@
         </w:tc>
         <w:tc>
           <w:tcPr>
-            <w:tcW w:w="2431" w:type="dxa"/>
+            <w:tcW w:w="3679" w:type="dxa"/>
             <w:vAlign w:val="center"/>
           </w:tcPr>
           <w:p>
+            <w:pPr>
+              <w:spacing w:beforeLines="0" w:before="0" w:afterLines="0" w:after="0"/>
+            </w:pPr>
             <w:proofErr w:type="gramStart"/>
             <w:r>
               <w:rPr>
@@ -666,28 +733,161 @@
         <w:rPr>
           <w:rFonts w:hint="eastAsia"/>
         </w:rPr>
+        <w:t>1</w:t>
+      </w:r>
+      <w:r>
+        <w:rPr>
+          <w:rFonts w:hint="eastAsia"/>
+        </w:rPr>
+        <w:t>．知识目标：</w:t>
+      </w:r>
+    </w:p>
+    <w:p>
+      <w:r>
+        <w:rPr>
+          <w:rFonts w:hint="eastAsia"/>
+        </w:rPr>
+        <w:t>1.1</w:t>
+      </w:r>
+      <w:r>
+        <w:rPr>
+          <w:rFonts w:hint="eastAsia"/>
+        </w:rPr>
+        <w:t>．了解软件项目管理中存在的误区和制约因素</w:t>
+      </w:r>
+      <w:r>
+        <w:t>，</w:t>
+      </w:r>
+      <w:r>
+        <w:rPr>
+          <w:rFonts w:hint="eastAsia"/>
+          <w:lang w:eastAsia="zh-Hans"/>
+        </w:rPr>
+        <w:t>理解软件项目管理的基本理论知识，包括需求管理、成本管理、进度管理、质量管理、配置管理、人力资源管理等</w:t>
+      </w:r>
+      <w:r>
+        <w:rPr>
+          <w:rFonts w:hint="eastAsia"/>
+        </w:rPr>
+        <w:t>。</w:t>
+      </w:r>
+    </w:p>
+    <w:p>
+      <w:r>
+        <w:rPr>
+          <w:rFonts w:hint="eastAsia"/>
+        </w:rPr>
+        <w:t>1.2</w:t>
+      </w:r>
+      <w:r>
+        <w:rPr>
+          <w:rFonts w:hint="eastAsia"/>
+        </w:rPr>
+        <w:t>．</w:t>
+      </w:r>
+      <w:r>
+        <w:rPr>
+          <w:rFonts w:hint="eastAsia"/>
+          <w:lang w:eastAsia="zh-Hans"/>
+        </w:rPr>
+        <w:t>了解</w:t>
+      </w:r>
+      <w:r>
+        <w:t>软件项目管理的特点和软件项目管理的一般过程，</w:t>
+      </w:r>
+      <w:r>
+        <w:rPr>
+          <w:rFonts w:hint="eastAsia"/>
+          <w:lang w:eastAsia="zh-Hans"/>
+        </w:rPr>
+        <w:t>理解</w:t>
+      </w:r>
+      <w:r>
+        <w:t>软件项目管理各个阶段的主要工作内容，</w:t>
+      </w:r>
+      <w:r>
+        <w:rPr>
+          <w:rFonts w:hint="eastAsia"/>
+        </w:rPr>
+        <w:t>掌握软件项目管理过程中重要技术文档的编制方法。</w:t>
+      </w:r>
+    </w:p>
+    <w:p>
+      <w:r>
+        <w:rPr>
+          <w:rFonts w:hint="eastAsia"/>
+        </w:rPr>
+        <w:t>1.3</w:t>
+      </w:r>
+      <w:r>
+        <w:rPr>
+          <w:rFonts w:hint="eastAsia"/>
+        </w:rPr>
+        <w:t>．</w:t>
+      </w:r>
+      <w:r>
+        <w:rPr>
+          <w:lang w:eastAsia="zh-Hans"/>
+        </w:rPr>
+        <w:t>理解项目经理的分析和管理的行为，</w:t>
+      </w:r>
+      <w:r>
+        <w:rPr>
+          <w:rFonts w:hint="eastAsia"/>
+        </w:rPr>
+        <w:t>掌握软件项目管理过程中应遵循的基本原则和有效的方法，具备将所学知识运用于软件项目管理的基本能力</w:t>
+      </w:r>
+      <w:r>
+        <w:rPr>
+          <w:lang w:eastAsia="zh-Hans"/>
+        </w:rPr>
+        <w:t>。</w:t>
+      </w:r>
+    </w:p>
+    <w:p>
+      <w:r>
+        <w:rPr>
+          <w:rFonts w:hint="eastAsia"/>
+        </w:rPr>
         <w:lastRenderedPageBreak/>
-        <w:t>1</w:t>
-      </w:r>
-      <w:r>
-        <w:rPr>
-          <w:rFonts w:hint="eastAsia"/>
-        </w:rPr>
-        <w:t>．知识目标：</w:t>
-      </w:r>
-    </w:p>
-    <w:p>
-      <w:r>
-        <w:rPr>
-          <w:rFonts w:hint="eastAsia"/>
-        </w:rPr>
-        <w:t>1.1</w:t>
-      </w:r>
-      <w:r>
-        <w:rPr>
-          <w:rFonts w:hint="eastAsia"/>
-        </w:rPr>
-        <w:t>．了解软件项目管理中存在的误区和制约因素</w:t>
+        <w:t>2</w:t>
+      </w:r>
+      <w:r>
+        <w:rPr>
+          <w:rFonts w:hint="eastAsia"/>
+        </w:rPr>
+        <w:t>．能力目标：</w:t>
+      </w:r>
+    </w:p>
+    <w:p>
+      <w:r>
+        <w:rPr>
+          <w:rFonts w:hint="eastAsia"/>
+        </w:rPr>
+        <w:t>2.1</w:t>
+      </w:r>
+      <w:r>
+        <w:rPr>
+          <w:rFonts w:hint="eastAsia"/>
+        </w:rPr>
+        <w:t>．分析能力——能够基于软件工程相关背景知识进行合理分析，评价软件专业工程实践和复杂软件工程问题解决方案对社会、健康、安全、法律以及文化的影响，并理解应承担的责任。了解软件项目评估基本方法和原则。</w:t>
+      </w:r>
+    </w:p>
+    <w:p>
+      <w:r>
+        <w:rPr>
+          <w:rFonts w:hint="eastAsia"/>
+        </w:rPr>
+        <w:t>2.</w:t>
+      </w:r>
+      <w:r>
+        <w:t>2</w:t>
+      </w:r>
+      <w:r>
+        <w:rPr>
+          <w:rFonts w:hint="eastAsia"/>
+        </w:rPr>
+        <w:t>．设计能力——能设计针对较复杂软件项目的组织管理方案，对设计方案的可行性进行论证</w:t>
       </w:r>
       <w:r>
         <w:t>，</w:t>
@@ -695,132 +895,112 @@
       <w:r>
         <w:rPr>
           <w:rFonts w:hint="eastAsia"/>
-          <w:lang w:eastAsia="zh-Hans"/>
-        </w:rPr>
-        <w:t>理解软件项目管理的基本理论知识，包括需求管理、成本管理、进度管理、质量管理、配置管理、人力资源管理等</w:t>
-      </w:r>
-      <w:r>
-        <w:rPr>
-          <w:rFonts w:hint="eastAsia"/>
-        </w:rPr>
-        <w:t>。</w:t>
-      </w:r>
-    </w:p>
-    <w:p>
-      <w:r>
-        <w:rPr>
-          <w:rFonts w:hint="eastAsia"/>
-        </w:rPr>
-        <w:t>1.2</w:t>
-      </w:r>
-      <w:r>
-        <w:rPr>
-          <w:rFonts w:hint="eastAsia"/>
+        </w:rPr>
+        <w:t>并能够在方案各环节和阶段中综合</w:t>
+      </w:r>
+      <w:proofErr w:type="gramStart"/>
+      <w:r>
+        <w:rPr>
+          <w:rFonts w:hint="eastAsia"/>
+        </w:rPr>
+        <w:t>考量</w:t>
+      </w:r>
+      <w:proofErr w:type="gramEnd"/>
+      <w:r>
+        <w:rPr>
+          <w:rFonts w:hint="eastAsia"/>
+        </w:rPr>
+        <w:t>进度、质量、费用等各种因素，平衡项目各方利益。</w:t>
+      </w:r>
+    </w:p>
+    <w:p>
+      <w:r>
+        <w:rPr>
+          <w:rFonts w:hint="eastAsia"/>
+          <w:bCs/>
+        </w:rPr>
+        <w:t>3</w:t>
+      </w:r>
+      <w:r>
+        <w:rPr>
+          <w:rFonts w:hint="eastAsia"/>
+          <w:bCs/>
         </w:rPr>
         <w:t>．</w:t>
       </w:r>
       <w:r>
         <w:rPr>
           <w:rFonts w:hint="eastAsia"/>
-          <w:lang w:eastAsia="zh-Hans"/>
-        </w:rPr>
-        <w:t>了解</w:t>
-      </w:r>
-      <w:r>
-        <w:t>软件项目管理的特点和软件项目管理的一般过程，</w:t>
-      </w:r>
-      <w:r>
-        <w:rPr>
-          <w:rFonts w:hint="eastAsia"/>
-          <w:lang w:eastAsia="zh-Hans"/>
-        </w:rPr>
-        <w:t>理解</w:t>
-      </w:r>
-      <w:r>
-        <w:t>软件项目管理各个阶段的主要工作内容，</w:t>
-      </w:r>
-      <w:r>
-        <w:rPr>
-          <w:rFonts w:hint="eastAsia"/>
-        </w:rPr>
-        <w:t>掌握软件项目管理过程中重要技术文档的编制方法。</w:t>
-      </w:r>
-    </w:p>
-    <w:p>
-      <w:r>
-        <w:rPr>
-          <w:rFonts w:hint="eastAsia"/>
-        </w:rPr>
-        <w:t>1.3</w:t>
-      </w:r>
-      <w:r>
-        <w:rPr>
-          <w:rFonts w:hint="eastAsia"/>
-        </w:rPr>
-        <w:t>．</w:t>
-      </w:r>
-      <w:r>
-        <w:rPr>
-          <w:lang w:eastAsia="zh-Hans"/>
-        </w:rPr>
-        <w:t>理解项目经理的分析和管理的行为，</w:t>
-      </w:r>
-      <w:r>
-        <w:rPr>
-          <w:rFonts w:hint="eastAsia"/>
-        </w:rPr>
-        <w:t>掌握软件项目管理过程中应遵循的基本原则和有效的方法，具备将所学知识运用于软件项目管理的基本能力</w:t>
-      </w:r>
-      <w:r>
-        <w:rPr>
-          <w:lang w:eastAsia="zh-Hans"/>
-        </w:rPr>
-        <w:t>。</w:t>
-      </w:r>
-    </w:p>
-    <w:p>
-      <w:r>
-        <w:rPr>
-          <w:rFonts w:hint="eastAsia"/>
-        </w:rPr>
-        <w:t>2</w:t>
-      </w:r>
-      <w:r>
-        <w:rPr>
-          <w:rFonts w:hint="eastAsia"/>
-        </w:rPr>
-        <w:t>．能力目标：</w:t>
-      </w:r>
-    </w:p>
-    <w:p>
-      <w:r>
-        <w:rPr>
-          <w:rFonts w:hint="eastAsia"/>
-        </w:rPr>
-        <w:t>2.1</w:t>
-      </w:r>
-      <w:r>
-        <w:rPr>
-          <w:rFonts w:hint="eastAsia"/>
-        </w:rPr>
-        <w:t>．分析能力——能够基于软件工程相关背景知识进行合理分析，评价软件专业工程实践和复杂软件工程问题解决方案对社会、健康、安全、法律以及文化的影响，并理解应承担的责任。了解软件项目评估基本方法和原则。</w:t>
-      </w:r>
-    </w:p>
-    <w:p>
-      <w:r>
-        <w:rPr>
-          <w:rFonts w:hint="eastAsia"/>
-        </w:rPr>
-        <w:t>2.</w:t>
-      </w:r>
-      <w:r>
-        <w:t>2</w:t>
-      </w:r>
-      <w:r>
-        <w:rPr>
-          <w:rFonts w:hint="eastAsia"/>
-        </w:rPr>
-        <w:t>．设计能力——能设计针对较复杂软件项目的组织管理方案，对设计方案的可行性进行论证</w:t>
+        </w:rPr>
+        <w:t>素质目标（含</w:t>
+      </w:r>
+      <w:proofErr w:type="gramStart"/>
+      <w:r>
+        <w:rPr>
+          <w:rFonts w:hint="eastAsia"/>
+        </w:rPr>
+        <w:t>课程思政目标</w:t>
+      </w:r>
+      <w:proofErr w:type="gramEnd"/>
+      <w:r>
+        <w:rPr>
+          <w:rFonts w:hint="eastAsia"/>
+        </w:rPr>
+        <w:t>）：</w:t>
+      </w:r>
+    </w:p>
+    <w:p>
+      <w:r>
+        <w:rPr>
+          <w:rFonts w:hint="eastAsia"/>
+        </w:rPr>
+        <w:t>3.1</w:t>
+      </w:r>
+      <w:r>
+        <w:rPr>
+          <w:rFonts w:hint="eastAsia"/>
+        </w:rPr>
+        <w:t>．能够就复杂软件项目与业界同行及社会公众进行有效沟通和交流，包括撰写报告和设计文稿、陈述发言、清晰表达或回应指令。并具备一定的国际视野，能够在跨文化背景下进行沟通和交流。具有良好的道德修养，较高的社会责任感。</w:t>
+      </w:r>
+    </w:p>
+    <w:p>
+      <w:r>
+        <w:rPr>
+          <w:rFonts w:hint="eastAsia"/>
+        </w:rPr>
+        <w:t>3.2</w:t>
+      </w:r>
+      <w:r>
+        <w:rPr>
+          <w:rFonts w:hint="eastAsia"/>
+        </w:rPr>
+        <w:t>．通过</w:t>
+      </w:r>
+      <w:r>
+        <w:rPr>
+          <w:rFonts w:hint="eastAsia"/>
+          <w:lang w:eastAsia="zh-Hans"/>
+        </w:rPr>
+        <w:t>介绍软件项目</w:t>
+      </w:r>
+      <w:r>
+        <w:rPr>
+          <w:rFonts w:hint="eastAsia"/>
+        </w:rPr>
+        <w:t>发展史，</w:t>
+      </w:r>
+      <w:r>
+        <w:rPr>
+          <w:rFonts w:hint="eastAsia"/>
+          <w:lang w:eastAsia="zh-Hans"/>
+        </w:rPr>
+        <w:t>树立</w:t>
+      </w:r>
+      <w:r>
+        <w:rPr>
+          <w:rFonts w:hint="eastAsia"/>
+        </w:rPr>
+        <w:t>学生民族自豪感及爱国主义情怀，具有自主学习和终身学习的意识，有不断学习和适应发展的能力，能够通过自主学习快速适应计算机领域技术发展和革新的需要</w:t>
       </w:r>
       <w:r>
         <w:t>，</w:t>
@@ -829,126 +1009,13 @@
         <w:rPr>
           <w:rFonts w:hint="eastAsia"/>
         </w:rPr>
-        <w:t>并能够在方案各环节和阶段中综合</w:t>
-      </w:r>
-      <w:proofErr w:type="gramStart"/>
-      <w:r>
-        <w:rPr>
-          <w:rFonts w:hint="eastAsia"/>
-        </w:rPr>
-        <w:t>考量</w:t>
-      </w:r>
-      <w:proofErr w:type="gramEnd"/>
-      <w:r>
-        <w:rPr>
-          <w:rFonts w:hint="eastAsia"/>
-        </w:rPr>
-        <w:t>进度、质量、费用等各种因素，平衡项目各方利益。</w:t>
-      </w:r>
-    </w:p>
-    <w:p>
-      <w:r>
-        <w:rPr>
-          <w:rFonts w:hint="eastAsia"/>
-          <w:bCs/>
-        </w:rPr>
-        <w:t>3</w:t>
-      </w:r>
-      <w:r>
-        <w:rPr>
-          <w:rFonts w:hint="eastAsia"/>
-          <w:bCs/>
-        </w:rPr>
-        <w:t>．</w:t>
-      </w:r>
-      <w:r>
-        <w:rPr>
-          <w:rFonts w:hint="eastAsia"/>
-        </w:rPr>
-        <w:t>素质目标（含</w:t>
-      </w:r>
-      <w:proofErr w:type="gramStart"/>
-      <w:r>
-        <w:rPr>
-          <w:rFonts w:hint="eastAsia"/>
-        </w:rPr>
-        <w:t>课程思政目标</w:t>
-      </w:r>
-      <w:proofErr w:type="gramEnd"/>
-      <w:r>
-        <w:rPr>
-          <w:rFonts w:hint="eastAsia"/>
-        </w:rPr>
-        <w:t>）：</w:t>
-      </w:r>
-    </w:p>
-    <w:p>
-      <w:r>
-        <w:rPr>
-          <w:rFonts w:hint="eastAsia"/>
-        </w:rPr>
-        <w:t>3.1</w:t>
-      </w:r>
-      <w:r>
-        <w:rPr>
-          <w:rFonts w:hint="eastAsia"/>
-        </w:rPr>
-        <w:t>．能够就复杂软件项目与业界同行及社会公众进行有效沟通和交流，包括撰写报告和设计文稿、陈述发言、清晰表达或回应指令。并具备一定的国际视野，能够在跨文化背景下进行沟通和交流。具有良好的道德修养，较高的社会责任感。</w:t>
-      </w:r>
-    </w:p>
-    <w:p>
-      <w:r>
-        <w:rPr>
-          <w:rFonts w:hint="eastAsia"/>
-        </w:rPr>
-        <w:t>3.2</w:t>
-      </w:r>
-      <w:r>
-        <w:rPr>
-          <w:rFonts w:hint="eastAsia"/>
-        </w:rPr>
-        <w:t>．通过</w:t>
-      </w:r>
-      <w:r>
-        <w:rPr>
-          <w:rFonts w:hint="eastAsia"/>
-          <w:lang w:eastAsia="zh-Hans"/>
-        </w:rPr>
-        <w:t>介绍软件项目</w:t>
-      </w:r>
-      <w:r>
-        <w:rPr>
-          <w:rFonts w:hint="eastAsia"/>
-        </w:rPr>
-        <w:t>发展史，</w:t>
-      </w:r>
-      <w:r>
-        <w:rPr>
-          <w:rFonts w:hint="eastAsia"/>
-          <w:lang w:eastAsia="zh-Hans"/>
-        </w:rPr>
-        <w:t>树立</w:t>
-      </w:r>
-      <w:r>
-        <w:rPr>
-          <w:rFonts w:hint="eastAsia"/>
-        </w:rPr>
-        <w:t>学生民族自豪感及爱国主义情怀，具有自主学习和终身学习的意识，有不断学习和适应发展的能力，能够通过自主学习快速适应计算机领域技术发展和革新的需要</w:t>
-      </w:r>
-      <w:r>
-        <w:t>，</w:t>
-      </w:r>
-      <w:r>
-        <w:rPr>
-          <w:rFonts w:hint="eastAsia"/>
-        </w:rPr>
         <w:t>拥有正确的人生观和价值观。</w:t>
       </w:r>
     </w:p>
     <w:p>
       <w:pPr>
         <w:rPr>
-          <w:rFonts w:ascii="黑体" w:eastAsia="黑体" w:hAnsi="黑体" w:hint="eastAsia"/>
+          <w:rFonts w:ascii="黑体" w:eastAsia="黑体" w:hAnsi="黑体"/>
           <w:b/>
           <w:bCs/>
           <w:sz w:val="24"/>
@@ -1051,7 +1118,6 @@
     </w:p>
     <w:p>
       <w:pPr>
-        <w:keepNext/>
         <w:outlineLvl w:val="1"/>
         <w:rPr>
           <w:b/>
@@ -1068,7 +1134,7 @@
     </w:p>
     <w:tbl>
       <w:tblPr>
-        <w:tblW w:w="8290" w:type="dxa"/>
+        <w:tblW w:w="5000" w:type="pct"/>
         <w:jc w:val="center"/>
         <w:tblBorders>
           <w:top w:val="single" w:sz="4" w:space="0" w:color="auto"/>
@@ -1078,7 +1144,6 @@
           <w:insideH w:val="single" w:sz="4" w:space="0" w:color="auto"/>
           <w:insideV w:val="single" w:sz="4" w:space="0" w:color="auto"/>
         </w:tblBorders>
-        <w:tblLayout w:type="fixed"/>
         <w:tblCellMar>
           <w:top w:w="28" w:type="dxa"/>
           <w:bottom w:w="28" w:type="dxa"/>
@@ -1086,21 +1151,23 @@
         <w:tblLook w:val="04A0" w:firstRow="1" w:lastRow="0" w:firstColumn="1" w:lastColumn="0" w:noHBand="0" w:noVBand="1"/>
       </w:tblPr>
       <w:tblGrid>
-        <w:gridCol w:w="2048"/>
-        <w:gridCol w:w="4253"/>
-        <w:gridCol w:w="1989"/>
+        <w:gridCol w:w="1839"/>
+        <w:gridCol w:w="6177"/>
+        <w:gridCol w:w="1612"/>
       </w:tblGrid>
       <w:tr>
         <w:trPr>
-          <w:trHeight w:val="567"/>
           <w:jc w:val="center"/>
         </w:trPr>
         <w:tc>
           <w:tcPr>
-            <w:tcW w:w="2048" w:type="dxa"/>
+            <w:tcW w:w="955" w:type="pct"/>
             <w:vAlign w:val="center"/>
           </w:tcPr>
           <w:p>
+            <w:pPr>
+              <w:spacing w:beforeLines="0" w:before="0" w:afterLines="0" w:after="0"/>
+            </w:pPr>
             <w:r>
               <w:t>毕业要求</w:t>
             </w:r>
@@ -1108,10 +1175,13 @@
         </w:tc>
         <w:tc>
           <w:tcPr>
-            <w:tcW w:w="4253" w:type="dxa"/>
+            <w:tcW w:w="3208" w:type="pct"/>
             <w:vAlign w:val="center"/>
           </w:tcPr>
           <w:p>
+            <w:pPr>
+              <w:spacing w:beforeLines="0" w:before="0" w:afterLines="0" w:after="0"/>
+            </w:pPr>
             <w:r>
               <w:t>指标点</w:t>
             </w:r>
@@ -1119,10 +1189,13 @@
         </w:tc>
         <w:tc>
           <w:tcPr>
-            <w:tcW w:w="1989" w:type="dxa"/>
+            <w:tcW w:w="837" w:type="pct"/>
             <w:vAlign w:val="center"/>
           </w:tcPr>
           <w:p>
+            <w:pPr>
+              <w:spacing w:beforeLines="0" w:before="0" w:afterLines="0" w:after="0"/>
+            </w:pPr>
             <w:r>
               <w:t>课程目标</w:t>
             </w:r>
@@ -1131,17 +1204,18 @@
       </w:tr>
       <w:tr>
         <w:trPr>
-          <w:trHeight w:val="830"/>
           <w:jc w:val="center"/>
         </w:trPr>
         <w:tc>
           <w:tcPr>
-            <w:tcW w:w="2048" w:type="dxa"/>
+            <w:tcW w:w="955" w:type="pct"/>
             <w:vAlign w:val="center"/>
           </w:tcPr>
           <w:p>
-            <w:r>
-              <w:lastRenderedPageBreak/>
+            <w:pPr>
+              <w:spacing w:beforeLines="0" w:before="0" w:afterLines="0" w:after="0"/>
+            </w:pPr>
+            <w:r>
               <w:t>毕业要求</w:t>
             </w:r>
             <w:r>
@@ -1153,6 +1227,7 @@
           </w:p>
           <w:p>
             <w:pPr>
+              <w:spacing w:beforeLines="0" w:before="0" w:afterLines="0" w:after="0"/>
               <w:rPr>
                 <w:b/>
               </w:rPr>
@@ -1180,10 +1255,13 @@
         </w:tc>
         <w:tc>
           <w:tcPr>
-            <w:tcW w:w="4253" w:type="dxa"/>
+            <w:tcW w:w="3208" w:type="pct"/>
             <w:vAlign w:val="center"/>
           </w:tcPr>
           <w:p>
+            <w:pPr>
+              <w:spacing w:beforeLines="0" w:before="0" w:afterLines="0" w:after="0"/>
+            </w:pPr>
             <w:r>
               <w:rPr>
                 <w:rFonts w:hint="eastAsia"/>
@@ -1194,50 +1272,194 @@
         </w:tc>
         <w:tc>
           <w:tcPr>
-            <w:tcW w:w="1989" w:type="dxa"/>
+            <w:tcW w:w="837" w:type="pct"/>
             <w:vAlign w:val="center"/>
           </w:tcPr>
           <w:p>
-            <w:r>
-              <w:rPr>
-                <w:rFonts w:hint="eastAsia"/>
-              </w:rPr>
-              <w:t>课程</w:t>
-            </w:r>
-            <w:r>
-              <w:t>目标</w:t>
+            <w:pPr>
+              <w:spacing w:beforeLines="0" w:before="0" w:afterLines="0" w:after="0"/>
+            </w:pPr>
+            <w:r>
+              <w:t>1</w:t>
+            </w:r>
+            <w:r>
+              <w:rPr>
+                <w:rFonts w:hint="eastAsia"/>
+              </w:rPr>
+              <w:t>.1</w:t>
+            </w:r>
+            <w:r>
+              <w:rPr>
+                <w:rFonts w:hint="eastAsia"/>
+              </w:rPr>
+              <w:t>、</w:t>
+            </w:r>
+            <w:r>
+              <w:rPr>
+                <w:rFonts w:hint="eastAsia"/>
+              </w:rPr>
+              <w:t>1.2</w:t>
+            </w:r>
+            <w:r>
+              <w:rPr>
+                <w:rFonts w:hint="eastAsia"/>
+              </w:rPr>
+              <w:t>、</w:t>
+            </w:r>
+            <w:r>
+              <w:rPr>
+                <w:rFonts w:hint="eastAsia"/>
+              </w:rPr>
+              <w:t>1.3</w:t>
+            </w:r>
+            <w:r>
+              <w:rPr>
+                <w:rFonts w:hint="eastAsia"/>
+              </w:rPr>
+              <w:t>、</w:t>
+            </w:r>
+            <w:r>
+              <w:rPr>
+                <w:rFonts w:hAnsi="宋体" w:hint="eastAsia"/>
+              </w:rPr>
+              <w:t>2.</w:t>
+            </w:r>
+            <w:r>
+              <w:rPr>
+                <w:rFonts w:hAnsi="宋体"/>
+              </w:rPr>
+              <w:t>1</w:t>
+            </w:r>
+            <w:r>
+              <w:rPr>
+                <w:rFonts w:hAnsi="宋体"/>
+              </w:rPr>
+              <w:t>、</w:t>
+            </w:r>
+            <w:r>
+              <w:rPr>
+                <w:rFonts w:hint="eastAsia"/>
+              </w:rPr>
+              <w:t>.</w:t>
+            </w:r>
+            <w:r>
+              <w:t>2</w:t>
+            </w:r>
+          </w:p>
+        </w:tc>
+      </w:tr>
+      <w:tr>
+        <w:trPr>
+          <w:jc w:val="center"/>
+        </w:trPr>
+        <w:tc>
+          <w:tcPr>
+            <w:tcW w:w="955" w:type="pct"/>
+            <w:vAlign w:val="center"/>
+          </w:tcPr>
+          <w:p>
+            <w:pPr>
+              <w:spacing w:beforeLines="0" w:before="0" w:afterLines="0" w:after="0"/>
+            </w:pPr>
+            <w:r>
+              <w:t>毕业要求</w:t>
+            </w:r>
+            <w:r>
+              <w:t>7</w:t>
             </w:r>
           </w:p>
           <w:p>
             <w:pPr>
-              <w:rPr>
-                <w:rFonts w:hAnsi="宋体" w:hint="eastAsia"/>
-              </w:rPr>
+              <w:spacing w:beforeLines="0" w:before="0" w:afterLines="0" w:after="0"/>
             </w:pPr>
             <w:r>
+              <w:t>【</w:t>
+            </w:r>
+            <w:r>
+              <w:rPr>
+                <w:rFonts w:hint="eastAsia"/>
+                <w:lang w:eastAsia="zh-Hans"/>
+              </w:rPr>
+              <w:t>项目管理</w:t>
+            </w:r>
+            <w:r>
+              <w:t>】</w:t>
+            </w:r>
+          </w:p>
+        </w:tc>
+        <w:tc>
+          <w:tcPr>
+            <w:tcW w:w="3208" w:type="pct"/>
+            <w:vAlign w:val="center"/>
+          </w:tcPr>
+          <w:p>
+            <w:pPr>
+              <w:spacing w:beforeLines="0" w:before="0" w:afterLines="0" w:after="0"/>
+              <w:rPr>
+                <w:color w:val="FF0000"/>
+              </w:rPr>
+            </w:pPr>
+            <w:r>
+              <w:rPr>
+                <w:rFonts w:hint="eastAsia"/>
+              </w:rPr>
+              <w:t>能够针对计算机应用领域的复杂工程问题，开发、选择与使用恰当的技术、资源、现代工程工具和信息技术工具，包括对复杂工程问题的预测与模拟，并能够理解其局限性。</w:t>
+            </w:r>
+          </w:p>
+        </w:tc>
+        <w:tc>
+          <w:tcPr>
+            <w:tcW w:w="837" w:type="pct"/>
+            <w:vAlign w:val="center"/>
+          </w:tcPr>
+          <w:p>
+            <w:pPr>
+              <w:spacing w:beforeLines="0" w:before="0" w:afterLines="0" w:after="0"/>
+              <w:rPr>
+                <w:lang w:eastAsia="zh-Hans"/>
+              </w:rPr>
+            </w:pPr>
+            <w:r>
               <w:t>1</w:t>
             </w:r>
             <w:r>
               <w:rPr>
                 <w:rFonts w:hint="eastAsia"/>
-              </w:rPr>
-              <w:t>.1</w:t>
-            </w:r>
-            <w:r>
-              <w:rPr>
-                <w:rFonts w:hint="eastAsia"/>
+                <w:lang w:eastAsia="zh-Hans"/>
+              </w:rPr>
+              <w:t>.</w:t>
+            </w:r>
+            <w:r>
+              <w:rPr>
+                <w:lang w:eastAsia="zh-Hans"/>
+              </w:rPr>
+              <w:t>1</w:t>
+            </w:r>
+            <w:r>
+              <w:rPr>
+                <w:lang w:eastAsia="zh-Hans"/>
               </w:rPr>
               <w:t>、</w:t>
             </w:r>
             <w:r>
-              <w:rPr>
-                <w:rFonts w:hint="eastAsia"/>
-              </w:rPr>
-              <w:t>1.2</w:t>
-            </w:r>
-            <w:r>
-              <w:rPr>
-                <w:rFonts w:hint="eastAsia"/>
+              <w:t>1</w:t>
+            </w:r>
+            <w:r>
+              <w:rPr>
+                <w:rFonts w:hint="eastAsia"/>
+                <w:lang w:eastAsia="zh-Hans"/>
+              </w:rPr>
+              <w:t>.</w:t>
+            </w:r>
+            <w:r>
+              <w:rPr>
+                <w:lang w:eastAsia="zh-Hans"/>
+              </w:rPr>
+              <w:t>2</w:t>
+            </w:r>
+            <w:r>
+              <w:rPr>
+                <w:lang w:eastAsia="zh-Hans"/>
               </w:rPr>
               <w:t>、</w:t>
             </w:r>
@@ -1245,7 +1467,10 @@
               <w:rPr>
                 <w:rFonts w:hint="eastAsia"/>
               </w:rPr>
-              <w:t>1.3</w:t>
+              <w:t>1.</w:t>
+            </w:r>
+            <w:r>
+              <w:t>3</w:t>
             </w:r>
             <w:r>
               <w:rPr>
@@ -1255,18 +1480,19 @@
             </w:r>
             <w:r>
               <w:rPr>
-                <w:rFonts w:hAnsi="宋体" w:hint="eastAsia"/>
+                <w:rFonts w:hint="eastAsia"/>
               </w:rPr>
               <w:t>2.</w:t>
             </w:r>
             <w:r>
-              <w:rPr>
-                <w:rFonts w:hAnsi="宋体"/>
-              </w:rPr>
               <w:t>1</w:t>
             </w:r>
-          </w:p>
-          <w:p>
+            <w:r>
+              <w:rPr>
+                <w:rFonts w:hint="eastAsia"/>
+              </w:rPr>
+              <w:t>、</w:t>
+            </w:r>
             <w:r>
               <w:t>2</w:t>
             </w:r>
@@ -1278,91 +1504,147 @@
             </w:r>
             <w:r>
               <w:t>2</w:t>
+            </w:r>
+            <w:r>
+              <w:rPr>
+                <w:rFonts w:hint="eastAsia"/>
+              </w:rPr>
+              <w:t>、</w:t>
+            </w:r>
+            <w:r>
+              <w:t>3</w:t>
+            </w:r>
+            <w:r>
+              <w:rPr>
+                <w:rFonts w:hint="eastAsia"/>
+                <w:lang w:eastAsia="zh-Hans"/>
+              </w:rPr>
+              <w:t>.</w:t>
+            </w:r>
+            <w:r>
+              <w:rPr>
+                <w:lang w:eastAsia="zh-Hans"/>
+              </w:rPr>
+              <w:t>1</w:t>
+            </w:r>
+            <w:r>
+              <w:rPr>
+                <w:lang w:eastAsia="zh-Hans"/>
+              </w:rPr>
+              <w:t>、</w:t>
+            </w:r>
+            <w:r>
+              <w:rPr>
+                <w:lang w:eastAsia="zh-Hans"/>
+              </w:rPr>
+              <w:t xml:space="preserve"> 3</w:t>
+            </w:r>
+            <w:r>
+              <w:rPr>
+                <w:rFonts w:hint="eastAsia"/>
+                <w:lang w:eastAsia="zh-Hans"/>
+              </w:rPr>
+              <w:t>.</w:t>
+            </w:r>
+            <w:r>
+              <w:rPr>
+                <w:lang w:eastAsia="zh-Hans"/>
+              </w:rPr>
+              <w:t>3</w:t>
             </w:r>
           </w:p>
         </w:tc>
       </w:tr>
       <w:tr>
         <w:trPr>
-          <w:trHeight w:val="830"/>
           <w:jc w:val="center"/>
         </w:trPr>
         <w:tc>
           <w:tcPr>
-            <w:tcW w:w="2048" w:type="dxa"/>
-            <w:vAlign w:val="center"/>
-          </w:tcPr>
-          <w:p>
-            <w:r>
-              <w:t>毕业要求</w:t>
-            </w:r>
-            <w:r>
-              <w:t>7</w:t>
-            </w:r>
-          </w:p>
-          <w:p>
-            <w:r>
-              <w:t>【</w:t>
-            </w:r>
-            <w:r>
-              <w:rPr>
-                <w:rFonts w:hint="eastAsia"/>
-                <w:lang w:eastAsia="zh-Hans"/>
-              </w:rPr>
-              <w:t>项目管理</w:t>
-            </w:r>
-            <w:r>
-              <w:t>】</w:t>
-            </w:r>
-          </w:p>
-        </w:tc>
-        <w:tc>
-          <w:tcPr>
-            <w:tcW w:w="4253" w:type="dxa"/>
+            <w:tcW w:w="955" w:type="pct"/>
             <w:vAlign w:val="center"/>
           </w:tcPr>
           <w:p>
             <w:pPr>
-              <w:rPr>
-                <w:color w:val="FF0000"/>
-              </w:rPr>
+              <w:spacing w:beforeLines="0" w:before="0" w:afterLines="0" w:after="0"/>
             </w:pPr>
             <w:r>
-              <w:rPr>
-                <w:rFonts w:hint="eastAsia"/>
-              </w:rPr>
-              <w:t>能够针对计算机应用领域的复杂工程问题，开发、选择与使用恰当的技术、资源、现代工程工具和信息技术工具，包括对复杂工程问题的预测与模拟，并能够理解其局限性。</w:t>
-            </w:r>
-          </w:p>
-        </w:tc>
-        <w:tc>
-          <w:tcPr>
-            <w:tcW w:w="1989" w:type="dxa"/>
-            <w:vAlign w:val="center"/>
-          </w:tcPr>
-          <w:p>
-            <w:r>
-              <w:rPr>
-                <w:rFonts w:hint="eastAsia"/>
-              </w:rPr>
-              <w:t>课程</w:t>
-            </w:r>
-            <w:r>
-              <w:t>目标</w:t>
+              <w:t>毕业要求</w:t>
+            </w:r>
+            <w:r>
+              <w:t>8</w:t>
             </w:r>
           </w:p>
           <w:p>
             <w:pPr>
-              <w:rPr>
-                <w:lang w:eastAsia="zh-Hans"/>
-              </w:rPr>
+              <w:spacing w:beforeLines="0" w:before="0" w:afterLines="0" w:after="0"/>
             </w:pPr>
             <w:r>
+              <w:t>【</w:t>
+            </w:r>
+            <w:r>
+              <w:rPr>
+                <w:rFonts w:hint="eastAsia"/>
+                <w:lang w:eastAsia="zh-Hans"/>
+              </w:rPr>
+              <w:t>社会责任</w:t>
+            </w:r>
+            <w:r>
+              <w:t>】</w:t>
+            </w:r>
+          </w:p>
+        </w:tc>
+        <w:tc>
+          <w:tcPr>
+            <w:tcW w:w="3208" w:type="pct"/>
+            <w:vAlign w:val="center"/>
+          </w:tcPr>
+          <w:p>
+            <w:pPr>
+              <w:spacing w:beforeLines="0" w:before="0" w:afterLines="0" w:after="0"/>
+            </w:pPr>
+            <w:r>
+              <w:t>能够基于工程相关背景知识进行合理分析，评价计算机专业工程实践和复杂工程问题解决方案对社会、健康、安全、法律以及文化的影响，并理解应承担的责任。</w:t>
+            </w:r>
+          </w:p>
+        </w:tc>
+        <w:tc>
+          <w:tcPr>
+            <w:tcW w:w="837" w:type="pct"/>
+            <w:vAlign w:val="center"/>
+          </w:tcPr>
+          <w:p>
+            <w:pPr>
+              <w:spacing w:beforeLines="0" w:before="0" w:afterLines="0" w:after="0"/>
+            </w:pPr>
+            <w:r>
+              <w:t>2</w:t>
+            </w:r>
+            <w:r>
+              <w:rPr>
+                <w:rFonts w:hint="eastAsia"/>
+                <w:lang w:eastAsia="zh-Hans"/>
+              </w:rPr>
+              <w:t>.</w:t>
+            </w:r>
+            <w:r>
+              <w:rPr>
+                <w:lang w:eastAsia="zh-Hans"/>
+              </w:rPr>
               <w:t>1</w:t>
             </w:r>
             <w:r>
               <w:rPr>
                 <w:rFonts w:hint="eastAsia"/>
+              </w:rPr>
+              <w:t>、</w:t>
+            </w:r>
+            <w:r>
+              <w:t>2</w:t>
+            </w:r>
+            <w:r>
+              <w:rPr>
+                <w:rFonts w:hint="eastAsia"/>
                 <w:lang w:eastAsia="zh-Hans"/>
               </w:rPr>
               <w:t>.</w:t>
@@ -1371,16 +1653,38 @@
               <w:rPr>
                 <w:lang w:eastAsia="zh-Hans"/>
               </w:rPr>
+              <w:t>2</w:t>
+            </w:r>
+            <w:r>
+              <w:rPr>
+                <w:rFonts w:hint="eastAsia"/>
+              </w:rPr>
+              <w:t>、</w:t>
+            </w:r>
+            <w:r>
+              <w:t>3</w:t>
+            </w:r>
+            <w:r>
+              <w:rPr>
+                <w:rFonts w:hint="eastAsia"/>
+                <w:lang w:eastAsia="zh-Hans"/>
+              </w:rPr>
+              <w:t>.</w:t>
+            </w:r>
+            <w:r>
+              <w:rPr>
+                <w:lang w:eastAsia="zh-Hans"/>
+              </w:rPr>
               <w:t>1</w:t>
             </w:r>
             <w:r>
               <w:rPr>
-                <w:lang w:eastAsia="zh-Hans"/>
+                <w:rFonts w:hint="eastAsia"/>
               </w:rPr>
               <w:t>、</w:t>
             </w:r>
             <w:r>
-              <w:t>1</w:t>
+              <w:t>3</w:t>
             </w:r>
             <w:r>
               <w:rPr>
@@ -1397,7 +1701,7 @@
             </w:r>
             <w:r>
               <w:rPr>
-                <w:lang w:eastAsia="zh-Hans"/>
+                <w:rFonts w:hint="eastAsia"/>
               </w:rPr>
               <w:t>、</w:t>
             </w:r>
@@ -1405,114 +1709,37 @@
               <w:rPr>
                 <w:rFonts w:hint="eastAsia"/>
               </w:rPr>
-              <w:t>1.</w:t>
-            </w:r>
-            <w:r>
-              <w:t>3</w:t>
-            </w:r>
-            <w:r>
-              <w:rPr>
-                <w:rFonts w:hint="eastAsia"/>
-              </w:rPr>
-              <w:t>、</w:t>
-            </w:r>
-            <w:r>
-              <w:rPr>
-                <w:rFonts w:hint="eastAsia"/>
-              </w:rPr>
-              <w:t>2.</w:t>
-            </w:r>
-            <w:r>
-              <w:t>1</w:t>
-            </w:r>
-            <w:r>
-              <w:rPr>
-                <w:rFonts w:hint="eastAsia"/>
-              </w:rPr>
-              <w:t>、</w:t>
-            </w:r>
-            <w:r>
-              <w:t>2</w:t>
-            </w:r>
-            <w:r>
-              <w:rPr>
-                <w:rFonts w:hint="eastAsia"/>
-              </w:rPr>
-              <w:t>.</w:t>
-            </w:r>
-            <w:r>
-              <w:t>2</w:t>
-            </w:r>
-            <w:r>
-              <w:rPr>
-                <w:rFonts w:hint="eastAsia"/>
-              </w:rPr>
-              <w:t>、</w:t>
-            </w:r>
-            <w:r>
-              <w:t>3</w:t>
-            </w:r>
-            <w:r>
-              <w:rPr>
-                <w:rFonts w:hint="eastAsia"/>
-                <w:lang w:eastAsia="zh-Hans"/>
-              </w:rPr>
-              <w:t>.</w:t>
-            </w:r>
-            <w:r>
-              <w:rPr>
-                <w:lang w:eastAsia="zh-Hans"/>
-              </w:rPr>
-              <w:t>1</w:t>
-            </w:r>
-            <w:r>
-              <w:rPr>
-                <w:lang w:eastAsia="zh-Hans"/>
-              </w:rPr>
-              <w:t>、</w:t>
-            </w:r>
-            <w:r>
-              <w:rPr>
-                <w:lang w:eastAsia="zh-Hans"/>
-              </w:rPr>
-              <w:t xml:space="preserve"> 3</w:t>
-            </w:r>
-            <w:r>
-              <w:rPr>
-                <w:rFonts w:hint="eastAsia"/>
-                <w:lang w:eastAsia="zh-Hans"/>
-              </w:rPr>
-              <w:t>.</w:t>
-            </w:r>
-            <w:r>
-              <w:rPr>
-                <w:lang w:eastAsia="zh-Hans"/>
-              </w:rPr>
-              <w:t>3</w:t>
+              <w:t>3.3</w:t>
             </w:r>
           </w:p>
         </w:tc>
       </w:tr>
       <w:tr>
         <w:trPr>
-          <w:trHeight w:val="830"/>
           <w:jc w:val="center"/>
         </w:trPr>
         <w:tc>
           <w:tcPr>
-            <w:tcW w:w="2048" w:type="dxa"/>
+            <w:tcW w:w="955" w:type="pct"/>
             <w:vAlign w:val="center"/>
           </w:tcPr>
           <w:p>
+            <w:pPr>
+              <w:spacing w:beforeLines="0" w:before="0" w:afterLines="0" w:after="0"/>
+            </w:pPr>
             <w:r>
               <w:t>毕业要求</w:t>
             </w:r>
             <w:r>
-              <w:t>8</w:t>
+              <w:t>9</w:t>
             </w:r>
           </w:p>
           <w:p>
-            <w:r>
+            <w:pPr>
+              <w:spacing w:beforeLines="0" w:before="0" w:afterLines="0" w:after="0"/>
+            </w:pPr>
+            <w:r>
+              <w:lastRenderedPageBreak/>
               <w:t>【</w:t>
             </w:r>
             <w:r>
@@ -1520,7 +1747,7 @@
                 <w:rFonts w:hint="eastAsia"/>
                 <w:lang w:eastAsia="zh-Hans"/>
               </w:rPr>
-              <w:t>社会责任</w:t>
+              <w:t>团队协作</w:t>
             </w:r>
             <w:r>
               <w:t>】</w:t>
@@ -1529,30 +1756,34 @@
         </w:tc>
         <w:tc>
           <w:tcPr>
-            <w:tcW w:w="4253" w:type="dxa"/>
+            <w:tcW w:w="3208" w:type="pct"/>
             <w:vAlign w:val="center"/>
           </w:tcPr>
           <w:p>
-            <w:r>
-              <w:t>能够基于工程相关背景知识进行合理分析，评价计算机专业工程实践和复杂工程问题解决方案对社会、健康、安全、法律以及文化的影响，并理解应承担的责任。</w:t>
+            <w:pPr>
+              <w:spacing w:beforeLines="0" w:before="0" w:afterLines="0" w:after="0"/>
+            </w:pPr>
+            <w:r>
+              <w:lastRenderedPageBreak/>
+              <w:t>能够在多学科背景下的团队中承担个体、团队成员以及负责人的</w:t>
+            </w:r>
+            <w:r>
+              <w:lastRenderedPageBreak/>
+              <w:t>角色。</w:t>
             </w:r>
           </w:p>
         </w:tc>
         <w:tc>
           <w:tcPr>
-            <w:tcW w:w="1989" w:type="dxa"/>
+            <w:tcW w:w="837" w:type="pct"/>
             <w:vAlign w:val="center"/>
           </w:tcPr>
           <w:p>
-            <w:r>
-              <w:rPr>
-                <w:rFonts w:hint="eastAsia"/>
-              </w:rPr>
-              <w:t>课程目标</w:t>
-            </w:r>
-          </w:p>
-          <w:p>
-            <w:r>
+            <w:pPr>
+              <w:spacing w:beforeLines="0" w:before="0" w:afterLines="0" w:after="0"/>
+            </w:pPr>
+            <w:r>
+              <w:lastRenderedPageBreak/>
               <w:t>2</w:t>
             </w:r>
             <w:r>
@@ -1570,11 +1801,14 @@
             </w:r>
             <w:r>
               <w:rPr>
-                <w:rFonts w:hint="eastAsia"/>
+                <w:lang w:eastAsia="zh-Hans"/>
               </w:rPr>
               <w:t>、</w:t>
             </w:r>
             <w:r>
+              <w:rPr>
+                <w:lang w:eastAsia="zh-Hans"/>
+              </w:rPr>
               <w:t>2</w:t>
             </w:r>
             <w:r>
@@ -1592,83 +1826,63 @@
             </w:r>
             <w:r>
               <w:rPr>
-                <w:rFonts w:hint="eastAsia"/>
+                <w:lang w:eastAsia="zh-Hans"/>
               </w:rPr>
               <w:t>、</w:t>
             </w:r>
             <w:r>
-              <w:t>3</w:t>
-            </w:r>
-            <w:r>
-              <w:rPr>
-                <w:rFonts w:hint="eastAsia"/>
-                <w:lang w:eastAsia="zh-Hans"/>
-              </w:rPr>
-              <w:t>.</w:t>
-            </w:r>
-            <w:r>
-              <w:rPr>
-                <w:lang w:eastAsia="zh-Hans"/>
-              </w:rPr>
+              <w:rPr>
+                <w:rFonts w:hint="eastAsia"/>
+              </w:rPr>
+              <w:t>3.</w:t>
+            </w:r>
+            <w:r>
               <w:t>1</w:t>
-            </w:r>
-            <w:r>
-              <w:rPr>
-                <w:rFonts w:hint="eastAsia"/>
-              </w:rPr>
-              <w:t>、</w:t>
-            </w:r>
-            <w:r>
-              <w:t>3</w:t>
-            </w:r>
-            <w:r>
-              <w:rPr>
-                <w:rFonts w:hint="eastAsia"/>
-                <w:lang w:eastAsia="zh-Hans"/>
-              </w:rPr>
-              <w:t>.</w:t>
-            </w:r>
-            <w:r>
-              <w:rPr>
-                <w:lang w:eastAsia="zh-Hans"/>
-              </w:rPr>
-              <w:t>2</w:t>
-            </w:r>
-            <w:r>
-              <w:rPr>
-                <w:rFonts w:hint="eastAsia"/>
-              </w:rPr>
-              <w:t>、</w:t>
-            </w:r>
-            <w:r>
-              <w:rPr>
-                <w:rFonts w:hint="eastAsia"/>
-              </w:rPr>
-              <w:t>3.3</w:t>
             </w:r>
           </w:p>
         </w:tc>
       </w:tr>
       <w:tr>
         <w:trPr>
-          <w:trHeight w:val="830"/>
           <w:jc w:val="center"/>
         </w:trPr>
         <w:tc>
           <w:tcPr>
-            <w:tcW w:w="2048" w:type="dxa"/>
+            <w:tcW w:w="955" w:type="pct"/>
             <w:vAlign w:val="center"/>
           </w:tcPr>
           <w:p>
-            <w:r>
+            <w:pPr>
+              <w:spacing w:beforeLines="0" w:before="0" w:afterLines="0" w:after="0"/>
+              <w:rPr>
+                <w:lang w:eastAsia="zh-Hans"/>
+              </w:rPr>
+            </w:pPr>
+            <w:r>
+              <w:rPr>
+                <w:rFonts w:hint="eastAsia"/>
+                <w:lang w:eastAsia="zh-Hans"/>
+              </w:rPr>
               <w:t>毕业要求</w:t>
             </w:r>
             <w:r>
-              <w:t>9</w:t>
+              <w:rPr>
+                <w:lang w:eastAsia="zh-Hans"/>
+              </w:rPr>
+              <w:t>10</w:t>
             </w:r>
           </w:p>
           <w:p>
-            <w:r>
+            <w:pPr>
+              <w:spacing w:beforeLines="0" w:before="0" w:afterLines="0" w:after="0"/>
+              <w:rPr>
+                <w:lang w:eastAsia="zh-Hans"/>
+              </w:rPr>
+            </w:pPr>
+            <w:r>
+              <w:rPr>
+                <w:lang w:eastAsia="zh-Hans"/>
+              </w:rPr>
               <w:t>【</w:t>
             </w:r>
             <w:r>
@@ -1676,49 +1890,118 @@
                 <w:rFonts w:hint="eastAsia"/>
                 <w:lang w:eastAsia="zh-Hans"/>
               </w:rPr>
-              <w:t>团队协作</w:t>
-            </w:r>
-            <w:r>
+              <w:t>职业规范</w:t>
+            </w:r>
+            <w:r>
+              <w:rPr>
+                <w:lang w:eastAsia="zh-Hans"/>
+              </w:rPr>
               <w:t>】</w:t>
             </w:r>
           </w:p>
         </w:tc>
         <w:tc>
           <w:tcPr>
-            <w:tcW w:w="4253" w:type="dxa"/>
+            <w:tcW w:w="3208" w:type="pct"/>
             <w:vAlign w:val="center"/>
           </w:tcPr>
           <w:p>
-            <w:r>
-              <w:t>能够在多学科背景下的团队中承担个体、团队成员以及负责人的角色。</w:t>
+            <w:pPr>
+              <w:spacing w:beforeLines="0" w:before="0" w:afterLines="0" w:after="0"/>
+            </w:pPr>
+            <w:r>
+              <w:t>具有人文社会科学素养、社会责任感和公民公德，能够在计算机工程实践中理解并遵守工程职业道德和规范，履行责任。</w:t>
             </w:r>
           </w:p>
         </w:tc>
         <w:tc>
           <w:tcPr>
-            <w:tcW w:w="1989" w:type="dxa"/>
+            <w:tcW w:w="837" w:type="pct"/>
             <w:vAlign w:val="center"/>
           </w:tcPr>
           <w:p>
-            <w:r>
-              <w:rPr>
-                <w:rFonts w:hint="eastAsia"/>
-              </w:rPr>
-              <w:t>课程目标</w:t>
+            <w:pPr>
+              <w:spacing w:beforeLines="0" w:before="0" w:afterLines="0" w:after="0"/>
+              <w:rPr>
+                <w:rFonts w:hAnsi="宋体"/>
+              </w:rPr>
+            </w:pPr>
+            <w:r>
+              <w:rPr>
+                <w:rFonts w:hint="eastAsia"/>
+              </w:rPr>
+              <w:t>1.2</w:t>
+            </w:r>
+            <w:r>
+              <w:rPr>
+                <w:rFonts w:hint="eastAsia"/>
+              </w:rPr>
+              <w:t>、</w:t>
+            </w:r>
+            <w:r>
+              <w:rPr>
+                <w:rFonts w:hint="eastAsia"/>
+              </w:rPr>
+              <w:t>1.3</w:t>
+            </w:r>
+            <w:r>
+              <w:rPr>
+                <w:rFonts w:hint="eastAsia"/>
+              </w:rPr>
+              <w:t>、</w:t>
+            </w:r>
+            <w:r>
+              <w:rPr>
+                <w:rFonts w:hAnsi="宋体" w:hint="eastAsia"/>
+              </w:rPr>
+              <w:t>2.</w:t>
+            </w:r>
+            <w:r>
+              <w:rPr>
+                <w:rFonts w:hAnsi="宋体"/>
+              </w:rPr>
+              <w:t>1</w:t>
+            </w:r>
+            <w:r>
+              <w:rPr>
+                <w:rFonts w:hAnsi="宋体"/>
+              </w:rPr>
+              <w:t>、</w:t>
             </w:r>
           </w:p>
           <w:p>
+            <w:pPr>
+              <w:spacing w:beforeLines="0" w:before="0" w:afterLines="0" w:after="0"/>
+              <w:rPr>
+                <w:lang w:eastAsia="zh-Hans"/>
+              </w:rPr>
+            </w:pPr>
             <w:r>
               <w:t>2</w:t>
             </w:r>
             <w:r>
               <w:rPr>
                 <w:rFonts w:hint="eastAsia"/>
-                <w:lang w:eastAsia="zh-Hans"/>
               </w:rPr>
               <w:t>.</w:t>
             </w:r>
             <w:r>
+              <w:t>2</w:t>
+            </w:r>
+            <w:r>
+              <w:t>、</w:t>
+            </w:r>
+            <w:r>
+              <w:t>3</w:t>
+            </w:r>
+            <w:r>
+              <w:rPr>
+                <w:rFonts w:hint="eastAsia"/>
+                <w:lang w:eastAsia="zh-Hans"/>
+              </w:rPr>
+              <w:t>.</w:t>
+            </w:r>
+            <w:r>
               <w:rPr>
                 <w:lang w:eastAsia="zh-Hans"/>
               </w:rPr>
@@ -1731,10 +2014,7 @@
               <w:t>、</w:t>
             </w:r>
             <w:r>
-              <w:rPr>
-                <w:lang w:eastAsia="zh-Hans"/>
-              </w:rPr>
-              <w:t>2</w:t>
+              <w:t>3</w:t>
             </w:r>
             <w:r>
               <w:rPr>
@@ -1747,38 +2027,23 @@
               <w:rPr>
                 <w:lang w:eastAsia="zh-Hans"/>
               </w:rPr>
-              <w:t>2</w:t>
-            </w:r>
-            <w:r>
-              <w:rPr>
-                <w:lang w:eastAsia="zh-Hans"/>
-              </w:rPr>
-              <w:t>、</w:t>
-            </w:r>
-            <w:r>
-              <w:rPr>
-                <w:rFonts w:hint="eastAsia"/>
-              </w:rPr>
-              <w:t>3.</w:t>
-            </w:r>
-            <w:r>
-              <w:t>1</w:t>
+              <w:t>3</w:t>
             </w:r>
           </w:p>
         </w:tc>
       </w:tr>
       <w:tr>
         <w:trPr>
-          <w:trHeight w:val="830"/>
           <w:jc w:val="center"/>
         </w:trPr>
         <w:tc>
           <w:tcPr>
-            <w:tcW w:w="2048" w:type="dxa"/>
+            <w:tcW w:w="955" w:type="pct"/>
             <w:vAlign w:val="center"/>
           </w:tcPr>
           <w:p>
             <w:pPr>
+              <w:spacing w:beforeLines="0" w:before="0" w:afterLines="0" w:after="0"/>
               <w:rPr>
                 <w:lang w:eastAsia="zh-Hans"/>
               </w:rPr>
@@ -1794,11 +2059,12 @@
               <w:rPr>
                 <w:lang w:eastAsia="zh-Hans"/>
               </w:rPr>
-              <w:t>10</w:t>
+              <w:t>11</w:t>
             </w:r>
           </w:p>
           <w:p>
             <w:pPr>
+              <w:spacing w:beforeLines="0" w:before="0" w:afterLines="0" w:after="0"/>
               <w:rPr>
                 <w:lang w:eastAsia="zh-Hans"/>
               </w:rPr>
@@ -1814,7 +2080,7 @@
                 <w:rFonts w:hint="eastAsia"/>
                 <w:lang w:eastAsia="zh-Hans"/>
               </w:rPr>
-              <w:t>职业规范</w:t>
+              <w:t>沟通</w:t>
             </w:r>
             <w:r>
               <w:rPr>
@@ -1826,345 +2092,148 @@
         </w:tc>
         <w:tc>
           <w:tcPr>
-            <w:tcW w:w="4253" w:type="dxa"/>
+            <w:tcW w:w="3208" w:type="pct"/>
             <w:vAlign w:val="center"/>
           </w:tcPr>
           <w:p>
-            <w:r>
-              <w:t>具有人文社会科学素养、社会责任感和公民公德，能够在计算机工程实践中理解并遵守工程职业道德和规范，履行责任。</w:t>
+            <w:pPr>
+              <w:spacing w:beforeLines="0" w:before="0" w:afterLines="0" w:after="0"/>
+            </w:pPr>
+            <w:r>
+              <w:t>能够就计算机应用领域复杂工程问题与业界同行及社会公众进行有效沟通和交流，包括撰写报告和设计文稿、陈述发言、清晰表达或回应指令。并具备一定的国际视野，能够在跨文化背景下进行沟通和交流。</w:t>
             </w:r>
           </w:p>
         </w:tc>
         <w:tc>
           <w:tcPr>
-            <w:tcW w:w="1989" w:type="dxa"/>
+            <w:tcW w:w="837" w:type="pct"/>
             <w:vAlign w:val="center"/>
           </w:tcPr>
           <w:p>
-            <w:r>
-              <w:rPr>
-                <w:rFonts w:hint="eastAsia"/>
-              </w:rPr>
-              <w:t>课程目标</w:t>
+            <w:pPr>
+              <w:spacing w:beforeLines="0" w:before="0" w:afterLines="0" w:after="0"/>
+            </w:pPr>
+            <w:r>
+              <w:t>2</w:t>
+            </w:r>
+            <w:r>
+              <w:rPr>
+                <w:rFonts w:hint="eastAsia"/>
+                <w:lang w:eastAsia="zh-Hans"/>
+              </w:rPr>
+              <w:t>.</w:t>
+            </w:r>
+            <w:r>
+              <w:rPr>
+                <w:lang w:eastAsia="zh-Hans"/>
+              </w:rPr>
+              <w:t>2</w:t>
+            </w:r>
+            <w:r>
+              <w:rPr>
+                <w:lang w:eastAsia="zh-Hans"/>
+              </w:rPr>
+              <w:t>、</w:t>
+            </w:r>
+            <w:r>
+              <w:t>3</w:t>
+            </w:r>
+            <w:r>
+              <w:rPr>
+                <w:rFonts w:hint="eastAsia"/>
+                <w:lang w:eastAsia="zh-Hans"/>
+              </w:rPr>
+              <w:t>.</w:t>
+            </w:r>
+            <w:r>
+              <w:rPr>
+                <w:lang w:eastAsia="zh-Hans"/>
+              </w:rPr>
+              <w:t>1</w:t>
+            </w:r>
+          </w:p>
+        </w:tc>
+      </w:tr>
+      <w:tr>
+        <w:trPr>
+          <w:jc w:val="center"/>
+        </w:trPr>
+        <w:tc>
+          <w:tcPr>
+            <w:tcW w:w="955" w:type="pct"/>
+            <w:vAlign w:val="center"/>
+          </w:tcPr>
+          <w:p>
+            <w:pPr>
+              <w:spacing w:beforeLines="0" w:before="0" w:afterLines="0" w:after="0"/>
+              <w:rPr>
+                <w:lang w:eastAsia="zh-Hans"/>
+              </w:rPr>
+            </w:pPr>
+            <w:r>
+              <w:rPr>
+                <w:rFonts w:hint="eastAsia"/>
+                <w:lang w:eastAsia="zh-Hans"/>
+              </w:rPr>
+              <w:t>毕业要求</w:t>
+            </w:r>
+            <w:r>
+              <w:rPr>
+                <w:lang w:eastAsia="zh-Hans"/>
+              </w:rPr>
+              <w:t>12</w:t>
             </w:r>
           </w:p>
           <w:p>
             <w:pPr>
-              <w:rPr>
-                <w:rFonts w:hAnsi="宋体" w:hint="eastAsia"/>
+              <w:spacing w:beforeLines="0" w:before="0" w:afterLines="0" w:after="0"/>
+              <w:rPr>
+                <w:lang w:eastAsia="zh-Hans"/>
               </w:rPr>
             </w:pPr>
             <w:r>
               <w:rPr>
-                <w:rFonts w:hint="eastAsia"/>
-              </w:rPr>
-              <w:t>1.2</w:t>
-            </w:r>
-            <w:r>
-              <w:rPr>
-                <w:rFonts w:hint="eastAsia"/>
-              </w:rPr>
-              <w:t>、</w:t>
-            </w:r>
-            <w:r>
-              <w:rPr>
-                <w:rFonts w:hint="eastAsia"/>
-              </w:rPr>
-              <w:t>1.3</w:t>
-            </w:r>
-            <w:r>
-              <w:rPr>
-                <w:rFonts w:hint="eastAsia"/>
-              </w:rPr>
-              <w:t>、</w:t>
-            </w:r>
-            <w:r>
-              <w:rPr>
-                <w:rFonts w:hAnsi="宋体" w:hint="eastAsia"/>
-              </w:rPr>
-              <w:t>2.</w:t>
-            </w:r>
-            <w:r>
-              <w:rPr>
-                <w:rFonts w:hAnsi="宋体"/>
-              </w:rPr>
-              <w:t>1</w:t>
-            </w:r>
-            <w:r>
-              <w:rPr>
-                <w:rFonts w:hAnsi="宋体"/>
-              </w:rPr>
-              <w:t>、</w:t>
+                <w:lang w:eastAsia="zh-Hans"/>
+              </w:rPr>
+              <w:t>【</w:t>
+            </w:r>
+            <w:r>
+              <w:rPr>
+                <w:rFonts w:hint="eastAsia"/>
+                <w:lang w:eastAsia="zh-Hans"/>
+              </w:rPr>
+              <w:t>终身学习</w:t>
+            </w:r>
+            <w:r>
+              <w:rPr>
+                <w:lang w:eastAsia="zh-Hans"/>
+              </w:rPr>
+              <w:t>】</w:t>
             </w:r>
           </w:p>
+        </w:tc>
+        <w:tc>
+          <w:tcPr>
+            <w:tcW w:w="3208" w:type="pct"/>
+            <w:vAlign w:val="center"/>
+          </w:tcPr>
           <w:p>
             <w:pPr>
-              <w:rPr>
-                <w:lang w:eastAsia="zh-Hans"/>
-              </w:rPr>
+              <w:spacing w:beforeLines="0" w:before="0" w:afterLines="0" w:after="0"/>
             </w:pPr>
             <w:r>
-              <w:t>2</w:t>
-            </w:r>
-            <w:r>
-              <w:rPr>
-                <w:rFonts w:hint="eastAsia"/>
-              </w:rPr>
-              <w:t>.</w:t>
-            </w:r>
-            <w:r>
-              <w:t>2</w:t>
-            </w:r>
-            <w:r>
-              <w:t>、</w:t>
-            </w:r>
-            <w:r>
-              <w:t>3</w:t>
-            </w:r>
-            <w:r>
-              <w:rPr>
-                <w:rFonts w:hint="eastAsia"/>
-                <w:lang w:eastAsia="zh-Hans"/>
-              </w:rPr>
-              <w:t>.</w:t>
-            </w:r>
-            <w:r>
-              <w:rPr>
-                <w:lang w:eastAsia="zh-Hans"/>
-              </w:rPr>
-              <w:t>1</w:t>
-            </w:r>
-            <w:r>
-              <w:rPr>
-                <w:lang w:eastAsia="zh-Hans"/>
-              </w:rPr>
-              <w:t>、</w:t>
-            </w:r>
-            <w:r>
-              <w:t>3</w:t>
-            </w:r>
-            <w:r>
-              <w:rPr>
-                <w:rFonts w:hint="eastAsia"/>
-                <w:lang w:eastAsia="zh-Hans"/>
-              </w:rPr>
-              <w:t>.</w:t>
-            </w:r>
-            <w:r>
-              <w:rPr>
-                <w:lang w:eastAsia="zh-Hans"/>
-              </w:rPr>
-              <w:t>3</w:t>
+              <w:t>具有自主学习和终身学习的意识，有不断学习和适应发展的能力，能够通过自主学习快速适应计算机领域技术发展和革新的需要。</w:t>
             </w:r>
           </w:p>
         </w:tc>
-      </w:tr>
-      <w:tr>
-        <w:trPr>
-          <w:trHeight w:val="830"/>
-          <w:jc w:val="center"/>
-        </w:trPr>
-        <w:tc>
-          <w:tcPr>
-            <w:tcW w:w="2048" w:type="dxa"/>
+        <w:tc>
+          <w:tcPr>
+            <w:tcW w:w="837" w:type="pct"/>
             <w:vAlign w:val="center"/>
           </w:tcPr>
           <w:p>
             <w:pPr>
-              <w:rPr>
-                <w:lang w:eastAsia="zh-Hans"/>
-              </w:rPr>
-            </w:pPr>
-            <w:r>
-              <w:rPr>
-                <w:rFonts w:hint="eastAsia"/>
-                <w:lang w:eastAsia="zh-Hans"/>
-              </w:rPr>
-              <w:t>毕业要求</w:t>
-            </w:r>
-            <w:r>
-              <w:rPr>
-                <w:lang w:eastAsia="zh-Hans"/>
-              </w:rPr>
-              <w:t>11</w:t>
-            </w:r>
-          </w:p>
-          <w:p>
-            <w:pPr>
-              <w:rPr>
-                <w:lang w:eastAsia="zh-Hans"/>
-              </w:rPr>
-            </w:pPr>
-            <w:r>
-              <w:rPr>
-                <w:lang w:eastAsia="zh-Hans"/>
-              </w:rPr>
-              <w:t>【</w:t>
-            </w:r>
-            <w:r>
-              <w:rPr>
-                <w:rFonts w:hint="eastAsia"/>
-                <w:lang w:eastAsia="zh-Hans"/>
-              </w:rPr>
-              <w:t>沟通</w:t>
-            </w:r>
-            <w:r>
-              <w:rPr>
-                <w:lang w:eastAsia="zh-Hans"/>
-              </w:rPr>
-              <w:t>】</w:t>
-            </w:r>
-          </w:p>
-        </w:tc>
-        <w:tc>
-          <w:tcPr>
-            <w:tcW w:w="4253" w:type="dxa"/>
-            <w:vAlign w:val="center"/>
-          </w:tcPr>
-          <w:p>
-            <w:r>
-              <w:t>能够就计算机应用领域复杂工程问题与业界同行及社会公众进行有效沟通和交流，包括撰写报告和设计文稿、陈述发言、清晰表达或回应指令。并具备一定的国际视野，能够在跨文化背景下进行沟通和交流。</w:t>
-            </w:r>
-          </w:p>
-        </w:tc>
-        <w:tc>
-          <w:tcPr>
-            <w:tcW w:w="1989" w:type="dxa"/>
-            <w:vAlign w:val="center"/>
-          </w:tcPr>
-          <w:p>
-            <w:r>
-              <w:rPr>
-                <w:rFonts w:hint="eastAsia"/>
-              </w:rPr>
-              <w:t>课程目标</w:t>
-            </w:r>
-          </w:p>
-          <w:p>
-            <w:r>
-              <w:t>2</w:t>
-            </w:r>
-            <w:r>
-              <w:rPr>
-                <w:rFonts w:hint="eastAsia"/>
-                <w:lang w:eastAsia="zh-Hans"/>
-              </w:rPr>
-              <w:t>.</w:t>
-            </w:r>
-            <w:r>
-              <w:rPr>
-                <w:lang w:eastAsia="zh-Hans"/>
-              </w:rPr>
-              <w:t>2</w:t>
-            </w:r>
-            <w:r>
-              <w:rPr>
-                <w:lang w:eastAsia="zh-Hans"/>
-              </w:rPr>
-              <w:t>、</w:t>
-            </w:r>
-            <w:r>
-              <w:t>3</w:t>
-            </w:r>
-            <w:r>
-              <w:rPr>
-                <w:rFonts w:hint="eastAsia"/>
-                <w:lang w:eastAsia="zh-Hans"/>
-              </w:rPr>
-              <w:t>.</w:t>
-            </w:r>
-            <w:r>
-              <w:rPr>
-                <w:lang w:eastAsia="zh-Hans"/>
-              </w:rPr>
-              <w:t>1</w:t>
-            </w:r>
-          </w:p>
-        </w:tc>
-      </w:tr>
-      <w:tr>
-        <w:trPr>
-          <w:trHeight w:val="830"/>
-          <w:jc w:val="center"/>
-        </w:trPr>
-        <w:tc>
-          <w:tcPr>
-            <w:tcW w:w="2048" w:type="dxa"/>
-            <w:vAlign w:val="center"/>
-          </w:tcPr>
-          <w:p>
-            <w:pPr>
-              <w:rPr>
-                <w:lang w:eastAsia="zh-Hans"/>
-              </w:rPr>
-            </w:pPr>
-            <w:r>
-              <w:rPr>
-                <w:rFonts w:hint="eastAsia"/>
-                <w:lang w:eastAsia="zh-Hans"/>
-              </w:rPr>
-              <w:t>毕业要求</w:t>
-            </w:r>
-            <w:r>
-              <w:rPr>
-                <w:lang w:eastAsia="zh-Hans"/>
-              </w:rPr>
-              <w:t>12</w:t>
-            </w:r>
-          </w:p>
-          <w:p>
-            <w:pPr>
-              <w:rPr>
-                <w:lang w:eastAsia="zh-Hans"/>
-              </w:rPr>
-            </w:pPr>
-            <w:r>
-              <w:rPr>
-                <w:lang w:eastAsia="zh-Hans"/>
-              </w:rPr>
-              <w:t>【</w:t>
-            </w:r>
-            <w:r>
-              <w:rPr>
-                <w:rFonts w:hint="eastAsia"/>
-                <w:lang w:eastAsia="zh-Hans"/>
-              </w:rPr>
-              <w:t>终身学习</w:t>
-            </w:r>
-            <w:r>
-              <w:rPr>
-                <w:lang w:eastAsia="zh-Hans"/>
-              </w:rPr>
-              <w:t>】</w:t>
-            </w:r>
-          </w:p>
-        </w:tc>
-        <w:tc>
-          <w:tcPr>
-            <w:tcW w:w="4253" w:type="dxa"/>
-            <w:vAlign w:val="center"/>
-          </w:tcPr>
-          <w:p>
-            <w:r>
-              <w:t>具有自主学习和终身学习的意识，有不断学习和适应发展的能力，能够通过自主学习快速适应计算机领域技术发展和革新的需要。</w:t>
-            </w:r>
-          </w:p>
-        </w:tc>
-        <w:tc>
-          <w:tcPr>
-            <w:tcW w:w="1989" w:type="dxa"/>
-            <w:vAlign w:val="center"/>
-          </w:tcPr>
-          <w:p>
-            <w:r>
-              <w:rPr>
-                <w:rFonts w:hint="eastAsia"/>
-              </w:rPr>
-              <w:t>课程目标</w:t>
-            </w:r>
-          </w:p>
-          <w:p>
-            <w:pPr>
+              <w:spacing w:beforeLines="0" w:before="0" w:afterLines="0" w:after="0"/>
               <w:rPr>
                 <w:lang w:eastAsia="zh-Hans"/>
               </w:rPr>
@@ -2204,7 +2273,6 @@
           <w:b/>
           <w:bCs/>
         </w:rPr>
-        <w:lastRenderedPageBreak/>
         <w:t>三、</w:t>
       </w:r>
       <w:r>
@@ -2254,7 +2322,43 @@
           <w:b/>
           <w:bCs/>
         </w:rPr>
-        <w:t>，了解不标记）（含课程思政点）</w:t>
+        <w:t>，了解</w:t>
+      </w:r>
+      <w:proofErr w:type="gramStart"/>
+      <w:r>
+        <w:rPr>
+          <w:rFonts w:hint="eastAsia"/>
+          <w:b/>
+          <w:bCs/>
+        </w:rPr>
+        <w:t>不</w:t>
+      </w:r>
+      <w:proofErr w:type="gramEnd"/>
+      <w:r>
+        <w:rPr>
+          <w:rFonts w:hint="eastAsia"/>
+          <w:b/>
+          <w:bCs/>
+        </w:rPr>
+        <w:t>标记）（含课程</w:t>
+      </w:r>
+      <w:proofErr w:type="gramStart"/>
+      <w:r>
+        <w:rPr>
+          <w:rFonts w:hint="eastAsia"/>
+          <w:b/>
+          <w:bCs/>
+        </w:rPr>
+        <w:t>思政点</w:t>
+      </w:r>
+      <w:proofErr w:type="gramEnd"/>
+      <w:r>
+        <w:rPr>
+          <w:rFonts w:hint="eastAsia"/>
+          <w:b/>
+          <w:bCs/>
+        </w:rPr>
+        <w:t>）</w:t>
       </w:r>
     </w:p>
     <w:p>
@@ -2358,7 +2462,7 @@
     <w:p>
       <w:pPr>
         <w:rPr>
-          <w:rFonts w:ascii="宋体" w:hAnsi="宋体" w:cs="宋体" w:hint="eastAsia"/>
+          <w:rFonts w:ascii="宋体" w:hAnsi="宋体" w:cs="宋体"/>
           <w:b/>
           <w:bCs/>
           <w:color w:val="000000"/>
@@ -2611,7 +2715,7 @@
     <w:p>
       <w:pPr>
         <w:rPr>
-          <w:rFonts w:ascii="宋体" w:hAnsi="宋体" w:cs="宋体" w:hint="eastAsia"/>
+          <w:rFonts w:ascii="宋体" w:hAnsi="宋体" w:cs="宋体"/>
           <w:b/>
           <w:bCs/>
           <w:color w:val="000000"/>
@@ -2699,7 +2803,7 @@
     </w:p>
     <w:p>
       <w:pPr>
-        <w:pStyle w:val="af6"/>
+        <w:pStyle w:val="ListParagraph"/>
         <w:numPr>
           <w:ilvl w:val="0"/>
           <w:numId w:val="15"/>
@@ -2710,6 +2814,7 @@
         <w:rPr>
           <w:rFonts w:hint="eastAsia"/>
         </w:rPr>
+        <w:lastRenderedPageBreak/>
         <w:t>项目评估</w:t>
       </w:r>
       <w:r>
@@ -2722,7 +2827,7 @@
     </w:p>
     <w:p>
       <w:pPr>
-        <w:pStyle w:val="af6"/>
+        <w:pStyle w:val="ListParagraph"/>
         <w:numPr>
           <w:ilvl w:val="0"/>
           <w:numId w:val="15"/>
@@ -2745,7 +2850,7 @@
     </w:p>
     <w:p>
       <w:pPr>
-        <w:pStyle w:val="af6"/>
+        <w:pStyle w:val="ListParagraph"/>
         <w:numPr>
           <w:ilvl w:val="0"/>
           <w:numId w:val="15"/>
@@ -2768,7 +2873,7 @@
     </w:p>
     <w:p>
       <w:pPr>
-        <w:pStyle w:val="af6"/>
+        <w:pStyle w:val="ListParagraph"/>
         <w:numPr>
           <w:ilvl w:val="0"/>
           <w:numId w:val="15"/>
@@ -2784,7 +2889,7 @@
     </w:p>
     <w:p>
       <w:pPr>
-        <w:pStyle w:val="af6"/>
+        <w:pStyle w:val="ListParagraph"/>
         <w:numPr>
           <w:ilvl w:val="0"/>
           <w:numId w:val="15"/>
@@ -2801,7 +2906,7 @@
     </w:p>
     <w:p>
       <w:pPr>
-        <w:pStyle w:val="af6"/>
+        <w:pStyle w:val="ListParagraph"/>
         <w:numPr>
           <w:ilvl w:val="0"/>
           <w:numId w:val="15"/>
@@ -2822,280 +2927,308 @@
     <w:p>
       <w:pPr>
         <w:rPr>
+          <w:rFonts w:ascii="宋体" w:hAnsi="宋体" w:cs="宋体"/>
+          <w:b/>
+          <w:bCs/>
+          <w:color w:val="000000"/>
+          <w:lang w:eastAsia="zh-Hans"/>
+        </w:rPr>
+      </w:pPr>
+      <w:r>
+        <w:rPr>
           <w:rFonts w:ascii="宋体" w:hAnsi="宋体" w:cs="宋体" w:hint="eastAsia"/>
           <w:b/>
           <w:bCs/>
           <w:color w:val="000000"/>
-          <w:lang w:eastAsia="zh-Hans"/>
-        </w:rPr>
-      </w:pPr>
-      <w:r>
-        <w:rPr>
-          <w:rFonts w:ascii="宋体" w:hAnsi="宋体" w:cs="宋体" w:hint="eastAsia"/>
+        </w:rPr>
+        <w:t>作业：</w:t>
+      </w:r>
+      <w:r>
+        <w:rPr>
+          <w:rFonts w:hint="eastAsia"/>
+          <w:lang w:eastAsia="zh-Hans"/>
+        </w:rPr>
+        <w:t>项目立项流程</w:t>
+      </w:r>
+      <w:r>
+        <w:rPr>
+          <w:lang w:eastAsia="zh-Hans"/>
+        </w:rPr>
+        <w:t>、</w:t>
+      </w:r>
+      <w:r>
+        <w:rPr>
+          <w:rFonts w:hint="eastAsia"/>
+          <w:lang w:eastAsia="zh-Hans"/>
+        </w:rPr>
+        <w:t>项目章程</w:t>
+      </w:r>
+      <w:r>
+        <w:rPr>
+          <w:lang w:eastAsia="zh-Hans"/>
+        </w:rPr>
+        <w:t>、</w:t>
+      </w:r>
+      <w:r>
+        <w:rPr>
+          <w:rFonts w:hint="eastAsia"/>
+        </w:rPr>
+        <w:t>项目生存期模型</w:t>
+      </w:r>
+      <w:r>
+        <w:rPr>
+          <w:rFonts w:hint="eastAsia"/>
+          <w:lang w:eastAsia="zh-Hans"/>
+        </w:rPr>
+        <w:t>应用分析</w:t>
+      </w:r>
+    </w:p>
+    <w:p>
+      <w:r>
+        <w:rPr>
+          <w:rFonts w:hint="eastAsia"/>
+        </w:rPr>
+        <w:t>第三部分：</w:t>
+      </w:r>
+      <w:r>
+        <w:rPr>
+          <w:rFonts w:hint="eastAsia"/>
+          <w:lang w:eastAsia="zh-Hans"/>
+        </w:rPr>
+        <w:t>范围计划</w:t>
+      </w:r>
+      <w:r>
+        <w:rPr>
+          <w:rFonts w:hint="eastAsia"/>
+        </w:rPr>
+        <w:t xml:space="preserve"> [4</w:t>
+      </w:r>
+      <w:r>
+        <w:rPr>
+          <w:rFonts w:hint="eastAsia"/>
+        </w:rPr>
+        <w:t>学时</w:t>
+      </w:r>
+      <w:r>
+        <w:rPr>
+          <w:rFonts w:hint="eastAsia"/>
+        </w:rPr>
+        <w:t>]</w:t>
+      </w:r>
+      <w:r>
+        <w:rPr>
+          <w:rFonts w:hint="eastAsia"/>
+        </w:rPr>
+        <w:t>（支撑课程目标</w:t>
+      </w:r>
+      <w:r>
+        <w:rPr>
+          <w:rFonts w:hint="eastAsia"/>
+        </w:rPr>
+        <w:t>1.1</w:t>
+      </w:r>
+      <w:r>
+        <w:rPr>
+          <w:rFonts w:hint="eastAsia"/>
+        </w:rPr>
+        <w:t>，</w:t>
+      </w:r>
+      <w:r>
+        <w:t>1</w:t>
+      </w:r>
+      <w:r>
+        <w:rPr>
+          <w:rFonts w:hint="eastAsia"/>
+          <w:lang w:eastAsia="zh-Hans"/>
+        </w:rPr>
+        <w:t>.</w:t>
+      </w:r>
+      <w:r>
+        <w:rPr>
+          <w:lang w:eastAsia="zh-Hans"/>
+        </w:rPr>
+        <w:t>2</w:t>
+      </w:r>
+      <w:r>
+        <w:rPr>
+          <w:lang w:eastAsia="zh-Hans"/>
+        </w:rPr>
+        <w:t>，</w:t>
+      </w:r>
+      <w:r>
+        <w:rPr>
+          <w:lang w:eastAsia="zh-Hans"/>
+        </w:rPr>
+        <w:t>1</w:t>
+      </w:r>
+      <w:r>
+        <w:rPr>
+          <w:rFonts w:hint="eastAsia"/>
+          <w:lang w:eastAsia="zh-Hans"/>
+        </w:rPr>
+        <w:t>.</w:t>
+      </w:r>
+      <w:r>
+        <w:rPr>
+          <w:lang w:eastAsia="zh-Hans"/>
+        </w:rPr>
+        <w:t>3</w:t>
+      </w:r>
+      <w:r>
+        <w:rPr>
+          <w:lang w:eastAsia="zh-Hans"/>
+        </w:rPr>
+        <w:t>，</w:t>
+      </w:r>
+      <w:r>
+        <w:rPr>
+          <w:lang w:eastAsia="zh-Hans"/>
+        </w:rPr>
+        <w:t>2</w:t>
+      </w:r>
+      <w:r>
+        <w:rPr>
+          <w:rFonts w:hint="eastAsia"/>
+          <w:lang w:eastAsia="zh-Hans"/>
+        </w:rPr>
+        <w:t>.</w:t>
+      </w:r>
+      <w:r>
+        <w:rPr>
+          <w:lang w:eastAsia="zh-Hans"/>
+        </w:rPr>
+        <w:t>1</w:t>
+      </w:r>
+      <w:r>
+        <w:rPr>
+          <w:lang w:eastAsia="zh-Hans"/>
+        </w:rPr>
+        <w:t>，</w:t>
+      </w:r>
+      <w:r>
+        <w:rPr>
+          <w:lang w:eastAsia="zh-Hans"/>
+        </w:rPr>
+        <w:t>2</w:t>
+      </w:r>
+      <w:r>
+        <w:rPr>
+          <w:rFonts w:hint="eastAsia"/>
+          <w:lang w:eastAsia="zh-Hans"/>
+        </w:rPr>
+        <w:t>.</w:t>
+      </w:r>
+      <w:r>
+        <w:rPr>
+          <w:lang w:eastAsia="zh-Hans"/>
+        </w:rPr>
+        <w:t>2</w:t>
+      </w:r>
+      <w:r>
+        <w:rPr>
+          <w:rFonts w:hint="eastAsia"/>
+        </w:rPr>
+        <w:t>）</w:t>
+      </w:r>
+    </w:p>
+    <w:p>
+      <w:r>
+        <w:rPr>
+          <w:rFonts w:hint="eastAsia"/>
+        </w:rPr>
+        <w:t>教学目标：</w:t>
+      </w:r>
+    </w:p>
+    <w:p>
+      <w:pPr>
+        <w:rPr>
+          <w:rFonts w:ascii="宋体" w:hAnsi="宋体" w:cs="宋体"/>
           <w:b/>
           <w:bCs/>
           <w:color w:val="000000"/>
-        </w:rPr>
-        <w:t>作业：</w:t>
-      </w:r>
-      <w:r>
-        <w:rPr>
-          <w:rFonts w:hint="eastAsia"/>
-          <w:lang w:eastAsia="zh-Hans"/>
-        </w:rPr>
-        <w:t>项目立项流程</w:t>
-      </w:r>
-      <w:r>
-        <w:rPr>
-          <w:lang w:eastAsia="zh-Hans"/>
-        </w:rPr>
-        <w:t>、</w:t>
-      </w:r>
-      <w:r>
-        <w:rPr>
-          <w:rFonts w:hint="eastAsia"/>
-          <w:lang w:eastAsia="zh-Hans"/>
-        </w:rPr>
-        <w:t>项目章程</w:t>
-      </w:r>
-      <w:r>
-        <w:rPr>
-          <w:lang w:eastAsia="zh-Hans"/>
-        </w:rPr>
-        <w:t>、</w:t>
-      </w:r>
-      <w:r>
-        <w:rPr>
-          <w:rFonts w:hint="eastAsia"/>
-        </w:rPr>
-        <w:t>项目生存期模型</w:t>
-      </w:r>
-      <w:r>
-        <w:rPr>
-          <w:rFonts w:hint="eastAsia"/>
-          <w:lang w:eastAsia="zh-Hans"/>
-        </w:rPr>
-        <w:t>应用分析</w:t>
-      </w:r>
-    </w:p>
-    <w:p>
-      <w:r>
-        <w:rPr>
-          <w:rFonts w:hint="eastAsia"/>
-        </w:rPr>
-        <w:lastRenderedPageBreak/>
-        <w:t>第三部分：</w:t>
-      </w:r>
-      <w:r>
-        <w:rPr>
-          <w:rFonts w:hint="eastAsia"/>
-          <w:lang w:eastAsia="zh-Hans"/>
-        </w:rPr>
-        <w:t>范围计划</w:t>
-      </w:r>
-      <w:r>
-        <w:rPr>
-          <w:rFonts w:hint="eastAsia"/>
-        </w:rPr>
-        <w:t xml:space="preserve"> [4</w:t>
-      </w:r>
-      <w:r>
-        <w:rPr>
-          <w:rFonts w:hint="eastAsia"/>
-        </w:rPr>
-        <w:t>学时</w:t>
-      </w:r>
-      <w:r>
-        <w:rPr>
-          <w:rFonts w:hint="eastAsia"/>
-        </w:rPr>
-        <w:t>]</w:t>
-      </w:r>
-      <w:r>
-        <w:rPr>
-          <w:rFonts w:hint="eastAsia"/>
-        </w:rPr>
-        <w:t>（支撑课程目标</w:t>
-      </w:r>
-      <w:r>
-        <w:rPr>
-          <w:rFonts w:hint="eastAsia"/>
-        </w:rPr>
-        <w:t>1.1</w:t>
-      </w:r>
-      <w:r>
-        <w:rPr>
-          <w:rFonts w:hint="eastAsia"/>
+          <w:lang w:eastAsia="zh-Hans"/>
+        </w:rPr>
+      </w:pPr>
+      <w:r>
+        <w:rPr>
+          <w:rFonts w:hint="eastAsia"/>
+          <w:lang w:eastAsia="zh-Hans"/>
+        </w:rPr>
+        <w:t>了解软件项目</w:t>
+      </w:r>
+      <w:r>
+        <w:rPr>
+          <w:rFonts w:hint="eastAsia"/>
+        </w:rPr>
+        <w:t>需求和需求管理</w:t>
+      </w:r>
+      <w:r>
+        <w:rPr>
+          <w:rFonts w:hint="eastAsia"/>
+          <w:lang w:eastAsia="zh-Hans"/>
+        </w:rPr>
+        <w:t>过程</w:t>
+      </w:r>
+      <w:r>
+        <w:rPr>
+          <w:lang w:eastAsia="zh-Hans"/>
         </w:rPr>
         <w:t>，</w:t>
       </w:r>
       <w:r>
-        <w:t>1</w:t>
-      </w:r>
-      <w:r>
-        <w:rPr>
-          <w:rFonts w:hint="eastAsia"/>
-          <w:lang w:eastAsia="zh-Hans"/>
-        </w:rPr>
-        <w:t>.</w:t>
-      </w:r>
-      <w:r>
-        <w:rPr>
-          <w:lang w:eastAsia="zh-Hans"/>
-        </w:rPr>
-        <w:t>2</w:t>
-      </w:r>
-      <w:r>
-        <w:rPr>
-          <w:lang w:eastAsia="zh-Hans"/>
-        </w:rPr>
+        <w:rPr>
+          <w:rFonts w:hint="eastAsia"/>
+          <w:lang w:eastAsia="zh-Hans"/>
+        </w:rPr>
+        <w:t>了解</w:t>
+      </w:r>
+      <w:r>
+        <w:rPr>
+          <w:rFonts w:hint="eastAsia"/>
+        </w:rPr>
+        <w:t>任务分解</w:t>
+      </w:r>
+      <w:r>
+        <w:rPr>
+          <w:rFonts w:hint="eastAsia"/>
+          <w:lang w:eastAsia="zh-Hans"/>
+        </w:rPr>
+        <w:t>定义</w:t>
+      </w:r>
+      <w:r>
         <w:t>，</w:t>
       </w:r>
       <w:r>
         <w:rPr>
-          <w:lang w:eastAsia="zh-Hans"/>
-        </w:rPr>
-        <w:t>1</w:t>
-      </w:r>
-      <w:r>
-        <w:rPr>
-          <w:rFonts w:hint="eastAsia"/>
-          <w:lang w:eastAsia="zh-Hans"/>
-        </w:rPr>
-        <w:t>.</w:t>
-      </w:r>
-      <w:r>
-        <w:rPr>
-          <w:lang w:eastAsia="zh-Hans"/>
-        </w:rPr>
-        <w:t>3</w:t>
-      </w:r>
-      <w:r>
-        <w:rPr>
-          <w:lang w:eastAsia="zh-Hans"/>
-        </w:rPr>
+          <w:rFonts w:hint="eastAsia"/>
+          <w:lang w:eastAsia="zh-Hans"/>
+        </w:rPr>
+        <w:t>熟悉</w:t>
+      </w:r>
+      <w:r>
+        <w:rPr>
+          <w:rFonts w:hint="eastAsia"/>
+        </w:rPr>
+        <w:t>需求定义</w:t>
+      </w:r>
+      <w:r>
+        <w:rPr>
+          <w:rFonts w:hint="eastAsia"/>
+          <w:lang w:eastAsia="zh-Hans"/>
+        </w:rPr>
+        <w:t>以及</w:t>
+      </w:r>
+      <w:r>
+        <w:rPr>
+          <w:rFonts w:hint="eastAsia"/>
+        </w:rPr>
+        <w:t>各种需求分析方法</w:t>
+      </w:r>
+      <w:r>
         <w:t>，</w:t>
       </w:r>
       <w:r>
         <w:rPr>
-          <w:lang w:eastAsia="zh-Hans"/>
-        </w:rPr>
-        <w:t>2</w:t>
-      </w:r>
-      <w:r>
-        <w:rPr>
-          <w:rFonts w:hint="eastAsia"/>
-          <w:lang w:eastAsia="zh-Hans"/>
-        </w:rPr>
-        <w:t>.</w:t>
-      </w:r>
-      <w:r>
-        <w:rPr>
-          <w:lang w:eastAsia="zh-Hans"/>
-        </w:rPr>
-        <w:t>1</w:t>
-      </w:r>
-      <w:r>
-        <w:rPr>
-          <w:lang w:eastAsia="zh-Hans"/>
-        </w:rPr>
-        <w:t>，</w:t>
-      </w:r>
-      <w:r>
-        <w:rPr>
-          <w:lang w:eastAsia="zh-Hans"/>
-        </w:rPr>
-        <w:t>2</w:t>
-      </w:r>
-      <w:r>
-        <w:rPr>
-          <w:rFonts w:hint="eastAsia"/>
-          <w:lang w:eastAsia="zh-Hans"/>
-        </w:rPr>
-        <w:t>.</w:t>
-      </w:r>
-      <w:r>
-        <w:rPr>
-          <w:lang w:eastAsia="zh-Hans"/>
-        </w:rPr>
-        <w:t>2</w:t>
-      </w:r>
-      <w:r>
-        <w:rPr>
-          <w:rFonts w:hint="eastAsia"/>
-        </w:rPr>
-        <w:t>）</w:t>
-      </w:r>
-    </w:p>
-    <w:p>
-      <w:r>
-        <w:rPr>
-          <w:rFonts w:hint="eastAsia"/>
-        </w:rPr>
-        <w:t>教学目标：</w:t>
-      </w:r>
-    </w:p>
-    <w:p>
-      <w:pPr>
-        <w:rPr>
-          <w:rFonts w:ascii="宋体" w:hAnsi="宋体" w:cs="宋体" w:hint="eastAsia"/>
-          <w:b/>
-          <w:bCs/>
-          <w:color w:val="000000"/>
-          <w:lang w:eastAsia="zh-Hans"/>
-        </w:rPr>
-      </w:pPr>
-      <w:r>
-        <w:rPr>
-          <w:rFonts w:hint="eastAsia"/>
-          <w:lang w:eastAsia="zh-Hans"/>
-        </w:rPr>
-        <w:t>了解软件项目</w:t>
-      </w:r>
-      <w:r>
-        <w:rPr>
-          <w:rFonts w:hint="eastAsia"/>
-        </w:rPr>
-        <w:t>需求和需求管理</w:t>
-      </w:r>
-      <w:r>
-        <w:rPr>
-          <w:rFonts w:hint="eastAsia"/>
-          <w:lang w:eastAsia="zh-Hans"/>
-        </w:rPr>
-        <w:t>过程</w:t>
-      </w:r>
-      <w:r>
-        <w:rPr>
-          <w:lang w:eastAsia="zh-Hans"/>
-        </w:rPr>
-        <w:t>，</w:t>
-      </w:r>
-      <w:r>
-        <w:rPr>
-          <w:rFonts w:hint="eastAsia"/>
-          <w:lang w:eastAsia="zh-Hans"/>
-        </w:rPr>
-        <w:t>了解</w:t>
-      </w:r>
-      <w:r>
-        <w:rPr>
-          <w:rFonts w:hint="eastAsia"/>
-        </w:rPr>
-        <w:t>任务分解</w:t>
-      </w:r>
-      <w:r>
-        <w:rPr>
-          <w:rFonts w:hint="eastAsia"/>
-          <w:lang w:eastAsia="zh-Hans"/>
-        </w:rPr>
-        <w:t>定义</w:t>
-      </w:r>
-      <w:r>
-        <w:t>，</w:t>
-      </w:r>
-      <w:r>
-        <w:rPr>
           <w:rFonts w:hint="eastAsia"/>
           <w:lang w:eastAsia="zh-Hans"/>
         </w:rPr>
@@ -3105,35 +3238,6 @@
         <w:rPr>
           <w:rFonts w:hint="eastAsia"/>
         </w:rPr>
-        <w:t>需求定义</w:t>
-      </w:r>
-      <w:r>
-        <w:rPr>
-          <w:rFonts w:hint="eastAsia"/>
-          <w:lang w:eastAsia="zh-Hans"/>
-        </w:rPr>
-        <w:t>以及</w:t>
-      </w:r>
-      <w:r>
-        <w:rPr>
-          <w:rFonts w:hint="eastAsia"/>
-        </w:rPr>
-        <w:t>各种需求分析方法</w:t>
-      </w:r>
-      <w:r>
-        <w:t>，</w:t>
-      </w:r>
-      <w:r>
-        <w:rPr>
-          <w:rFonts w:hint="eastAsia"/>
-          <w:lang w:eastAsia="zh-Hans"/>
-        </w:rPr>
-        <w:t>熟悉</w:t>
-      </w:r>
-      <w:r>
-        <w:rPr>
-          <w:rFonts w:hint="eastAsia"/>
-        </w:rPr>
         <w:t>软件项目任务分解和方法</w:t>
       </w:r>
       <w:r>
@@ -3150,7 +3254,7 @@
     </w:p>
     <w:p>
       <w:pPr>
-        <w:pStyle w:val="af6"/>
+        <w:pStyle w:val="ListParagraph"/>
         <w:numPr>
           <w:ilvl w:val="0"/>
           <w:numId w:val="16"/>
@@ -3166,7 +3270,7 @@
     </w:p>
     <w:p>
       <w:pPr>
-        <w:pStyle w:val="af6"/>
+        <w:pStyle w:val="ListParagraph"/>
         <w:numPr>
           <w:ilvl w:val="0"/>
           <w:numId w:val="16"/>
@@ -3192,7 +3296,7 @@
     </w:p>
     <w:p>
       <w:pPr>
-        <w:pStyle w:val="af6"/>
+        <w:pStyle w:val="ListParagraph"/>
         <w:numPr>
           <w:ilvl w:val="0"/>
           <w:numId w:val="16"/>
@@ -3208,7 +3312,7 @@
     </w:p>
     <w:p>
       <w:pPr>
-        <w:pStyle w:val="af6"/>
+        <w:pStyle w:val="ListParagraph"/>
         <w:numPr>
           <w:ilvl w:val="0"/>
           <w:numId w:val="16"/>
@@ -3224,7 +3328,7 @@
     </w:p>
     <w:p>
       <w:pPr>
-        <w:pStyle w:val="af6"/>
+        <w:pStyle w:val="ListParagraph"/>
         <w:numPr>
           <w:ilvl w:val="0"/>
           <w:numId w:val="16"/>
@@ -3592,7 +3696,7 @@
     </w:p>
     <w:p>
       <w:pPr>
-        <w:pStyle w:val="af6"/>
+        <w:pStyle w:val="ListParagraph"/>
         <w:numPr>
           <w:ilvl w:val="0"/>
           <w:numId w:val="17"/>
@@ -3609,7 +3713,7 @@
     </w:p>
     <w:p>
       <w:pPr>
-        <w:pStyle w:val="af6"/>
+        <w:pStyle w:val="ListParagraph"/>
         <w:numPr>
           <w:ilvl w:val="0"/>
           <w:numId w:val="17"/>
@@ -3621,12 +3725,13 @@
           <w:rFonts w:hint="eastAsia"/>
           <w:lang w:eastAsia="zh-Hans"/>
         </w:rPr>
+        <w:lastRenderedPageBreak/>
         <w:t>项目规模与成本的关系</w:t>
       </w:r>
     </w:p>
     <w:p>
       <w:pPr>
-        <w:pStyle w:val="af6"/>
+        <w:pStyle w:val="ListParagraph"/>
         <w:numPr>
           <w:ilvl w:val="0"/>
           <w:numId w:val="17"/>
@@ -3643,7 +3748,7 @@
     </w:p>
     <w:p>
       <w:pPr>
-        <w:pStyle w:val="af6"/>
+        <w:pStyle w:val="ListParagraph"/>
         <w:numPr>
           <w:ilvl w:val="0"/>
           <w:numId w:val="17"/>
@@ -3660,7 +3765,7 @@
     </w:p>
     <w:p>
       <w:pPr>
-        <w:pStyle w:val="af6"/>
+        <w:pStyle w:val="ListParagraph"/>
         <w:numPr>
           <w:ilvl w:val="0"/>
           <w:numId w:val="17"/>
@@ -3784,7 +3889,7 @@
     </w:p>
     <w:p>
       <w:pPr>
-        <w:pStyle w:val="af6"/>
+        <w:pStyle w:val="ListParagraph"/>
         <w:numPr>
           <w:ilvl w:val="0"/>
           <w:numId w:val="17"/>
@@ -3838,7 +3943,6 @@
         <w:rPr>
           <w:rFonts w:hint="eastAsia"/>
         </w:rPr>
-        <w:lastRenderedPageBreak/>
         <w:t>第五部分：进度计划</w:t>
       </w:r>
       <w:r>
@@ -4068,7 +4172,7 @@
     </w:p>
     <w:p>
       <w:pPr>
-        <w:pStyle w:val="af6"/>
+        <w:pStyle w:val="ListParagraph"/>
         <w:numPr>
           <w:ilvl w:val="0"/>
           <w:numId w:val="18"/>
@@ -4088,7 +4192,7 @@
     </w:p>
     <w:p>
       <w:pPr>
-        <w:pStyle w:val="af6"/>
+        <w:pStyle w:val="ListParagraph"/>
         <w:numPr>
           <w:ilvl w:val="0"/>
           <w:numId w:val="18"/>
@@ -4105,7 +4209,7 @@
     </w:p>
     <w:p>
       <w:pPr>
-        <w:pStyle w:val="af6"/>
+        <w:pStyle w:val="ListParagraph"/>
         <w:numPr>
           <w:ilvl w:val="0"/>
           <w:numId w:val="18"/>
@@ -4125,7 +4229,7 @@
     </w:p>
     <w:p>
       <w:pPr>
-        <w:pStyle w:val="af6"/>
+        <w:pStyle w:val="ListParagraph"/>
         <w:numPr>
           <w:ilvl w:val="0"/>
           <w:numId w:val="18"/>
@@ -4145,7 +4249,7 @@
     </w:p>
     <w:p>
       <w:pPr>
-        <w:pStyle w:val="af6"/>
+        <w:pStyle w:val="ListParagraph"/>
         <w:numPr>
           <w:ilvl w:val="0"/>
           <w:numId w:val="18"/>
@@ -4165,7 +4269,7 @@
     </w:p>
     <w:p>
       <w:pPr>
-        <w:pStyle w:val="af6"/>
+        <w:pStyle w:val="ListParagraph"/>
         <w:numPr>
           <w:ilvl w:val="0"/>
           <w:numId w:val="18"/>
@@ -4488,7 +4592,7 @@
     </w:p>
     <w:p>
       <w:pPr>
-        <w:pStyle w:val="af6"/>
+        <w:pStyle w:val="ListParagraph"/>
         <w:numPr>
           <w:ilvl w:val="0"/>
           <w:numId w:val="19"/>
@@ -4505,7 +4609,7 @@
     </w:p>
     <w:p>
       <w:pPr>
-        <w:pStyle w:val="af6"/>
+        <w:pStyle w:val="ListParagraph"/>
         <w:numPr>
           <w:ilvl w:val="0"/>
           <w:numId w:val="19"/>
@@ -4517,12 +4621,13 @@
           <w:rFonts w:hint="eastAsia"/>
           <w:lang w:eastAsia="zh-Hans"/>
         </w:rPr>
+        <w:lastRenderedPageBreak/>
         <w:t>质量模型</w:t>
       </w:r>
     </w:p>
     <w:p>
       <w:pPr>
-        <w:pStyle w:val="af6"/>
+        <w:pStyle w:val="ListParagraph"/>
         <w:numPr>
           <w:ilvl w:val="0"/>
           <w:numId w:val="19"/>
@@ -4552,7 +4657,7 @@
     </w:p>
     <w:p>
       <w:pPr>
-        <w:pStyle w:val="af6"/>
+        <w:pStyle w:val="ListParagraph"/>
         <w:numPr>
           <w:ilvl w:val="0"/>
           <w:numId w:val="19"/>
@@ -4569,7 +4674,7 @@
     </w:p>
     <w:p>
       <w:pPr>
-        <w:pStyle w:val="af6"/>
+        <w:pStyle w:val="ListParagraph"/>
         <w:numPr>
           <w:ilvl w:val="0"/>
           <w:numId w:val="19"/>
@@ -4586,7 +4691,7 @@
     </w:p>
     <w:p>
       <w:pPr>
-        <w:pStyle w:val="af6"/>
+        <w:pStyle w:val="ListParagraph"/>
         <w:numPr>
           <w:ilvl w:val="0"/>
           <w:numId w:val="19"/>
@@ -4604,7 +4709,7 @@
     <w:p>
       <w:pPr>
         <w:rPr>
-          <w:rFonts w:ascii="宋体" w:hAnsi="宋体" w:cs="宋体" w:hint="eastAsia"/>
+          <w:rFonts w:ascii="宋体" w:hAnsi="宋体" w:cs="宋体"/>
           <w:color w:val="000000"/>
         </w:rPr>
       </w:pPr>
@@ -4639,7 +4744,6 @@
           <w:rFonts w:hint="eastAsia"/>
           <w:lang w:eastAsia="zh-Hans"/>
         </w:rPr>
-        <w:lastRenderedPageBreak/>
         <w:t>第七部分</w:t>
       </w:r>
       <w:r>
@@ -4799,18 +4903,18 @@
     </w:p>
     <w:p>
       <w:pPr>
+        <w:rPr>
+          <w:rFonts w:ascii="宋体" w:hAnsi="宋体" w:cs="宋体"/>
+          <w:color w:val="000000"/>
+          <w:lang w:eastAsia="zh-Hans"/>
+        </w:rPr>
+      </w:pPr>
+      <w:r>
         <w:rPr>
           <w:rFonts w:ascii="宋体" w:hAnsi="宋体" w:cs="宋体" w:hint="eastAsia"/>
           <w:color w:val="000000"/>
           <w:lang w:eastAsia="zh-Hans"/>
         </w:rPr>
-      </w:pPr>
-      <w:r>
-        <w:rPr>
-          <w:rFonts w:ascii="宋体" w:hAnsi="宋体" w:cs="宋体" w:hint="eastAsia"/>
-          <w:color w:val="000000"/>
-          <w:lang w:eastAsia="zh-Hans"/>
-        </w:rPr>
         <w:t>了解</w:t>
       </w:r>
       <w:r>
@@ -4876,7 +4980,7 @@
     </w:p>
     <w:p>
       <w:pPr>
-        <w:pStyle w:val="af6"/>
+        <w:pStyle w:val="ListParagraph"/>
         <w:numPr>
           <w:ilvl w:val="0"/>
           <w:numId w:val="21"/>
@@ -4893,7 +4997,7 @@
     </w:p>
     <w:p>
       <w:pPr>
-        <w:pStyle w:val="af6"/>
+        <w:pStyle w:val="ListParagraph"/>
         <w:numPr>
           <w:ilvl w:val="0"/>
           <w:numId w:val="21"/>
@@ -4910,7 +5014,7 @@
     </w:p>
     <w:p>
       <w:pPr>
-        <w:pStyle w:val="af6"/>
+        <w:pStyle w:val="ListParagraph"/>
         <w:numPr>
           <w:ilvl w:val="0"/>
           <w:numId w:val="21"/>
@@ -4927,7 +5031,7 @@
     </w:p>
     <w:p>
       <w:pPr>
-        <w:pStyle w:val="af6"/>
+        <w:pStyle w:val="ListParagraph"/>
         <w:numPr>
           <w:ilvl w:val="0"/>
           <w:numId w:val="21"/>
@@ -4944,7 +5048,7 @@
     </w:p>
     <w:p>
       <w:pPr>
-        <w:pStyle w:val="af6"/>
+        <w:pStyle w:val="ListParagraph"/>
         <w:numPr>
           <w:ilvl w:val="0"/>
           <w:numId w:val="21"/>
@@ -4961,7 +5065,7 @@
     </w:p>
     <w:p>
       <w:pPr>
-        <w:pStyle w:val="af6"/>
+        <w:pStyle w:val="ListParagraph"/>
         <w:numPr>
           <w:ilvl w:val="0"/>
           <w:numId w:val="21"/>
@@ -5020,13 +5124,7 @@
         <w:t>配置管理的应用方法</w:t>
       </w:r>
     </w:p>
-    <w:p>
-      <w:pPr>
-        <w:rPr>
-          <w:rFonts w:hint="eastAsia"/>
-        </w:rPr>
-      </w:pPr>
-    </w:p>
+    <w:p/>
     <w:p>
       <w:r>
         <w:rPr>
@@ -5261,7 +5359,7 @@
     </w:p>
     <w:p>
       <w:pPr>
-        <w:pStyle w:val="af6"/>
+        <w:pStyle w:val="ListParagraph"/>
         <w:numPr>
           <w:ilvl w:val="0"/>
           <w:numId w:val="22"/>
@@ -5278,7 +5376,7 @@
     </w:p>
     <w:p>
       <w:pPr>
-        <w:pStyle w:val="af6"/>
+        <w:pStyle w:val="ListParagraph"/>
         <w:numPr>
           <w:ilvl w:val="0"/>
           <w:numId w:val="22"/>
@@ -5290,12 +5388,13 @@
           <w:rFonts w:hint="eastAsia"/>
           <w:lang w:eastAsia="zh-Hans"/>
         </w:rPr>
+        <w:lastRenderedPageBreak/>
         <w:t>项目干系人管理</w:t>
       </w:r>
     </w:p>
     <w:p>
       <w:pPr>
-        <w:pStyle w:val="af6"/>
+        <w:pStyle w:val="ListParagraph"/>
         <w:numPr>
           <w:ilvl w:val="0"/>
           <w:numId w:val="22"/>
@@ -5312,7 +5411,7 @@
     </w:p>
     <w:p>
       <w:pPr>
-        <w:pStyle w:val="af6"/>
+        <w:pStyle w:val="ListParagraph"/>
         <w:numPr>
           <w:ilvl w:val="0"/>
           <w:numId w:val="22"/>
@@ -5329,7 +5428,7 @@
     </w:p>
     <w:p>
       <w:pPr>
-        <w:pStyle w:val="af6"/>
+        <w:pStyle w:val="ListParagraph"/>
         <w:ind w:firstLine="422"/>
         <w:rPr>
           <w:lang w:eastAsia="zh-Hans"/>
@@ -5353,16 +5452,15 @@
     </w:p>
     <w:p>
       <w:pPr>
-        <w:pStyle w:val="af6"/>
-      </w:pPr>
-    </w:p>
-    <w:p>
-      <w:r>
-        <w:rPr>
-          <w:rFonts w:hint="eastAsia"/>
-          <w:lang w:eastAsia="zh-Hans"/>
-        </w:rPr>
-        <w:lastRenderedPageBreak/>
+        <w:pStyle w:val="ListParagraph"/>
+      </w:pPr>
+    </w:p>
+    <w:p>
+      <w:r>
+        <w:rPr>
+          <w:rFonts w:hint="eastAsia"/>
+          <w:lang w:eastAsia="zh-Hans"/>
+        </w:rPr>
         <w:t>第九部分</w:t>
       </w:r>
       <w:r>
@@ -5605,7 +5703,7 @@
     </w:p>
     <w:p>
       <w:pPr>
-        <w:pStyle w:val="af6"/>
+        <w:pStyle w:val="ListParagraph"/>
         <w:numPr>
           <w:ilvl w:val="0"/>
           <w:numId w:val="23"/>
@@ -5628,7 +5726,7 @@
     </w:p>
     <w:p>
       <w:pPr>
-        <w:pStyle w:val="af6"/>
+        <w:pStyle w:val="ListParagraph"/>
         <w:numPr>
           <w:ilvl w:val="0"/>
           <w:numId w:val="23"/>
@@ -5651,7 +5749,7 @@
     </w:p>
     <w:p>
       <w:pPr>
-        <w:pStyle w:val="af6"/>
+        <w:pStyle w:val="ListParagraph"/>
         <w:numPr>
           <w:ilvl w:val="0"/>
           <w:numId w:val="23"/>
@@ -5667,7 +5765,7 @@
     </w:p>
     <w:p>
       <w:pPr>
-        <w:pStyle w:val="af6"/>
+        <w:pStyle w:val="ListParagraph"/>
         <w:numPr>
           <w:ilvl w:val="0"/>
           <w:numId w:val="23"/>
@@ -5683,7 +5781,7 @@
     </w:p>
     <w:p>
       <w:pPr>
-        <w:pStyle w:val="af6"/>
+        <w:pStyle w:val="ListParagraph"/>
         <w:numPr>
           <w:ilvl w:val="0"/>
           <w:numId w:val="23"/>
@@ -5699,7 +5797,7 @@
     </w:p>
     <w:p>
       <w:pPr>
-        <w:pStyle w:val="af6"/>
+        <w:pStyle w:val="ListParagraph"/>
         <w:numPr>
           <w:ilvl w:val="0"/>
           <w:numId w:val="23"/>
@@ -5715,7 +5813,7 @@
     </w:p>
     <w:p>
       <w:pPr>
-        <w:pStyle w:val="af6"/>
+        <w:pStyle w:val="ListParagraph"/>
         <w:numPr>
           <w:ilvl w:val="0"/>
           <w:numId w:val="23"/>
@@ -5764,13 +5862,7 @@
         <w:t>风险评估</w:t>
       </w:r>
     </w:p>
-    <w:p>
-      <w:pPr>
-        <w:rPr>
-          <w:rFonts w:hint="eastAsia"/>
-        </w:rPr>
-      </w:pPr>
-    </w:p>
+    <w:p/>
     <w:p>
       <w:r>
         <w:rPr>
@@ -6056,7 +6148,7 @@
     </w:p>
     <w:p>
       <w:pPr>
-        <w:pStyle w:val="af6"/>
+        <w:pStyle w:val="ListParagraph"/>
         <w:numPr>
           <w:ilvl w:val="0"/>
           <w:numId w:val="62"/>
@@ -6069,7 +6161,7 @@
     </w:p>
     <w:p>
       <w:pPr>
-        <w:pStyle w:val="af6"/>
+        <w:pStyle w:val="ListParagraph"/>
         <w:numPr>
           <w:ilvl w:val="0"/>
           <w:numId w:val="62"/>
@@ -6077,12 +6169,13 @@
         <w:ind w:firstLineChars="0"/>
       </w:pPr>
       <w:r>
+        <w:lastRenderedPageBreak/>
         <w:t>项目合同</w:t>
       </w:r>
     </w:p>
     <w:p>
       <w:pPr>
-        <w:pStyle w:val="af6"/>
+        <w:pStyle w:val="ListParagraph"/>
         <w:numPr>
           <w:ilvl w:val="0"/>
           <w:numId w:val="62"/>
@@ -6095,7 +6188,7 @@
     </w:p>
     <w:p>
       <w:pPr>
-        <w:pStyle w:val="af6"/>
+        <w:pStyle w:val="ListParagraph"/>
         <w:numPr>
           <w:ilvl w:val="0"/>
           <w:numId w:val="62"/>
@@ -6108,7 +6201,7 @@
     </w:p>
     <w:p>
       <w:pPr>
-        <w:pStyle w:val="af6"/>
+        <w:pStyle w:val="ListParagraph"/>
         <w:numPr>
           <w:ilvl w:val="0"/>
           <w:numId w:val="62"/>
@@ -6143,7 +6236,7 @@
     </w:p>
     <w:p>
       <w:pPr>
-        <w:pStyle w:val="af6"/>
+        <w:pStyle w:val="ListParagraph"/>
         <w:rPr>
           <w:lang w:eastAsia="zh-Hans"/>
         </w:rPr>
@@ -6578,7 +6671,7 @@
     </w:p>
     <w:p>
       <w:pPr>
-        <w:pStyle w:val="af6"/>
+        <w:pStyle w:val="ListParagraph"/>
         <w:numPr>
           <w:ilvl w:val="0"/>
           <w:numId w:val="63"/>
@@ -6598,7 +6691,7 @@
     </w:p>
     <w:p>
       <w:pPr>
-        <w:pStyle w:val="af6"/>
+        <w:pStyle w:val="ListParagraph"/>
         <w:numPr>
           <w:ilvl w:val="0"/>
           <w:numId w:val="63"/>
@@ -6615,7 +6708,7 @@
     </w:p>
     <w:p>
       <w:pPr>
-        <w:pStyle w:val="af6"/>
+        <w:pStyle w:val="ListParagraph"/>
         <w:numPr>
           <w:ilvl w:val="0"/>
           <w:numId w:val="63"/>
@@ -6632,7 +6725,7 @@
     </w:p>
     <w:p>
       <w:pPr>
-        <w:pStyle w:val="af6"/>
+        <w:pStyle w:val="ListParagraph"/>
         <w:numPr>
           <w:ilvl w:val="0"/>
           <w:numId w:val="63"/>
@@ -6652,7 +6745,7 @@
     </w:p>
     <w:p>
       <w:pPr>
-        <w:pStyle w:val="af6"/>
+        <w:pStyle w:val="ListParagraph"/>
         <w:numPr>
           <w:ilvl w:val="0"/>
           <w:numId w:val="63"/>
@@ -6669,7 +6762,7 @@
     </w:p>
     <w:p>
       <w:pPr>
-        <w:pStyle w:val="af6"/>
+        <w:pStyle w:val="ListParagraph"/>
         <w:numPr>
           <w:ilvl w:val="0"/>
           <w:numId w:val="63"/>
@@ -6686,7 +6779,7 @@
     </w:p>
     <w:p>
       <w:pPr>
-        <w:pStyle w:val="af6"/>
+        <w:pStyle w:val="ListParagraph"/>
         <w:numPr>
           <w:ilvl w:val="0"/>
           <w:numId w:val="63"/>
@@ -6703,7 +6796,7 @@
     </w:p>
     <w:p>
       <w:pPr>
-        <w:pStyle w:val="af6"/>
+        <w:pStyle w:val="ListParagraph"/>
         <w:numPr>
           <w:ilvl w:val="0"/>
           <w:numId w:val="63"/>
@@ -6723,7 +6816,7 @@
     </w:p>
     <w:p>
       <w:pPr>
-        <w:pStyle w:val="af6"/>
+        <w:pStyle w:val="ListParagraph"/>
         <w:numPr>
           <w:ilvl w:val="0"/>
           <w:numId w:val="63"/>
@@ -6740,7 +6833,7 @@
     </w:p>
     <w:p>
       <w:pPr>
-        <w:pStyle w:val="af6"/>
+        <w:pStyle w:val="ListParagraph"/>
         <w:numPr>
           <w:ilvl w:val="0"/>
           <w:numId w:val="63"/>
@@ -6757,7 +6850,7 @@
     </w:p>
     <w:p>
       <w:pPr>
-        <w:pStyle w:val="af6"/>
+        <w:pStyle w:val="ListParagraph"/>
         <w:numPr>
           <w:ilvl w:val="0"/>
           <w:numId w:val="63"/>
@@ -6774,7 +6867,7 @@
     </w:p>
     <w:p>
       <w:pPr>
-        <w:pStyle w:val="af6"/>
+        <w:pStyle w:val="ListParagraph"/>
         <w:numPr>
           <w:ilvl w:val="0"/>
           <w:numId w:val="63"/>
@@ -6791,7 +6884,7 @@
     </w:p>
     <w:p>
       <w:pPr>
-        <w:pStyle w:val="af6"/>
+        <w:pStyle w:val="ListParagraph"/>
         <w:numPr>
           <w:ilvl w:val="0"/>
           <w:numId w:val="63"/>
@@ -6803,6 +6896,7 @@
           <w:rFonts w:hint="eastAsia"/>
           <w:lang w:eastAsia="zh-Hans"/>
         </w:rPr>
+        <w:lastRenderedPageBreak/>
         <w:t>合同计划执行控制</w:t>
       </w:r>
     </w:p>
@@ -6856,7 +6950,7 @@
     </w:p>
     <w:p>
       <w:pPr>
-        <w:pStyle w:val="af6"/>
+        <w:pStyle w:val="ListParagraph"/>
         <w:rPr>
           <w:lang w:eastAsia="zh-Hans"/>
         </w:rPr>
@@ -7075,7 +7169,6 @@
         <w:rPr>
           <w:rFonts w:hint="eastAsia"/>
         </w:rPr>
-        <w:lastRenderedPageBreak/>
         <w:t>教学目标：</w:t>
       </w:r>
     </w:p>
@@ -7122,7 +7215,7 @@
     </w:p>
     <w:p>
       <w:pPr>
-        <w:pStyle w:val="af6"/>
+        <w:pStyle w:val="ListParagraph"/>
         <w:numPr>
           <w:ilvl w:val="0"/>
           <w:numId w:val="64"/>
@@ -7142,7 +7235,7 @@
     </w:p>
     <w:p>
       <w:pPr>
-        <w:pStyle w:val="af6"/>
+        <w:pStyle w:val="ListParagraph"/>
         <w:numPr>
           <w:ilvl w:val="0"/>
           <w:numId w:val="64"/>
@@ -7162,7 +7255,7 @@
     </w:p>
     <w:p>
       <w:pPr>
-        <w:pStyle w:val="af6"/>
+        <w:pStyle w:val="ListParagraph"/>
         <w:numPr>
           <w:ilvl w:val="0"/>
           <w:numId w:val="64"/>
@@ -7204,7 +7297,7 @@
     </w:p>
     <w:p>
       <w:pPr>
-        <w:pStyle w:val="af6"/>
+        <w:pStyle w:val="ListParagraph"/>
         <w:rPr>
           <w:lang w:eastAsia="zh-Hans"/>
         </w:rPr>
@@ -7560,9 +7653,9 @@
         <w:tblLook w:val="04A0" w:firstRow="1" w:lastRow="0" w:firstColumn="1" w:lastColumn="0" w:noHBand="0" w:noVBand="1"/>
       </w:tblPr>
       <w:tblGrid>
-        <w:gridCol w:w="1208"/>
-        <w:gridCol w:w="5924"/>
-        <w:gridCol w:w="1164"/>
+        <w:gridCol w:w="1324"/>
+        <w:gridCol w:w="7108"/>
+        <w:gridCol w:w="1196"/>
       </w:tblGrid>
       <w:tr>
         <w:trPr>
@@ -7759,7 +7852,11 @@
               <w:t>，</w:t>
             </w:r>
             <w:r>
-              <w:t>项目立项过程，项目招投标过程，项目章程，项目生存期常用模型</w:t>
+              <w:t>项目立项过程，项目招投标过程，项目</w:t>
+            </w:r>
+            <w:r>
+              <w:lastRenderedPageBreak/>
+              <w:t>章程，项目生存期常用模型</w:t>
             </w:r>
           </w:p>
         </w:tc>
@@ -7773,6 +7870,7 @@
               <w:rPr>
                 <w:rFonts w:hint="eastAsia"/>
               </w:rPr>
+              <w:lastRenderedPageBreak/>
               <w:t>1</w:t>
             </w:r>
             <w:r>
@@ -7856,7 +7954,6 @@
               <w:rPr>
                 <w:lang w:eastAsia="zh-Hans"/>
               </w:rPr>
-              <w:lastRenderedPageBreak/>
               <w:t>1</w:t>
             </w:r>
             <w:r>
@@ -7956,12 +8053,7 @@
           </w:tcPr>
           <w:p>
             <w:r>
-              <w:lastRenderedPageBreak/>
-              <w:t>软件需求定义，传统需求分析方法，敏捷项目需求分析方法，任务分解定义、分解过程与方法，敏捷项目的任务分解，成本</w:t>
-            </w:r>
-            <w:r>
-              <w:lastRenderedPageBreak/>
-              <w:t>估算定义，项目规模与成本的关系，成本估算过程，成本预算，成本估算方法，进度估算，进度管理图示，任务资源估计</w:t>
+              <w:t>软件需求定义，传统需求分析方法，敏捷项目需求分析方法，任务分解定义、分解过程与方法，敏捷项目的任务分解，成本估算定义，项目规模与成本的关系，成本估算过程，成本预算，成本估算方法，进度估算，进度管理图示，任务资源估计</w:t>
             </w:r>
             <w:r>
               <w:rPr>
@@ -7982,7 +8074,6 @@
           </w:tcPr>
           <w:p>
             <w:r>
-              <w:lastRenderedPageBreak/>
               <w:t>30</w:t>
             </w:r>
             <w:r>
@@ -8301,7 +8392,7 @@
     <w:p>
       <w:pPr>
         <w:rPr>
-          <w:rFonts w:hAnsi="宋体" w:hint="eastAsia"/>
+          <w:rFonts w:hAnsi="宋体"/>
           <w:bCs/>
           <w:color w:val="000000"/>
         </w:rPr>
@@ -8525,7 +8616,6 @@
           <w:b/>
           <w:bCs/>
         </w:rPr>
-        <w:lastRenderedPageBreak/>
         <w:t>六</w:t>
       </w:r>
       <w:r>
@@ -8538,6 +8628,7 @@
     </w:p>
     <w:p>
       <w:r>
+        <w:lastRenderedPageBreak/>
         <w:t>1.</w:t>
       </w:r>
       <w:r>
@@ -8673,17 +8764,17 @@
     </w:p>
     <w:tbl>
       <w:tblPr>
-        <w:tblStyle w:val="af"/>
+        <w:tblStyle w:val="TableGrid"/>
         <w:tblW w:w="5000" w:type="pct"/>
         <w:tblLook w:val="04A0" w:firstRow="1" w:lastRow="0" w:firstColumn="1" w:lastColumn="0" w:noHBand="0" w:noVBand="1"/>
       </w:tblPr>
       <w:tblGrid>
-        <w:gridCol w:w="633"/>
-        <w:gridCol w:w="2890"/>
-        <w:gridCol w:w="1245"/>
-        <w:gridCol w:w="1244"/>
-        <w:gridCol w:w="1244"/>
-        <w:gridCol w:w="1040"/>
+        <w:gridCol w:w="735"/>
+        <w:gridCol w:w="3353"/>
+        <w:gridCol w:w="1445"/>
+        <w:gridCol w:w="1444"/>
+        <w:gridCol w:w="1444"/>
+        <w:gridCol w:w="1207"/>
       </w:tblGrid>
       <w:tr>
         <w:tc>
@@ -9586,7 +9677,7 @@
       <w:headerReference w:type="first" r:id="rId12"/>
       <w:footerReference w:type="first" r:id="rId13"/>
       <w:pgSz w:w="11906" w:h="16838"/>
-      <w:pgMar w:top="1440" w:right="1800" w:bottom="1440" w:left="1800" w:header="851" w:footer="992" w:gutter="0"/>
+      <w:pgMar w:top="1134" w:right="1134" w:bottom="1134" w:left="1134" w:header="851" w:footer="992" w:gutter="0"/>
       <w:pgNumType w:start="1"/>
       <w:cols w:space="0"/>
       <w:docGrid w:type="lines" w:linePitch="312"/>
@@ -9624,7 +9715,7 @@
 <w:ftr xmlns:wpc="http://schemas.microsoft.com/office/word/2010/wordprocessingCanvas" xmlns:cx="http://schemas.microsoft.com/office/drawing/2014/chartex" xmlns:cx1="http://schemas.microsoft.com/office/drawing/2015/9/8/chartex" xmlns:cx2="http://schemas.microsoft.com/office/drawing/2015/10/21/chartex" xmlns:cx3="http://schemas.microsoft.com/office/drawing/2016/5/9/chartex" xmlns:cx4="http://schemas.microsoft.com/office/drawing/2016/5/10/chartex" xmlns:cx5="http://schemas.microsoft.com/office/drawing/2016/5/11/chartex" xmlns:cx6="http://schemas.microsoft.com/office/drawing/2016/5/12/chartex" xmlns:cx7="http://schemas.microsoft.com/office/drawing/2016/5/13/chartex" xmlns:cx8="http://schemas.microsoft.com/office/drawing/2016/5/14/chartex" xmlns:mc="http://schemas.openxmlformats.org/markup-compatibility/2006" xmlns:aink="http://schemas.microsoft.com/office/drawing/2016/ink" xmlns:am3d="http://schemas.microsoft.com/office/drawing/2017/model3d" xmlns:o="urn:schemas-microsoft-com:office:office" xmlns:oel="http://schemas.microsoft.com/office/2019/extlst" xmlns:r="http://schemas.openxmlformats.org/officeDocument/2006/relationships" xmlns:m="http://schemas.openxmlformats.org/officeDocument/2006/math" xmlns:v="urn:schemas-microsoft-com:vml" xmlns:wp14="http://schemas.microsoft.com/office/word/2010/wordprocessingDrawing" xmlns:wp="http://schemas.openxmlformats.org/drawingml/2006/wordprocessingDrawing" xmlns:w10="urn:schemas-microsoft-com:office:word" xmlns:w="http://schemas.openxmlformats.org/wordprocessingml/2006/main" xmlns:w14="http://schemas.microsoft.com/office/word/2010/wordml" xmlns:w15="http://schemas.microsoft.com/office/word/2012/wordml" xmlns:w16cex="http://schemas.microsoft.com/office/word/2018/wordml/cex" xmlns:w16cid="http://schemas.microsoft.com/office/word/2016/wordml/cid" xmlns:w16="http://schemas.microsoft.com/office/word/2018/wordml" xmlns:w16du="http://schemas.microsoft.com/office/word/2023/wordml/word16du" xmlns:w16sdtdh="http://schemas.microsoft.com/office/word/2020/wordml/sdtdatahash" xmlns:w16sdtfl="http://schemas.microsoft.com/office/word/2024/wordml/sdtformatlock" xmlns:w16se="http://schemas.microsoft.com/office/word/2015/wordml/symex" xmlns:wpg="http://schemas.microsoft.com/office/word/2010/wordprocessingGroup" xmlns:wpi="http://schemas.microsoft.com/office/word/2010/wordprocessingInk" xmlns:wne="http://schemas.microsoft.com/office/word/2006/wordml" xmlns:wps="http://schemas.microsoft.com/office/word/2010/wordprocessingShape" mc:Ignorable="w14 w15 w16se w16cid w16 w16cex w16sdtdh w16sdtfl w16du wp14">
   <w:p>
     <w:pPr>
-      <w:pStyle w:val="a6"/>
+      <w:pStyle w:val="Footer"/>
       <w:spacing w:before="72" w:after="72"/>
     </w:pPr>
   </w:p>
@@ -9635,7 +9726,7 @@
 <w:ftr xmlns:wpc="http://schemas.microsoft.com/office/word/2010/wordprocessingCanvas" xmlns:cx="http://schemas.microsoft.com/office/drawing/2014/chartex" xmlns:cx1="http://schemas.microsoft.com/office/drawing/2015/9/8/chartex" xmlns:cx2="http://schemas.microsoft.com/office/drawing/2015/10/21/chartex" xmlns:cx3="http://schemas.microsoft.com/office/drawing/2016/5/9/chartex" xmlns:cx4="http://schemas.microsoft.com/office/drawing/2016/5/10/chartex" xmlns:cx5="http://schemas.microsoft.com/office/drawing/2016/5/11/chartex" xmlns:cx6="http://schemas.microsoft.com/office/drawing/2016/5/12/chartex" xmlns:cx7="http://schemas.microsoft.com/office/drawing/2016/5/13/chartex" xmlns:cx8="http://schemas.microsoft.com/office/drawing/2016/5/14/chartex" xmlns:mc="http://schemas.openxmlformats.org/markup-compatibility/2006" xmlns:aink="http://schemas.microsoft.com/office/drawing/2016/ink" xmlns:am3d="http://schemas.microsoft.com/office/drawing/2017/model3d" xmlns:o="urn:schemas-microsoft-com:office:office" xmlns:oel="http://schemas.microsoft.com/office/2019/extlst" xmlns:r="http://schemas.openxmlformats.org/officeDocument/2006/relationships" xmlns:m="http://schemas.openxmlformats.org/officeDocument/2006/math" xmlns:v="urn:schemas-microsoft-com:vml" xmlns:wp14="http://schemas.microsoft.com/office/word/2010/wordprocessingDrawing" xmlns:wp="http://schemas.openxmlformats.org/drawingml/2006/wordprocessingDrawing" xmlns:w10="urn:schemas-microsoft-com:office:word" xmlns:w="http://schemas.openxmlformats.org/wordprocessingml/2006/main" xmlns:w14="http://schemas.microsoft.com/office/word/2010/wordml" xmlns:w15="http://schemas.microsoft.com/office/word/2012/wordml" xmlns:w16cex="http://schemas.microsoft.com/office/word/2018/wordml/cex" xmlns:w16cid="http://schemas.microsoft.com/office/word/2016/wordml/cid" xmlns:w16="http://schemas.microsoft.com/office/word/2018/wordml" xmlns:w16du="http://schemas.microsoft.com/office/word/2023/wordml/word16du" xmlns:w16sdtdh="http://schemas.microsoft.com/office/word/2020/wordml/sdtdatahash" xmlns:w16sdtfl="http://schemas.microsoft.com/office/word/2024/wordml/sdtformatlock" xmlns:w16se="http://schemas.microsoft.com/office/word/2015/wordml/symex" xmlns:wpg="http://schemas.microsoft.com/office/word/2010/wordprocessingGroup" xmlns:wpi="http://schemas.microsoft.com/office/word/2010/wordprocessingInk" xmlns:wne="http://schemas.microsoft.com/office/word/2006/wordml" xmlns:wps="http://schemas.microsoft.com/office/word/2010/wordprocessingShape" mc:Ignorable="w14 w15 w16se w16cid w16 w16cex w16sdtdh w16sdtfl w16du wp14">
   <w:p>
     <w:pPr>
-      <w:pStyle w:val="a6"/>
+      <w:pStyle w:val="Footer"/>
       <w:spacing w:before="72" w:after="72"/>
     </w:pPr>
     <w:r>
@@ -9693,7 +9784,7 @@
                       <w:txbxContent>
                         <w:p>
                           <w:pPr>
-                            <w:pStyle w:val="a6"/>
+                            <w:pStyle w:val="Footer"/>
                             <w:spacing w:before="72" w:after="72"/>
                           </w:pPr>
                           <w:r>
@@ -9737,7 +9828,7 @@
                 <w:txbxContent>
                   <w:p>
                     <w:pPr>
-                      <w:pStyle w:val="a6"/>
+                      <w:pStyle w:val="Footer"/>
                       <w:spacing w:before="72" w:after="72"/>
                     </w:pPr>
                     <w:r>
@@ -9775,7 +9866,7 @@
 <w:ftr xmlns:wpc="http://schemas.microsoft.com/office/word/2010/wordprocessingCanvas" xmlns:cx="http://schemas.microsoft.com/office/drawing/2014/chartex" xmlns:cx1="http://schemas.microsoft.com/office/drawing/2015/9/8/chartex" xmlns:cx2="http://schemas.microsoft.com/office/drawing/2015/10/21/chartex" xmlns:cx3="http://schemas.microsoft.com/office/drawing/2016/5/9/chartex" xmlns:cx4="http://schemas.microsoft.com/office/drawing/2016/5/10/chartex" xmlns:cx5="http://schemas.microsoft.com/office/drawing/2016/5/11/chartex" xmlns:cx6="http://schemas.microsoft.com/office/drawing/2016/5/12/chartex" xmlns:cx7="http://schemas.microsoft.com/office/drawing/2016/5/13/chartex" xmlns:cx8="http://schemas.microsoft.com/office/drawing/2016/5/14/chartex" xmlns:mc="http://schemas.openxmlformats.org/markup-compatibility/2006" xmlns:aink="http://schemas.microsoft.com/office/drawing/2016/ink" xmlns:am3d="http://schemas.microsoft.com/office/drawing/2017/model3d" xmlns:o="urn:schemas-microsoft-com:office:office" xmlns:oel="http://schemas.microsoft.com/office/2019/extlst" xmlns:r="http://schemas.openxmlformats.org/officeDocument/2006/relationships" xmlns:m="http://schemas.openxmlformats.org/officeDocument/2006/math" xmlns:v="urn:schemas-microsoft-com:vml" xmlns:wp14="http://schemas.microsoft.com/office/word/2010/wordprocessingDrawing" xmlns:wp="http://schemas.openxmlformats.org/drawingml/2006/wordprocessingDrawing" xmlns:w10="urn:schemas-microsoft-com:office:word" xmlns:w="http://schemas.openxmlformats.org/wordprocessingml/2006/main" xmlns:w14="http://schemas.microsoft.com/office/word/2010/wordml" xmlns:w15="http://schemas.microsoft.com/office/word/2012/wordml" xmlns:w16cex="http://schemas.microsoft.com/office/word/2018/wordml/cex" xmlns:w16cid="http://schemas.microsoft.com/office/word/2016/wordml/cid" xmlns:w16="http://schemas.microsoft.com/office/word/2018/wordml" xmlns:w16du="http://schemas.microsoft.com/office/word/2023/wordml/word16du" xmlns:w16sdtdh="http://schemas.microsoft.com/office/word/2020/wordml/sdtdatahash" xmlns:w16sdtfl="http://schemas.microsoft.com/office/word/2024/wordml/sdtformatlock" xmlns:w16se="http://schemas.microsoft.com/office/word/2015/wordml/symex" xmlns:wpg="http://schemas.microsoft.com/office/word/2010/wordprocessingGroup" xmlns:wpi="http://schemas.microsoft.com/office/word/2010/wordprocessingInk" xmlns:wne="http://schemas.microsoft.com/office/word/2006/wordml" xmlns:wps="http://schemas.microsoft.com/office/word/2010/wordprocessingShape" mc:Ignorable="w14 w15 w16se w16cid w16 w16cex w16sdtdh w16sdtfl w16du wp14">
   <w:p>
     <w:pPr>
-      <w:pStyle w:val="a6"/>
+      <w:pStyle w:val="Footer"/>
       <w:spacing w:before="72" w:after="72"/>
     </w:pPr>
   </w:p>
@@ -9811,7 +9902,7 @@
 <w:hdr xmlns:wpc="http://schemas.microsoft.com/office/word/2010/wordprocessingCanvas" xmlns:cx="http://schemas.microsoft.com/office/drawing/2014/chartex" xmlns:cx1="http://schemas.microsoft.com/office/drawing/2015/9/8/chartex" xmlns:cx2="http://schemas.microsoft.com/office/drawing/2015/10/21/chartex" xmlns:cx3="http://schemas.microsoft.com/office/drawing/2016/5/9/chartex" xmlns:cx4="http://schemas.microsoft.com/office/drawing/2016/5/10/chartex" xmlns:cx5="http://schemas.microsoft.com/office/drawing/2016/5/11/chartex" xmlns:cx6="http://schemas.microsoft.com/office/drawing/2016/5/12/chartex" xmlns:cx7="http://schemas.microsoft.com/office/drawing/2016/5/13/chartex" xmlns:cx8="http://schemas.microsoft.com/office/drawing/2016/5/14/chartex" xmlns:mc="http://schemas.openxmlformats.org/markup-compatibility/2006" xmlns:aink="http://schemas.microsoft.com/office/drawing/2016/ink" xmlns:am3d="http://schemas.microsoft.com/office/drawing/2017/model3d" xmlns:o="urn:schemas-microsoft-com:office:office" xmlns:oel="http://schemas.microsoft.com/office/2019/extlst" xmlns:r="http://schemas.openxmlformats.org/officeDocument/2006/relationships" xmlns:m="http://schemas.openxmlformats.org/officeDocument/2006/math" xmlns:v="urn:schemas-microsoft-com:vml" xmlns:wp14="http://schemas.microsoft.com/office/word/2010/wordprocessingDrawing" xmlns:wp="http://schemas.openxmlformats.org/drawingml/2006/wordprocessingDrawing" xmlns:w10="urn:schemas-microsoft-com:office:word" xmlns:w="http://schemas.openxmlformats.org/wordprocessingml/2006/main" xmlns:w14="http://schemas.microsoft.com/office/word/2010/wordml" xmlns:w15="http://schemas.microsoft.com/office/word/2012/wordml" xmlns:w16cex="http://schemas.microsoft.com/office/word/2018/wordml/cex" xmlns:w16cid="http://schemas.microsoft.com/office/word/2016/wordml/cid" xmlns:w16="http://schemas.microsoft.com/office/word/2018/wordml" xmlns:w16du="http://schemas.microsoft.com/office/word/2023/wordml/word16du" xmlns:w16sdtdh="http://schemas.microsoft.com/office/word/2020/wordml/sdtdatahash" xmlns:w16sdtfl="http://schemas.microsoft.com/office/word/2024/wordml/sdtformatlock" xmlns:w16se="http://schemas.microsoft.com/office/word/2015/wordml/symex" xmlns:wpg="http://schemas.microsoft.com/office/word/2010/wordprocessingGroup" xmlns:wpi="http://schemas.microsoft.com/office/word/2010/wordprocessingInk" xmlns:wne="http://schemas.microsoft.com/office/word/2006/wordml" xmlns:wps="http://schemas.microsoft.com/office/word/2010/wordprocessingShape" mc:Ignorable="w14 w15 w16se w16cid w16 w16cex w16sdtdh w16sdtfl w16du wp14">
   <w:p>
     <w:pPr>
-      <w:pStyle w:val="a8"/>
+      <w:pStyle w:val="Header"/>
       <w:spacing w:before="72" w:after="72"/>
     </w:pPr>
   </w:p>
@@ -9822,7 +9913,7 @@
 <w:hdr xmlns:wpc="http://schemas.microsoft.com/office/word/2010/wordprocessingCanvas" xmlns:cx="http://schemas.microsoft.com/office/drawing/2014/chartex" xmlns:cx1="http://schemas.microsoft.com/office/drawing/2015/9/8/chartex" xmlns:cx2="http://schemas.microsoft.com/office/drawing/2015/10/21/chartex" xmlns:cx3="http://schemas.microsoft.com/office/drawing/2016/5/9/chartex" xmlns:cx4="http://schemas.microsoft.com/office/drawing/2016/5/10/chartex" xmlns:cx5="http://schemas.microsoft.com/office/drawing/2016/5/11/chartex" xmlns:cx6="http://schemas.microsoft.com/office/drawing/2016/5/12/chartex" xmlns:cx7="http://schemas.microsoft.com/office/drawing/2016/5/13/chartex" xmlns:cx8="http://schemas.microsoft.com/office/drawing/2016/5/14/chartex" xmlns:mc="http://schemas.openxmlformats.org/markup-compatibility/2006" xmlns:aink="http://schemas.microsoft.com/office/drawing/2016/ink" xmlns:am3d="http://schemas.microsoft.com/office/drawing/2017/model3d" xmlns:o="urn:schemas-microsoft-com:office:office" xmlns:oel="http://schemas.microsoft.com/office/2019/extlst" xmlns:r="http://schemas.openxmlformats.org/officeDocument/2006/relationships" xmlns:m="http://schemas.openxmlformats.org/officeDocument/2006/math" xmlns:v="urn:schemas-microsoft-com:vml" xmlns:wp14="http://schemas.microsoft.com/office/word/2010/wordprocessingDrawing" xmlns:wp="http://schemas.openxmlformats.org/drawingml/2006/wordprocessingDrawing" xmlns:w10="urn:schemas-microsoft-com:office:word" xmlns:w="http://schemas.openxmlformats.org/wordprocessingml/2006/main" xmlns:w14="http://schemas.microsoft.com/office/word/2010/wordml" xmlns:w15="http://schemas.microsoft.com/office/word/2012/wordml" xmlns:w16cex="http://schemas.microsoft.com/office/word/2018/wordml/cex" xmlns:w16cid="http://schemas.microsoft.com/office/word/2016/wordml/cid" xmlns:w16="http://schemas.microsoft.com/office/word/2018/wordml" xmlns:w16du="http://schemas.microsoft.com/office/word/2023/wordml/word16du" xmlns:w16sdtdh="http://schemas.microsoft.com/office/word/2020/wordml/sdtdatahash" xmlns:w16sdtfl="http://schemas.microsoft.com/office/word/2024/wordml/sdtformatlock" xmlns:w16se="http://schemas.microsoft.com/office/word/2015/wordml/symex" xmlns:wpg="http://schemas.microsoft.com/office/word/2010/wordprocessingGroup" xmlns:wpi="http://schemas.microsoft.com/office/word/2010/wordprocessingInk" xmlns:wne="http://schemas.microsoft.com/office/word/2006/wordml" xmlns:wps="http://schemas.microsoft.com/office/word/2010/wordprocessingShape" mc:Ignorable="w14 w15 w16se w16cid w16 w16cex w16sdtdh w16sdtfl w16du wp14">
   <w:p>
     <w:pPr>
-      <w:pStyle w:val="a8"/>
+      <w:pStyle w:val="Header"/>
       <w:spacing w:before="72" w:after="72"/>
     </w:pPr>
   </w:p>
@@ -9833,7 +9924,7 @@
 <w:hdr xmlns:wpc="http://schemas.microsoft.com/office/word/2010/wordprocessingCanvas" xmlns:cx="http://schemas.microsoft.com/office/drawing/2014/chartex" xmlns:cx1="http://schemas.microsoft.com/office/drawing/2015/9/8/chartex" xmlns:cx2="http://schemas.microsoft.com/office/drawing/2015/10/21/chartex" xmlns:cx3="http://schemas.microsoft.com/office/drawing/2016/5/9/chartex" xmlns:cx4="http://schemas.microsoft.com/office/drawing/2016/5/10/chartex" xmlns:cx5="http://schemas.microsoft.com/office/drawing/2016/5/11/chartex" xmlns:cx6="http://schemas.microsoft.com/office/drawing/2016/5/12/chartex" xmlns:cx7="http://schemas.microsoft.com/office/drawing/2016/5/13/chartex" xmlns:cx8="http://schemas.microsoft.com/office/drawing/2016/5/14/chartex" xmlns:mc="http://schemas.openxmlformats.org/markup-compatibility/2006" xmlns:aink="http://schemas.microsoft.com/office/drawing/2016/ink" xmlns:am3d="http://schemas.microsoft.com/office/drawing/2017/model3d" xmlns:o="urn:schemas-microsoft-com:office:office" xmlns:oel="http://schemas.microsoft.com/office/2019/extlst" xmlns:r="http://schemas.openxmlformats.org/officeDocument/2006/relationships" xmlns:m="http://schemas.openxmlformats.org/officeDocument/2006/math" xmlns:v="urn:schemas-microsoft-com:vml" xmlns:wp14="http://schemas.microsoft.com/office/word/2010/wordprocessingDrawing" xmlns:wp="http://schemas.openxmlformats.org/drawingml/2006/wordprocessingDrawing" xmlns:w10="urn:schemas-microsoft-com:office:word" xmlns:w="http://schemas.openxmlformats.org/wordprocessingml/2006/main" xmlns:w14="http://schemas.microsoft.com/office/word/2010/wordml" xmlns:w15="http://schemas.microsoft.com/office/word/2012/wordml" xmlns:w16cex="http://schemas.microsoft.com/office/word/2018/wordml/cex" xmlns:w16cid="http://schemas.microsoft.com/office/word/2016/wordml/cid" xmlns:w16="http://schemas.microsoft.com/office/word/2018/wordml" xmlns:w16du="http://schemas.microsoft.com/office/word/2023/wordml/word16du" xmlns:w16sdtdh="http://schemas.microsoft.com/office/word/2020/wordml/sdtdatahash" xmlns:w16sdtfl="http://schemas.microsoft.com/office/word/2024/wordml/sdtformatlock" xmlns:w16se="http://schemas.microsoft.com/office/word/2015/wordml/symex" xmlns:wpg="http://schemas.microsoft.com/office/word/2010/wordprocessingGroup" xmlns:wpi="http://schemas.microsoft.com/office/word/2010/wordprocessingInk" xmlns:wne="http://schemas.microsoft.com/office/word/2006/wordml" xmlns:wps="http://schemas.microsoft.com/office/word/2010/wordprocessingShape" mc:Ignorable="w14 w15 w16se w16cid w16 w16cex w16sdtdh w16sdtfl w16du wp14">
   <w:p>
     <w:pPr>
-      <w:pStyle w:val="a8"/>
+      <w:pStyle w:val="Header"/>
       <w:spacing w:before="72" w:after="72"/>
     </w:pPr>
   </w:p>
@@ -12593,7 +12684,7 @@
     <w:lsdException w:name="Unresolved Mention" w:semiHidden="1" w:unhideWhenUsed="1"/>
     <w:lsdException w:name="Smart Link" w:semiHidden="1" w:unhideWhenUsed="1"/>
   </w:latentStyles>
-  <w:style w:type="paragraph" w:default="1" w:styleId="a">
+  <w:style w:type="paragraph" w:default="1" w:styleId="Normal">
     <w:name w:val="Normal"/>
     <w:autoRedefine/>
     <w:qFormat/>
@@ -12609,11 +12700,11 @@
       <w:szCs w:val="24"/>
     </w:rPr>
   </w:style>
-  <w:style w:type="paragraph" w:styleId="1">
+  <w:style w:type="paragraph" w:styleId="Heading1">
     <w:name w:val="heading 1"/>
-    <w:basedOn w:val="a"/>
-    <w:next w:val="a"/>
-    <w:link w:val="10"/>
+    <w:basedOn w:val="Normal"/>
+    <w:next w:val="Normal"/>
+    <w:link w:val="Heading1Char"/>
     <w:autoRedefine/>
     <w:uiPriority w:val="9"/>
     <w:qFormat/>
@@ -12633,11 +12724,11 @@
       <w:szCs w:val="44"/>
     </w:rPr>
   </w:style>
-  <w:style w:type="paragraph" w:styleId="2">
+  <w:style w:type="paragraph" w:styleId="Heading2">
     <w:name w:val="heading 2"/>
-    <w:basedOn w:val="a"/>
-    <w:next w:val="a"/>
-    <w:link w:val="20"/>
+    <w:basedOn w:val="Normal"/>
+    <w:next w:val="Normal"/>
+    <w:link w:val="Heading2Char"/>
     <w:uiPriority w:val="9"/>
     <w:semiHidden/>
     <w:unhideWhenUsed/>
@@ -12656,11 +12747,11 @@
       <w:szCs w:val="36"/>
     </w:rPr>
   </w:style>
-  <w:style w:type="paragraph" w:styleId="3">
+  <w:style w:type="paragraph" w:styleId="Heading3">
     <w:name w:val="heading 3"/>
-    <w:basedOn w:val="a"/>
-    <w:next w:val="a"/>
-    <w:link w:val="30"/>
+    <w:basedOn w:val="Normal"/>
+    <w:next w:val="Normal"/>
+    <w:link w:val="Heading3Char"/>
     <w:autoRedefine/>
     <w:uiPriority w:val="9"/>
     <w:semiHidden/>
@@ -12679,10 +12770,10 @@
       <w:szCs w:val="32"/>
     </w:rPr>
   </w:style>
-  <w:style w:type="paragraph" w:styleId="4">
+  <w:style w:type="paragraph" w:styleId="Heading4">
     <w:name w:val="heading 4"/>
-    <w:basedOn w:val="a"/>
-    <w:next w:val="a"/>
+    <w:basedOn w:val="Normal"/>
+    <w:next w:val="Normal"/>
     <w:autoRedefine/>
     <w:uiPriority w:val="9"/>
     <w:semiHidden/>
@@ -12700,13 +12791,13 @@
       <w:sz w:val="24"/>
     </w:rPr>
   </w:style>
-  <w:style w:type="character" w:default="1" w:styleId="a0">
+  <w:style w:type="character" w:default="1" w:styleId="DefaultParagraphFont">
     <w:name w:val="Default Paragraph Font"/>
     <w:uiPriority w:val="1"/>
     <w:semiHidden/>
     <w:unhideWhenUsed/>
   </w:style>
-  <w:style w:type="table" w:default="1" w:styleId="a1">
+  <w:style w:type="table" w:default="1" w:styleId="TableNormal">
     <w:name w:val="Normal Table"/>
     <w:uiPriority w:val="99"/>
     <w:semiHidden/>
@@ -12721,15 +12812,15 @@
       </w:tblCellMar>
     </w:tblPr>
   </w:style>
-  <w:style w:type="numbering" w:default="1" w:styleId="a2">
+  <w:style w:type="numbering" w:default="1" w:styleId="NoList">
     <w:name w:val="No List"/>
     <w:uiPriority w:val="99"/>
     <w:semiHidden/>
     <w:unhideWhenUsed/>
   </w:style>
-  <w:style w:type="paragraph" w:styleId="a3">
+  <w:style w:type="paragraph" w:styleId="NormalIndent">
     <w:name w:val="Normal Indent"/>
-    <w:basedOn w:val="a"/>
+    <w:basedOn w:val="Normal"/>
     <w:uiPriority w:val="99"/>
     <w:unhideWhenUsed/>
     <w:qFormat/>
@@ -12737,9 +12828,9 @@
       <w:ind w:firstLine="420"/>
     </w:pPr>
   </w:style>
-  <w:style w:type="paragraph" w:styleId="a4">
+  <w:style w:type="paragraph" w:styleId="CommentText">
     <w:name w:val="annotation text"/>
-    <w:basedOn w:val="a"/>
+    <w:basedOn w:val="Normal"/>
     <w:autoRedefine/>
     <w:uiPriority w:val="99"/>
     <w:semiHidden/>
@@ -12749,9 +12840,9 @@
       <w:jc w:val="left"/>
     </w:pPr>
   </w:style>
-  <w:style w:type="paragraph" w:styleId="a5">
+  <w:style w:type="paragraph" w:styleId="BodyTextIndent">
     <w:name w:val="Body Text Indent"/>
-    <w:basedOn w:val="a"/>
+    <w:basedOn w:val="Normal"/>
     <w:uiPriority w:val="99"/>
     <w:unhideWhenUsed/>
     <w:qFormat/>
@@ -12767,10 +12858,10 @@
       <w:szCs w:val="22"/>
     </w:rPr>
   </w:style>
-  <w:style w:type="paragraph" w:styleId="a6">
+  <w:style w:type="paragraph" w:styleId="Footer">
     <w:name w:val="footer"/>
-    <w:basedOn w:val="a"/>
-    <w:link w:val="a7"/>
+    <w:basedOn w:val="Normal"/>
+    <w:link w:val="FooterChar"/>
     <w:autoRedefine/>
     <w:uiPriority w:val="99"/>
     <w:unhideWhenUsed/>
@@ -12788,10 +12879,10 @@
       <w:szCs w:val="18"/>
     </w:rPr>
   </w:style>
-  <w:style w:type="paragraph" w:styleId="a8">
+  <w:style w:type="paragraph" w:styleId="Header">
     <w:name w:val="header"/>
-    <w:basedOn w:val="a"/>
-    <w:link w:val="a9"/>
+    <w:basedOn w:val="Normal"/>
+    <w:link w:val="HeaderChar"/>
     <w:autoRedefine/>
     <w:uiPriority w:val="99"/>
     <w:unhideWhenUsed/>
@@ -12811,8 +12902,8 @@
   </w:style>
   <w:style w:type="paragraph" w:styleId="TOC1">
     <w:name w:val="toc 1"/>
-    <w:basedOn w:val="a"/>
-    <w:next w:val="a"/>
+    <w:basedOn w:val="Normal"/>
+    <w:next w:val="Normal"/>
     <w:autoRedefine/>
     <w:uiPriority w:val="39"/>
     <w:unhideWhenUsed/>
@@ -12829,11 +12920,11 @@
       <w:color w:val="000000"/>
     </w:rPr>
   </w:style>
-  <w:style w:type="paragraph" w:styleId="aa">
+  <w:style w:type="paragraph" w:styleId="Subtitle">
     <w:name w:val="Subtitle"/>
-    <w:basedOn w:val="a"/>
-    <w:next w:val="a"/>
-    <w:link w:val="ab"/>
+    <w:basedOn w:val="Normal"/>
+    <w:next w:val="Normal"/>
+    <w:link w:val="SubtitleChar"/>
     <w:uiPriority w:val="11"/>
     <w:qFormat/>
     <w:pPr>
@@ -12848,9 +12939,9 @@
       <w:szCs w:val="22"/>
     </w:rPr>
   </w:style>
-  <w:style w:type="paragraph" w:styleId="31">
+  <w:style w:type="paragraph" w:styleId="BodyTextIndent3">
     <w:name w:val="Body Text Indent 3"/>
-    <w:basedOn w:val="a"/>
+    <w:basedOn w:val="Normal"/>
     <w:uiPriority w:val="99"/>
     <w:semiHidden/>
     <w:unhideWhenUsed/>
@@ -12865,9 +12956,9 @@
       <w:sz w:val="24"/>
     </w:rPr>
   </w:style>
-  <w:style w:type="paragraph" w:styleId="ac">
+  <w:style w:type="paragraph" w:styleId="NormalWeb">
     <w:name w:val="Normal (Web)"/>
-    <w:basedOn w:val="a"/>
+    <w:basedOn w:val="Normal"/>
     <w:uiPriority w:val="99"/>
     <w:unhideWhenUsed/>
     <w:qFormat/>
@@ -12880,11 +12971,11 @@
       <w:sz w:val="24"/>
     </w:rPr>
   </w:style>
-  <w:style w:type="paragraph" w:styleId="ad">
+  <w:style w:type="paragraph" w:styleId="Title">
     <w:name w:val="Title"/>
-    <w:basedOn w:val="a"/>
-    <w:next w:val="a"/>
-    <w:link w:val="ae"/>
+    <w:basedOn w:val="Normal"/>
+    <w:next w:val="Normal"/>
+    <w:link w:val="TitleChar"/>
     <w:uiPriority w:val="10"/>
     <w:qFormat/>
     <w:pPr>
@@ -12897,9 +12988,9 @@
       <w:szCs w:val="36"/>
     </w:rPr>
   </w:style>
-  <w:style w:type="table" w:styleId="af">
+  <w:style w:type="table" w:styleId="TableGrid">
     <w:name w:val="Table Grid"/>
-    <w:basedOn w:val="a1"/>
+    <w:basedOn w:val="TableNormal"/>
     <w:autoRedefine/>
     <w:uiPriority w:val="39"/>
     <w:qFormat/>
@@ -12914,9 +13005,9 @@
       </w:tblBorders>
     </w:tblPr>
   </w:style>
-  <w:style w:type="character" w:styleId="af0">
+  <w:style w:type="character" w:styleId="Strong">
     <w:name w:val="Strong"/>
-    <w:basedOn w:val="a0"/>
+    <w:basedOn w:val="DefaultParagraphFont"/>
     <w:uiPriority w:val="22"/>
     <w:qFormat/>
     <w:rPr>
@@ -12924,9 +13015,9 @@
       <w:b/>
     </w:rPr>
   </w:style>
-  <w:style w:type="character" w:styleId="af1">
+  <w:style w:type="character" w:styleId="PageNumber">
     <w:name w:val="page number"/>
-    <w:basedOn w:val="a0"/>
+    <w:basedOn w:val="DefaultParagraphFont"/>
     <w:uiPriority w:val="99"/>
     <w:semiHidden/>
     <w:unhideWhenUsed/>
@@ -12935,9 +13026,9 @@
       <w:rFonts w:ascii="Times New Roman" w:eastAsia="宋体" w:hAnsi="Times New Roman" w:cs="Times New Roman"/>
     </w:rPr>
   </w:style>
-  <w:style w:type="character" w:styleId="af2">
+  <w:style w:type="character" w:styleId="FollowedHyperlink">
     <w:name w:val="FollowedHyperlink"/>
-    <w:basedOn w:val="a0"/>
+    <w:basedOn w:val="DefaultParagraphFont"/>
     <w:uiPriority w:val="99"/>
     <w:semiHidden/>
     <w:unhideWhenUsed/>
@@ -12948,9 +13039,9 @@
       <w:u w:val="single"/>
     </w:rPr>
   </w:style>
-  <w:style w:type="character" w:styleId="af3">
+  <w:style w:type="character" w:styleId="Emphasis">
     <w:name w:val="Emphasis"/>
-    <w:basedOn w:val="a0"/>
+    <w:basedOn w:val="DefaultParagraphFont"/>
     <w:autoRedefine/>
     <w:uiPriority w:val="20"/>
     <w:qFormat/>
@@ -12958,9 +13049,9 @@
       <w:i/>
     </w:rPr>
   </w:style>
-  <w:style w:type="character" w:styleId="af4">
+  <w:style w:type="character" w:styleId="Hyperlink">
     <w:name w:val="Hyperlink"/>
-    <w:basedOn w:val="a0"/>
+    <w:basedOn w:val="DefaultParagraphFont"/>
     <w:autoRedefine/>
     <w:uiPriority w:val="99"/>
     <w:semiHidden/>
@@ -12971,9 +13062,9 @@
       <w:u w:val="single"/>
     </w:rPr>
   </w:style>
-  <w:style w:type="character" w:styleId="HTML">
+  <w:style w:type="character" w:styleId="HTMLCode">
     <w:name w:val="HTML Code"/>
-    <w:basedOn w:val="a0"/>
+    <w:basedOn w:val="DefaultParagraphFont"/>
     <w:uiPriority w:val="99"/>
     <w:semiHidden/>
     <w:unhideWhenUsed/>
@@ -12983,9 +13074,9 @@
       <w:sz w:val="20"/>
     </w:rPr>
   </w:style>
-  <w:style w:type="character" w:styleId="af5">
+  <w:style w:type="character" w:styleId="CommentReference">
     <w:name w:val="annotation reference"/>
-    <w:basedOn w:val="a0"/>
+    <w:basedOn w:val="DefaultParagraphFont"/>
     <w:autoRedefine/>
     <w:uiPriority w:val="99"/>
     <w:semiHidden/>
@@ -12996,10 +13087,10 @@
       <w:szCs w:val="21"/>
     </w:rPr>
   </w:style>
-  <w:style w:type="character" w:customStyle="1" w:styleId="10">
-    <w:name w:val="标题 1 字符"/>
-    <w:basedOn w:val="a0"/>
-    <w:link w:val="1"/>
+  <w:style w:type="character" w:customStyle="1" w:styleId="Heading1Char">
+    <w:name w:val="Heading 1 Char"/>
+    <w:basedOn w:val="DefaultParagraphFont"/>
+    <w:link w:val="Heading1"/>
     <w:autoRedefine/>
     <w:uiPriority w:val="9"/>
     <w:qFormat/>
@@ -13012,10 +13103,10 @@
       <w:szCs w:val="44"/>
     </w:rPr>
   </w:style>
-  <w:style w:type="character" w:customStyle="1" w:styleId="a7">
-    <w:name w:val="页脚 字符"/>
-    <w:basedOn w:val="a0"/>
-    <w:link w:val="a6"/>
+  <w:style w:type="character" w:customStyle="1" w:styleId="FooterChar">
+    <w:name w:val="Footer Char"/>
+    <w:basedOn w:val="DefaultParagraphFont"/>
+    <w:link w:val="Footer"/>
     <w:autoRedefine/>
     <w:uiPriority w:val="99"/>
     <w:qFormat/>
@@ -13042,10 +13133,10 @@
       <w:szCs w:val="24"/>
     </w:rPr>
   </w:style>
-  <w:style w:type="character" w:customStyle="1" w:styleId="a9">
-    <w:name w:val="页眉 字符"/>
-    <w:basedOn w:val="a0"/>
-    <w:link w:val="a8"/>
+  <w:style w:type="character" w:customStyle="1" w:styleId="HeaderChar">
+    <w:name w:val="Header Char"/>
+    <w:basedOn w:val="DefaultParagraphFont"/>
+    <w:link w:val="Header"/>
     <w:autoRedefine/>
     <w:uiPriority w:val="99"/>
     <w:qFormat/>
@@ -13055,9 +13146,9 @@
       <w:szCs w:val="18"/>
     </w:rPr>
   </w:style>
-  <w:style w:type="paragraph" w:styleId="af6">
+  <w:style w:type="paragraph" w:styleId="ListParagraph">
     <w:name w:val="List Paragraph"/>
-    <w:basedOn w:val="a"/>
+    <w:basedOn w:val="Normal"/>
     <w:autoRedefine/>
     <w:uiPriority w:val="34"/>
     <w:qFormat/>
@@ -13065,9 +13156,9 @@
       <w:ind w:firstLineChars="200" w:firstLine="420"/>
     </w:pPr>
   </w:style>
-  <w:style w:type="character" w:customStyle="1" w:styleId="11">
+  <w:style w:type="character" w:customStyle="1" w:styleId="1">
     <w:name w:val="未处理的提及1"/>
-    <w:basedOn w:val="a0"/>
+    <w:basedOn w:val="DefaultParagraphFont"/>
     <w:autoRedefine/>
     <w:uiPriority w:val="99"/>
     <w:semiHidden/>
@@ -13078,10 +13169,10 @@
       <w:shd w:val="clear" w:color="auto" w:fill="E1DFDD"/>
     </w:rPr>
   </w:style>
-  <w:style w:type="character" w:customStyle="1" w:styleId="30">
-    <w:name w:val="标题 3 字符"/>
-    <w:basedOn w:val="a0"/>
-    <w:link w:val="3"/>
+  <w:style w:type="character" w:customStyle="1" w:styleId="Heading3Char">
+    <w:name w:val="Heading 3 Char"/>
+    <w:basedOn w:val="DefaultParagraphFont"/>
+    <w:link w:val="Heading3"/>
     <w:autoRedefine/>
     <w:uiPriority w:val="9"/>
     <w:semiHidden/>
@@ -13096,7 +13187,7 @@
   </w:style>
   <w:style w:type="paragraph" w:customStyle="1" w:styleId="111">
     <w:name w:val="1.1.1标题"/>
-    <w:basedOn w:val="a"/>
+    <w:basedOn w:val="Normal"/>
     <w:autoRedefine/>
     <w:qFormat/>
     <w:pPr>
@@ -13113,9 +13204,9 @@
       <w:sz w:val="24"/>
     </w:rPr>
   </w:style>
-  <w:style w:type="paragraph" w:customStyle="1" w:styleId="21">
+  <w:style w:type="paragraph" w:customStyle="1" w:styleId="2">
     <w:name w:val="标题2"/>
-    <w:basedOn w:val="a"/>
+    <w:basedOn w:val="Normal"/>
     <w:qFormat/>
     <w:pPr>
       <w:widowControl/>
@@ -13132,9 +13223,9 @@
       <w:szCs w:val="21"/>
     </w:rPr>
   </w:style>
-  <w:style w:type="character" w:customStyle="1" w:styleId="22">
+  <w:style w:type="character" w:customStyle="1" w:styleId="20">
     <w:name w:val="未处理的提及2"/>
-    <w:basedOn w:val="a0"/>
+    <w:basedOn w:val="DefaultParagraphFont"/>
     <w:uiPriority w:val="99"/>
     <w:semiHidden/>
     <w:unhideWhenUsed/>
@@ -13145,9 +13236,9 @@
       <w:shd w:val="clear" w:color="auto" w:fill="E1DFDD"/>
     </w:rPr>
   </w:style>
-  <w:style w:type="paragraph" w:customStyle="1" w:styleId="32">
+  <w:style w:type="paragraph" w:customStyle="1" w:styleId="3">
     <w:name w:val="标题3"/>
-    <w:basedOn w:val="a"/>
+    <w:basedOn w:val="Normal"/>
     <w:link w:val="3Char"/>
     <w:autoRedefine/>
     <w:qFormat/>
@@ -13161,7 +13252,7 @@
   </w:style>
   <w:style w:type="character" w:customStyle="1" w:styleId="Char">
     <w:name w:val="备注 Char"/>
-    <w:link w:val="af7"/>
+    <w:link w:val="a"/>
     <w:autoRedefine/>
     <w:qFormat/>
     <w:rPr>
@@ -13170,9 +13261,9 @@
       <w:szCs w:val="18"/>
     </w:rPr>
   </w:style>
-  <w:style w:type="paragraph" w:customStyle="1" w:styleId="af7">
+  <w:style w:type="paragraph" w:customStyle="1" w:styleId="a">
     <w:name w:val="备注"/>
-    <w:basedOn w:val="ad"/>
+    <w:basedOn w:val="Title"/>
     <w:link w:val="Char"/>
     <w:autoRedefine/>
     <w:qFormat/>
@@ -13182,9 +13273,9 @@
       <w:szCs w:val="18"/>
     </w:rPr>
   </w:style>
-  <w:style w:type="paragraph" w:styleId="af8">
+  <w:style w:type="paragraph" w:styleId="NoSpacing">
     <w:name w:val="No Spacing"/>
-    <w:basedOn w:val="a"/>
+    <w:basedOn w:val="Normal"/>
     <w:autoRedefine/>
     <w:uiPriority w:val="99"/>
     <w:unhideWhenUsed/>
@@ -13195,7 +13286,7 @@
   </w:style>
   <w:style w:type="character" w:customStyle="1" w:styleId="dash6b63-6587--char">
     <w:name w:val="dash6b63-6587--char"/>
-    <w:basedOn w:val="a0"/>
+    <w:basedOn w:val="DefaultParagraphFont"/>
     <w:autoRedefine/>
     <w:uiPriority w:val="7"/>
     <w:qFormat/>
@@ -13203,7 +13294,7 @@
       <w:rFonts w:ascii="Times New Roman" w:eastAsia="宋体" w:hAnsi="Times New Roman" w:cs="Times New Roman"/>
     </w:rPr>
   </w:style>
-  <w:style w:type="paragraph" w:customStyle="1" w:styleId="12">
+  <w:style w:type="paragraph" w:customStyle="1" w:styleId="10">
     <w:name w:val="正文1"/>
     <w:autoRedefine/>
     <w:qFormat/>
@@ -13229,7 +13320,7 @@
   </w:style>
   <w:style w:type="character" w:customStyle="1" w:styleId="s1">
     <w:name w:val="s1"/>
-    <w:basedOn w:val="a0"/>
+    <w:basedOn w:val="DefaultParagraphFont"/>
     <w:qFormat/>
     <w:rPr>
       <w:rFonts w:ascii="pingfang sc" w:eastAsia="pingfang sc" w:hAnsi="pingfang sc" w:cs="pingfang sc"/>
@@ -13239,7 +13330,7 @@
   </w:style>
   <w:style w:type="paragraph" w:customStyle="1" w:styleId="p1">
     <w:name w:val="p1"/>
-    <w:basedOn w:val="a"/>
+    <w:basedOn w:val="Normal"/>
     <w:qFormat/>
     <w:pPr>
       <w:spacing w:before="0" w:after="0"/>
@@ -13252,9 +13343,9 @@
       <w:szCs w:val="26"/>
     </w:rPr>
   </w:style>
-  <w:style w:type="character" w:customStyle="1" w:styleId="20">
-    <w:name w:val="标题 2 字符"/>
-    <w:link w:val="2"/>
+  <w:style w:type="character" w:customStyle="1" w:styleId="Heading2Char">
+    <w:name w:val="Heading 2 Char"/>
+    <w:link w:val="Heading2"/>
     <w:semiHidden/>
     <w:qFormat/>
     <w:rPr>
@@ -13267,9 +13358,9 @@
       <w:lang w:val="en-US" w:eastAsia="zh-CN" w:bidi="ar"/>
     </w:rPr>
   </w:style>
-  <w:style w:type="character" w:customStyle="1" w:styleId="ab">
-    <w:name w:val="副标题 字符"/>
-    <w:link w:val="aa"/>
+  <w:style w:type="character" w:customStyle="1" w:styleId="SubtitleChar">
+    <w:name w:val="Subtitle Char"/>
+    <w:link w:val="Subtitle"/>
     <w:qFormat/>
     <w:rPr>
       <w:rFonts w:asciiTheme="minorHAnsi" w:eastAsiaTheme="minorEastAsia" w:hAnsiTheme="minorHAnsi" w:cstheme="minorBidi"/>
@@ -13279,9 +13370,9 @@
       <w:szCs w:val="22"/>
     </w:rPr>
   </w:style>
-  <w:style w:type="character" w:customStyle="1" w:styleId="ae">
-    <w:name w:val="标题 字符"/>
-    <w:link w:val="ad"/>
+  <w:style w:type="character" w:customStyle="1" w:styleId="TitleChar">
+    <w:name w:val="Title Char"/>
+    <w:link w:val="Title"/>
     <w:qFormat/>
     <w:rPr>
       <w:rFonts w:ascii="黑体" w:eastAsia="黑体" w:hAnsi="Times New Roman" w:cs="Times New Roman"/>
@@ -13291,7 +13382,7 @@
   </w:style>
   <w:style w:type="character" w:customStyle="1" w:styleId="3Char">
     <w:name w:val="标题3 Char"/>
-    <w:link w:val="32"/>
+    <w:link w:val="3"/>
     <w:qFormat/>
     <w:rPr>
       <w:rFonts w:ascii="Times New Roman" w:eastAsia="宋体" w:hAnsi="Times New Roman" w:cs="Times New Roman"/>
@@ -13338,7 +13429,7 @@
   </w:style>
   <w:style w:type="character" w:customStyle="1" w:styleId="font21">
     <w:name w:val="font21"/>
-    <w:basedOn w:val="a0"/>
+    <w:basedOn w:val="DefaultParagraphFont"/>
     <w:qFormat/>
     <w:rPr>
       <w:rFonts w:ascii="宋体" w:eastAsia="宋体" w:hAnsi="宋体" w:cs="宋体" w:hint="eastAsia"/>
@@ -13350,7 +13441,7 @@
   </w:style>
   <w:style w:type="character" w:customStyle="1" w:styleId="font11">
     <w:name w:val="font11"/>
-    <w:basedOn w:val="a0"/>
+    <w:basedOn w:val="DefaultParagraphFont"/>
     <w:qFormat/>
     <w:rPr>
       <w:rFonts w:ascii="Segoe UI" w:eastAsia="Segoe UI" w:hAnsi="Segoe UI" w:cs="Segoe UI" w:hint="default"/>
@@ -13360,10 +13451,10 @@
       <w:u w:val="none"/>
     </w:rPr>
   </w:style>
-  <w:style w:type="paragraph" w:customStyle="1" w:styleId="13">
+  <w:style w:type="paragraph" w:customStyle="1" w:styleId="11">
     <w:name w:val="样式1"/>
-    <w:basedOn w:val="1"/>
-    <w:next w:val="a"/>
+    <w:basedOn w:val="Heading1"/>
+    <w:next w:val="Normal"/>
     <w:autoRedefine/>
     <w:qFormat/>
     <w:pPr>

--- a/spm/file/软件项目管理教学大纲.docx
+++ b/spm/file/软件项目管理教学大纲.docx
@@ -5,6 +5,7 @@
     <w:p>
       <w:pPr>
         <w:pStyle w:val="Heading1"/>
+        <w:ind w:firstLine="883"/>
       </w:pPr>
       <w:bookmarkStart w:id="0" w:name="_Toc29154"/>
       <w:bookmarkStart w:id="1" w:name="_Toc6459"/>
@@ -26,7 +27,11 @@
       <w:bookmarkEnd w:id="1"/>
       <w:bookmarkEnd w:id="2"/>
     </w:p>
-    <w:p/>
+    <w:p>
+      <w:pPr>
+        <w:spacing w:beforeLines="0" w:before="0" w:afterLines="0" w:after="0" w:line="240" w:lineRule="auto"/>
+      </w:pPr>
+    </w:p>
     <w:tbl>
       <w:tblPr>
         <w:tblW w:w="0" w:type="auto"/>
@@ -525,6 +530,7 @@
           <w:p>
             <w:pPr>
               <w:spacing w:beforeLines="0" w:before="0" w:afterLines="0" w:after="0"/>
+              <w:ind w:firstLineChars="200" w:firstLine="420"/>
               <w:rPr>
                 <w:shd w:val="clear" w:color="auto" w:fill="FFFFFF"/>
               </w:rPr>
@@ -610,6 +616,7 @@
           <w:p>
             <w:pPr>
               <w:spacing w:beforeLines="0" w:before="0" w:afterLines="0" w:after="0"/>
+              <w:ind w:firstLineChars="200" w:firstLine="420"/>
               <w:rPr>
                 <w:shd w:val="clear" w:color="auto" w:fill="FFFFFF"/>
               </w:rPr>
@@ -709,7 +716,8 @@
     </w:tbl>
     <w:p>
       <w:pPr>
-        <w:outlineLvl w:val="1"/>
+        <w:ind w:firstLine="420"/>
+        <w:outlineLvl w:val="0"/>
         <w:rPr>
           <w:b/>
           <w:bCs/>
@@ -739,7 +747,7 @@
         <w:rPr>
           <w:rFonts w:hint="eastAsia"/>
         </w:rPr>
-        <w:t>．知识目标：</w:t>
+        <w:t>．知识目标</w:t>
       </w:r>
     </w:p>
     <w:p>
@@ -849,44 +857,44 @@
         <w:rPr>
           <w:rFonts w:hint="eastAsia"/>
         </w:rPr>
+        <w:t>2</w:t>
+      </w:r>
+      <w:r>
+        <w:rPr>
+          <w:rFonts w:hint="eastAsia"/>
+        </w:rPr>
+        <w:t>．能力目标</w:t>
+      </w:r>
+    </w:p>
+    <w:p>
+      <w:r>
+        <w:rPr>
+          <w:rFonts w:hint="eastAsia"/>
+        </w:rPr>
         <w:lastRenderedPageBreak/>
+        <w:t>2.1</w:t>
+      </w:r>
+      <w:r>
+        <w:rPr>
+          <w:rFonts w:hint="eastAsia"/>
+        </w:rPr>
+        <w:t>．分析能力——能够基于软件工程相关背景知识进行合理分析，评价软件专业工程实践和复杂软件工程问题解决方案对社会、健康、安全、法律以及文化的影响，并理解应承担的责任。了解软件项目评估基本方法和原则。</w:t>
+      </w:r>
+    </w:p>
+    <w:p>
+      <w:r>
+        <w:rPr>
+          <w:rFonts w:hint="eastAsia"/>
+        </w:rPr>
+        <w:t>2.</w:t>
+      </w:r>
+      <w:r>
         <w:t>2</w:t>
       </w:r>
       <w:r>
         <w:rPr>
           <w:rFonts w:hint="eastAsia"/>
         </w:rPr>
-        <w:t>．能力目标：</w:t>
-      </w:r>
-    </w:p>
-    <w:p>
-      <w:r>
-        <w:rPr>
-          <w:rFonts w:hint="eastAsia"/>
-        </w:rPr>
-        <w:t>2.1</w:t>
-      </w:r>
-      <w:r>
-        <w:rPr>
-          <w:rFonts w:hint="eastAsia"/>
-        </w:rPr>
-        <w:t>．分析能力——能够基于软件工程相关背景知识进行合理分析，评价软件专业工程实践和复杂软件工程问题解决方案对社会、健康、安全、法律以及文化的影响，并理解应承担的责任。了解软件项目评估基本方法和原则。</w:t>
-      </w:r>
-    </w:p>
-    <w:p>
-      <w:r>
-        <w:rPr>
-          <w:rFonts w:hint="eastAsia"/>
-        </w:rPr>
-        <w:t>2.</w:t>
-      </w:r>
-      <w:r>
-        <w:t>2</w:t>
-      </w:r>
-      <w:r>
-        <w:rPr>
-          <w:rFonts w:hint="eastAsia"/>
-        </w:rPr>
         <w:t>．设计能力——能设计针对较复杂软件项目的组织管理方案，对设计方案的可行性进行论证</w:t>
       </w:r>
       <w:r>
@@ -946,7 +954,7 @@
         <w:rPr>
           <w:rFonts w:hint="eastAsia"/>
         </w:rPr>
-        <w:t>）：</w:t>
+        <w:t>）</w:t>
       </w:r>
     </w:p>
     <w:p>
@@ -1118,7 +1126,8 @@
     </w:p>
     <w:p>
       <w:pPr>
-        <w:outlineLvl w:val="1"/>
+        <w:ind w:firstLine="420"/>
+        <w:outlineLvl w:val="0"/>
         <w:rPr>
           <w:b/>
           <w:bCs/>
@@ -1739,7 +1748,6 @@
               <w:spacing w:beforeLines="0" w:before="0" w:afterLines="0" w:after="0"/>
             </w:pPr>
             <w:r>
-              <w:lastRenderedPageBreak/>
               <w:t>【</w:t>
             </w:r>
             <w:r>
@@ -1764,12 +1772,7 @@
               <w:spacing w:beforeLines="0" w:before="0" w:afterLines="0" w:after="0"/>
             </w:pPr>
             <w:r>
-              <w:lastRenderedPageBreak/>
-              <w:t>能够在多学科背景下的团队中承担个体、团队成员以及负责人的</w:t>
-            </w:r>
-            <w:r>
-              <w:lastRenderedPageBreak/>
-              <w:t>角色。</w:t>
+              <w:t>能够在多学科背景下的团队中承担个体、团队成员以及负责人的角色。</w:t>
             </w:r>
           </w:p>
         </w:tc>
@@ -1783,7 +1786,6 @@
               <w:spacing w:beforeLines="0" w:before="0" w:afterLines="0" w:after="0"/>
             </w:pPr>
             <w:r>
-              <w:lastRenderedPageBreak/>
               <w:t>2</w:t>
             </w:r>
             <w:r>
@@ -1883,6 +1885,7 @@
               <w:rPr>
                 <w:lang w:eastAsia="zh-Hans"/>
               </w:rPr>
+              <w:lastRenderedPageBreak/>
               <w:t>【</w:t>
             </w:r>
             <w:r>
@@ -1910,7 +1913,12 @@
               <w:spacing w:beforeLines="0" w:before="0" w:afterLines="0" w:after="0"/>
             </w:pPr>
             <w:r>
-              <w:t>具有人文社会科学素养、社会责任感和公民公德，能够在计算机工程实践中理解并遵守工程职业道德和规范，履行责任。</w:t>
+              <w:lastRenderedPageBreak/>
+              <w:t>具有人文社会科学素养、社会责任感和公民公德，能够在计算机工</w:t>
+            </w:r>
+            <w:r>
+              <w:lastRenderedPageBreak/>
+              <w:t>程实践中理解并遵守工程职业道德和规范，履行责任。</w:t>
             </w:r>
           </w:p>
         </w:tc>
@@ -1930,6 +1938,7 @@
               <w:rPr>
                 <w:rFonts w:hint="eastAsia"/>
               </w:rPr>
+              <w:lastRenderedPageBreak/>
               <w:t>1.2</w:t>
             </w:r>
             <w:r>
@@ -1977,6 +1986,7 @@
               </w:rPr>
             </w:pPr>
             <w:r>
+              <w:lastRenderedPageBreak/>
               <w:t>2</w:t>
             </w:r>
             <w:r>
@@ -2053,6 +2063,7 @@
                 <w:rFonts w:hint="eastAsia"/>
                 <w:lang w:eastAsia="zh-Hans"/>
               </w:rPr>
+              <w:lastRenderedPageBreak/>
               <w:t>毕业要求</w:t>
             </w:r>
             <w:r>
@@ -2258,10 +2269,15 @@
         </w:tc>
       </w:tr>
     </w:tbl>
-    <w:p/>
-    <w:p>
-      <w:pPr>
-        <w:outlineLvl w:val="1"/>
+    <w:p>
+      <w:pPr>
+        <w:spacing w:beforeLines="0" w:before="0" w:afterLines="0" w:after="0" w:line="240" w:lineRule="auto"/>
+      </w:pPr>
+    </w:p>
+    <w:p>
+      <w:pPr>
+        <w:ind w:firstLine="420"/>
+        <w:outlineLvl w:val="0"/>
         <w:rPr>
           <w:b/>
           <w:bCs/>
@@ -2362,6 +2378,9 @@
       </w:r>
     </w:p>
     <w:p>
+      <w:pPr>
+        <w:outlineLvl w:val="1"/>
+      </w:pPr>
       <w:r>
         <w:rPr>
           <w:rFonts w:hint="eastAsia"/>
@@ -2452,11 +2471,19 @@
       </w:r>
     </w:p>
     <w:p>
-      <w:r>
-        <w:rPr>
-          <w:rFonts w:hint="eastAsia"/>
-        </w:rPr>
-        <w:t>教学目标：</w:t>
+      <w:pPr>
+        <w:rPr>
+          <w:b/>
+          <w:bCs/>
+        </w:rPr>
+      </w:pPr>
+      <w:r>
+        <w:rPr>
+          <w:rFonts w:hint="eastAsia"/>
+          <w:b/>
+          <w:bCs/>
+        </w:rPr>
+        <w:t>教学目标</w:t>
       </w:r>
     </w:p>
     <w:p>
@@ -2476,90 +2503,10 @@
       </w:r>
     </w:p>
     <w:p>
-      <w:r>
-        <w:rPr>
-          <w:rFonts w:hint="eastAsia"/>
-        </w:rPr>
-        <w:t>教学内容：</w:t>
-      </w:r>
-    </w:p>
-    <w:p>
-      <w:r>
-        <w:t>1</w:t>
-      </w:r>
-      <w:r>
-        <w:rPr>
-          <w:rFonts w:hint="eastAsia"/>
-        </w:rPr>
-        <w:t>、项目与软件项目</w:t>
-      </w:r>
-    </w:p>
-    <w:p>
-      <w:pPr>
-        <w:rPr>
-          <w:lang w:eastAsia="zh-Hans"/>
-        </w:rPr>
-      </w:pPr>
-      <w:r>
-        <w:rPr>
-          <w:rFonts w:hint="eastAsia"/>
-        </w:rPr>
-        <w:t>2</w:t>
-      </w:r>
-      <w:r>
-        <w:rPr>
-          <w:rFonts w:hint="eastAsia"/>
-        </w:rPr>
-        <w:t>、项目管理</w:t>
-      </w:r>
-      <w:r>
-        <w:rPr>
-          <w:rFonts w:hint="eastAsia"/>
-          <w:lang w:eastAsia="zh-Hans"/>
-        </w:rPr>
-        <w:t>与软件项目管理</w:t>
-      </w:r>
-    </w:p>
-    <w:p>
-      <w:r>
-        <w:rPr>
-          <w:lang w:eastAsia="zh-Hans"/>
-        </w:rPr>
-        <w:t>3</w:t>
-      </w:r>
-      <w:r>
-        <w:rPr>
-          <w:lang w:eastAsia="zh-Hans"/>
-        </w:rPr>
-        <w:t>、</w:t>
-      </w:r>
-      <w:r>
-        <w:rPr>
-          <w:rFonts w:hint="eastAsia"/>
-        </w:rPr>
-        <w:t>项目管理知识体系、软件项目管理知识体系</w:t>
-      </w:r>
-    </w:p>
-    <w:p>
-      <w:r>
-        <w:rPr>
-          <w:rFonts w:hint="eastAsia"/>
-        </w:rPr>
-        <w:t>3</w:t>
-      </w:r>
-      <w:r>
-        <w:rPr>
-          <w:rFonts w:hint="eastAsia"/>
-        </w:rPr>
-        <w:t>、敏捷项目管理</w:t>
-      </w:r>
-    </w:p>
-    <w:p>
       <w:pPr>
         <w:rPr>
           <w:b/>
           <w:bCs/>
-          <w:lang w:eastAsia="zh-Hans"/>
         </w:rPr>
       </w:pPr>
       <w:r>
@@ -2568,6 +2515,106 @@
           <w:b/>
           <w:bCs/>
         </w:rPr>
+        <w:t>教学内容</w:t>
+      </w:r>
+    </w:p>
+    <w:p>
+      <w:r>
+        <w:t>1</w:t>
+      </w:r>
+      <w:r>
+        <w:rPr>
+          <w:rFonts w:hint="eastAsia"/>
+        </w:rPr>
+        <w:t xml:space="preserve">. </w:t>
+      </w:r>
+      <w:r>
+        <w:rPr>
+          <w:rFonts w:hint="eastAsia"/>
+        </w:rPr>
+        <w:t>项目与软件项目</w:t>
+      </w:r>
+    </w:p>
+    <w:p>
+      <w:pPr>
+        <w:rPr>
+          <w:lang w:eastAsia="zh-Hans"/>
+        </w:rPr>
+      </w:pPr>
+      <w:r>
+        <w:rPr>
+          <w:rFonts w:hint="eastAsia"/>
+        </w:rPr>
+        <w:t>2</w:t>
+      </w:r>
+      <w:r>
+        <w:rPr>
+          <w:rFonts w:hint="eastAsia"/>
+        </w:rPr>
+        <w:t xml:space="preserve">. </w:t>
+      </w:r>
+      <w:r>
+        <w:rPr>
+          <w:rFonts w:hint="eastAsia"/>
+        </w:rPr>
+        <w:t>项目管理</w:t>
+      </w:r>
+      <w:r>
+        <w:rPr>
+          <w:rFonts w:hint="eastAsia"/>
+          <w:lang w:eastAsia="zh-Hans"/>
+        </w:rPr>
+        <w:t>与软件项目管理</w:t>
+      </w:r>
+    </w:p>
+    <w:p>
+      <w:r>
+        <w:rPr>
+          <w:lang w:eastAsia="zh-Hans"/>
+        </w:rPr>
+        <w:t>3</w:t>
+      </w:r>
+      <w:r>
+        <w:rPr>
+          <w:rFonts w:hint="eastAsia"/>
+        </w:rPr>
+        <w:t xml:space="preserve">. </w:t>
+      </w:r>
+      <w:r>
+        <w:rPr>
+          <w:rFonts w:hint="eastAsia"/>
+        </w:rPr>
+        <w:t>项目管理知识体系、软件项目管理知识体系</w:t>
+      </w:r>
+    </w:p>
+    <w:p>
+      <w:r>
+        <w:rPr>
+          <w:rFonts w:hint="eastAsia"/>
+        </w:rPr>
+        <w:t xml:space="preserve">4. </w:t>
+      </w:r>
+      <w:r>
+        <w:rPr>
+          <w:rFonts w:hint="eastAsia"/>
+        </w:rPr>
+        <w:t>敏捷项目管理</w:t>
+      </w:r>
+    </w:p>
+    <w:p>
+      <w:pPr>
+        <w:rPr>
+          <w:b/>
+          <w:bCs/>
+          <w:lang w:eastAsia="zh-Hans"/>
+        </w:rPr>
+      </w:pPr>
+      <w:r>
+        <w:rPr>
+          <w:rFonts w:hint="eastAsia"/>
+          <w:b/>
+          <w:bCs/>
+        </w:rPr>
         <w:t>作业：</w:t>
       </w:r>
       <w:r>
@@ -2579,6 +2626,9 @@
       </w:r>
     </w:p>
     <w:p>
+      <w:pPr>
+        <w:outlineLvl w:val="1"/>
+      </w:pPr>
       <w:r>
         <w:rPr>
           <w:rFonts w:hint="eastAsia"/>
@@ -2705,11 +2755,19 @@
       </w:r>
     </w:p>
     <w:p>
-      <w:r>
-        <w:rPr>
-          <w:rFonts w:hint="eastAsia"/>
-        </w:rPr>
-        <w:t>教学目标：</w:t>
+      <w:pPr>
+        <w:rPr>
+          <w:b/>
+          <w:bCs/>
+        </w:rPr>
+      </w:pPr>
+      <w:r>
+        <w:rPr>
+          <w:rFonts w:hint="eastAsia"/>
+          <w:b/>
+          <w:bCs/>
+        </w:rPr>
+        <w:t>教学目标</w:t>
       </w:r>
     </w:p>
     <w:p>
@@ -2794,92 +2852,92 @@
       </w:r>
     </w:p>
     <w:p>
-      <w:r>
-        <w:rPr>
-          <w:rFonts w:hint="eastAsia"/>
-        </w:rPr>
-        <w:t>教学内容：</w:t>
-      </w:r>
-    </w:p>
-    <w:p>
-      <w:pPr>
-        <w:pStyle w:val="ListParagraph"/>
-        <w:numPr>
-          <w:ilvl w:val="0"/>
-          <w:numId w:val="15"/>
-        </w:numPr>
-        <w:ind w:firstLineChars="0"/>
-      </w:pPr>
+      <w:pPr>
+        <w:rPr>
+          <w:b/>
+          <w:bCs/>
+        </w:rPr>
+      </w:pPr>
+      <w:r>
+        <w:rPr>
+          <w:rFonts w:hint="eastAsia"/>
+          <w:b/>
+          <w:bCs/>
+        </w:rPr>
+        <w:t>教学内容</w:t>
+      </w:r>
+    </w:p>
+    <w:p>
+      <w:r>
+        <w:rPr>
+          <w:rFonts w:hint="eastAsia"/>
+        </w:rPr>
+        <w:t xml:space="preserve">1. </w:t>
+      </w:r>
+      <w:r>
+        <w:rPr>
+          <w:rFonts w:hint="eastAsia"/>
+        </w:rPr>
+        <w:t>项目评估</w:t>
+      </w:r>
+      <w:r>
+        <w:rPr>
+          <w:rFonts w:hint="eastAsia"/>
+          <w:lang w:eastAsia="zh-Hans"/>
+        </w:rPr>
+        <w:t>工作</w:t>
+      </w:r>
+    </w:p>
+    <w:p>
+      <w:r>
+        <w:rPr>
+          <w:rFonts w:hint="eastAsia"/>
+        </w:rPr>
+        <w:t xml:space="preserve">2. </w:t>
+      </w:r>
+      <w:r>
+        <w:rPr>
+          <w:rFonts w:hint="eastAsia"/>
+        </w:rPr>
+        <w:t>项目立项</w:t>
+      </w:r>
+      <w:r>
+        <w:rPr>
+          <w:rFonts w:hint="eastAsia"/>
+          <w:lang w:eastAsia="zh-Hans"/>
+        </w:rPr>
+        <w:t>过程</w:t>
+      </w:r>
+    </w:p>
+    <w:p>
+      <w:r>
+        <w:rPr>
+          <w:rFonts w:hint="eastAsia"/>
+        </w:rPr>
+        <w:t xml:space="preserve">3. </w:t>
+      </w:r>
+      <w:r>
+        <w:rPr>
+          <w:rFonts w:hint="eastAsia"/>
+        </w:rPr>
+        <w:t>项目招投标</w:t>
+      </w:r>
+      <w:r>
+        <w:rPr>
+          <w:rFonts w:hint="eastAsia"/>
+          <w:lang w:eastAsia="zh-Hans"/>
+        </w:rPr>
+        <w:t>过程</w:t>
+      </w:r>
+    </w:p>
+    <w:p>
       <w:r>
         <w:rPr>
           <w:rFonts w:hint="eastAsia"/>
         </w:rPr>
         <w:lastRenderedPageBreak/>
-        <w:t>项目评估</w:t>
-      </w:r>
-      <w:r>
-        <w:rPr>
-          <w:rFonts w:hint="eastAsia"/>
-          <w:lang w:eastAsia="zh-Hans"/>
-        </w:rPr>
-        <w:t>工作</w:t>
-      </w:r>
-    </w:p>
-    <w:p>
-      <w:pPr>
-        <w:pStyle w:val="ListParagraph"/>
-        <w:numPr>
-          <w:ilvl w:val="0"/>
-          <w:numId w:val="15"/>
-        </w:numPr>
-        <w:ind w:firstLineChars="0"/>
-      </w:pPr>
-      <w:r>
-        <w:rPr>
-          <w:rFonts w:hint="eastAsia"/>
-        </w:rPr>
-        <w:t>项目立项</w:t>
-      </w:r>
-      <w:r>
-        <w:rPr>
-          <w:rFonts w:hint="eastAsia"/>
-          <w:lang w:eastAsia="zh-Hans"/>
-        </w:rPr>
-        <w:t>过程</w:t>
-      </w:r>
-    </w:p>
-    <w:p>
-      <w:pPr>
-        <w:pStyle w:val="ListParagraph"/>
-        <w:numPr>
-          <w:ilvl w:val="0"/>
-          <w:numId w:val="15"/>
-        </w:numPr>
-        <w:ind w:firstLineChars="0"/>
-      </w:pPr>
-      <w:r>
-        <w:rPr>
-          <w:rFonts w:hint="eastAsia"/>
-        </w:rPr>
-        <w:t>项目招投标</w:t>
-      </w:r>
-      <w:r>
-        <w:rPr>
-          <w:rFonts w:hint="eastAsia"/>
-          <w:lang w:eastAsia="zh-Hans"/>
-        </w:rPr>
-        <w:t>过程</w:t>
-      </w:r>
-    </w:p>
-    <w:p>
-      <w:pPr>
-        <w:pStyle w:val="ListParagraph"/>
-        <w:numPr>
-          <w:ilvl w:val="0"/>
-          <w:numId w:val="15"/>
-        </w:numPr>
-        <w:ind w:firstLineChars="0"/>
-      </w:pPr>
+        <w:t xml:space="preserve">4. </w:t>
+      </w:r>
       <w:r>
         <w:rPr>
           <w:rFonts w:hint="eastAsia"/>
@@ -2888,14 +2946,12 @@
       </w:r>
     </w:p>
     <w:p>
-      <w:pPr>
-        <w:pStyle w:val="ListParagraph"/>
-        <w:numPr>
-          <w:ilvl w:val="0"/>
-          <w:numId w:val="15"/>
-        </w:numPr>
-        <w:ind w:firstLineChars="0"/>
-      </w:pPr>
+      <w:r>
+        <w:rPr>
+          <w:rFonts w:hint="eastAsia"/>
+        </w:rPr>
+        <w:t xml:space="preserve">5. </w:t>
+      </w:r>
       <w:r>
         <w:rPr>
           <w:rFonts w:hint="eastAsia"/>
@@ -2905,18 +2961,15 @@
       </w:r>
     </w:p>
     <w:p>
-      <w:pPr>
-        <w:pStyle w:val="ListParagraph"/>
-        <w:numPr>
-          <w:ilvl w:val="0"/>
-          <w:numId w:val="15"/>
-        </w:numPr>
-        <w:ind w:firstLineChars="0"/>
-      </w:pPr>
-      <w:r>
-        <w:rPr>
-          <w:rFonts w:hint="eastAsia"/>
-          <w:u w:val="thick"/>
+      <w:r>
+        <w:rPr>
+          <w:rFonts w:hint="eastAsia"/>
+        </w:rPr>
+        <w:t xml:space="preserve">6. </w:t>
+      </w:r>
+      <w:r>
+        <w:rPr>
+          <w:rFonts w:hint="eastAsia"/>
         </w:rPr>
         <w:t>项目生存期常用模型</w:t>
       </w:r>
@@ -2984,6 +3037,9 @@
       </w:r>
     </w:p>
     <w:p>
+      <w:pPr>
+        <w:outlineLvl w:val="1"/>
+      </w:pPr>
       <w:r>
         <w:rPr>
           <w:rFonts w:hint="eastAsia"/>
@@ -3132,11 +3188,19 @@
       </w:r>
     </w:p>
     <w:p>
-      <w:r>
-        <w:rPr>
-          <w:rFonts w:hint="eastAsia"/>
-        </w:rPr>
-        <w:t>教学目标：</w:t>
+      <w:pPr>
+        <w:rPr>
+          <w:b/>
+          <w:bCs/>
+        </w:rPr>
+      </w:pPr>
+      <w:r>
+        <w:rPr>
+          <w:rFonts w:hint="eastAsia"/>
+          <w:b/>
+          <w:bCs/>
+        </w:rPr>
+        <w:t>教学目标</w:t>
       </w:r>
     </w:p>
     <w:p>
@@ -3245,115 +3309,115 @@
       </w:r>
     </w:p>
     <w:p>
-      <w:r>
-        <w:rPr>
-          <w:rFonts w:hint="eastAsia"/>
-        </w:rPr>
-        <w:t>教学内容：</w:t>
-      </w:r>
-    </w:p>
-    <w:p>
-      <w:pPr>
-        <w:pStyle w:val="ListParagraph"/>
-        <w:numPr>
-          <w:ilvl w:val="0"/>
-          <w:numId w:val="16"/>
-        </w:numPr>
-        <w:ind w:firstLineChars="0"/>
-      </w:pPr>
-      <w:r>
-        <w:rPr>
-          <w:rFonts w:hint="eastAsia"/>
-        </w:rPr>
-        <w:t>软件需求定义</w:t>
-      </w:r>
-    </w:p>
-    <w:p>
-      <w:pPr>
-        <w:pStyle w:val="ListParagraph"/>
-        <w:numPr>
-          <w:ilvl w:val="0"/>
-          <w:numId w:val="16"/>
-        </w:numPr>
-        <w:ind w:firstLineChars="0"/>
-        <w:rPr>
-          <w:u w:val="thick"/>
-        </w:rPr>
-      </w:pPr>
-      <w:r>
-        <w:rPr>
-          <w:rFonts w:hint="eastAsia"/>
-        </w:rPr>
-        <w:t>传统需求分析方法、敏捷项目需求分析</w:t>
-      </w:r>
-      <w:r>
-        <w:rPr>
-          <w:rFonts w:hint="eastAsia"/>
-          <w:lang w:eastAsia="zh-Hans"/>
-        </w:rPr>
-        <w:t>方法</w:t>
-      </w:r>
-    </w:p>
-    <w:p>
-      <w:pPr>
-        <w:pStyle w:val="ListParagraph"/>
-        <w:numPr>
-          <w:ilvl w:val="0"/>
-          <w:numId w:val="16"/>
-        </w:numPr>
-        <w:ind w:firstLineChars="0"/>
-      </w:pPr>
-      <w:r>
-        <w:rPr>
-          <w:rFonts w:hint="eastAsia"/>
-        </w:rPr>
-        <w:t>任务分解定义</w:t>
-      </w:r>
-    </w:p>
-    <w:p>
-      <w:pPr>
-        <w:pStyle w:val="ListParagraph"/>
-        <w:numPr>
-          <w:ilvl w:val="0"/>
-          <w:numId w:val="16"/>
-        </w:numPr>
-        <w:ind w:firstLineChars="0"/>
-      </w:pPr>
-      <w:r>
-        <w:rPr>
-          <w:rFonts w:hint="eastAsia"/>
-        </w:rPr>
-        <w:t>任务分解过程与方法</w:t>
-      </w:r>
-    </w:p>
-    <w:p>
-      <w:pPr>
-        <w:pStyle w:val="ListParagraph"/>
-        <w:numPr>
-          <w:ilvl w:val="0"/>
-          <w:numId w:val="16"/>
-        </w:numPr>
-        <w:ind w:firstLineChars="0"/>
-      </w:pPr>
-      <w:r>
-        <w:rPr>
-          <w:rFonts w:hint="eastAsia"/>
-        </w:rPr>
-        <w:t>敏捷项目的任务分解</w:t>
-      </w:r>
-    </w:p>
-    <w:p>
-      <w:pPr>
-        <w:rPr>
-          <w:lang w:eastAsia="zh-Hans"/>
-        </w:rPr>
-      </w:pPr>
-      <w:r>
-        <w:rPr>
-          <w:rFonts w:hint="eastAsia"/>
+      <w:pPr>
+        <w:rPr>
           <w:b/>
           <w:bCs/>
         </w:rPr>
+      </w:pPr>
+      <w:r>
+        <w:rPr>
+          <w:rFonts w:hint="eastAsia"/>
+          <w:b/>
+          <w:bCs/>
+        </w:rPr>
+        <w:t>教学内容</w:t>
+      </w:r>
+    </w:p>
+    <w:p>
+      <w:r>
+        <w:rPr>
+          <w:rFonts w:hint="eastAsia"/>
+        </w:rPr>
+        <w:t xml:space="preserve">1. </w:t>
+      </w:r>
+      <w:r>
+        <w:rPr>
+          <w:rFonts w:hint="eastAsia"/>
+        </w:rPr>
+        <w:t>软件需求定义</w:t>
+      </w:r>
+    </w:p>
+    <w:p>
+      <w:pPr>
+        <w:rPr>
+          <w:u w:val="thick"/>
+        </w:rPr>
+      </w:pPr>
+      <w:r>
+        <w:rPr>
+          <w:rFonts w:hint="eastAsia"/>
+        </w:rPr>
+        <w:t xml:space="preserve">2. </w:t>
+      </w:r>
+      <w:r>
+        <w:rPr>
+          <w:rFonts w:hint="eastAsia"/>
+        </w:rPr>
+        <w:t>传统需求分析方法、敏捷项目需求分析</w:t>
+      </w:r>
+      <w:r>
+        <w:rPr>
+          <w:rFonts w:hint="eastAsia"/>
+          <w:lang w:eastAsia="zh-Hans"/>
+        </w:rPr>
+        <w:t>方法</w:t>
+      </w:r>
+    </w:p>
+    <w:p>
+      <w:r>
+        <w:rPr>
+          <w:rFonts w:hint="eastAsia"/>
+        </w:rPr>
+        <w:t xml:space="preserve">3. </w:t>
+      </w:r>
+      <w:r>
+        <w:rPr>
+          <w:rFonts w:hint="eastAsia"/>
+        </w:rPr>
+        <w:t>任务分解定义</w:t>
+      </w:r>
+    </w:p>
+    <w:p>
+      <w:r>
+        <w:rPr>
+          <w:rFonts w:hint="eastAsia"/>
+        </w:rPr>
+        <w:t xml:space="preserve">4. </w:t>
+      </w:r>
+      <w:r>
+        <w:rPr>
+          <w:rFonts w:hint="eastAsia"/>
+        </w:rPr>
+        <w:t>任务分解过程与方法</w:t>
+      </w:r>
+    </w:p>
+    <w:p>
+      <w:r>
+        <w:rPr>
+          <w:rFonts w:hint="eastAsia"/>
+        </w:rPr>
+        <w:t xml:space="preserve">5. </w:t>
+      </w:r>
+      <w:r>
+        <w:rPr>
+          <w:rFonts w:hint="eastAsia"/>
+        </w:rPr>
+        <w:t>敏捷项目的任务分解</w:t>
+      </w:r>
+    </w:p>
+    <w:p>
+      <w:pPr>
+        <w:rPr>
+          <w:lang w:eastAsia="zh-Hans"/>
+        </w:rPr>
+      </w:pPr>
+      <w:r>
+        <w:rPr>
+          <w:rFonts w:hint="eastAsia"/>
+          <w:b/>
+          <w:bCs/>
+        </w:rPr>
         <w:t>作业：</w:t>
       </w:r>
       <w:r>
@@ -3397,6 +3461,9 @@
       </w:r>
     </w:p>
     <w:p>
+      <w:pPr>
+        <w:outlineLvl w:val="1"/>
+      </w:pPr>
       <w:r>
         <w:rPr>
           <w:rFonts w:hint="eastAsia"/>
@@ -3554,11 +3621,19 @@
       </w:r>
     </w:p>
     <w:p>
-      <w:r>
-        <w:rPr>
-          <w:rFonts w:hint="eastAsia"/>
-        </w:rPr>
-        <w:t>教学目标：</w:t>
+      <w:pPr>
+        <w:rPr>
+          <w:b/>
+          <w:bCs/>
+        </w:rPr>
+      </w:pPr>
+      <w:r>
+        <w:rPr>
+          <w:rFonts w:hint="eastAsia"/>
+          <w:b/>
+          <w:bCs/>
+        </w:rPr>
+        <w:t>教学目标</w:t>
       </w:r>
     </w:p>
     <w:p>
@@ -3687,22 +3762,28 @@
       </w:r>
     </w:p>
     <w:p>
-      <w:r>
-        <w:rPr>
-          <w:rFonts w:hint="eastAsia"/>
-        </w:rPr>
-        <w:t>教学内容：</w:t>
-      </w:r>
-    </w:p>
-    <w:p>
-      <w:pPr>
-        <w:pStyle w:val="ListParagraph"/>
-        <w:numPr>
-          <w:ilvl w:val="0"/>
-          <w:numId w:val="17"/>
-        </w:numPr>
-        <w:ind w:firstLineChars="0"/>
-      </w:pPr>
+      <w:pPr>
+        <w:rPr>
+          <w:b/>
+          <w:bCs/>
+        </w:rPr>
+      </w:pPr>
+      <w:r>
+        <w:rPr>
+          <w:rFonts w:hint="eastAsia"/>
+          <w:b/>
+          <w:bCs/>
+        </w:rPr>
+        <w:t>教学内容</w:t>
+      </w:r>
+    </w:p>
+    <w:p>
+      <w:r>
+        <w:rPr>
+          <w:rFonts w:hint="eastAsia"/>
+        </w:rPr>
+        <w:t xml:space="preserve">1. </w:t>
+      </w:r>
       <w:r>
         <w:rPr>
           <w:rFonts w:hint="eastAsia"/>
@@ -3712,66 +3793,58 @@
       </w:r>
     </w:p>
     <w:p>
-      <w:pPr>
-        <w:pStyle w:val="ListParagraph"/>
-        <w:numPr>
-          <w:ilvl w:val="0"/>
-          <w:numId w:val="17"/>
-        </w:numPr>
-        <w:ind w:firstLineChars="0"/>
-      </w:pPr>
-      <w:r>
-        <w:rPr>
-          <w:rFonts w:hint="eastAsia"/>
-          <w:lang w:eastAsia="zh-Hans"/>
+      <w:r>
+        <w:rPr>
+          <w:rFonts w:hint="eastAsia"/>
+        </w:rPr>
+        <w:t xml:space="preserve">2. </w:t>
+      </w:r>
+      <w:r>
+        <w:rPr>
+          <w:rFonts w:hint="eastAsia"/>
+          <w:lang w:eastAsia="zh-Hans"/>
+        </w:rPr>
+        <w:t>项目规模与成本的关系</w:t>
+      </w:r>
+    </w:p>
+    <w:p>
+      <w:r>
+        <w:rPr>
+          <w:rFonts w:hint="eastAsia"/>
+        </w:rPr>
+        <w:t xml:space="preserve">3. </w:t>
+      </w:r>
+      <w:r>
+        <w:rPr>
+          <w:rFonts w:hint="eastAsia"/>
+          <w:lang w:eastAsia="zh-Hans"/>
+        </w:rPr>
+        <w:t>成本估算过程</w:t>
+      </w:r>
+    </w:p>
+    <w:p>
+      <w:r>
+        <w:rPr>
+          <w:rFonts w:hint="eastAsia"/>
+        </w:rPr>
+        <w:t xml:space="preserve">4. </w:t>
+      </w:r>
+      <w:r>
+        <w:rPr>
+          <w:rFonts w:hint="eastAsia"/>
+          <w:lang w:eastAsia="zh-Hans"/>
+        </w:rPr>
+        <w:t>成本预算</w:t>
+      </w:r>
+    </w:p>
+    <w:p>
+      <w:r>
+        <w:rPr>
+          <w:rFonts w:hint="eastAsia"/>
         </w:rPr>
         <w:lastRenderedPageBreak/>
-        <w:t>项目规模与成本的关系</w:t>
-      </w:r>
-    </w:p>
-    <w:p>
-      <w:pPr>
-        <w:pStyle w:val="ListParagraph"/>
-        <w:numPr>
-          <w:ilvl w:val="0"/>
-          <w:numId w:val="17"/>
-        </w:numPr>
-        <w:ind w:firstLineChars="0"/>
-      </w:pPr>
-      <w:r>
-        <w:rPr>
-          <w:rFonts w:hint="eastAsia"/>
-          <w:lang w:eastAsia="zh-Hans"/>
-        </w:rPr>
-        <w:t>成本估算过程</w:t>
-      </w:r>
-    </w:p>
-    <w:p>
-      <w:pPr>
-        <w:pStyle w:val="ListParagraph"/>
-        <w:numPr>
-          <w:ilvl w:val="0"/>
-          <w:numId w:val="17"/>
-        </w:numPr>
-        <w:ind w:firstLineChars="0"/>
-      </w:pPr>
-      <w:r>
-        <w:rPr>
-          <w:rFonts w:hint="eastAsia"/>
-          <w:lang w:eastAsia="zh-Hans"/>
-        </w:rPr>
-        <w:t>成本预算</w:t>
-      </w:r>
-    </w:p>
-    <w:p>
-      <w:pPr>
-        <w:pStyle w:val="ListParagraph"/>
-        <w:numPr>
-          <w:ilvl w:val="0"/>
-          <w:numId w:val="17"/>
-        </w:numPr>
-        <w:ind w:firstLineChars="0"/>
-      </w:pPr>
+        <w:t xml:space="preserve">5. </w:t>
+      </w:r>
       <w:r>
         <w:rPr>
           <w:rFonts w:hint="eastAsia"/>
@@ -3888,14 +3961,12 @@
       </w:r>
     </w:p>
     <w:p>
-      <w:pPr>
-        <w:pStyle w:val="ListParagraph"/>
-        <w:numPr>
-          <w:ilvl w:val="0"/>
-          <w:numId w:val="17"/>
-        </w:numPr>
-        <w:ind w:firstLineChars="0"/>
-      </w:pPr>
+      <w:r>
+        <w:rPr>
+          <w:rFonts w:hint="eastAsia"/>
+        </w:rPr>
+        <w:t xml:space="preserve">6. </w:t>
+      </w:r>
       <w:r>
         <w:rPr>
           <w:rFonts w:hint="eastAsia"/>
@@ -3939,6 +4010,9 @@
       </w:r>
     </w:p>
     <w:p>
+      <w:pPr>
+        <w:outlineLvl w:val="1"/>
+      </w:pPr>
       <w:r>
         <w:rPr>
           <w:rFonts w:hint="eastAsia"/>
@@ -4083,251 +4157,263 @@
       </w:r>
     </w:p>
     <w:p>
-      <w:r>
-        <w:rPr>
-          <w:rFonts w:hint="eastAsia"/>
-        </w:rPr>
-        <w:t>教学目标：</w:t>
-      </w:r>
-    </w:p>
-    <w:p>
-      <w:pPr>
-        <w:rPr>
-          <w:lang w:eastAsia="zh-Hans"/>
-        </w:rPr>
-      </w:pPr>
-      <w:r>
-        <w:rPr>
-          <w:rFonts w:hint="eastAsia"/>
-          <w:lang w:eastAsia="zh-Hans"/>
-        </w:rPr>
-        <w:t>了解项目任务资源估计</w:t>
-      </w:r>
-      <w:r>
-        <w:rPr>
-          <w:lang w:eastAsia="zh-Hans"/>
-        </w:rPr>
-        <w:t>、</w:t>
-      </w:r>
-      <w:r>
-        <w:rPr>
-          <w:rFonts w:hint="eastAsia"/>
-          <w:lang w:eastAsia="zh-Hans"/>
-        </w:rPr>
-        <w:t>历时估计定义</w:t>
-      </w:r>
-      <w:r>
-        <w:rPr>
-          <w:lang w:eastAsia="zh-Hans"/>
-        </w:rPr>
-        <w:t>、</w:t>
-      </w:r>
-      <w:r>
-        <w:rPr>
-          <w:rFonts w:hint="eastAsia"/>
-          <w:lang w:eastAsia="zh-Hans"/>
-        </w:rPr>
-        <w:t>熟悉项目进度、软件项目进度定义，熟悉各种软件项目进度管理图</w:t>
-      </w:r>
-      <w:r>
-        <w:rPr>
-          <w:lang w:eastAsia="zh-Hans"/>
-        </w:rPr>
-        <w:t>，</w:t>
-      </w:r>
-      <w:r>
-        <w:rPr>
-          <w:rFonts w:hint="eastAsia"/>
-          <w:lang w:eastAsia="zh-Hans"/>
-        </w:rPr>
-        <w:t>掌握任务确定方法</w:t>
-      </w:r>
-      <w:r>
-        <w:rPr>
-          <w:lang w:eastAsia="zh-Hans"/>
-        </w:rPr>
-        <w:t>，</w:t>
-      </w:r>
-      <w:r>
-        <w:rPr>
-          <w:rFonts w:hint="eastAsia"/>
-          <w:lang w:eastAsia="zh-Hans"/>
-        </w:rPr>
-        <w:t>掌握进度计划编排方法</w:t>
-      </w:r>
-      <w:r>
-        <w:rPr>
-          <w:lang w:eastAsia="zh-Hans"/>
-        </w:rPr>
-        <w:t>。</w:t>
-      </w:r>
-    </w:p>
-    <w:p>
-      <w:r>
-        <w:rPr>
-          <w:rFonts w:hint="eastAsia"/>
-        </w:rPr>
-        <w:t>教学内容：</w:t>
-      </w:r>
-    </w:p>
-    <w:p>
-      <w:pPr>
-        <w:pStyle w:val="ListParagraph"/>
-        <w:numPr>
-          <w:ilvl w:val="0"/>
-          <w:numId w:val="18"/>
-        </w:numPr>
-        <w:ind w:firstLineChars="0"/>
-        <w:rPr>
-          <w:u w:val="thick"/>
-        </w:rPr>
-      </w:pPr>
-      <w:r>
-        <w:rPr>
-          <w:rFonts w:hint="eastAsia"/>
-          <w:lang w:eastAsia="zh-Hans"/>
-        </w:rPr>
-        <w:t>进度估算</w:t>
-      </w:r>
-    </w:p>
-    <w:p>
-      <w:pPr>
-        <w:pStyle w:val="ListParagraph"/>
-        <w:numPr>
-          <w:ilvl w:val="0"/>
-          <w:numId w:val="18"/>
-        </w:numPr>
-        <w:ind w:firstLineChars="0"/>
-      </w:pPr>
-      <w:r>
-        <w:rPr>
-          <w:rFonts w:hint="eastAsia"/>
-          <w:lang w:eastAsia="zh-Hans"/>
-        </w:rPr>
-        <w:t>任务确定</w:t>
-      </w:r>
-    </w:p>
-    <w:p>
-      <w:pPr>
-        <w:pStyle w:val="ListParagraph"/>
-        <w:numPr>
-          <w:ilvl w:val="0"/>
-          <w:numId w:val="18"/>
-        </w:numPr>
-        <w:ind w:firstLineChars="0"/>
-        <w:rPr>
-          <w:u w:val="thick"/>
-        </w:rPr>
-      </w:pPr>
-      <w:r>
-        <w:rPr>
-          <w:rFonts w:hint="eastAsia"/>
-          <w:lang w:eastAsia="zh-Hans"/>
-        </w:rPr>
-        <w:t>进度管理图示</w:t>
-      </w:r>
-    </w:p>
-    <w:p>
-      <w:pPr>
-        <w:pStyle w:val="ListParagraph"/>
-        <w:numPr>
-          <w:ilvl w:val="0"/>
-          <w:numId w:val="18"/>
-        </w:numPr>
-        <w:ind w:firstLineChars="0"/>
-        <w:rPr>
-          <w:u w:val="thick"/>
-        </w:rPr>
-      </w:pPr>
-      <w:r>
-        <w:rPr>
-          <w:rFonts w:hint="eastAsia"/>
-          <w:lang w:eastAsia="zh-Hans"/>
-        </w:rPr>
-        <w:t>任务资源估计</w:t>
-      </w:r>
-    </w:p>
-    <w:p>
-      <w:pPr>
-        <w:pStyle w:val="ListParagraph"/>
-        <w:numPr>
-          <w:ilvl w:val="0"/>
-          <w:numId w:val="18"/>
-        </w:numPr>
-        <w:ind w:firstLineChars="0"/>
-        <w:rPr>
-          <w:u w:val="thick"/>
-        </w:rPr>
-      </w:pPr>
-      <w:r>
-        <w:rPr>
-          <w:rFonts w:hint="eastAsia"/>
-          <w:lang w:eastAsia="zh-Hans"/>
-        </w:rPr>
-        <w:t>任务历时估计</w:t>
-      </w:r>
-    </w:p>
-    <w:p>
-      <w:pPr>
-        <w:pStyle w:val="ListParagraph"/>
-        <w:numPr>
-          <w:ilvl w:val="0"/>
-          <w:numId w:val="18"/>
-        </w:numPr>
-        <w:ind w:firstLineChars="0"/>
-      </w:pPr>
-      <w:r>
-        <w:rPr>
-          <w:rFonts w:hint="eastAsia"/>
-          <w:lang w:eastAsia="zh-Hans"/>
-        </w:rPr>
-        <w:t>进度计划编排方法</w:t>
-      </w:r>
-      <w:r>
-        <w:rPr>
-          <w:lang w:eastAsia="zh-Hans"/>
-        </w:rPr>
-        <w:t>（</w:t>
-      </w:r>
-      <w:r>
-        <w:rPr>
-          <w:rFonts w:hint="eastAsia"/>
-          <w:lang w:eastAsia="zh-Hans"/>
-        </w:rPr>
-        <w:t>关键路径法</w:t>
-      </w:r>
-      <w:r>
-        <w:rPr>
-          <w:lang w:eastAsia="zh-Hans"/>
-        </w:rPr>
-        <w:t>、</w:t>
-      </w:r>
-      <w:r>
-        <w:rPr>
-          <w:rFonts w:hint="eastAsia"/>
-          <w:lang w:eastAsia="zh-Hans"/>
-        </w:rPr>
-        <w:t>时间压缩法</w:t>
-      </w:r>
-      <w:r>
-        <w:rPr>
-          <w:lang w:eastAsia="zh-Hans"/>
-        </w:rPr>
-        <w:t>）</w:t>
-      </w:r>
-    </w:p>
-    <w:p>
-      <w:pPr>
-        <w:rPr>
-          <w:lang w:eastAsia="zh-Hans"/>
-        </w:rPr>
-      </w:pPr>
-      <w:r>
-        <w:rPr>
-          <w:rFonts w:hint="eastAsia"/>
+      <w:pPr>
+        <w:rPr>
           <w:b/>
           <w:bCs/>
         </w:rPr>
+      </w:pPr>
+      <w:r>
+        <w:rPr>
+          <w:rFonts w:hint="eastAsia"/>
+          <w:b/>
+          <w:bCs/>
+        </w:rPr>
+        <w:t>教学目标</w:t>
+      </w:r>
+    </w:p>
+    <w:p>
+      <w:pPr>
+        <w:rPr>
+          <w:lang w:eastAsia="zh-Hans"/>
+        </w:rPr>
+      </w:pPr>
+      <w:r>
+        <w:rPr>
+          <w:rFonts w:hint="eastAsia"/>
+          <w:lang w:eastAsia="zh-Hans"/>
+        </w:rPr>
+        <w:t>了解项目任务资源估计</w:t>
+      </w:r>
+      <w:r>
+        <w:rPr>
+          <w:lang w:eastAsia="zh-Hans"/>
+        </w:rPr>
+        <w:t>、</w:t>
+      </w:r>
+      <w:r>
+        <w:rPr>
+          <w:rFonts w:hint="eastAsia"/>
+          <w:lang w:eastAsia="zh-Hans"/>
+        </w:rPr>
+        <w:t>历时估计定义</w:t>
+      </w:r>
+      <w:r>
+        <w:rPr>
+          <w:lang w:eastAsia="zh-Hans"/>
+        </w:rPr>
+        <w:t>、</w:t>
+      </w:r>
+      <w:r>
+        <w:rPr>
+          <w:rFonts w:hint="eastAsia"/>
+          <w:lang w:eastAsia="zh-Hans"/>
+        </w:rPr>
+        <w:t>熟悉项目进度、软件项目进度定义，熟悉各种软件项目进度管理图</w:t>
+      </w:r>
+      <w:r>
+        <w:rPr>
+          <w:lang w:eastAsia="zh-Hans"/>
+        </w:rPr>
+        <w:t>，</w:t>
+      </w:r>
+      <w:r>
+        <w:rPr>
+          <w:rFonts w:hint="eastAsia"/>
+          <w:lang w:eastAsia="zh-Hans"/>
+        </w:rPr>
+        <w:t>掌握任务确定方法</w:t>
+      </w:r>
+      <w:r>
+        <w:rPr>
+          <w:lang w:eastAsia="zh-Hans"/>
+        </w:rPr>
+        <w:t>，</w:t>
+      </w:r>
+      <w:r>
+        <w:rPr>
+          <w:rFonts w:hint="eastAsia"/>
+          <w:lang w:eastAsia="zh-Hans"/>
+        </w:rPr>
+        <w:t>掌握进度计划编排方法</w:t>
+      </w:r>
+      <w:r>
+        <w:rPr>
+          <w:lang w:eastAsia="zh-Hans"/>
+        </w:rPr>
+        <w:t>。</w:t>
+      </w:r>
+    </w:p>
+    <w:p>
+      <w:pPr>
+        <w:rPr>
+          <w:b/>
+          <w:bCs/>
+        </w:rPr>
+      </w:pPr>
+      <w:r>
+        <w:rPr>
+          <w:rFonts w:hint="eastAsia"/>
+          <w:b/>
+          <w:bCs/>
+        </w:rPr>
+        <w:t>教学内容</w:t>
+      </w:r>
+    </w:p>
+    <w:p>
+      <w:pPr>
+        <w:rPr>
+          <w:u w:val="thick"/>
+        </w:rPr>
+      </w:pPr>
+      <w:r>
+        <w:rPr>
+          <w:rFonts w:hint="eastAsia"/>
+        </w:rPr>
+        <w:t xml:space="preserve">1. </w:t>
+      </w:r>
+      <w:r>
+        <w:rPr>
+          <w:rFonts w:hint="eastAsia"/>
+          <w:lang w:eastAsia="zh-Hans"/>
+        </w:rPr>
+        <w:t>进度估算</w:t>
+      </w:r>
+    </w:p>
+    <w:p>
+      <w:r>
+        <w:rPr>
+          <w:rFonts w:hint="eastAsia"/>
+        </w:rPr>
+        <w:t xml:space="preserve">2. </w:t>
+      </w:r>
+      <w:r>
+        <w:rPr>
+          <w:rFonts w:hint="eastAsia"/>
+          <w:lang w:eastAsia="zh-Hans"/>
+        </w:rPr>
+        <w:t>任务确定</w:t>
+      </w:r>
+    </w:p>
+    <w:p>
+      <w:pPr>
+        <w:rPr>
+          <w:u w:val="thick"/>
+        </w:rPr>
+      </w:pPr>
+      <w:r>
+        <w:rPr>
+          <w:rFonts w:hint="eastAsia"/>
+        </w:rPr>
+        <w:t xml:space="preserve">3. </w:t>
+      </w:r>
+      <w:r>
+        <w:rPr>
+          <w:rFonts w:hint="eastAsia"/>
+          <w:lang w:eastAsia="zh-Hans"/>
+        </w:rPr>
+        <w:t>进度管理图示</w:t>
+      </w:r>
+    </w:p>
+    <w:p>
+      <w:pPr>
+        <w:rPr>
+          <w:u w:val="thick"/>
+        </w:rPr>
+      </w:pPr>
+      <w:r>
+        <w:rPr>
+          <w:rFonts w:hint="eastAsia"/>
+        </w:rPr>
+        <w:t xml:space="preserve">4. </w:t>
+      </w:r>
+      <w:r>
+        <w:rPr>
+          <w:rFonts w:hint="eastAsia"/>
+          <w:lang w:eastAsia="zh-Hans"/>
+        </w:rPr>
+        <w:t>任务资源估计</w:t>
+      </w:r>
+    </w:p>
+    <w:p>
+      <w:pPr>
+        <w:rPr>
+          <w:u w:val="thick"/>
+        </w:rPr>
+      </w:pPr>
+      <w:r>
+        <w:rPr>
+          <w:rFonts w:hint="eastAsia"/>
+        </w:rPr>
+        <w:t xml:space="preserve">5. </w:t>
+      </w:r>
+      <w:r>
+        <w:rPr>
+          <w:rFonts w:hint="eastAsia"/>
+          <w:lang w:eastAsia="zh-Hans"/>
+        </w:rPr>
+        <w:t>任务历时估计</w:t>
+      </w:r>
+    </w:p>
+    <w:p>
+      <w:r>
+        <w:rPr>
+          <w:rFonts w:hint="eastAsia"/>
+        </w:rPr>
+        <w:t xml:space="preserve">6. </w:t>
+      </w:r>
+      <w:r>
+        <w:rPr>
+          <w:rFonts w:hint="eastAsia"/>
+          <w:lang w:eastAsia="zh-Hans"/>
+        </w:rPr>
+        <w:t>进度计划编排方法</w:t>
+      </w:r>
+      <w:r>
+        <w:rPr>
+          <w:lang w:eastAsia="zh-Hans"/>
+        </w:rPr>
+        <w:t>（</w:t>
+      </w:r>
+      <w:r>
+        <w:rPr>
+          <w:rFonts w:hint="eastAsia"/>
+          <w:lang w:eastAsia="zh-Hans"/>
+        </w:rPr>
+        <w:t>关键路径法</w:t>
+      </w:r>
+      <w:r>
+        <w:rPr>
+          <w:lang w:eastAsia="zh-Hans"/>
+        </w:rPr>
+        <w:t>、</w:t>
+      </w:r>
+      <w:r>
+        <w:rPr>
+          <w:rFonts w:hint="eastAsia"/>
+          <w:lang w:eastAsia="zh-Hans"/>
+        </w:rPr>
+        <w:t>时间压缩法</w:t>
+      </w:r>
+      <w:r>
+        <w:rPr>
+          <w:lang w:eastAsia="zh-Hans"/>
+        </w:rPr>
+        <w:t>）</w:t>
+      </w:r>
+    </w:p>
+    <w:p>
+      <w:pPr>
+        <w:rPr>
+          <w:lang w:eastAsia="zh-Hans"/>
+        </w:rPr>
+      </w:pPr>
+      <w:r>
+        <w:rPr>
+          <w:rFonts w:hint="eastAsia"/>
+          <w:b/>
+          <w:bCs/>
+        </w:rPr>
         <w:t>作业：</w:t>
       </w:r>
       <w:r>
@@ -4339,6 +4425,9 @@
       </w:r>
     </w:p>
     <w:p>
+      <w:pPr>
+        <w:outlineLvl w:val="1"/>
+      </w:pPr>
       <w:r>
         <w:rPr>
           <w:rFonts w:hint="eastAsia"/>
@@ -4490,11 +4579,19 @@
       </w:r>
     </w:p>
     <w:p>
-      <w:r>
-        <w:rPr>
-          <w:rFonts w:hint="eastAsia"/>
-        </w:rPr>
-        <w:t>教学目标：</w:t>
+      <w:pPr>
+        <w:rPr>
+          <w:b/>
+          <w:bCs/>
+        </w:rPr>
+      </w:pPr>
+      <w:r>
+        <w:rPr>
+          <w:rFonts w:hint="eastAsia"/>
+          <w:b/>
+          <w:bCs/>
+        </w:rPr>
+        <w:t>教学目标</w:t>
       </w:r>
     </w:p>
     <w:p>
@@ -4583,22 +4680,28 @@
       </w:r>
     </w:p>
     <w:p>
-      <w:r>
-        <w:rPr>
-          <w:rFonts w:hint="eastAsia"/>
-        </w:rPr>
-        <w:t>教学内容：</w:t>
-      </w:r>
-    </w:p>
-    <w:p>
-      <w:pPr>
-        <w:pStyle w:val="ListParagraph"/>
-        <w:numPr>
-          <w:ilvl w:val="0"/>
-          <w:numId w:val="19"/>
-        </w:numPr>
-        <w:ind w:firstLineChars="0"/>
-      </w:pPr>
+      <w:pPr>
+        <w:rPr>
+          <w:b/>
+          <w:bCs/>
+        </w:rPr>
+      </w:pPr>
+      <w:r>
+        <w:rPr>
+          <w:rFonts w:hint="eastAsia"/>
+          <w:b/>
+          <w:bCs/>
+        </w:rPr>
+        <w:t>教学内容</w:t>
+      </w:r>
+    </w:p>
+    <w:p>
+      <w:r>
+        <w:rPr>
+          <w:rFonts w:hint="eastAsia"/>
+        </w:rPr>
+        <w:t xml:space="preserve">1. </w:t>
+      </w:r>
       <w:r>
         <w:rPr>
           <w:rFonts w:hint="eastAsia"/>
@@ -4608,79 +4711,71 @@
       </w:r>
     </w:p>
     <w:p>
-      <w:pPr>
-        <w:pStyle w:val="ListParagraph"/>
-        <w:numPr>
-          <w:ilvl w:val="0"/>
-          <w:numId w:val="19"/>
-        </w:numPr>
-        <w:ind w:firstLineChars="0"/>
-      </w:pPr>
-      <w:r>
-        <w:rPr>
-          <w:rFonts w:hint="eastAsia"/>
-          <w:lang w:eastAsia="zh-Hans"/>
+      <w:r>
+        <w:rPr>
+          <w:rFonts w:hint="eastAsia"/>
+        </w:rPr>
+        <w:t xml:space="preserve">2. </w:t>
+      </w:r>
+      <w:r>
+        <w:rPr>
+          <w:rFonts w:hint="eastAsia"/>
+          <w:lang w:eastAsia="zh-Hans"/>
+        </w:rPr>
+        <w:t>质量模型</w:t>
+      </w:r>
+    </w:p>
+    <w:p>
+      <w:r>
+        <w:rPr>
+          <w:rFonts w:hint="eastAsia"/>
+        </w:rPr>
+        <w:t xml:space="preserve">3. </w:t>
+      </w:r>
+      <w:r>
+        <w:rPr>
+          <w:rFonts w:hint="eastAsia"/>
+          <w:lang w:eastAsia="zh-Hans"/>
+        </w:rPr>
+        <w:t>质量管理活动</w:t>
+      </w:r>
+      <w:r>
+        <w:rPr>
+          <w:lang w:eastAsia="zh-Hans"/>
+        </w:rPr>
+        <w:t>——</w:t>
+      </w:r>
+      <w:r>
+        <w:rPr>
+          <w:rFonts w:hint="eastAsia"/>
+          <w:lang w:eastAsia="zh-Hans"/>
+        </w:rPr>
+        <w:t>质量保证和质量控制</w:t>
+      </w:r>
+    </w:p>
+    <w:p>
+      <w:r>
+        <w:rPr>
+          <w:rFonts w:hint="eastAsia"/>
+        </w:rPr>
+        <w:t xml:space="preserve">4. </w:t>
+      </w:r>
+      <w:r>
+        <w:rPr>
+          <w:rFonts w:hint="eastAsia"/>
+          <w:lang w:eastAsia="zh-Hans"/>
+        </w:rPr>
+        <w:t>敏捷项目质量活动</w:t>
+      </w:r>
+    </w:p>
+    <w:p>
+      <w:r>
+        <w:rPr>
+          <w:rFonts w:hint="eastAsia"/>
         </w:rPr>
         <w:lastRenderedPageBreak/>
-        <w:t>质量模型</w:t>
-      </w:r>
-    </w:p>
-    <w:p>
-      <w:pPr>
-        <w:pStyle w:val="ListParagraph"/>
-        <w:numPr>
-          <w:ilvl w:val="0"/>
-          <w:numId w:val="19"/>
-        </w:numPr>
-        <w:ind w:firstLineChars="0"/>
-      </w:pPr>
-      <w:r>
-        <w:rPr>
-          <w:rFonts w:hint="eastAsia"/>
-          <w:lang w:eastAsia="zh-Hans"/>
-        </w:rPr>
-        <w:t>质量管理活动</w:t>
-      </w:r>
-      <w:r>
-        <w:rPr>
-          <w:lang w:eastAsia="zh-Hans"/>
-        </w:rPr>
-        <w:t>——</w:t>
-      </w:r>
-      <w:r>
-        <w:rPr>
-          <w:rFonts w:hint="eastAsia"/>
-          <w:lang w:eastAsia="zh-Hans"/>
-        </w:rPr>
-        <w:t>质量保证和质量控制</w:t>
-      </w:r>
-    </w:p>
-    <w:p>
-      <w:pPr>
-        <w:pStyle w:val="ListParagraph"/>
-        <w:numPr>
-          <w:ilvl w:val="0"/>
-          <w:numId w:val="19"/>
-        </w:numPr>
-        <w:ind w:firstLineChars="0"/>
-      </w:pPr>
-      <w:r>
-        <w:rPr>
-          <w:rFonts w:hint="eastAsia"/>
-          <w:lang w:eastAsia="zh-Hans"/>
-        </w:rPr>
-        <w:t>敏捷项目质量活动</w:t>
-      </w:r>
-    </w:p>
-    <w:p>
-      <w:pPr>
-        <w:pStyle w:val="ListParagraph"/>
-        <w:numPr>
-          <w:ilvl w:val="0"/>
-          <w:numId w:val="19"/>
-        </w:numPr>
-        <w:ind w:firstLineChars="0"/>
-      </w:pPr>
+        <w:t xml:space="preserve">5. </w:t>
+      </w:r>
       <w:r>
         <w:rPr>
           <w:rFonts w:hint="eastAsia"/>
@@ -4690,14 +4785,12 @@
       </w:r>
     </w:p>
     <w:p>
-      <w:pPr>
-        <w:pStyle w:val="ListParagraph"/>
-        <w:numPr>
-          <w:ilvl w:val="0"/>
-          <w:numId w:val="19"/>
-        </w:numPr>
-        <w:ind w:firstLineChars="0"/>
-      </w:pPr>
+      <w:r>
+        <w:rPr>
+          <w:rFonts w:hint="eastAsia"/>
+        </w:rPr>
+        <w:t xml:space="preserve">6. </w:t>
+      </w:r>
       <w:r>
         <w:rPr>
           <w:rFonts w:hint="eastAsia"/>
@@ -4739,6 +4832,9 @@
       </w:r>
     </w:p>
     <w:p>
+      <w:pPr>
+        <w:outlineLvl w:val="1"/>
+      </w:pPr>
       <w:r>
         <w:rPr>
           <w:rFonts w:hint="eastAsia"/>
@@ -4894,11 +4990,19 @@
       </w:r>
     </w:p>
     <w:p>
-      <w:r>
-        <w:rPr>
-          <w:rFonts w:hint="eastAsia"/>
-        </w:rPr>
-        <w:t>教学目标：</w:t>
+      <w:pPr>
+        <w:rPr>
+          <w:b/>
+          <w:bCs/>
+        </w:rPr>
+      </w:pPr>
+      <w:r>
+        <w:rPr>
+          <w:rFonts w:hint="eastAsia"/>
+          <w:b/>
+          <w:bCs/>
+        </w:rPr>
+        <w:t>教学目标</w:t>
       </w:r>
     </w:p>
     <w:p>
@@ -4971,22 +5075,28 @@
       </w:r>
     </w:p>
     <w:p>
-      <w:r>
-        <w:rPr>
-          <w:rFonts w:hint="eastAsia"/>
-        </w:rPr>
-        <w:t>教学内容：</w:t>
-      </w:r>
-    </w:p>
-    <w:p>
-      <w:pPr>
-        <w:pStyle w:val="ListParagraph"/>
-        <w:numPr>
-          <w:ilvl w:val="0"/>
-          <w:numId w:val="21"/>
-        </w:numPr>
-        <w:ind w:firstLineChars="0"/>
-      </w:pPr>
+      <w:pPr>
+        <w:rPr>
+          <w:b/>
+          <w:bCs/>
+        </w:rPr>
+      </w:pPr>
+      <w:r>
+        <w:rPr>
+          <w:rFonts w:hint="eastAsia"/>
+          <w:b/>
+          <w:bCs/>
+        </w:rPr>
+        <w:t>教学内容</w:t>
+      </w:r>
+    </w:p>
+    <w:p>
+      <w:r>
+        <w:rPr>
+          <w:rFonts w:hint="eastAsia"/>
+        </w:rPr>
+        <w:t xml:space="preserve">1. </w:t>
+      </w:r>
       <w:r>
         <w:rPr>
           <w:rFonts w:hint="eastAsia"/>
@@ -4996,14 +5106,12 @@
       </w:r>
     </w:p>
     <w:p>
-      <w:pPr>
-        <w:pStyle w:val="ListParagraph"/>
-        <w:numPr>
-          <w:ilvl w:val="0"/>
-          <w:numId w:val="21"/>
-        </w:numPr>
-        <w:ind w:firstLineChars="0"/>
-      </w:pPr>
+      <w:r>
+        <w:rPr>
+          <w:rFonts w:hint="eastAsia"/>
+        </w:rPr>
+        <w:t xml:space="preserve">2. </w:t>
+      </w:r>
       <w:r>
         <w:rPr>
           <w:rFonts w:hint="eastAsia"/>
@@ -5013,14 +5121,12 @@
       </w:r>
     </w:p>
     <w:p>
-      <w:pPr>
-        <w:pStyle w:val="ListParagraph"/>
-        <w:numPr>
-          <w:ilvl w:val="0"/>
-          <w:numId w:val="21"/>
-        </w:numPr>
-        <w:ind w:firstLineChars="0"/>
-      </w:pPr>
+      <w:r>
+        <w:rPr>
+          <w:rFonts w:hint="eastAsia"/>
+        </w:rPr>
+        <w:t xml:space="preserve">3. </w:t>
+      </w:r>
       <w:r>
         <w:rPr>
           <w:rFonts w:hint="eastAsia"/>
@@ -5030,14 +5136,12 @@
       </w:r>
     </w:p>
     <w:p>
-      <w:pPr>
-        <w:pStyle w:val="ListParagraph"/>
-        <w:numPr>
-          <w:ilvl w:val="0"/>
-          <w:numId w:val="21"/>
-        </w:numPr>
-        <w:ind w:firstLineChars="0"/>
-      </w:pPr>
+      <w:r>
+        <w:rPr>
+          <w:rFonts w:hint="eastAsia"/>
+        </w:rPr>
+        <w:t xml:space="preserve">4. </w:t>
+      </w:r>
       <w:r>
         <w:rPr>
           <w:rFonts w:hint="eastAsia"/>
@@ -5047,14 +5151,12 @@
       </w:r>
     </w:p>
     <w:p>
-      <w:pPr>
-        <w:pStyle w:val="ListParagraph"/>
-        <w:numPr>
-          <w:ilvl w:val="0"/>
-          <w:numId w:val="21"/>
-        </w:numPr>
-        <w:ind w:firstLineChars="0"/>
-      </w:pPr>
+      <w:r>
+        <w:rPr>
+          <w:rFonts w:hint="eastAsia"/>
+        </w:rPr>
+        <w:t xml:space="preserve">5. </w:t>
+      </w:r>
       <w:r>
         <w:rPr>
           <w:rFonts w:hint="eastAsia"/>
@@ -5064,14 +5166,12 @@
       </w:r>
     </w:p>
     <w:p>
-      <w:pPr>
-        <w:pStyle w:val="ListParagraph"/>
-        <w:numPr>
-          <w:ilvl w:val="0"/>
-          <w:numId w:val="21"/>
-        </w:numPr>
-        <w:ind w:firstLineChars="0"/>
-      </w:pPr>
+      <w:r>
+        <w:rPr>
+          <w:rFonts w:hint="eastAsia"/>
+        </w:rPr>
+        <w:t xml:space="preserve">6. </w:t>
+      </w:r>
       <w:r>
         <w:rPr>
           <w:rFonts w:hint="eastAsia"/>
@@ -5081,11 +5181,6 @@
       </w:r>
     </w:p>
     <w:p>
-      <w:pPr>
-        <w:rPr>
-          <w:lang w:eastAsia="zh-Hans"/>
-        </w:rPr>
-      </w:pPr>
       <w:r>
         <w:rPr>
           <w:rFonts w:ascii="宋体" w:hAnsi="宋体" w:cs="宋体" w:hint="eastAsia"/>
@@ -5124,8 +5219,10 @@
         <w:t>配置管理的应用方法</w:t>
       </w:r>
     </w:p>
-    <w:p/>
-    <w:p>
+    <w:p>
+      <w:pPr>
+        <w:outlineLvl w:val="1"/>
+      </w:pPr>
       <w:r>
         <w:rPr>
           <w:rFonts w:hint="eastAsia"/>
@@ -5309,529 +5406,11 @@
       </w:r>
     </w:p>
     <w:p>
-      <w:r>
-        <w:rPr>
-          <w:rFonts w:hint="eastAsia"/>
-        </w:rPr>
-        <w:t>教学目标：</w:t>
-      </w:r>
-    </w:p>
-    <w:p>
-      <w:pPr>
-        <w:rPr>
-          <w:lang w:eastAsia="zh-Hans"/>
-        </w:rPr>
-      </w:pPr>
-      <w:r>
-        <w:rPr>
-          <w:rFonts w:hint="eastAsia"/>
-          <w:lang w:eastAsia="zh-Hans"/>
-        </w:rPr>
-        <w:t>了解人力资源概念和沟通方法</w:t>
-      </w:r>
-      <w:r>
-        <w:rPr>
-          <w:lang w:eastAsia="zh-Hans"/>
-        </w:rPr>
-        <w:t>，</w:t>
-      </w:r>
-      <w:r>
-        <w:rPr>
-          <w:rFonts w:hint="eastAsia"/>
-          <w:lang w:eastAsia="zh-Hans"/>
-        </w:rPr>
-        <w:t>熟悉项目干系人分析和管理方法</w:t>
-      </w:r>
-      <w:r>
-        <w:rPr>
-          <w:lang w:eastAsia="zh-Hans"/>
-        </w:rPr>
-        <w:t>。提高项目团队的合作精神，提高项目成员的综合素质，落实成员的权利与责任。培养学生的沟通人际交往能力，提高解决冲突的能力。</w:t>
-      </w:r>
-    </w:p>
-    <w:p>
-      <w:r>
-        <w:rPr>
-          <w:rFonts w:hint="eastAsia"/>
-        </w:rPr>
-        <w:t>教学内容：</w:t>
-      </w:r>
-    </w:p>
-    <w:p>
-      <w:pPr>
-        <w:pStyle w:val="ListParagraph"/>
-        <w:numPr>
-          <w:ilvl w:val="0"/>
-          <w:numId w:val="22"/>
-        </w:numPr>
-        <w:ind w:firstLineChars="0"/>
-      </w:pPr>
-      <w:r>
-        <w:rPr>
-          <w:rFonts w:hint="eastAsia"/>
-          <w:lang w:eastAsia="zh-Hans"/>
-        </w:rPr>
-        <w:t>人力资源概念</w:t>
-      </w:r>
-    </w:p>
-    <w:p>
-      <w:pPr>
-        <w:pStyle w:val="ListParagraph"/>
-        <w:numPr>
-          <w:ilvl w:val="0"/>
-          <w:numId w:val="22"/>
-        </w:numPr>
-        <w:ind w:firstLineChars="0"/>
-      </w:pPr>
-      <w:r>
-        <w:rPr>
-          <w:rFonts w:hint="eastAsia"/>
-          <w:lang w:eastAsia="zh-Hans"/>
-        </w:rPr>
-        <w:lastRenderedPageBreak/>
-        <w:t>项目干系人管理</w:t>
-      </w:r>
-    </w:p>
-    <w:p>
-      <w:pPr>
-        <w:pStyle w:val="ListParagraph"/>
-        <w:numPr>
-          <w:ilvl w:val="0"/>
-          <w:numId w:val="22"/>
-        </w:numPr>
-        <w:ind w:firstLineChars="0"/>
-      </w:pPr>
-      <w:r>
-        <w:rPr>
-          <w:rFonts w:hint="eastAsia"/>
-          <w:lang w:eastAsia="zh-Hans"/>
-        </w:rPr>
-        <w:t>沟通方法</w:t>
-      </w:r>
-    </w:p>
-    <w:p>
-      <w:pPr>
-        <w:pStyle w:val="ListParagraph"/>
-        <w:numPr>
-          <w:ilvl w:val="0"/>
-          <w:numId w:val="22"/>
-        </w:numPr>
-        <w:ind w:firstLineChars="0"/>
-      </w:pPr>
-      <w:r>
-        <w:rPr>
-          <w:rFonts w:hint="eastAsia"/>
-          <w:lang w:eastAsia="zh-Hans"/>
-        </w:rPr>
-        <w:t>敏捷团队管理介绍</w:t>
-      </w:r>
-    </w:p>
-    <w:p>
-      <w:pPr>
-        <w:pStyle w:val="ListParagraph"/>
-        <w:ind w:firstLine="422"/>
-        <w:rPr>
-          <w:lang w:eastAsia="zh-Hans"/>
-        </w:rPr>
-      </w:pPr>
-      <w:r>
-        <w:rPr>
-          <w:rFonts w:hint="eastAsia"/>
+      <w:pPr>
+        <w:rPr>
           <w:b/>
           <w:bCs/>
         </w:rPr>
-        <w:t>作业：</w:t>
-      </w:r>
-      <w:r>
-        <w:rPr>
-          <w:rFonts w:hint="eastAsia"/>
-          <w:lang w:eastAsia="zh-Hans"/>
-        </w:rPr>
-        <w:t>项目干系人分析方法</w:t>
-      </w:r>
-    </w:p>
-    <w:p>
-      <w:pPr>
-        <w:pStyle w:val="ListParagraph"/>
-      </w:pPr>
-    </w:p>
-    <w:p>
-      <w:r>
-        <w:rPr>
-          <w:rFonts w:hint="eastAsia"/>
-          <w:lang w:eastAsia="zh-Hans"/>
-        </w:rPr>
-        <w:t>第九部分</w:t>
-      </w:r>
-      <w:r>
-        <w:rPr>
-          <w:lang w:eastAsia="zh-Hans"/>
-        </w:rPr>
-        <w:t>：</w:t>
-      </w:r>
-      <w:r>
-        <w:rPr>
-          <w:rFonts w:hint="eastAsia"/>
-          <w:lang w:eastAsia="zh-Hans"/>
-        </w:rPr>
-        <w:t>风险计划</w:t>
-      </w:r>
-      <w:r>
-        <w:rPr>
-          <w:rFonts w:hint="eastAsia"/>
-        </w:rPr>
-        <w:t>[</w:t>
-      </w:r>
-      <w:r>
-        <w:t>2</w:t>
-      </w:r>
-      <w:r>
-        <w:rPr>
-          <w:rFonts w:hint="eastAsia"/>
-        </w:rPr>
-        <w:t>学时</w:t>
-      </w:r>
-      <w:r>
-        <w:rPr>
-          <w:rFonts w:hint="eastAsia"/>
-        </w:rPr>
-        <w:t>]</w:t>
-      </w:r>
-      <w:r>
-        <w:rPr>
-          <w:rFonts w:hint="eastAsia"/>
-        </w:rPr>
-        <w:t>（支撑课程目标</w:t>
-      </w:r>
-      <w:r>
-        <w:rPr>
-          <w:rFonts w:hint="eastAsia"/>
-        </w:rPr>
-        <w:t>1.1</w:t>
-      </w:r>
-      <w:r>
-        <w:rPr>
-          <w:rFonts w:hint="eastAsia"/>
-        </w:rPr>
-        <w:t>，</w:t>
-      </w:r>
-      <w:r>
-        <w:t>1</w:t>
-      </w:r>
-      <w:r>
-        <w:rPr>
-          <w:rFonts w:hint="eastAsia"/>
-          <w:lang w:eastAsia="zh-Hans"/>
-        </w:rPr>
-        <w:t>.</w:t>
-      </w:r>
-      <w:r>
-        <w:rPr>
-          <w:lang w:eastAsia="zh-Hans"/>
-        </w:rPr>
-        <w:t>2</w:t>
-      </w:r>
-      <w:r>
-        <w:rPr>
-          <w:lang w:eastAsia="zh-Hans"/>
-        </w:rPr>
-        <w:t>，</w:t>
-      </w:r>
-      <w:r>
-        <w:rPr>
-          <w:lang w:eastAsia="zh-Hans"/>
-        </w:rPr>
-        <w:t>1</w:t>
-      </w:r>
-      <w:r>
-        <w:rPr>
-          <w:rFonts w:hint="eastAsia"/>
-          <w:lang w:eastAsia="zh-Hans"/>
-        </w:rPr>
-        <w:t>.</w:t>
-      </w:r>
-      <w:r>
-        <w:rPr>
-          <w:lang w:eastAsia="zh-Hans"/>
-        </w:rPr>
-        <w:t>3</w:t>
-      </w:r>
-      <w:r>
-        <w:rPr>
-          <w:lang w:eastAsia="zh-Hans"/>
-        </w:rPr>
-        <w:t>，</w:t>
-      </w:r>
-      <w:r>
-        <w:rPr>
-          <w:lang w:eastAsia="zh-Hans"/>
-        </w:rPr>
-        <w:t>2</w:t>
-      </w:r>
-      <w:r>
-        <w:rPr>
-          <w:rFonts w:hint="eastAsia"/>
-          <w:lang w:eastAsia="zh-Hans"/>
-        </w:rPr>
-        <w:t>.</w:t>
-      </w:r>
-      <w:r>
-        <w:rPr>
-          <w:lang w:eastAsia="zh-Hans"/>
-        </w:rPr>
-        <w:t>1</w:t>
-      </w:r>
-      <w:r>
-        <w:rPr>
-          <w:lang w:eastAsia="zh-Hans"/>
-        </w:rPr>
-        <w:t>，</w:t>
-      </w:r>
-      <w:r>
-        <w:rPr>
-          <w:lang w:eastAsia="zh-Hans"/>
-        </w:rPr>
-        <w:t>2</w:t>
-      </w:r>
-      <w:r>
-        <w:rPr>
-          <w:rFonts w:hint="eastAsia"/>
-          <w:lang w:eastAsia="zh-Hans"/>
-        </w:rPr>
-        <w:t>.</w:t>
-      </w:r>
-      <w:r>
-        <w:rPr>
-          <w:lang w:eastAsia="zh-Hans"/>
-        </w:rPr>
-        <w:t>2</w:t>
-      </w:r>
-      <w:r>
-        <w:rPr>
-          <w:rFonts w:hint="eastAsia"/>
-        </w:rPr>
-        <w:t>）</w:t>
-      </w:r>
-    </w:p>
-    <w:p>
-      <w:r>
-        <w:rPr>
-          <w:rFonts w:hint="eastAsia"/>
-        </w:rPr>
-        <w:t>教学目标：</w:t>
-      </w:r>
-    </w:p>
-    <w:p>
-      <w:pPr>
-        <w:rPr>
-          <w:lang w:eastAsia="zh-Hans"/>
-        </w:rPr>
-      </w:pPr>
-      <w:r>
-        <w:rPr>
-          <w:rFonts w:hint="eastAsia"/>
-          <w:lang w:eastAsia="zh-Hans"/>
-        </w:rPr>
-        <w:t>了解风险和风险类型等基本概念</w:t>
-      </w:r>
-      <w:r>
-        <w:rPr>
-          <w:lang w:eastAsia="zh-Hans"/>
-        </w:rPr>
-        <w:t>，</w:t>
-      </w:r>
-      <w:r>
-        <w:rPr>
-          <w:rFonts w:hint="eastAsia"/>
-          <w:lang w:eastAsia="zh-Hans"/>
-        </w:rPr>
-        <w:t>熟悉风险管理过程</w:t>
-      </w:r>
-      <w:r>
-        <w:rPr>
-          <w:lang w:eastAsia="zh-Hans"/>
-        </w:rPr>
-        <w:t>，</w:t>
-      </w:r>
-      <w:r>
-        <w:rPr>
-          <w:rFonts w:hint="eastAsia"/>
-          <w:lang w:eastAsia="zh-Hans"/>
-        </w:rPr>
-        <w:t>熟悉风险识别方法和风险评估方法</w:t>
-      </w:r>
-      <w:r>
-        <w:rPr>
-          <w:lang w:eastAsia="zh-Hans"/>
-        </w:rPr>
-        <w:t>，</w:t>
-      </w:r>
-      <w:r>
-        <w:rPr>
-          <w:rFonts w:hint="eastAsia"/>
-          <w:lang w:eastAsia="zh-Hans"/>
-        </w:rPr>
-        <w:t>熟悉风险规划方法</w:t>
-      </w:r>
-      <w:r>
-        <w:rPr>
-          <w:lang w:eastAsia="zh-Hans"/>
-        </w:rPr>
-        <w:t>，</w:t>
-      </w:r>
-      <w:r>
-        <w:rPr>
-          <w:rFonts w:hint="eastAsia"/>
-          <w:lang w:eastAsia="zh-Hans"/>
-        </w:rPr>
-        <w:t>掌握风险应对策略的应用</w:t>
-      </w:r>
-      <w:r>
-        <w:rPr>
-          <w:lang w:eastAsia="zh-Hans"/>
-        </w:rPr>
-        <w:t>。培养学生对项目风险的识别和应对能力，提高处理问题和解决问题的能力。</w:t>
-      </w:r>
-    </w:p>
-    <w:p>
-      <w:r>
-        <w:rPr>
-          <w:rFonts w:hint="eastAsia"/>
-        </w:rPr>
-        <w:t>教学内容：</w:t>
-      </w:r>
-    </w:p>
-    <w:p>
-      <w:pPr>
-        <w:pStyle w:val="ListParagraph"/>
-        <w:numPr>
-          <w:ilvl w:val="0"/>
-          <w:numId w:val="23"/>
-        </w:numPr>
-        <w:ind w:firstLineChars="0"/>
-      </w:pPr>
-      <w:r>
-        <w:rPr>
-          <w:rFonts w:hint="eastAsia"/>
-        </w:rPr>
-        <w:t>风险</w:t>
-      </w:r>
-      <w:r>
-        <w:rPr>
-          <w:rFonts w:hint="eastAsia"/>
-          <w:lang w:eastAsia="zh-Hans"/>
-        </w:rPr>
-        <w:t>定义</w:t>
-      </w:r>
-    </w:p>
-    <w:p>
-      <w:pPr>
-        <w:pStyle w:val="ListParagraph"/>
-        <w:numPr>
-          <w:ilvl w:val="0"/>
-          <w:numId w:val="23"/>
-        </w:numPr>
-        <w:ind w:firstLineChars="0"/>
-      </w:pPr>
-      <w:r>
-        <w:rPr>
-          <w:rFonts w:hint="eastAsia"/>
-          <w:lang w:eastAsia="zh-Hans"/>
-        </w:rPr>
-        <w:t>风险</w:t>
-      </w:r>
-      <w:r>
-        <w:rPr>
-          <w:rFonts w:hint="eastAsia"/>
-        </w:rPr>
-        <w:t>管理过程</w:t>
-      </w:r>
-    </w:p>
-    <w:p>
-      <w:pPr>
-        <w:pStyle w:val="ListParagraph"/>
-        <w:numPr>
-          <w:ilvl w:val="0"/>
-          <w:numId w:val="23"/>
-        </w:numPr>
-        <w:ind w:firstLineChars="0"/>
-      </w:pPr>
-      <w:r>
-        <w:rPr>
-          <w:rFonts w:hint="eastAsia"/>
-        </w:rPr>
-        <w:t>风险识别</w:t>
-      </w:r>
-    </w:p>
-    <w:p>
-      <w:pPr>
-        <w:pStyle w:val="ListParagraph"/>
-        <w:numPr>
-          <w:ilvl w:val="0"/>
-          <w:numId w:val="23"/>
-        </w:numPr>
-        <w:ind w:firstLineChars="0"/>
-      </w:pPr>
-      <w:r>
-        <w:rPr>
-          <w:rFonts w:hint="eastAsia"/>
-        </w:rPr>
-        <w:t>风险评估</w:t>
-      </w:r>
-    </w:p>
-    <w:p>
-      <w:pPr>
-        <w:pStyle w:val="ListParagraph"/>
-        <w:numPr>
-          <w:ilvl w:val="0"/>
-          <w:numId w:val="23"/>
-        </w:numPr>
-        <w:ind w:firstLineChars="0"/>
-      </w:pPr>
-      <w:r>
-        <w:rPr>
-          <w:rFonts w:hint="eastAsia"/>
-        </w:rPr>
-        <w:t>风险应对策略</w:t>
-      </w:r>
-    </w:p>
-    <w:p>
-      <w:pPr>
-        <w:pStyle w:val="ListParagraph"/>
-        <w:numPr>
-          <w:ilvl w:val="0"/>
-          <w:numId w:val="23"/>
-        </w:numPr>
-        <w:ind w:firstLineChars="0"/>
-      </w:pPr>
-      <w:r>
-        <w:rPr>
-          <w:rFonts w:hint="eastAsia"/>
-        </w:rPr>
-        <w:t>风险规划</w:t>
-      </w:r>
-    </w:p>
-    <w:p>
-      <w:pPr>
-        <w:pStyle w:val="ListParagraph"/>
-        <w:numPr>
-          <w:ilvl w:val="0"/>
-          <w:numId w:val="23"/>
-        </w:numPr>
-        <w:ind w:firstLineChars="0"/>
-      </w:pPr>
-      <w:r>
-        <w:rPr>
-          <w:rFonts w:hint="eastAsia"/>
-        </w:rPr>
-        <w:t>敏捷项目风险规划</w:t>
-      </w:r>
-    </w:p>
-    <w:p>
-      <w:pPr>
-        <w:rPr>
-          <w:lang w:eastAsia="zh-Hans"/>
-        </w:rPr>
       </w:pPr>
       <w:r>
         <w:rPr>
@@ -5839,1072 +5418,48 @@
           <w:b/>
           <w:bCs/>
         </w:rPr>
-        <w:t>作业：</w:t>
-      </w:r>
-      <w:r>
-        <w:rPr>
-          <w:rFonts w:hint="eastAsia"/>
-          <w:lang w:eastAsia="zh-Hans"/>
-        </w:rPr>
-        <w:t>风险识别</w:t>
-      </w:r>
-      <w:r>
-        <w:rPr>
-          <w:lang w:eastAsia="zh-Hans"/>
-        </w:rPr>
-        <w:t>、</w:t>
-      </w:r>
-      <w:r>
-        <w:rPr>
-          <w:rFonts w:hint="eastAsia"/>
-          <w:lang w:eastAsia="zh-Hans"/>
-        </w:rPr>
-        <w:t>风险评估</w:t>
-      </w:r>
-    </w:p>
-    <w:p/>
-    <w:p>
-      <w:r>
-        <w:rPr>
-          <w:rFonts w:hint="eastAsia"/>
-          <w:lang w:eastAsia="zh-Hans"/>
-        </w:rPr>
-        <w:t>第十部分</w:t>
-      </w:r>
-      <w:r>
-        <w:rPr>
-          <w:lang w:eastAsia="zh-Hans"/>
-        </w:rPr>
-        <w:t>：</w:t>
-      </w:r>
-      <w:r>
-        <w:rPr>
-          <w:rFonts w:hint="eastAsia"/>
-          <w:lang w:eastAsia="zh-Hans"/>
-        </w:rPr>
-        <w:t>合同计划</w:t>
-      </w:r>
-      <w:r>
-        <w:rPr>
-          <w:rFonts w:hint="eastAsia"/>
-        </w:rPr>
-        <w:t>[</w:t>
-      </w:r>
-      <w:r>
-        <w:t>2</w:t>
-      </w:r>
-      <w:r>
-        <w:rPr>
-          <w:rFonts w:hint="eastAsia"/>
-        </w:rPr>
-        <w:t>学时</w:t>
-      </w:r>
-      <w:r>
-        <w:rPr>
-          <w:rFonts w:hint="eastAsia"/>
-        </w:rPr>
-        <w:t>]</w:t>
-      </w:r>
-      <w:r>
-        <w:rPr>
-          <w:rFonts w:hint="eastAsia"/>
-        </w:rPr>
-        <w:t>（支撑课程目标</w:t>
-      </w:r>
-      <w:r>
-        <w:rPr>
-          <w:rFonts w:hint="eastAsia"/>
-        </w:rPr>
-        <w:t>1.1</w:t>
-      </w:r>
-      <w:r>
-        <w:rPr>
-          <w:rFonts w:hint="eastAsia"/>
+        <w:t>教学目标</w:t>
+      </w:r>
+    </w:p>
+    <w:p>
+      <w:pPr>
+        <w:rPr>
+          <w:lang w:eastAsia="zh-Hans"/>
+        </w:rPr>
+      </w:pPr>
+      <w:r>
+        <w:rPr>
+          <w:rFonts w:hint="eastAsia"/>
+          <w:lang w:eastAsia="zh-Hans"/>
+        </w:rPr>
+        <w:t>了解人力资源概念和沟通方法</w:t>
+      </w:r>
+      <w:r>
+        <w:rPr>
+          <w:lang w:eastAsia="zh-Hans"/>
         </w:rPr>
         <w:t>，</w:t>
       </w:r>
       <w:r>
-        <w:t>1</w:t>
-      </w:r>
-      <w:r>
-        <w:rPr>
-          <w:rFonts w:hint="eastAsia"/>
-          <w:lang w:eastAsia="zh-Hans"/>
-        </w:rPr>
-        <w:t>.</w:t>
-      </w:r>
-      <w:r>
-        <w:rPr>
-          <w:lang w:eastAsia="zh-Hans"/>
-        </w:rPr>
-        <w:t>2</w:t>
-      </w:r>
-      <w:r>
-        <w:rPr>
-          <w:lang w:eastAsia="zh-Hans"/>
-        </w:rPr>
-        <w:t>，</w:t>
-      </w:r>
-      <w:r>
-        <w:rPr>
-          <w:lang w:eastAsia="zh-Hans"/>
-        </w:rPr>
-        <w:t>1</w:t>
-      </w:r>
-      <w:r>
-        <w:rPr>
-          <w:rFonts w:hint="eastAsia"/>
-          <w:lang w:eastAsia="zh-Hans"/>
-        </w:rPr>
-        <w:t>.</w:t>
-      </w:r>
-      <w:r>
-        <w:rPr>
-          <w:lang w:eastAsia="zh-Hans"/>
-        </w:rPr>
-        <w:t>3</w:t>
-      </w:r>
-      <w:r>
-        <w:rPr>
-          <w:lang w:eastAsia="zh-Hans"/>
-        </w:rPr>
-        <w:t>，</w:t>
-      </w:r>
-      <w:r>
-        <w:rPr>
-          <w:lang w:eastAsia="zh-Hans"/>
-        </w:rPr>
-        <w:t>2</w:t>
-      </w:r>
-      <w:r>
-        <w:rPr>
-          <w:rFonts w:hint="eastAsia"/>
-          <w:lang w:eastAsia="zh-Hans"/>
-        </w:rPr>
-        <w:t>.</w:t>
-      </w:r>
-      <w:r>
-        <w:rPr>
-          <w:lang w:eastAsia="zh-Hans"/>
-        </w:rPr>
-        <w:t>1</w:t>
-      </w:r>
-      <w:r>
-        <w:rPr>
-          <w:lang w:eastAsia="zh-Hans"/>
-        </w:rPr>
-        <w:t>，</w:t>
-      </w:r>
-      <w:r>
-        <w:rPr>
-          <w:lang w:eastAsia="zh-Hans"/>
-        </w:rPr>
-        <w:t>2</w:t>
-      </w:r>
-      <w:r>
-        <w:rPr>
-          <w:rFonts w:hint="eastAsia"/>
-          <w:lang w:eastAsia="zh-Hans"/>
-        </w:rPr>
-        <w:t>.</w:t>
-      </w:r>
-      <w:r>
-        <w:rPr>
-          <w:lang w:eastAsia="zh-Hans"/>
-        </w:rPr>
-        <w:t>2</w:t>
-      </w:r>
-      <w:r>
-        <w:rPr>
-          <w:lang w:eastAsia="zh-Hans"/>
-        </w:rPr>
-        <w:t>，</w:t>
-      </w:r>
-      <w:r>
-        <w:rPr>
-          <w:lang w:eastAsia="zh-Hans"/>
-        </w:rPr>
-        <w:t>3</w:t>
-      </w:r>
-      <w:r>
-        <w:rPr>
-          <w:rFonts w:hint="eastAsia"/>
-          <w:lang w:eastAsia="zh-Hans"/>
-        </w:rPr>
-        <w:t>.</w:t>
-      </w:r>
-      <w:r>
-        <w:rPr>
-          <w:lang w:eastAsia="zh-Hans"/>
-        </w:rPr>
-        <w:t>1</w:t>
-      </w:r>
-      <w:r>
-        <w:rPr>
-          <w:lang w:eastAsia="zh-Hans"/>
-        </w:rPr>
-        <w:t>，</w:t>
-      </w:r>
-      <w:r>
-        <w:rPr>
-          <w:lang w:eastAsia="zh-Hans"/>
-        </w:rPr>
-        <w:t>3</w:t>
-      </w:r>
-      <w:r>
-        <w:rPr>
-          <w:rFonts w:hint="eastAsia"/>
-          <w:lang w:eastAsia="zh-Hans"/>
-        </w:rPr>
-        <w:t>.</w:t>
-      </w:r>
-      <w:r>
-        <w:rPr>
-          <w:lang w:eastAsia="zh-Hans"/>
-        </w:rPr>
-        <w:t>3</w:t>
-      </w:r>
-      <w:r>
-        <w:rPr>
-          <w:rFonts w:hint="eastAsia"/>
-        </w:rPr>
-        <w:t>）</w:t>
-      </w:r>
-    </w:p>
-    <w:p>
-      <w:r>
-        <w:rPr>
-          <w:rFonts w:hint="eastAsia"/>
-        </w:rPr>
-        <w:t>教学目标：</w:t>
-      </w:r>
-    </w:p>
-    <w:p>
-      <w:pPr>
-        <w:rPr>
-          <w:lang w:eastAsia="zh-Hans"/>
-        </w:rPr>
-      </w:pPr>
-      <w:r>
-        <w:rPr>
-          <w:rFonts w:hint="eastAsia"/>
-          <w:lang w:eastAsia="zh-Hans"/>
-        </w:rPr>
-        <w:t>了解项目采购概念</w:t>
-      </w:r>
-      <w:r>
-        <w:rPr>
-          <w:lang w:eastAsia="zh-Hans"/>
-        </w:rPr>
-        <w:t>，</w:t>
-      </w:r>
-      <w:r>
-        <w:rPr>
-          <w:rFonts w:hint="eastAsia"/>
-          <w:lang w:eastAsia="zh-Hans"/>
-        </w:rPr>
-        <w:t>了解项目合同</w:t>
-      </w:r>
-      <w:r>
-        <w:rPr>
-          <w:lang w:eastAsia="zh-Hans"/>
-        </w:rPr>
-        <w:t>，</w:t>
-      </w:r>
-      <w:r>
-        <w:rPr>
-          <w:rFonts w:hint="eastAsia"/>
-          <w:lang w:eastAsia="zh-Hans"/>
-        </w:rPr>
-        <w:t>了解软件外包和合同计划</w:t>
-      </w:r>
-      <w:r>
-        <w:rPr>
-          <w:lang w:eastAsia="zh-Hans"/>
-        </w:rPr>
-        <w:t>，</w:t>
-      </w:r>
-      <w:r>
-        <w:rPr>
-          <w:rFonts w:hint="eastAsia"/>
-          <w:lang w:eastAsia="zh-Hans"/>
-        </w:rPr>
-        <w:t>熟悉合同类型</w:t>
-      </w:r>
-      <w:r>
-        <w:rPr>
-          <w:lang w:eastAsia="zh-Hans"/>
-        </w:rPr>
-        <w:t>。</w:t>
-      </w:r>
-    </w:p>
-    <w:p>
-      <w:r>
-        <w:rPr>
-          <w:rFonts w:hint="eastAsia"/>
-        </w:rPr>
-        <w:t>教学内容：</w:t>
-      </w:r>
-    </w:p>
-    <w:p>
-      <w:pPr>
-        <w:pStyle w:val="ListParagraph"/>
-        <w:numPr>
-          <w:ilvl w:val="0"/>
-          <w:numId w:val="62"/>
-        </w:numPr>
-        <w:ind w:firstLineChars="0"/>
-      </w:pPr>
-      <w:r>
-        <w:t>项目采购</w:t>
-      </w:r>
-    </w:p>
-    <w:p>
-      <w:pPr>
-        <w:pStyle w:val="ListParagraph"/>
-        <w:numPr>
-          <w:ilvl w:val="0"/>
-          <w:numId w:val="62"/>
-        </w:numPr>
-        <w:ind w:firstLineChars="0"/>
-      </w:pPr>
-      <w:r>
-        <w:lastRenderedPageBreak/>
-        <w:t>项目合同</w:t>
-      </w:r>
-    </w:p>
-    <w:p>
-      <w:pPr>
-        <w:pStyle w:val="ListParagraph"/>
-        <w:numPr>
-          <w:ilvl w:val="0"/>
-          <w:numId w:val="62"/>
-        </w:numPr>
-        <w:ind w:firstLineChars="0"/>
-      </w:pPr>
-      <w:r>
-        <w:t>合同类型</w:t>
-      </w:r>
-    </w:p>
-    <w:p>
-      <w:pPr>
-        <w:pStyle w:val="ListParagraph"/>
-        <w:numPr>
-          <w:ilvl w:val="0"/>
-          <w:numId w:val="62"/>
-        </w:numPr>
-        <w:ind w:firstLineChars="0"/>
-      </w:pPr>
-      <w:r>
-        <w:t>软件外包</w:t>
-      </w:r>
-    </w:p>
-    <w:p>
-      <w:pPr>
-        <w:pStyle w:val="ListParagraph"/>
-        <w:numPr>
-          <w:ilvl w:val="0"/>
-          <w:numId w:val="62"/>
-        </w:numPr>
-        <w:ind w:firstLineChars="0"/>
-      </w:pPr>
-      <w:r>
-        <w:t>合同计划</w:t>
-      </w:r>
-    </w:p>
-    <w:p>
-      <w:pPr>
-        <w:rPr>
-          <w:lang w:eastAsia="zh-Hans"/>
-        </w:rPr>
-      </w:pPr>
-      <w:r>
-        <w:rPr>
-          <w:rFonts w:hint="eastAsia"/>
+        <w:rPr>
+          <w:rFonts w:hint="eastAsia"/>
+          <w:lang w:eastAsia="zh-Hans"/>
+        </w:rPr>
+        <w:t>熟悉项目干系人分析和管理方法</w:t>
+      </w:r>
+      <w:r>
+        <w:rPr>
+          <w:lang w:eastAsia="zh-Hans"/>
+        </w:rPr>
+        <w:t>。提高项目团队的合作精神，提高项目成员的综合素质，落实成员的权利与责任。培养学生的沟通人际交往能力，提高解决冲突的能力。</w:t>
+      </w:r>
+    </w:p>
+    <w:p>
+      <w:pPr>
+        <w:rPr>
           <w:b/>
           <w:bCs/>
         </w:rPr>
-        <w:t>作业：</w:t>
-      </w:r>
-      <w:r>
-        <w:rPr>
-          <w:rFonts w:hint="eastAsia"/>
-          <w:lang w:eastAsia="zh-Hans"/>
-        </w:rPr>
-        <w:t>合同类型应用</w:t>
-      </w:r>
-    </w:p>
-    <w:p>
-      <w:pPr>
-        <w:pStyle w:val="ListParagraph"/>
-        <w:rPr>
-          <w:lang w:eastAsia="zh-Hans"/>
-        </w:rPr>
-      </w:pPr>
-    </w:p>
-    <w:p>
-      <w:r>
-        <w:rPr>
-          <w:rFonts w:hint="eastAsia"/>
-          <w:lang w:eastAsia="zh-Hans"/>
-        </w:rPr>
-        <w:t>第十一部分</w:t>
-      </w:r>
-      <w:r>
-        <w:rPr>
-          <w:lang w:eastAsia="zh-Hans"/>
-        </w:rPr>
-        <w:t>：</w:t>
-      </w:r>
-      <w:r>
-        <w:rPr>
-          <w:rFonts w:hint="eastAsia"/>
-          <w:lang w:eastAsia="zh-Hans"/>
-        </w:rPr>
-        <w:t>执行控制</w:t>
-      </w:r>
-      <w:r>
-        <w:rPr>
-          <w:rFonts w:hint="eastAsia"/>
-        </w:rPr>
-        <w:t>[</w:t>
-      </w:r>
-      <w:r>
-        <w:t>6</w:t>
-      </w:r>
-      <w:r>
-        <w:rPr>
-          <w:rFonts w:hint="eastAsia"/>
-        </w:rPr>
-        <w:t>学时</w:t>
-      </w:r>
-      <w:r>
-        <w:rPr>
-          <w:rFonts w:hint="eastAsia"/>
-        </w:rPr>
-        <w:t>]</w:t>
-      </w:r>
-      <w:r>
-        <w:rPr>
-          <w:rFonts w:hint="eastAsia"/>
-        </w:rPr>
-        <w:t>（支撑课程目标</w:t>
-      </w:r>
-      <w:r>
-        <w:rPr>
-          <w:rFonts w:hint="eastAsia"/>
-        </w:rPr>
-        <w:t>1.1</w:t>
-      </w:r>
-      <w:r>
-        <w:rPr>
-          <w:rFonts w:hint="eastAsia"/>
-        </w:rPr>
-        <w:t>，</w:t>
-      </w:r>
-      <w:r>
-        <w:t>1</w:t>
-      </w:r>
-      <w:r>
-        <w:rPr>
-          <w:rFonts w:hint="eastAsia"/>
-          <w:lang w:eastAsia="zh-Hans"/>
-        </w:rPr>
-        <w:t>.</w:t>
-      </w:r>
-      <w:r>
-        <w:rPr>
-          <w:lang w:eastAsia="zh-Hans"/>
-        </w:rPr>
-        <w:t>2</w:t>
-      </w:r>
-      <w:r>
-        <w:rPr>
-          <w:lang w:eastAsia="zh-Hans"/>
-        </w:rPr>
-        <w:t>，</w:t>
-      </w:r>
-      <w:r>
-        <w:rPr>
-          <w:lang w:eastAsia="zh-Hans"/>
-        </w:rPr>
-        <w:t>1</w:t>
-      </w:r>
-      <w:r>
-        <w:rPr>
-          <w:rFonts w:hint="eastAsia"/>
-          <w:lang w:eastAsia="zh-Hans"/>
-        </w:rPr>
-        <w:t>.</w:t>
-      </w:r>
-      <w:r>
-        <w:rPr>
-          <w:lang w:eastAsia="zh-Hans"/>
-        </w:rPr>
-        <w:t>3</w:t>
-      </w:r>
-      <w:r>
-        <w:rPr>
-          <w:lang w:eastAsia="zh-Hans"/>
-        </w:rPr>
-        <w:t>，</w:t>
-      </w:r>
-      <w:r>
-        <w:rPr>
-          <w:lang w:eastAsia="zh-Hans"/>
-        </w:rPr>
-        <w:t>2</w:t>
-      </w:r>
-      <w:r>
-        <w:rPr>
-          <w:rFonts w:hint="eastAsia"/>
-          <w:lang w:eastAsia="zh-Hans"/>
-        </w:rPr>
-        <w:t>.</w:t>
-      </w:r>
-      <w:r>
-        <w:rPr>
-          <w:lang w:eastAsia="zh-Hans"/>
-        </w:rPr>
-        <w:t>1</w:t>
-      </w:r>
-      <w:r>
-        <w:rPr>
-          <w:lang w:eastAsia="zh-Hans"/>
-        </w:rPr>
-        <w:t>，</w:t>
-      </w:r>
-      <w:r>
-        <w:rPr>
-          <w:lang w:eastAsia="zh-Hans"/>
-        </w:rPr>
-        <w:t>2</w:t>
-      </w:r>
-      <w:r>
-        <w:rPr>
-          <w:rFonts w:hint="eastAsia"/>
-          <w:lang w:eastAsia="zh-Hans"/>
-        </w:rPr>
-        <w:t>.</w:t>
-      </w:r>
-      <w:r>
-        <w:rPr>
-          <w:lang w:eastAsia="zh-Hans"/>
-        </w:rPr>
-        <w:t>2</w:t>
-      </w:r>
-      <w:r>
-        <w:rPr>
-          <w:lang w:eastAsia="zh-Hans"/>
-        </w:rPr>
-        <w:t>，</w:t>
-      </w:r>
-      <w:r>
-        <w:rPr>
-          <w:lang w:eastAsia="zh-Hans"/>
-        </w:rPr>
-        <w:t>3</w:t>
-      </w:r>
-      <w:r>
-        <w:rPr>
-          <w:rFonts w:hint="eastAsia"/>
-          <w:lang w:eastAsia="zh-Hans"/>
-        </w:rPr>
-        <w:t>.</w:t>
-      </w:r>
-      <w:r>
-        <w:rPr>
-          <w:lang w:eastAsia="zh-Hans"/>
-        </w:rPr>
-        <w:t>1</w:t>
-      </w:r>
-      <w:r>
-        <w:rPr>
-          <w:lang w:eastAsia="zh-Hans"/>
-        </w:rPr>
-        <w:t>，</w:t>
-      </w:r>
-      <w:r>
-        <w:rPr>
-          <w:lang w:eastAsia="zh-Hans"/>
-        </w:rPr>
-        <w:t>3</w:t>
-      </w:r>
-      <w:r>
-        <w:rPr>
-          <w:rFonts w:hint="eastAsia"/>
-          <w:lang w:eastAsia="zh-Hans"/>
-        </w:rPr>
-        <w:t>.</w:t>
-      </w:r>
-      <w:r>
-        <w:rPr>
-          <w:lang w:eastAsia="zh-Hans"/>
-        </w:rPr>
-        <w:t>3</w:t>
-      </w:r>
-      <w:r>
-        <w:rPr>
-          <w:rFonts w:hint="eastAsia"/>
-        </w:rPr>
-        <w:t>）</w:t>
-      </w:r>
-    </w:p>
-    <w:p>
-      <w:r>
-        <w:rPr>
-          <w:rFonts w:hint="eastAsia"/>
-        </w:rPr>
-        <w:t>教学目标：</w:t>
-      </w:r>
-    </w:p>
-    <w:p>
-      <w:pPr>
-        <w:rPr>
-          <w:lang w:eastAsia="zh-Hans"/>
-        </w:rPr>
-      </w:pPr>
-      <w:r>
-        <w:rPr>
-          <w:rFonts w:hint="eastAsia"/>
-          <w:lang w:eastAsia="zh-Hans"/>
-        </w:rPr>
-        <w:t>了解</w:t>
-      </w:r>
-      <w:r>
-        <w:t>项目集成计划</w:t>
-      </w:r>
-      <w:r>
-        <w:rPr>
-          <w:rFonts w:hint="eastAsia"/>
-          <w:lang w:eastAsia="zh-Hans"/>
-        </w:rPr>
-        <w:t>执行控制基本概念</w:t>
-      </w:r>
-      <w:r>
-        <w:rPr>
-          <w:lang w:eastAsia="zh-Hans"/>
-        </w:rPr>
-        <w:t>，</w:t>
-      </w:r>
-      <w:r>
-        <w:rPr>
-          <w:rFonts w:hint="eastAsia"/>
-          <w:lang w:eastAsia="zh-Hans"/>
-        </w:rPr>
-        <w:t>了解项目数据采集与分析方法</w:t>
-      </w:r>
-      <w:r>
-        <w:rPr>
-          <w:lang w:eastAsia="zh-Hans"/>
-        </w:rPr>
-        <w:t>，</w:t>
-      </w:r>
-      <w:r>
-        <w:rPr>
-          <w:rFonts w:hint="eastAsia"/>
-          <w:lang w:eastAsia="zh-Hans"/>
-        </w:rPr>
-        <w:t>了解</w:t>
-      </w:r>
-      <w:r>
-        <w:t>项目核心计划执行控制</w:t>
-      </w:r>
-      <w:r>
-        <w:rPr>
-          <w:rFonts w:hint="eastAsia"/>
-          <w:lang w:eastAsia="zh-Hans"/>
-        </w:rPr>
-        <w:t>基本概念</w:t>
-      </w:r>
-      <w:r>
-        <w:rPr>
-          <w:lang w:eastAsia="zh-Hans"/>
-        </w:rPr>
-        <w:t>，</w:t>
-      </w:r>
-      <w:r>
-        <w:rPr>
-          <w:rFonts w:hint="eastAsia"/>
-          <w:lang w:eastAsia="zh-Hans"/>
-        </w:rPr>
-        <w:t>了解</w:t>
-      </w:r>
-      <w:r>
-        <w:t>项目辅助计划执行控制</w:t>
-      </w:r>
-      <w:r>
-        <w:rPr>
-          <w:rFonts w:hint="eastAsia"/>
-          <w:lang w:eastAsia="zh-Hans"/>
-        </w:rPr>
-        <w:t>基本概念</w:t>
-      </w:r>
-      <w:r>
-        <w:rPr>
-          <w:lang w:eastAsia="zh-Hans"/>
-        </w:rPr>
-        <w:t>，</w:t>
-      </w:r>
-      <w:r>
-        <w:rPr>
-          <w:rFonts w:hint="eastAsia"/>
-          <w:lang w:eastAsia="zh-Hans"/>
-        </w:rPr>
-        <w:t>了解</w:t>
-      </w:r>
-      <w:r>
-        <w:t>项目辅助计划执行控制</w:t>
-      </w:r>
-      <w:r>
-        <w:rPr>
-          <w:rFonts w:hint="eastAsia"/>
-          <w:lang w:eastAsia="zh-Hans"/>
-        </w:rPr>
-        <w:t>基本概念</w:t>
-      </w:r>
-      <w:r>
-        <w:rPr>
-          <w:lang w:eastAsia="zh-Hans"/>
-        </w:rPr>
-        <w:t>，</w:t>
-      </w:r>
-      <w:r>
-        <w:rPr>
-          <w:rFonts w:hint="eastAsia"/>
-          <w:lang w:eastAsia="zh-Hans"/>
-        </w:rPr>
-        <w:t>了解团队计划执行控制</w:t>
-      </w:r>
-      <w:r>
-        <w:rPr>
-          <w:lang w:eastAsia="zh-Hans"/>
-        </w:rPr>
-        <w:t>，</w:t>
-      </w:r>
-      <w:r>
-        <w:rPr>
-          <w:rFonts w:hint="eastAsia"/>
-          <w:lang w:eastAsia="zh-Hans"/>
-        </w:rPr>
-        <w:t>了解项目干系人计划执行控制</w:t>
-      </w:r>
-      <w:r>
-        <w:rPr>
-          <w:lang w:eastAsia="zh-Hans"/>
-        </w:rPr>
-        <w:t>，</w:t>
-      </w:r>
-      <w:r>
-        <w:rPr>
-          <w:rFonts w:hint="eastAsia"/>
-          <w:lang w:eastAsia="zh-Hans"/>
-        </w:rPr>
-        <w:t>熟悉集成变更管理流程</w:t>
-      </w:r>
-      <w:r>
-        <w:rPr>
-          <w:lang w:eastAsia="zh-Hans"/>
-        </w:rPr>
-        <w:t>，</w:t>
-      </w:r>
-      <w:r>
-        <w:rPr>
-          <w:rFonts w:hint="eastAsia"/>
-          <w:lang w:eastAsia="zh-Hans"/>
-        </w:rPr>
-        <w:t>熟悉范围计划执行控制</w:t>
-      </w:r>
-      <w:r>
-        <w:rPr>
-          <w:lang w:eastAsia="zh-Hans"/>
-        </w:rPr>
-        <w:t>，</w:t>
-      </w:r>
-      <w:r>
-        <w:rPr>
-          <w:rFonts w:hint="eastAsia"/>
-          <w:lang w:eastAsia="zh-Hans"/>
-        </w:rPr>
-        <w:t>熟悉进度与成本执行控制过程</w:t>
-      </w:r>
-      <w:r>
-        <w:rPr>
-          <w:lang w:eastAsia="zh-Hans"/>
-        </w:rPr>
-        <w:t>，</w:t>
-      </w:r>
-      <w:r>
-        <w:rPr>
-          <w:rFonts w:hint="eastAsia"/>
-          <w:lang w:eastAsia="zh-Hans"/>
-        </w:rPr>
-        <w:t>熟悉风险计划执行控制和合同计划执行控制过程</w:t>
-      </w:r>
-      <w:r>
-        <w:rPr>
-          <w:lang w:eastAsia="zh-Hans"/>
-        </w:rPr>
-        <w:t>，</w:t>
-      </w:r>
-      <w:r>
-        <w:rPr>
-          <w:rFonts w:hint="eastAsia"/>
-          <w:lang w:eastAsia="zh-Hans"/>
-        </w:rPr>
-        <w:t>掌握质量计划执行控制和项目沟通计划执行控制方法</w:t>
-      </w:r>
-      <w:r>
-        <w:rPr>
-          <w:lang w:eastAsia="zh-Hans"/>
-        </w:rPr>
-        <w:t>。培养学生对软件项目的整体管理能力，丰富学习经验，提高完成任务的能力。</w:t>
-      </w:r>
-    </w:p>
-    <w:p>
-      <w:r>
-        <w:rPr>
-          <w:rFonts w:hint="eastAsia"/>
-        </w:rPr>
-        <w:t>教学内容：</w:t>
-      </w:r>
-    </w:p>
-    <w:p>
-      <w:pPr>
-        <w:pStyle w:val="ListParagraph"/>
-        <w:numPr>
-          <w:ilvl w:val="0"/>
-          <w:numId w:val="63"/>
-        </w:numPr>
-        <w:ind w:firstLineChars="0"/>
-      </w:pPr>
-      <w:r>
-        <w:t>项目集成计划执行控制基本</w:t>
-      </w:r>
-      <w:r>
-        <w:rPr>
-          <w:rFonts w:hint="eastAsia"/>
-          <w:lang w:eastAsia="zh-Hans"/>
-        </w:rPr>
-        <w:t>概念</w:t>
-      </w:r>
-    </w:p>
-    <w:p>
-      <w:pPr>
-        <w:pStyle w:val="ListParagraph"/>
-        <w:numPr>
-          <w:ilvl w:val="0"/>
-          <w:numId w:val="63"/>
-        </w:numPr>
-        <w:ind w:firstLineChars="0"/>
-      </w:pPr>
-      <w:r>
-        <w:rPr>
-          <w:rFonts w:hint="eastAsia"/>
-          <w:lang w:eastAsia="zh-Hans"/>
-        </w:rPr>
-        <w:t>项目数据采集与分析</w:t>
-      </w:r>
-    </w:p>
-    <w:p>
-      <w:pPr>
-        <w:pStyle w:val="ListParagraph"/>
-        <w:numPr>
-          <w:ilvl w:val="0"/>
-          <w:numId w:val="63"/>
-        </w:numPr>
-        <w:ind w:firstLineChars="0"/>
-      </w:pPr>
-      <w:r>
-        <w:rPr>
-          <w:rFonts w:hint="eastAsia"/>
-          <w:lang w:eastAsia="zh-Hans"/>
-        </w:rPr>
-        <w:t>集成变更管理流程</w:t>
-      </w:r>
-    </w:p>
-    <w:p>
-      <w:pPr>
-        <w:pStyle w:val="ListParagraph"/>
-        <w:numPr>
-          <w:ilvl w:val="0"/>
-          <w:numId w:val="63"/>
-        </w:numPr>
-        <w:ind w:firstLineChars="0"/>
-      </w:pPr>
-      <w:r>
-        <w:t>项目核心计划执行控制</w:t>
-      </w:r>
-      <w:r>
-        <w:rPr>
-          <w:rFonts w:hint="eastAsia"/>
-          <w:lang w:eastAsia="zh-Hans"/>
-        </w:rPr>
-        <w:t>基本概念</w:t>
-      </w:r>
-    </w:p>
-    <w:p>
-      <w:pPr>
-        <w:pStyle w:val="ListParagraph"/>
-        <w:numPr>
-          <w:ilvl w:val="0"/>
-          <w:numId w:val="63"/>
-        </w:numPr>
-        <w:ind w:firstLineChars="0"/>
-      </w:pPr>
-      <w:r>
-        <w:rPr>
-          <w:rFonts w:hint="eastAsia"/>
-          <w:lang w:eastAsia="zh-Hans"/>
-        </w:rPr>
-        <w:t>范围计划执行控制</w:t>
-      </w:r>
-    </w:p>
-    <w:p>
-      <w:pPr>
-        <w:pStyle w:val="ListParagraph"/>
-        <w:numPr>
-          <w:ilvl w:val="0"/>
-          <w:numId w:val="63"/>
-        </w:numPr>
-        <w:ind w:firstLineChars="0"/>
-      </w:pPr>
-      <w:r>
-        <w:rPr>
-          <w:rFonts w:hint="eastAsia"/>
-          <w:lang w:eastAsia="zh-Hans"/>
-        </w:rPr>
-        <w:t>进度与成本执行控制</w:t>
-      </w:r>
-    </w:p>
-    <w:p>
-      <w:pPr>
-        <w:pStyle w:val="ListParagraph"/>
-        <w:numPr>
-          <w:ilvl w:val="0"/>
-          <w:numId w:val="63"/>
-        </w:numPr>
-        <w:ind w:firstLineChars="0"/>
-      </w:pPr>
-      <w:r>
-        <w:rPr>
-          <w:rFonts w:hint="eastAsia"/>
-          <w:lang w:eastAsia="zh-Hans"/>
-        </w:rPr>
-        <w:t>质量计划执行控制</w:t>
-      </w:r>
-    </w:p>
-    <w:p>
-      <w:pPr>
-        <w:pStyle w:val="ListParagraph"/>
-        <w:numPr>
-          <w:ilvl w:val="0"/>
-          <w:numId w:val="63"/>
-        </w:numPr>
-        <w:ind w:firstLineChars="0"/>
-      </w:pPr>
-      <w:r>
-        <w:t>项目辅助计划执行控制</w:t>
-      </w:r>
-      <w:r>
-        <w:rPr>
-          <w:rFonts w:hint="eastAsia"/>
-          <w:lang w:eastAsia="zh-Hans"/>
-        </w:rPr>
-        <w:t>基本概念</w:t>
-      </w:r>
-    </w:p>
-    <w:p>
-      <w:pPr>
-        <w:pStyle w:val="ListParagraph"/>
-        <w:numPr>
-          <w:ilvl w:val="0"/>
-          <w:numId w:val="63"/>
-        </w:numPr>
-        <w:ind w:firstLineChars="0"/>
-      </w:pPr>
-      <w:r>
-        <w:rPr>
-          <w:rFonts w:hint="eastAsia"/>
-          <w:lang w:eastAsia="zh-Hans"/>
-        </w:rPr>
-        <w:t>团队计划执行控制</w:t>
-      </w:r>
-    </w:p>
-    <w:p>
-      <w:pPr>
-        <w:pStyle w:val="ListParagraph"/>
-        <w:numPr>
-          <w:ilvl w:val="0"/>
-          <w:numId w:val="63"/>
-        </w:numPr>
-        <w:ind w:firstLineChars="0"/>
-      </w:pPr>
-      <w:r>
-        <w:rPr>
-          <w:rFonts w:hint="eastAsia"/>
-          <w:lang w:eastAsia="zh-Hans"/>
-        </w:rPr>
-        <w:t>项目干系人计划执行控制</w:t>
-      </w:r>
-    </w:p>
-    <w:p>
-      <w:pPr>
-        <w:pStyle w:val="ListParagraph"/>
-        <w:numPr>
-          <w:ilvl w:val="0"/>
-          <w:numId w:val="63"/>
-        </w:numPr>
-        <w:ind w:firstLineChars="0"/>
-      </w:pPr>
-      <w:r>
-        <w:rPr>
-          <w:rFonts w:hint="eastAsia"/>
-          <w:lang w:eastAsia="zh-Hans"/>
-        </w:rPr>
-        <w:t>项目沟通计划执行控制</w:t>
-      </w:r>
-    </w:p>
-    <w:p>
-      <w:pPr>
-        <w:pStyle w:val="ListParagraph"/>
-        <w:numPr>
-          <w:ilvl w:val="0"/>
-          <w:numId w:val="63"/>
-        </w:numPr>
-        <w:ind w:firstLineChars="0"/>
-      </w:pPr>
-      <w:r>
-        <w:rPr>
-          <w:rFonts w:hint="eastAsia"/>
-          <w:lang w:eastAsia="zh-Hans"/>
-        </w:rPr>
-        <w:t>风险计划执行控制</w:t>
-      </w:r>
-    </w:p>
-    <w:p>
-      <w:pPr>
-        <w:pStyle w:val="ListParagraph"/>
-        <w:numPr>
-          <w:ilvl w:val="0"/>
-          <w:numId w:val="63"/>
-        </w:numPr>
-        <w:ind w:firstLineChars="0"/>
-      </w:pPr>
-      <w:r>
-        <w:rPr>
-          <w:rFonts w:hint="eastAsia"/>
-          <w:lang w:eastAsia="zh-Hans"/>
-        </w:rPr>
-        <w:lastRenderedPageBreak/>
-        <w:t>合同计划执行控制</w:t>
-      </w:r>
-    </w:p>
-    <w:p>
-      <w:pPr>
-        <w:rPr>
-          <w:lang w:eastAsia="zh-Hans"/>
-        </w:rPr>
       </w:pPr>
       <w:r>
         <w:rPr>
@@ -6912,373 +5467,70 @@
           <w:b/>
           <w:bCs/>
         </w:rPr>
-        <w:t>作业：</w:t>
-      </w:r>
-      <w:r>
-        <w:rPr>
-          <w:rFonts w:hint="eastAsia"/>
-          <w:lang w:eastAsia="zh-Hans"/>
-        </w:rPr>
-        <w:t>集成变更管理的应用场景</w:t>
-      </w:r>
-      <w:r>
-        <w:rPr>
-          <w:lang w:eastAsia="zh-Hans"/>
-        </w:rPr>
-        <w:t>、</w:t>
-      </w:r>
-      <w:r>
-        <w:rPr>
-          <w:rFonts w:hint="eastAsia"/>
-          <w:lang w:eastAsia="zh-Hans"/>
-        </w:rPr>
-        <w:t>质量保证和质量管理的区别</w:t>
-      </w:r>
-      <w:r>
-        <w:rPr>
-          <w:lang w:eastAsia="zh-Hans"/>
-        </w:rPr>
-        <w:t>、</w:t>
-      </w:r>
-      <w:r>
-        <w:rPr>
-          <w:rFonts w:hint="eastAsia"/>
-          <w:lang w:eastAsia="zh-Hans"/>
-        </w:rPr>
-        <w:t>沟通中冲突的解决</w:t>
-      </w:r>
-    </w:p>
-    <w:p>
-      <w:pPr>
-        <w:pStyle w:val="ListParagraph"/>
-        <w:rPr>
-          <w:lang w:eastAsia="zh-Hans"/>
-        </w:rPr>
-      </w:pPr>
-    </w:p>
-    <w:p>
-      <w:r>
-        <w:rPr>
-          <w:rFonts w:hint="eastAsia"/>
-          <w:lang w:eastAsia="zh-Hans"/>
-        </w:rPr>
-        <w:t>第十二部分</w:t>
-      </w:r>
-      <w:r>
-        <w:rPr>
-          <w:lang w:eastAsia="zh-Hans"/>
-        </w:rPr>
-        <w:t>：</w:t>
-      </w:r>
-      <w:r>
-        <w:rPr>
-          <w:rFonts w:hint="eastAsia"/>
-          <w:lang w:eastAsia="zh-Hans"/>
-        </w:rPr>
-        <w:t>项目结束</w:t>
-      </w:r>
-      <w:r>
-        <w:rPr>
-          <w:rFonts w:hint="eastAsia"/>
-        </w:rPr>
-        <w:t>[</w:t>
-      </w:r>
-      <w:r>
-        <w:t>2</w:t>
-      </w:r>
-      <w:r>
-        <w:rPr>
-          <w:rFonts w:hint="eastAsia"/>
-        </w:rPr>
-        <w:t>学时</w:t>
-      </w:r>
-      <w:r>
-        <w:rPr>
-          <w:rFonts w:hint="eastAsia"/>
-        </w:rPr>
-        <w:t>]</w:t>
-      </w:r>
-      <w:r>
-        <w:rPr>
-          <w:rFonts w:hint="eastAsia"/>
-        </w:rPr>
-        <w:t>（支撑课程目标</w:t>
-      </w:r>
-      <w:r>
-        <w:rPr>
-          <w:rFonts w:hint="eastAsia"/>
-        </w:rPr>
-        <w:t>1.1</w:t>
-      </w:r>
-      <w:r>
-        <w:rPr>
-          <w:rFonts w:hint="eastAsia"/>
-        </w:rPr>
-        <w:t>，</w:t>
-      </w:r>
-      <w:r>
-        <w:t>1</w:t>
-      </w:r>
-      <w:r>
-        <w:rPr>
-          <w:rFonts w:hint="eastAsia"/>
-          <w:lang w:eastAsia="zh-Hans"/>
-        </w:rPr>
-        <w:t>.</w:t>
-      </w:r>
-      <w:r>
-        <w:rPr>
-          <w:lang w:eastAsia="zh-Hans"/>
-        </w:rPr>
-        <w:t>2</w:t>
-      </w:r>
-      <w:r>
-        <w:rPr>
-          <w:lang w:eastAsia="zh-Hans"/>
-        </w:rPr>
-        <w:t>，</w:t>
-      </w:r>
-      <w:r>
-        <w:rPr>
-          <w:lang w:eastAsia="zh-Hans"/>
-        </w:rPr>
-        <w:t>1</w:t>
-      </w:r>
-      <w:r>
-        <w:rPr>
-          <w:rFonts w:hint="eastAsia"/>
-          <w:lang w:eastAsia="zh-Hans"/>
-        </w:rPr>
-        <w:t>.</w:t>
-      </w:r>
-      <w:r>
-        <w:rPr>
-          <w:lang w:eastAsia="zh-Hans"/>
-        </w:rPr>
-        <w:t>3</w:t>
-      </w:r>
-      <w:r>
-        <w:rPr>
-          <w:lang w:eastAsia="zh-Hans"/>
-        </w:rPr>
-        <w:t>，</w:t>
-      </w:r>
-      <w:r>
-        <w:rPr>
-          <w:lang w:eastAsia="zh-Hans"/>
-        </w:rPr>
-        <w:t>2</w:t>
-      </w:r>
-      <w:r>
-        <w:rPr>
-          <w:rFonts w:hint="eastAsia"/>
-          <w:lang w:eastAsia="zh-Hans"/>
-        </w:rPr>
-        <w:t>.</w:t>
-      </w:r>
-      <w:r>
-        <w:rPr>
-          <w:lang w:eastAsia="zh-Hans"/>
-        </w:rPr>
-        <w:t>1</w:t>
-      </w:r>
-      <w:r>
-        <w:rPr>
-          <w:lang w:eastAsia="zh-Hans"/>
-        </w:rPr>
-        <w:t>，</w:t>
-      </w:r>
-      <w:r>
-        <w:rPr>
-          <w:lang w:eastAsia="zh-Hans"/>
-        </w:rPr>
-        <w:t>2</w:t>
-      </w:r>
-      <w:r>
-        <w:rPr>
-          <w:rFonts w:hint="eastAsia"/>
-          <w:lang w:eastAsia="zh-Hans"/>
-        </w:rPr>
-        <w:t>.</w:t>
-      </w:r>
-      <w:r>
-        <w:rPr>
-          <w:lang w:eastAsia="zh-Hans"/>
-        </w:rPr>
-        <w:t>2</w:t>
-      </w:r>
-      <w:r>
-        <w:rPr>
-          <w:lang w:eastAsia="zh-Hans"/>
-        </w:rPr>
-        <w:t>，</w:t>
-      </w:r>
-      <w:r>
-        <w:rPr>
-          <w:lang w:eastAsia="zh-Hans"/>
-        </w:rPr>
-        <w:t>3</w:t>
-      </w:r>
-      <w:r>
-        <w:rPr>
-          <w:rFonts w:hint="eastAsia"/>
-          <w:lang w:eastAsia="zh-Hans"/>
-        </w:rPr>
-        <w:t>.</w:t>
-      </w:r>
-      <w:r>
-        <w:rPr>
-          <w:lang w:eastAsia="zh-Hans"/>
-        </w:rPr>
-        <w:t>1</w:t>
-      </w:r>
-      <w:r>
-        <w:rPr>
-          <w:lang w:eastAsia="zh-Hans"/>
-        </w:rPr>
-        <w:t>，</w:t>
-      </w:r>
-      <w:r>
-        <w:rPr>
-          <w:lang w:eastAsia="zh-Hans"/>
-        </w:rPr>
-        <w:t>3</w:t>
-      </w:r>
-      <w:r>
-        <w:rPr>
-          <w:rFonts w:hint="eastAsia"/>
-          <w:lang w:eastAsia="zh-Hans"/>
-        </w:rPr>
-        <w:t>.</w:t>
-      </w:r>
-      <w:r>
-        <w:rPr>
-          <w:lang w:eastAsia="zh-Hans"/>
-        </w:rPr>
-        <w:t>3</w:t>
-      </w:r>
-      <w:r>
-        <w:rPr>
-          <w:rFonts w:hint="eastAsia"/>
-        </w:rPr>
-        <w:t>）</w:t>
-      </w:r>
-    </w:p>
-    <w:p>
-      <w:r>
-        <w:rPr>
-          <w:rFonts w:hint="eastAsia"/>
-        </w:rPr>
-        <w:t>教学目标：</w:t>
-      </w:r>
-    </w:p>
-    <w:p>
-      <w:pPr>
-        <w:rPr>
-          <w:lang w:eastAsia="zh-Hans"/>
-        </w:rPr>
-      </w:pPr>
-      <w:r>
-        <w:rPr>
-          <w:rFonts w:hint="eastAsia"/>
-          <w:lang w:eastAsia="zh-Hans"/>
-        </w:rPr>
-        <w:t>了解项目终止的情形和项目结束的具体过程</w:t>
-      </w:r>
-      <w:r>
-        <w:rPr>
-          <w:lang w:eastAsia="zh-Hans"/>
-        </w:rPr>
-        <w:t>，</w:t>
-      </w:r>
-      <w:r>
-        <w:rPr>
-          <w:rFonts w:hint="eastAsia"/>
-          <w:lang w:eastAsia="zh-Hans"/>
-        </w:rPr>
-        <w:t>了解项目管理的常见问题和建议</w:t>
-      </w:r>
-      <w:r>
-        <w:rPr>
-          <w:lang w:eastAsia="zh-Hans"/>
-        </w:rPr>
-        <w:t>。</w:t>
-      </w:r>
-    </w:p>
-    <w:p>
-      <w:r>
-        <w:rPr>
-          <w:rFonts w:hint="eastAsia"/>
-        </w:rPr>
-        <w:t>教学内容：</w:t>
-      </w:r>
-    </w:p>
-    <w:p>
-      <w:pPr>
-        <w:pStyle w:val="ListParagraph"/>
-        <w:numPr>
-          <w:ilvl w:val="0"/>
-          <w:numId w:val="64"/>
-        </w:numPr>
-        <w:ind w:firstLineChars="0"/>
-        <w:rPr>
-          <w:lang w:eastAsia="zh-Hans"/>
-        </w:rPr>
-      </w:pPr>
-      <w:r>
-        <w:rPr>
-          <w:rFonts w:hint="eastAsia"/>
-          <w:lang w:eastAsia="zh-Hans"/>
-        </w:rPr>
-        <w:t>项目终止的情形</w:t>
-      </w:r>
-    </w:p>
-    <w:p>
-      <w:pPr>
-        <w:pStyle w:val="ListParagraph"/>
-        <w:numPr>
-          <w:ilvl w:val="0"/>
-          <w:numId w:val="64"/>
-        </w:numPr>
-        <w:ind w:firstLineChars="0"/>
-        <w:rPr>
-          <w:lang w:eastAsia="zh-Hans"/>
-        </w:rPr>
-      </w:pPr>
-      <w:r>
-        <w:rPr>
-          <w:rFonts w:hint="eastAsia"/>
-          <w:lang w:eastAsia="zh-Hans"/>
-        </w:rPr>
-        <w:t>项目结束的具体过程</w:t>
-      </w:r>
-    </w:p>
-    <w:p>
-      <w:pPr>
-        <w:pStyle w:val="ListParagraph"/>
-        <w:numPr>
-          <w:ilvl w:val="0"/>
-          <w:numId w:val="64"/>
-        </w:numPr>
-        <w:ind w:firstLineChars="0"/>
-        <w:rPr>
-          <w:lang w:eastAsia="zh-Hans"/>
-        </w:rPr>
-      </w:pPr>
-      <w:r>
-        <w:rPr>
-          <w:rFonts w:hint="eastAsia"/>
-          <w:lang w:eastAsia="zh-Hans"/>
-        </w:rPr>
-        <w:t>项目管理的建议</w:t>
-      </w:r>
-    </w:p>
-    <w:p>
-      <w:pPr>
-        <w:rPr>
-          <w:lang w:eastAsia="zh-Hans"/>
-        </w:rPr>
-      </w:pPr>
+        <w:t>教学内容</w:t>
+      </w:r>
+    </w:p>
+    <w:p>
+      <w:r>
+        <w:rPr>
+          <w:rFonts w:hint="eastAsia"/>
+        </w:rPr>
+        <w:t xml:space="preserve">1. </w:t>
+      </w:r>
+      <w:r>
+        <w:rPr>
+          <w:rFonts w:hint="eastAsia"/>
+          <w:lang w:eastAsia="zh-Hans"/>
+        </w:rPr>
+        <w:t>人力资源概念</w:t>
+      </w:r>
+    </w:p>
+    <w:p>
+      <w:r>
+        <w:rPr>
+          <w:rFonts w:hint="eastAsia"/>
+        </w:rPr>
+        <w:t xml:space="preserve">2. </w:t>
+      </w:r>
+      <w:r>
+        <w:rPr>
+          <w:rFonts w:hint="eastAsia"/>
+          <w:lang w:eastAsia="zh-Hans"/>
+        </w:rPr>
+        <w:t>项目干系人管理</w:t>
+      </w:r>
+    </w:p>
+    <w:p>
+      <w:r>
+        <w:rPr>
+          <w:rFonts w:hint="eastAsia"/>
+        </w:rPr>
+        <w:t xml:space="preserve">3. </w:t>
+      </w:r>
+      <w:r>
+        <w:rPr>
+          <w:rFonts w:hint="eastAsia"/>
+          <w:lang w:eastAsia="zh-Hans"/>
+        </w:rPr>
+        <w:t>沟通方法</w:t>
+      </w:r>
+    </w:p>
+    <w:p>
+      <w:r>
+        <w:rPr>
+          <w:rFonts w:hint="eastAsia"/>
+        </w:rPr>
+        <w:t xml:space="preserve">4. </w:t>
+      </w:r>
+      <w:r>
+        <w:rPr>
+          <w:rFonts w:hint="eastAsia"/>
+          <w:lang w:eastAsia="zh-Hans"/>
+        </w:rPr>
+        <w:t>敏捷团队管理介绍</w:t>
+      </w:r>
+    </w:p>
+    <w:p>
       <w:r>
         <w:rPr>
           <w:rFonts w:hint="eastAsia"/>
@@ -7292,20 +5544,1865 @@
           <w:rFonts w:hint="eastAsia"/>
           <w:lang w:eastAsia="zh-Hans"/>
         </w:rPr>
+        <w:t>项目干系人分析方法</w:t>
+      </w:r>
+    </w:p>
+    <w:p>
+      <w:pPr>
+        <w:outlineLvl w:val="1"/>
+      </w:pPr>
+      <w:r>
+        <w:rPr>
+          <w:rFonts w:hint="eastAsia"/>
+          <w:lang w:eastAsia="zh-Hans"/>
+        </w:rPr>
+        <w:t>第九部分</w:t>
+      </w:r>
+      <w:r>
+        <w:rPr>
+          <w:lang w:eastAsia="zh-Hans"/>
+        </w:rPr>
+        <w:t>：</w:t>
+      </w:r>
+      <w:r>
+        <w:rPr>
+          <w:rFonts w:hint="eastAsia"/>
+          <w:lang w:eastAsia="zh-Hans"/>
+        </w:rPr>
+        <w:t>风险计划</w:t>
+      </w:r>
+      <w:r>
+        <w:rPr>
+          <w:rFonts w:hint="eastAsia"/>
+        </w:rPr>
+        <w:t>[</w:t>
+      </w:r>
+      <w:r>
+        <w:t>2</w:t>
+      </w:r>
+      <w:r>
+        <w:rPr>
+          <w:rFonts w:hint="eastAsia"/>
+        </w:rPr>
+        <w:t>学时</w:t>
+      </w:r>
+      <w:r>
+        <w:rPr>
+          <w:rFonts w:hint="eastAsia"/>
+        </w:rPr>
+        <w:t>]</w:t>
+      </w:r>
+      <w:r>
+        <w:rPr>
+          <w:rFonts w:hint="eastAsia"/>
+        </w:rPr>
+        <w:t>（支撑课程目标</w:t>
+      </w:r>
+      <w:r>
+        <w:rPr>
+          <w:rFonts w:hint="eastAsia"/>
+        </w:rPr>
+        <w:t>1.1</w:t>
+      </w:r>
+      <w:r>
+        <w:rPr>
+          <w:rFonts w:hint="eastAsia"/>
+        </w:rPr>
+        <w:t>，</w:t>
+      </w:r>
+      <w:r>
+        <w:t>1</w:t>
+      </w:r>
+      <w:r>
+        <w:rPr>
+          <w:rFonts w:hint="eastAsia"/>
+          <w:lang w:eastAsia="zh-Hans"/>
+        </w:rPr>
+        <w:t>.</w:t>
+      </w:r>
+      <w:r>
+        <w:rPr>
+          <w:lang w:eastAsia="zh-Hans"/>
+        </w:rPr>
+        <w:t>2</w:t>
+      </w:r>
+      <w:r>
+        <w:rPr>
+          <w:lang w:eastAsia="zh-Hans"/>
+        </w:rPr>
+        <w:t>，</w:t>
+      </w:r>
+      <w:r>
+        <w:rPr>
+          <w:lang w:eastAsia="zh-Hans"/>
+        </w:rPr>
+        <w:t>1</w:t>
+      </w:r>
+      <w:r>
+        <w:rPr>
+          <w:rFonts w:hint="eastAsia"/>
+          <w:lang w:eastAsia="zh-Hans"/>
+        </w:rPr>
+        <w:t>.</w:t>
+      </w:r>
+      <w:r>
+        <w:rPr>
+          <w:lang w:eastAsia="zh-Hans"/>
+        </w:rPr>
+        <w:t>3</w:t>
+      </w:r>
+      <w:r>
+        <w:rPr>
+          <w:lang w:eastAsia="zh-Hans"/>
+        </w:rPr>
+        <w:t>，</w:t>
+      </w:r>
+      <w:r>
+        <w:rPr>
+          <w:lang w:eastAsia="zh-Hans"/>
+        </w:rPr>
+        <w:t>2</w:t>
+      </w:r>
+      <w:r>
+        <w:rPr>
+          <w:rFonts w:hint="eastAsia"/>
+          <w:lang w:eastAsia="zh-Hans"/>
+        </w:rPr>
+        <w:t>.</w:t>
+      </w:r>
+      <w:r>
+        <w:rPr>
+          <w:lang w:eastAsia="zh-Hans"/>
+        </w:rPr>
+        <w:t>1</w:t>
+      </w:r>
+      <w:r>
+        <w:rPr>
+          <w:lang w:eastAsia="zh-Hans"/>
+        </w:rPr>
+        <w:t>，</w:t>
+      </w:r>
+      <w:r>
+        <w:rPr>
+          <w:lang w:eastAsia="zh-Hans"/>
+        </w:rPr>
+        <w:t>2</w:t>
+      </w:r>
+      <w:r>
+        <w:rPr>
+          <w:rFonts w:hint="eastAsia"/>
+          <w:lang w:eastAsia="zh-Hans"/>
+        </w:rPr>
+        <w:t>.</w:t>
+      </w:r>
+      <w:r>
+        <w:rPr>
+          <w:lang w:eastAsia="zh-Hans"/>
+        </w:rPr>
+        <w:t>2</w:t>
+      </w:r>
+      <w:r>
+        <w:rPr>
+          <w:rFonts w:hint="eastAsia"/>
+        </w:rPr>
+        <w:t>）</w:t>
+      </w:r>
+    </w:p>
+    <w:p>
+      <w:pPr>
+        <w:rPr>
+          <w:b/>
+          <w:bCs/>
+        </w:rPr>
+      </w:pPr>
+      <w:r>
+        <w:rPr>
+          <w:rFonts w:hint="eastAsia"/>
+          <w:b/>
+          <w:bCs/>
+        </w:rPr>
+        <w:lastRenderedPageBreak/>
+        <w:t>教学目标</w:t>
+      </w:r>
+    </w:p>
+    <w:p>
+      <w:pPr>
+        <w:rPr>
+          <w:lang w:eastAsia="zh-Hans"/>
+        </w:rPr>
+      </w:pPr>
+      <w:r>
+        <w:rPr>
+          <w:rFonts w:hint="eastAsia"/>
+          <w:lang w:eastAsia="zh-Hans"/>
+        </w:rPr>
+        <w:t>了解风险和风险类型等基本概念</w:t>
+      </w:r>
+      <w:r>
+        <w:rPr>
+          <w:lang w:eastAsia="zh-Hans"/>
+        </w:rPr>
+        <w:t>，</w:t>
+      </w:r>
+      <w:r>
+        <w:rPr>
+          <w:rFonts w:hint="eastAsia"/>
+          <w:lang w:eastAsia="zh-Hans"/>
+        </w:rPr>
+        <w:t>熟悉风险管理过程</w:t>
+      </w:r>
+      <w:r>
+        <w:rPr>
+          <w:lang w:eastAsia="zh-Hans"/>
+        </w:rPr>
+        <w:t>，</w:t>
+      </w:r>
+      <w:r>
+        <w:rPr>
+          <w:rFonts w:hint="eastAsia"/>
+          <w:lang w:eastAsia="zh-Hans"/>
+        </w:rPr>
+        <w:t>熟悉风险识别方法和风险评估方法</w:t>
+      </w:r>
+      <w:r>
+        <w:rPr>
+          <w:lang w:eastAsia="zh-Hans"/>
+        </w:rPr>
+        <w:t>，</w:t>
+      </w:r>
+      <w:r>
+        <w:rPr>
+          <w:rFonts w:hint="eastAsia"/>
+          <w:lang w:eastAsia="zh-Hans"/>
+        </w:rPr>
+        <w:t>熟悉风险规划方法</w:t>
+      </w:r>
+      <w:r>
+        <w:rPr>
+          <w:lang w:eastAsia="zh-Hans"/>
+        </w:rPr>
+        <w:t>，</w:t>
+      </w:r>
+      <w:r>
+        <w:rPr>
+          <w:rFonts w:hint="eastAsia"/>
+          <w:lang w:eastAsia="zh-Hans"/>
+        </w:rPr>
+        <w:t>掌握风险应对策略的应用</w:t>
+      </w:r>
+      <w:r>
+        <w:rPr>
+          <w:lang w:eastAsia="zh-Hans"/>
+        </w:rPr>
+        <w:t>。培养学生对项目风险的识别和应对能力，提高处理问题和解决问题的能力。</w:t>
+      </w:r>
+    </w:p>
+    <w:p>
+      <w:pPr>
+        <w:rPr>
+          <w:b/>
+          <w:bCs/>
+        </w:rPr>
+      </w:pPr>
+      <w:r>
+        <w:rPr>
+          <w:rFonts w:hint="eastAsia"/>
+          <w:b/>
+          <w:bCs/>
+        </w:rPr>
+        <w:t>教学内容</w:t>
+      </w:r>
+    </w:p>
+    <w:p>
+      <w:r>
+        <w:rPr>
+          <w:rFonts w:hint="eastAsia"/>
+        </w:rPr>
+        <w:t xml:space="preserve">1. </w:t>
+      </w:r>
+      <w:r>
+        <w:rPr>
+          <w:rFonts w:hint="eastAsia"/>
+        </w:rPr>
+        <w:t>风险</w:t>
+      </w:r>
+      <w:r>
+        <w:rPr>
+          <w:rFonts w:hint="eastAsia"/>
+          <w:lang w:eastAsia="zh-Hans"/>
+        </w:rPr>
+        <w:t>定义</w:t>
+      </w:r>
+    </w:p>
+    <w:p>
+      <w:r>
+        <w:rPr>
+          <w:rFonts w:hint="eastAsia"/>
+        </w:rPr>
+        <w:t xml:space="preserve">2. </w:t>
+      </w:r>
+      <w:r>
+        <w:rPr>
+          <w:rFonts w:hint="eastAsia"/>
+          <w:lang w:eastAsia="zh-Hans"/>
+        </w:rPr>
+        <w:t>风险</w:t>
+      </w:r>
+      <w:r>
+        <w:rPr>
+          <w:rFonts w:hint="eastAsia"/>
+        </w:rPr>
+        <w:t>管理过程</w:t>
+      </w:r>
+    </w:p>
+    <w:p>
+      <w:r>
+        <w:rPr>
+          <w:rFonts w:hint="eastAsia"/>
+        </w:rPr>
+        <w:t xml:space="preserve">3. </w:t>
+      </w:r>
+      <w:r>
+        <w:rPr>
+          <w:rFonts w:hint="eastAsia"/>
+        </w:rPr>
+        <w:t>风险识别</w:t>
+      </w:r>
+    </w:p>
+    <w:p>
+      <w:r>
+        <w:rPr>
+          <w:rFonts w:hint="eastAsia"/>
+        </w:rPr>
+        <w:t xml:space="preserve">4. </w:t>
+      </w:r>
+      <w:r>
+        <w:rPr>
+          <w:rFonts w:hint="eastAsia"/>
+        </w:rPr>
+        <w:t>风险评估</w:t>
+      </w:r>
+    </w:p>
+    <w:p>
+      <w:r>
+        <w:rPr>
+          <w:rFonts w:hint="eastAsia"/>
+        </w:rPr>
+        <w:t xml:space="preserve">5. </w:t>
+      </w:r>
+      <w:r>
+        <w:rPr>
+          <w:rFonts w:hint="eastAsia"/>
+        </w:rPr>
+        <w:t>风险应对策略</w:t>
+      </w:r>
+    </w:p>
+    <w:p>
+      <w:r>
+        <w:rPr>
+          <w:rFonts w:hint="eastAsia"/>
+        </w:rPr>
+        <w:t xml:space="preserve">6. </w:t>
+      </w:r>
+      <w:r>
+        <w:rPr>
+          <w:rFonts w:hint="eastAsia"/>
+        </w:rPr>
+        <w:t>风险规划</w:t>
+      </w:r>
+    </w:p>
+    <w:p>
+      <w:r>
+        <w:rPr>
+          <w:rFonts w:hint="eastAsia"/>
+        </w:rPr>
+        <w:t xml:space="preserve">7. </w:t>
+      </w:r>
+      <w:r>
+        <w:rPr>
+          <w:rFonts w:hint="eastAsia"/>
+        </w:rPr>
+        <w:t>敏捷项目风险规划</w:t>
+      </w:r>
+    </w:p>
+    <w:p>
+      <w:r>
+        <w:rPr>
+          <w:rFonts w:hint="eastAsia"/>
+          <w:b/>
+          <w:bCs/>
+        </w:rPr>
+        <w:t>作业：</w:t>
+      </w:r>
+      <w:r>
+        <w:rPr>
+          <w:rFonts w:hint="eastAsia"/>
+          <w:lang w:eastAsia="zh-Hans"/>
+        </w:rPr>
+        <w:t>风险识别</w:t>
+      </w:r>
+      <w:r>
+        <w:rPr>
+          <w:lang w:eastAsia="zh-Hans"/>
+        </w:rPr>
+        <w:t>、</w:t>
+      </w:r>
+      <w:r>
+        <w:rPr>
+          <w:rFonts w:hint="eastAsia"/>
+          <w:lang w:eastAsia="zh-Hans"/>
+        </w:rPr>
+        <w:t>风险评估</w:t>
+      </w:r>
+    </w:p>
+    <w:p>
+      <w:pPr>
+        <w:outlineLvl w:val="1"/>
+      </w:pPr>
+      <w:r>
+        <w:rPr>
+          <w:rFonts w:hint="eastAsia"/>
+          <w:lang w:eastAsia="zh-Hans"/>
+        </w:rPr>
+        <w:t>第十部分</w:t>
+      </w:r>
+      <w:r>
+        <w:rPr>
+          <w:lang w:eastAsia="zh-Hans"/>
+        </w:rPr>
+        <w:t>：</w:t>
+      </w:r>
+      <w:r>
+        <w:rPr>
+          <w:rFonts w:hint="eastAsia"/>
+          <w:lang w:eastAsia="zh-Hans"/>
+        </w:rPr>
+        <w:t>合同计划</w:t>
+      </w:r>
+      <w:r>
+        <w:rPr>
+          <w:rFonts w:hint="eastAsia"/>
+        </w:rPr>
+        <w:t>[</w:t>
+      </w:r>
+      <w:r>
+        <w:t>2</w:t>
+      </w:r>
+      <w:r>
+        <w:rPr>
+          <w:rFonts w:hint="eastAsia"/>
+        </w:rPr>
+        <w:t>学时</w:t>
+      </w:r>
+      <w:r>
+        <w:rPr>
+          <w:rFonts w:hint="eastAsia"/>
+        </w:rPr>
+        <w:t>]</w:t>
+      </w:r>
+      <w:r>
+        <w:rPr>
+          <w:rFonts w:hint="eastAsia"/>
+        </w:rPr>
+        <w:t>（支撑课程目标</w:t>
+      </w:r>
+      <w:r>
+        <w:rPr>
+          <w:rFonts w:hint="eastAsia"/>
+        </w:rPr>
+        <w:t>1.1</w:t>
+      </w:r>
+      <w:r>
+        <w:rPr>
+          <w:rFonts w:hint="eastAsia"/>
+        </w:rPr>
+        <w:t>，</w:t>
+      </w:r>
+      <w:r>
+        <w:t>1</w:t>
+      </w:r>
+      <w:r>
+        <w:rPr>
+          <w:rFonts w:hint="eastAsia"/>
+          <w:lang w:eastAsia="zh-Hans"/>
+        </w:rPr>
+        <w:t>.</w:t>
+      </w:r>
+      <w:r>
+        <w:rPr>
+          <w:lang w:eastAsia="zh-Hans"/>
+        </w:rPr>
+        <w:t>2</w:t>
+      </w:r>
+      <w:r>
+        <w:rPr>
+          <w:lang w:eastAsia="zh-Hans"/>
+        </w:rPr>
+        <w:t>，</w:t>
+      </w:r>
+      <w:r>
+        <w:rPr>
+          <w:lang w:eastAsia="zh-Hans"/>
+        </w:rPr>
+        <w:t>1</w:t>
+      </w:r>
+      <w:r>
+        <w:rPr>
+          <w:rFonts w:hint="eastAsia"/>
+          <w:lang w:eastAsia="zh-Hans"/>
+        </w:rPr>
+        <w:t>.</w:t>
+      </w:r>
+      <w:r>
+        <w:rPr>
+          <w:lang w:eastAsia="zh-Hans"/>
+        </w:rPr>
+        <w:t>3</w:t>
+      </w:r>
+      <w:r>
+        <w:rPr>
+          <w:lang w:eastAsia="zh-Hans"/>
+        </w:rPr>
+        <w:t>，</w:t>
+      </w:r>
+      <w:r>
+        <w:rPr>
+          <w:lang w:eastAsia="zh-Hans"/>
+        </w:rPr>
+        <w:t>2</w:t>
+      </w:r>
+      <w:r>
+        <w:rPr>
+          <w:rFonts w:hint="eastAsia"/>
+          <w:lang w:eastAsia="zh-Hans"/>
+        </w:rPr>
+        <w:t>.</w:t>
+      </w:r>
+      <w:r>
+        <w:rPr>
+          <w:lang w:eastAsia="zh-Hans"/>
+        </w:rPr>
+        <w:t>1</w:t>
+      </w:r>
+      <w:r>
+        <w:rPr>
+          <w:lang w:eastAsia="zh-Hans"/>
+        </w:rPr>
+        <w:t>，</w:t>
+      </w:r>
+      <w:r>
+        <w:rPr>
+          <w:lang w:eastAsia="zh-Hans"/>
+        </w:rPr>
+        <w:t>2</w:t>
+      </w:r>
+      <w:r>
+        <w:rPr>
+          <w:rFonts w:hint="eastAsia"/>
+          <w:lang w:eastAsia="zh-Hans"/>
+        </w:rPr>
+        <w:t>.</w:t>
+      </w:r>
+      <w:r>
+        <w:rPr>
+          <w:lang w:eastAsia="zh-Hans"/>
+        </w:rPr>
+        <w:t>2</w:t>
+      </w:r>
+      <w:r>
+        <w:rPr>
+          <w:lang w:eastAsia="zh-Hans"/>
+        </w:rPr>
+        <w:t>，</w:t>
+      </w:r>
+      <w:r>
+        <w:rPr>
+          <w:lang w:eastAsia="zh-Hans"/>
+        </w:rPr>
+        <w:t>3</w:t>
+      </w:r>
+      <w:r>
+        <w:rPr>
+          <w:rFonts w:hint="eastAsia"/>
+          <w:lang w:eastAsia="zh-Hans"/>
+        </w:rPr>
+        <w:t>.</w:t>
+      </w:r>
+      <w:r>
+        <w:rPr>
+          <w:lang w:eastAsia="zh-Hans"/>
+        </w:rPr>
+        <w:t>1</w:t>
+      </w:r>
+      <w:r>
+        <w:rPr>
+          <w:lang w:eastAsia="zh-Hans"/>
+        </w:rPr>
+        <w:t>，</w:t>
+      </w:r>
+      <w:r>
+        <w:rPr>
+          <w:lang w:eastAsia="zh-Hans"/>
+        </w:rPr>
+        <w:t>3</w:t>
+      </w:r>
+      <w:r>
+        <w:rPr>
+          <w:rFonts w:hint="eastAsia"/>
+          <w:lang w:eastAsia="zh-Hans"/>
+        </w:rPr>
+        <w:t>.</w:t>
+      </w:r>
+      <w:r>
+        <w:rPr>
+          <w:lang w:eastAsia="zh-Hans"/>
+        </w:rPr>
+        <w:t>3</w:t>
+      </w:r>
+      <w:r>
+        <w:rPr>
+          <w:rFonts w:hint="eastAsia"/>
+        </w:rPr>
+        <w:t>）</w:t>
+      </w:r>
+    </w:p>
+    <w:p>
+      <w:pPr>
+        <w:rPr>
+          <w:b/>
+          <w:bCs/>
+        </w:rPr>
+      </w:pPr>
+      <w:r>
+        <w:rPr>
+          <w:rFonts w:hint="eastAsia"/>
+          <w:b/>
+          <w:bCs/>
+        </w:rPr>
+        <w:t>教学目标</w:t>
+      </w:r>
+    </w:p>
+    <w:p>
+      <w:pPr>
+        <w:rPr>
+          <w:lang w:eastAsia="zh-Hans"/>
+        </w:rPr>
+      </w:pPr>
+      <w:r>
+        <w:rPr>
+          <w:rFonts w:hint="eastAsia"/>
+          <w:lang w:eastAsia="zh-Hans"/>
+        </w:rPr>
+        <w:t>了解项目采购概念</w:t>
+      </w:r>
+      <w:r>
+        <w:rPr>
+          <w:lang w:eastAsia="zh-Hans"/>
+        </w:rPr>
+        <w:t>，</w:t>
+      </w:r>
+      <w:r>
+        <w:rPr>
+          <w:rFonts w:hint="eastAsia"/>
+          <w:lang w:eastAsia="zh-Hans"/>
+        </w:rPr>
+        <w:t>了解项目合同</w:t>
+      </w:r>
+      <w:r>
+        <w:rPr>
+          <w:lang w:eastAsia="zh-Hans"/>
+        </w:rPr>
+        <w:t>，</w:t>
+      </w:r>
+      <w:r>
+        <w:rPr>
+          <w:rFonts w:hint="eastAsia"/>
+          <w:lang w:eastAsia="zh-Hans"/>
+        </w:rPr>
+        <w:t>了解软件外包和合同计划</w:t>
+      </w:r>
+      <w:r>
+        <w:rPr>
+          <w:lang w:eastAsia="zh-Hans"/>
+        </w:rPr>
+        <w:t>，</w:t>
+      </w:r>
+      <w:r>
+        <w:rPr>
+          <w:rFonts w:hint="eastAsia"/>
+          <w:lang w:eastAsia="zh-Hans"/>
+        </w:rPr>
+        <w:t>熟悉合同类型</w:t>
+      </w:r>
+      <w:r>
+        <w:rPr>
+          <w:lang w:eastAsia="zh-Hans"/>
+        </w:rPr>
+        <w:t>。</w:t>
+      </w:r>
+    </w:p>
+    <w:p>
+      <w:pPr>
+        <w:rPr>
+          <w:b/>
+          <w:bCs/>
+        </w:rPr>
+      </w:pPr>
+      <w:r>
+        <w:rPr>
+          <w:rFonts w:hint="eastAsia"/>
+          <w:b/>
+          <w:bCs/>
+        </w:rPr>
+        <w:t>教学内容</w:t>
+      </w:r>
+    </w:p>
+    <w:p>
+      <w:r>
+        <w:rPr>
+          <w:rFonts w:hint="eastAsia"/>
+        </w:rPr>
+        <w:t xml:space="preserve">1. </w:t>
+      </w:r>
+      <w:r>
+        <w:t>项目采购</w:t>
+      </w:r>
+    </w:p>
+    <w:p>
+      <w:r>
+        <w:rPr>
+          <w:rFonts w:hint="eastAsia"/>
+        </w:rPr>
+        <w:t xml:space="preserve">2. </w:t>
+      </w:r>
+      <w:r>
+        <w:t>项目合同</w:t>
+      </w:r>
+    </w:p>
+    <w:p>
+      <w:r>
+        <w:rPr>
+          <w:rFonts w:hint="eastAsia"/>
+        </w:rPr>
+        <w:t xml:space="preserve">3. </w:t>
+      </w:r>
+      <w:r>
+        <w:t>合同类型</w:t>
+      </w:r>
+    </w:p>
+    <w:p>
+      <w:r>
+        <w:rPr>
+          <w:rFonts w:hint="eastAsia"/>
+        </w:rPr>
+        <w:t xml:space="preserve">4. </w:t>
+      </w:r>
+      <w:r>
+        <w:t>软件外包</w:t>
+      </w:r>
+    </w:p>
+    <w:p>
+      <w:r>
+        <w:rPr>
+          <w:rFonts w:hint="eastAsia"/>
+        </w:rPr>
+        <w:t xml:space="preserve">5. </w:t>
+      </w:r>
+      <w:r>
+        <w:t>合同计划</w:t>
+      </w:r>
+    </w:p>
+    <w:p>
+      <w:pPr>
+        <w:rPr>
+          <w:lang w:eastAsia="zh-Hans"/>
+        </w:rPr>
+      </w:pPr>
+      <w:r>
+        <w:rPr>
+          <w:rFonts w:hint="eastAsia"/>
+          <w:b/>
+          <w:bCs/>
+        </w:rPr>
+        <w:t>作业：</w:t>
+      </w:r>
+      <w:r>
+        <w:rPr>
+          <w:rFonts w:hint="eastAsia"/>
+          <w:lang w:eastAsia="zh-Hans"/>
+        </w:rPr>
+        <w:t>合同类型应用</w:t>
+      </w:r>
+    </w:p>
+    <w:p>
+      <w:pPr>
+        <w:outlineLvl w:val="1"/>
+      </w:pPr>
+      <w:r>
+        <w:rPr>
+          <w:rFonts w:hint="eastAsia"/>
+          <w:lang w:eastAsia="zh-Hans"/>
+        </w:rPr>
+        <w:t>第十一部分</w:t>
+      </w:r>
+      <w:r>
+        <w:rPr>
+          <w:lang w:eastAsia="zh-Hans"/>
+        </w:rPr>
+        <w:t>：</w:t>
+      </w:r>
+      <w:r>
+        <w:rPr>
+          <w:rFonts w:hint="eastAsia"/>
+          <w:lang w:eastAsia="zh-Hans"/>
+        </w:rPr>
+        <w:t>执行控制</w:t>
+      </w:r>
+      <w:r>
+        <w:rPr>
+          <w:rFonts w:hint="eastAsia"/>
+        </w:rPr>
+        <w:t>[</w:t>
+      </w:r>
+      <w:r>
+        <w:t>6</w:t>
+      </w:r>
+      <w:r>
+        <w:rPr>
+          <w:rFonts w:hint="eastAsia"/>
+        </w:rPr>
+        <w:t>学时</w:t>
+      </w:r>
+      <w:r>
+        <w:rPr>
+          <w:rFonts w:hint="eastAsia"/>
+        </w:rPr>
+        <w:t>]</w:t>
+      </w:r>
+      <w:r>
+        <w:rPr>
+          <w:rFonts w:hint="eastAsia"/>
+        </w:rPr>
+        <w:t>（支撑课程目标</w:t>
+      </w:r>
+      <w:r>
+        <w:rPr>
+          <w:rFonts w:hint="eastAsia"/>
+        </w:rPr>
+        <w:t>1.1</w:t>
+      </w:r>
+      <w:r>
+        <w:rPr>
+          <w:rFonts w:hint="eastAsia"/>
+        </w:rPr>
+        <w:t>，</w:t>
+      </w:r>
+      <w:r>
+        <w:t>1</w:t>
+      </w:r>
+      <w:r>
+        <w:rPr>
+          <w:rFonts w:hint="eastAsia"/>
+          <w:lang w:eastAsia="zh-Hans"/>
+        </w:rPr>
+        <w:t>.</w:t>
+      </w:r>
+      <w:r>
+        <w:rPr>
+          <w:lang w:eastAsia="zh-Hans"/>
+        </w:rPr>
+        <w:t>2</w:t>
+      </w:r>
+      <w:r>
+        <w:rPr>
+          <w:lang w:eastAsia="zh-Hans"/>
+        </w:rPr>
+        <w:t>，</w:t>
+      </w:r>
+      <w:r>
+        <w:rPr>
+          <w:lang w:eastAsia="zh-Hans"/>
+        </w:rPr>
+        <w:t>1</w:t>
+      </w:r>
+      <w:r>
+        <w:rPr>
+          <w:rFonts w:hint="eastAsia"/>
+          <w:lang w:eastAsia="zh-Hans"/>
+        </w:rPr>
+        <w:t>.</w:t>
+      </w:r>
+      <w:r>
+        <w:rPr>
+          <w:lang w:eastAsia="zh-Hans"/>
+        </w:rPr>
+        <w:t>3</w:t>
+      </w:r>
+      <w:r>
+        <w:rPr>
+          <w:lang w:eastAsia="zh-Hans"/>
+        </w:rPr>
+        <w:t>，</w:t>
+      </w:r>
+      <w:r>
+        <w:rPr>
+          <w:lang w:eastAsia="zh-Hans"/>
+        </w:rPr>
+        <w:t>2</w:t>
+      </w:r>
+      <w:r>
+        <w:rPr>
+          <w:rFonts w:hint="eastAsia"/>
+          <w:lang w:eastAsia="zh-Hans"/>
+        </w:rPr>
+        <w:t>.</w:t>
+      </w:r>
+      <w:r>
+        <w:rPr>
+          <w:lang w:eastAsia="zh-Hans"/>
+        </w:rPr>
+        <w:t>1</w:t>
+      </w:r>
+      <w:r>
+        <w:rPr>
+          <w:lang w:eastAsia="zh-Hans"/>
+        </w:rPr>
+        <w:t>，</w:t>
+      </w:r>
+      <w:r>
+        <w:rPr>
+          <w:lang w:eastAsia="zh-Hans"/>
+        </w:rPr>
+        <w:t>2</w:t>
+      </w:r>
+      <w:r>
+        <w:rPr>
+          <w:rFonts w:hint="eastAsia"/>
+          <w:lang w:eastAsia="zh-Hans"/>
+        </w:rPr>
+        <w:t>.</w:t>
+      </w:r>
+      <w:r>
+        <w:rPr>
+          <w:lang w:eastAsia="zh-Hans"/>
+        </w:rPr>
+        <w:t>2</w:t>
+      </w:r>
+      <w:r>
+        <w:rPr>
+          <w:lang w:eastAsia="zh-Hans"/>
+        </w:rPr>
+        <w:t>，</w:t>
+      </w:r>
+      <w:r>
+        <w:rPr>
+          <w:lang w:eastAsia="zh-Hans"/>
+        </w:rPr>
+        <w:t>3</w:t>
+      </w:r>
+      <w:r>
+        <w:rPr>
+          <w:rFonts w:hint="eastAsia"/>
+          <w:lang w:eastAsia="zh-Hans"/>
+        </w:rPr>
+        <w:t>.</w:t>
+      </w:r>
+      <w:r>
+        <w:rPr>
+          <w:lang w:eastAsia="zh-Hans"/>
+        </w:rPr>
+        <w:t>1</w:t>
+      </w:r>
+      <w:r>
+        <w:rPr>
+          <w:lang w:eastAsia="zh-Hans"/>
+        </w:rPr>
+        <w:t>，</w:t>
+      </w:r>
+      <w:r>
+        <w:rPr>
+          <w:lang w:eastAsia="zh-Hans"/>
+        </w:rPr>
+        <w:t>3</w:t>
+      </w:r>
+      <w:r>
+        <w:rPr>
+          <w:rFonts w:hint="eastAsia"/>
+          <w:lang w:eastAsia="zh-Hans"/>
+        </w:rPr>
+        <w:t>.</w:t>
+      </w:r>
+      <w:r>
+        <w:rPr>
+          <w:lang w:eastAsia="zh-Hans"/>
+        </w:rPr>
+        <w:t>3</w:t>
+      </w:r>
+      <w:r>
+        <w:rPr>
+          <w:rFonts w:hint="eastAsia"/>
+        </w:rPr>
+        <w:t>）</w:t>
+      </w:r>
+    </w:p>
+    <w:p>
+      <w:pPr>
+        <w:rPr>
+          <w:b/>
+          <w:bCs/>
+        </w:rPr>
+      </w:pPr>
+      <w:r>
+        <w:rPr>
+          <w:rFonts w:hint="eastAsia"/>
+          <w:b/>
+          <w:bCs/>
+        </w:rPr>
+        <w:t>教学目标</w:t>
+      </w:r>
+    </w:p>
+    <w:p>
+      <w:pPr>
+        <w:rPr>
+          <w:lang w:eastAsia="zh-Hans"/>
+        </w:rPr>
+      </w:pPr>
+      <w:r>
+        <w:rPr>
+          <w:rFonts w:hint="eastAsia"/>
+          <w:lang w:eastAsia="zh-Hans"/>
+        </w:rPr>
+        <w:t>了解</w:t>
+      </w:r>
+      <w:r>
+        <w:t>项目集成计划</w:t>
+      </w:r>
+      <w:r>
+        <w:rPr>
+          <w:rFonts w:hint="eastAsia"/>
+          <w:lang w:eastAsia="zh-Hans"/>
+        </w:rPr>
+        <w:t>执行控制基本概念</w:t>
+      </w:r>
+      <w:r>
+        <w:rPr>
+          <w:lang w:eastAsia="zh-Hans"/>
+        </w:rPr>
+        <w:t>，</w:t>
+      </w:r>
+      <w:r>
+        <w:rPr>
+          <w:rFonts w:hint="eastAsia"/>
+          <w:lang w:eastAsia="zh-Hans"/>
+        </w:rPr>
+        <w:t>了解项目数据采集与分析方法</w:t>
+      </w:r>
+      <w:r>
+        <w:rPr>
+          <w:lang w:eastAsia="zh-Hans"/>
+        </w:rPr>
+        <w:t>，</w:t>
+      </w:r>
+      <w:r>
+        <w:rPr>
+          <w:rFonts w:hint="eastAsia"/>
+          <w:lang w:eastAsia="zh-Hans"/>
+        </w:rPr>
+        <w:t>了解</w:t>
+      </w:r>
+      <w:r>
+        <w:t>项目核心计划执行控制</w:t>
+      </w:r>
+      <w:r>
+        <w:rPr>
+          <w:rFonts w:hint="eastAsia"/>
+          <w:lang w:eastAsia="zh-Hans"/>
+        </w:rPr>
+        <w:t>基本概</w:t>
+      </w:r>
+      <w:r>
+        <w:rPr>
+          <w:rFonts w:hint="eastAsia"/>
+          <w:lang w:eastAsia="zh-Hans"/>
+        </w:rPr>
+        <w:lastRenderedPageBreak/>
+        <w:t>念</w:t>
+      </w:r>
+      <w:r>
+        <w:rPr>
+          <w:lang w:eastAsia="zh-Hans"/>
+        </w:rPr>
+        <w:t>，</w:t>
+      </w:r>
+      <w:r>
+        <w:rPr>
+          <w:rFonts w:hint="eastAsia"/>
+          <w:lang w:eastAsia="zh-Hans"/>
+        </w:rPr>
+        <w:t>了解</w:t>
+      </w:r>
+      <w:r>
+        <w:t>项目辅助计划执行控制</w:t>
+      </w:r>
+      <w:r>
+        <w:rPr>
+          <w:rFonts w:hint="eastAsia"/>
+          <w:lang w:eastAsia="zh-Hans"/>
+        </w:rPr>
+        <w:t>基本概念</w:t>
+      </w:r>
+      <w:r>
+        <w:rPr>
+          <w:lang w:eastAsia="zh-Hans"/>
+        </w:rPr>
+        <w:t>，</w:t>
+      </w:r>
+      <w:r>
+        <w:rPr>
+          <w:rFonts w:hint="eastAsia"/>
+          <w:lang w:eastAsia="zh-Hans"/>
+        </w:rPr>
+        <w:t>了解</w:t>
+      </w:r>
+      <w:r>
+        <w:t>项目辅助计划执行控制</w:t>
+      </w:r>
+      <w:r>
+        <w:rPr>
+          <w:rFonts w:hint="eastAsia"/>
+          <w:lang w:eastAsia="zh-Hans"/>
+        </w:rPr>
+        <w:t>基本概念</w:t>
+      </w:r>
+      <w:r>
+        <w:rPr>
+          <w:lang w:eastAsia="zh-Hans"/>
+        </w:rPr>
+        <w:t>，</w:t>
+      </w:r>
+      <w:r>
+        <w:rPr>
+          <w:rFonts w:hint="eastAsia"/>
+          <w:lang w:eastAsia="zh-Hans"/>
+        </w:rPr>
+        <w:t>了解团队计划执行控制</w:t>
+      </w:r>
+      <w:r>
+        <w:rPr>
+          <w:lang w:eastAsia="zh-Hans"/>
+        </w:rPr>
+        <w:t>，</w:t>
+      </w:r>
+      <w:r>
+        <w:rPr>
+          <w:rFonts w:hint="eastAsia"/>
+          <w:lang w:eastAsia="zh-Hans"/>
+        </w:rPr>
+        <w:t>了解项目干系人计划执行控制</w:t>
+      </w:r>
+      <w:r>
+        <w:rPr>
+          <w:lang w:eastAsia="zh-Hans"/>
+        </w:rPr>
+        <w:t>，</w:t>
+      </w:r>
+      <w:r>
+        <w:rPr>
+          <w:rFonts w:hint="eastAsia"/>
+          <w:lang w:eastAsia="zh-Hans"/>
+        </w:rPr>
+        <w:t>熟悉集成变更管理流程</w:t>
+      </w:r>
+      <w:r>
+        <w:rPr>
+          <w:lang w:eastAsia="zh-Hans"/>
+        </w:rPr>
+        <w:t>，</w:t>
+      </w:r>
+      <w:r>
+        <w:rPr>
+          <w:rFonts w:hint="eastAsia"/>
+          <w:lang w:eastAsia="zh-Hans"/>
+        </w:rPr>
+        <w:t>熟悉范围计划执行控制</w:t>
+      </w:r>
+      <w:r>
+        <w:rPr>
+          <w:lang w:eastAsia="zh-Hans"/>
+        </w:rPr>
+        <w:t>，</w:t>
+      </w:r>
+      <w:r>
+        <w:rPr>
+          <w:rFonts w:hint="eastAsia"/>
+          <w:lang w:eastAsia="zh-Hans"/>
+        </w:rPr>
+        <w:t>熟悉进度与成本执行控制过程</w:t>
+      </w:r>
+      <w:r>
+        <w:rPr>
+          <w:lang w:eastAsia="zh-Hans"/>
+        </w:rPr>
+        <w:t>，</w:t>
+      </w:r>
+      <w:r>
+        <w:rPr>
+          <w:rFonts w:hint="eastAsia"/>
+          <w:lang w:eastAsia="zh-Hans"/>
+        </w:rPr>
+        <w:t>熟悉风险计划执行控制和合同计划执行控制过程</w:t>
+      </w:r>
+      <w:r>
+        <w:rPr>
+          <w:lang w:eastAsia="zh-Hans"/>
+        </w:rPr>
+        <w:t>，</w:t>
+      </w:r>
+      <w:r>
+        <w:rPr>
+          <w:rFonts w:hint="eastAsia"/>
+          <w:lang w:eastAsia="zh-Hans"/>
+        </w:rPr>
+        <w:t>掌握质量计划执行控制和项目沟通计划执行控制方法</w:t>
+      </w:r>
+      <w:r>
+        <w:rPr>
+          <w:lang w:eastAsia="zh-Hans"/>
+        </w:rPr>
+        <w:t>。培养学生对软件项目的整体管理能力，丰富学习经验，提高完成任务的能力。</w:t>
+      </w:r>
+    </w:p>
+    <w:p>
+      <w:pPr>
+        <w:rPr>
+          <w:b/>
+          <w:bCs/>
+        </w:rPr>
+      </w:pPr>
+      <w:r>
+        <w:rPr>
+          <w:rFonts w:hint="eastAsia"/>
+          <w:b/>
+          <w:bCs/>
+        </w:rPr>
+        <w:t>教学内容</w:t>
+      </w:r>
+    </w:p>
+    <w:p>
+      <w:r>
+        <w:rPr>
+          <w:rFonts w:hint="eastAsia"/>
+        </w:rPr>
+        <w:t xml:space="preserve">1. </w:t>
+      </w:r>
+      <w:r>
+        <w:t>项目集成计划执行控制基本</w:t>
+      </w:r>
+      <w:r>
+        <w:rPr>
+          <w:rFonts w:hint="eastAsia"/>
+          <w:lang w:eastAsia="zh-Hans"/>
+        </w:rPr>
+        <w:t>概念</w:t>
+      </w:r>
+    </w:p>
+    <w:p>
+      <w:r>
+        <w:rPr>
+          <w:rFonts w:hint="eastAsia"/>
+        </w:rPr>
+        <w:t xml:space="preserve">2. </w:t>
+      </w:r>
+      <w:r>
+        <w:rPr>
+          <w:rFonts w:hint="eastAsia"/>
+          <w:lang w:eastAsia="zh-Hans"/>
+        </w:rPr>
+        <w:t>项目数据采集与分析</w:t>
+      </w:r>
+    </w:p>
+    <w:p>
+      <w:r>
+        <w:rPr>
+          <w:rFonts w:hint="eastAsia"/>
+        </w:rPr>
+        <w:t xml:space="preserve">3. </w:t>
+      </w:r>
+      <w:r>
+        <w:rPr>
+          <w:rFonts w:hint="eastAsia"/>
+          <w:lang w:eastAsia="zh-Hans"/>
+        </w:rPr>
+        <w:t>集成变更管理流程</w:t>
+      </w:r>
+    </w:p>
+    <w:p>
+      <w:r>
+        <w:rPr>
+          <w:rFonts w:hint="eastAsia"/>
+        </w:rPr>
+        <w:t xml:space="preserve">4. </w:t>
+      </w:r>
+      <w:r>
+        <w:t>项目核心计划执行控制</w:t>
+      </w:r>
+      <w:r>
+        <w:rPr>
+          <w:rFonts w:hint="eastAsia"/>
+          <w:lang w:eastAsia="zh-Hans"/>
+        </w:rPr>
+        <w:t>基本概念</w:t>
+      </w:r>
+    </w:p>
+    <w:p>
+      <w:r>
+        <w:rPr>
+          <w:rFonts w:hint="eastAsia"/>
+        </w:rPr>
+        <w:t xml:space="preserve">5. </w:t>
+      </w:r>
+      <w:r>
+        <w:rPr>
+          <w:rFonts w:hint="eastAsia"/>
+          <w:lang w:eastAsia="zh-Hans"/>
+        </w:rPr>
+        <w:t>范围计划执行控制</w:t>
+      </w:r>
+    </w:p>
+    <w:p>
+      <w:r>
+        <w:rPr>
+          <w:rFonts w:hint="eastAsia"/>
+        </w:rPr>
+        <w:t xml:space="preserve">6. </w:t>
+      </w:r>
+      <w:r>
+        <w:rPr>
+          <w:rFonts w:hint="eastAsia"/>
+          <w:lang w:eastAsia="zh-Hans"/>
+        </w:rPr>
+        <w:t>进度与成本执行控制</w:t>
+      </w:r>
+    </w:p>
+    <w:p>
+      <w:r>
+        <w:rPr>
+          <w:rFonts w:hint="eastAsia"/>
+        </w:rPr>
+        <w:t xml:space="preserve">7. </w:t>
+      </w:r>
+      <w:r>
+        <w:rPr>
+          <w:rFonts w:hint="eastAsia"/>
+          <w:lang w:eastAsia="zh-Hans"/>
+        </w:rPr>
+        <w:t>质量计划执行控制</w:t>
+      </w:r>
+    </w:p>
+    <w:p>
+      <w:r>
+        <w:rPr>
+          <w:rFonts w:hint="eastAsia"/>
+        </w:rPr>
+        <w:t xml:space="preserve">8. </w:t>
+      </w:r>
+      <w:r>
+        <w:t>项目辅助计划执行控制</w:t>
+      </w:r>
+      <w:r>
+        <w:rPr>
+          <w:rFonts w:hint="eastAsia"/>
+          <w:lang w:eastAsia="zh-Hans"/>
+        </w:rPr>
+        <w:t>基本概念</w:t>
+      </w:r>
+    </w:p>
+    <w:p>
+      <w:r>
+        <w:rPr>
+          <w:rFonts w:hint="eastAsia"/>
+        </w:rPr>
+        <w:t xml:space="preserve">9. </w:t>
+      </w:r>
+      <w:r>
+        <w:rPr>
+          <w:rFonts w:hint="eastAsia"/>
+          <w:lang w:eastAsia="zh-Hans"/>
+        </w:rPr>
+        <w:t>团队计划执行控制</w:t>
+      </w:r>
+    </w:p>
+    <w:p>
+      <w:r>
+        <w:rPr>
+          <w:rFonts w:hint="eastAsia"/>
+        </w:rPr>
+        <w:t xml:space="preserve">10. </w:t>
+      </w:r>
+      <w:r>
+        <w:rPr>
+          <w:rFonts w:hint="eastAsia"/>
+          <w:lang w:eastAsia="zh-Hans"/>
+        </w:rPr>
+        <w:t>项目干系人计划执行控制</w:t>
+      </w:r>
+    </w:p>
+    <w:p>
+      <w:r>
+        <w:rPr>
+          <w:rFonts w:hint="eastAsia"/>
+        </w:rPr>
+        <w:t xml:space="preserve">11. </w:t>
+      </w:r>
+      <w:r>
+        <w:rPr>
+          <w:rFonts w:hint="eastAsia"/>
+          <w:lang w:eastAsia="zh-Hans"/>
+        </w:rPr>
+        <w:t>项目沟通计划执行控制</w:t>
+      </w:r>
+    </w:p>
+    <w:p>
+      <w:r>
+        <w:rPr>
+          <w:rFonts w:hint="eastAsia"/>
+        </w:rPr>
+        <w:t xml:space="preserve">12. </w:t>
+      </w:r>
+      <w:r>
+        <w:rPr>
+          <w:rFonts w:hint="eastAsia"/>
+          <w:lang w:eastAsia="zh-Hans"/>
+        </w:rPr>
+        <w:t>风险计划执行控制</w:t>
+      </w:r>
+    </w:p>
+    <w:p>
+      <w:r>
+        <w:rPr>
+          <w:rFonts w:hint="eastAsia"/>
+        </w:rPr>
+        <w:t xml:space="preserve">13. </w:t>
+      </w:r>
+      <w:r>
+        <w:rPr>
+          <w:rFonts w:hint="eastAsia"/>
+          <w:lang w:eastAsia="zh-Hans"/>
+        </w:rPr>
+        <w:t>合同计划执行控制</w:t>
+      </w:r>
+    </w:p>
+    <w:p>
+      <w:pPr>
+        <w:rPr>
+          <w:lang w:eastAsia="zh-Hans"/>
+        </w:rPr>
+      </w:pPr>
+      <w:r>
+        <w:rPr>
+          <w:rFonts w:hint="eastAsia"/>
+          <w:b/>
+          <w:bCs/>
+        </w:rPr>
+        <w:t>作业：</w:t>
+      </w:r>
+      <w:r>
+        <w:rPr>
+          <w:rFonts w:hint="eastAsia"/>
+          <w:lang w:eastAsia="zh-Hans"/>
+        </w:rPr>
+        <w:t>集成变更管理的应用场景</w:t>
+      </w:r>
+      <w:r>
+        <w:rPr>
+          <w:lang w:eastAsia="zh-Hans"/>
+        </w:rPr>
+        <w:t>、</w:t>
+      </w:r>
+      <w:r>
+        <w:rPr>
+          <w:rFonts w:hint="eastAsia"/>
+          <w:lang w:eastAsia="zh-Hans"/>
+        </w:rPr>
+        <w:t>质量保证和质量管理的区别</w:t>
+      </w:r>
+      <w:r>
+        <w:rPr>
+          <w:lang w:eastAsia="zh-Hans"/>
+        </w:rPr>
+        <w:t>、</w:t>
+      </w:r>
+      <w:r>
+        <w:rPr>
+          <w:rFonts w:hint="eastAsia"/>
+          <w:lang w:eastAsia="zh-Hans"/>
+        </w:rPr>
+        <w:t>沟通中冲突的解决</w:t>
+      </w:r>
+    </w:p>
+    <w:p>
+      <w:pPr>
+        <w:outlineLvl w:val="1"/>
+      </w:pPr>
+      <w:r>
+        <w:rPr>
+          <w:rFonts w:hint="eastAsia"/>
+          <w:lang w:eastAsia="zh-Hans"/>
+        </w:rPr>
+        <w:t>第十二部分</w:t>
+      </w:r>
+      <w:r>
+        <w:rPr>
+          <w:lang w:eastAsia="zh-Hans"/>
+        </w:rPr>
+        <w:t>：</w:t>
+      </w:r>
+      <w:r>
+        <w:rPr>
+          <w:rFonts w:hint="eastAsia"/>
+          <w:lang w:eastAsia="zh-Hans"/>
+        </w:rPr>
+        <w:t>项目结束</w:t>
+      </w:r>
+      <w:r>
+        <w:rPr>
+          <w:rFonts w:hint="eastAsia"/>
+        </w:rPr>
+        <w:t>[</w:t>
+      </w:r>
+      <w:r>
+        <w:t>2</w:t>
+      </w:r>
+      <w:r>
+        <w:rPr>
+          <w:rFonts w:hint="eastAsia"/>
+        </w:rPr>
+        <w:t>学时</w:t>
+      </w:r>
+      <w:r>
+        <w:rPr>
+          <w:rFonts w:hint="eastAsia"/>
+        </w:rPr>
+        <w:t>]</w:t>
+      </w:r>
+      <w:r>
+        <w:rPr>
+          <w:rFonts w:hint="eastAsia"/>
+        </w:rPr>
+        <w:t>（支撑课程目标</w:t>
+      </w:r>
+      <w:r>
+        <w:rPr>
+          <w:rFonts w:hint="eastAsia"/>
+        </w:rPr>
+        <w:t>1.1</w:t>
+      </w:r>
+      <w:r>
+        <w:rPr>
+          <w:rFonts w:hint="eastAsia"/>
+        </w:rPr>
+        <w:t>，</w:t>
+      </w:r>
+      <w:r>
+        <w:t>1</w:t>
+      </w:r>
+      <w:r>
+        <w:rPr>
+          <w:rFonts w:hint="eastAsia"/>
+          <w:lang w:eastAsia="zh-Hans"/>
+        </w:rPr>
+        <w:t>.</w:t>
+      </w:r>
+      <w:r>
+        <w:rPr>
+          <w:lang w:eastAsia="zh-Hans"/>
+        </w:rPr>
+        <w:t>2</w:t>
+      </w:r>
+      <w:r>
+        <w:rPr>
+          <w:lang w:eastAsia="zh-Hans"/>
+        </w:rPr>
+        <w:t>，</w:t>
+      </w:r>
+      <w:r>
+        <w:rPr>
+          <w:lang w:eastAsia="zh-Hans"/>
+        </w:rPr>
+        <w:t>1</w:t>
+      </w:r>
+      <w:r>
+        <w:rPr>
+          <w:rFonts w:hint="eastAsia"/>
+          <w:lang w:eastAsia="zh-Hans"/>
+        </w:rPr>
+        <w:t>.</w:t>
+      </w:r>
+      <w:r>
+        <w:rPr>
+          <w:lang w:eastAsia="zh-Hans"/>
+        </w:rPr>
+        <w:t>3</w:t>
+      </w:r>
+      <w:r>
+        <w:rPr>
+          <w:lang w:eastAsia="zh-Hans"/>
+        </w:rPr>
+        <w:t>，</w:t>
+      </w:r>
+      <w:r>
+        <w:rPr>
+          <w:lang w:eastAsia="zh-Hans"/>
+        </w:rPr>
+        <w:t>2</w:t>
+      </w:r>
+      <w:r>
+        <w:rPr>
+          <w:rFonts w:hint="eastAsia"/>
+          <w:lang w:eastAsia="zh-Hans"/>
+        </w:rPr>
+        <w:t>.</w:t>
+      </w:r>
+      <w:r>
+        <w:rPr>
+          <w:lang w:eastAsia="zh-Hans"/>
+        </w:rPr>
+        <w:t>1</w:t>
+      </w:r>
+      <w:r>
+        <w:rPr>
+          <w:lang w:eastAsia="zh-Hans"/>
+        </w:rPr>
+        <w:t>，</w:t>
+      </w:r>
+      <w:r>
+        <w:rPr>
+          <w:lang w:eastAsia="zh-Hans"/>
+        </w:rPr>
+        <w:t>2</w:t>
+      </w:r>
+      <w:r>
+        <w:rPr>
+          <w:rFonts w:hint="eastAsia"/>
+          <w:lang w:eastAsia="zh-Hans"/>
+        </w:rPr>
+        <w:t>.</w:t>
+      </w:r>
+      <w:r>
+        <w:rPr>
+          <w:lang w:eastAsia="zh-Hans"/>
+        </w:rPr>
+        <w:t>2</w:t>
+      </w:r>
+      <w:r>
+        <w:rPr>
+          <w:lang w:eastAsia="zh-Hans"/>
+        </w:rPr>
+        <w:t>，</w:t>
+      </w:r>
+      <w:r>
+        <w:rPr>
+          <w:lang w:eastAsia="zh-Hans"/>
+        </w:rPr>
+        <w:t>3</w:t>
+      </w:r>
+      <w:r>
+        <w:rPr>
+          <w:rFonts w:hint="eastAsia"/>
+          <w:lang w:eastAsia="zh-Hans"/>
+        </w:rPr>
+        <w:t>.</w:t>
+      </w:r>
+      <w:r>
+        <w:rPr>
+          <w:lang w:eastAsia="zh-Hans"/>
+        </w:rPr>
+        <w:t>1</w:t>
+      </w:r>
+      <w:r>
+        <w:rPr>
+          <w:lang w:eastAsia="zh-Hans"/>
+        </w:rPr>
+        <w:t>，</w:t>
+      </w:r>
+      <w:r>
+        <w:rPr>
+          <w:lang w:eastAsia="zh-Hans"/>
+        </w:rPr>
+        <w:t>3</w:t>
+      </w:r>
+      <w:r>
+        <w:rPr>
+          <w:rFonts w:hint="eastAsia"/>
+          <w:lang w:eastAsia="zh-Hans"/>
+        </w:rPr>
+        <w:t>.</w:t>
+      </w:r>
+      <w:r>
+        <w:rPr>
+          <w:lang w:eastAsia="zh-Hans"/>
+        </w:rPr>
+        <w:t>3</w:t>
+      </w:r>
+      <w:r>
+        <w:rPr>
+          <w:rFonts w:hint="eastAsia"/>
+        </w:rPr>
+        <w:t>）</w:t>
+      </w:r>
+    </w:p>
+    <w:p>
+      <w:pPr>
+        <w:rPr>
+          <w:b/>
+          <w:bCs/>
+        </w:rPr>
+      </w:pPr>
+      <w:r>
+        <w:rPr>
+          <w:rFonts w:hint="eastAsia"/>
+          <w:b/>
+          <w:bCs/>
+        </w:rPr>
+        <w:t>教学目标</w:t>
+      </w:r>
+    </w:p>
+    <w:p>
+      <w:pPr>
+        <w:rPr>
+          <w:lang w:eastAsia="zh-Hans"/>
+        </w:rPr>
+      </w:pPr>
+      <w:r>
+        <w:rPr>
+          <w:rFonts w:hint="eastAsia"/>
+          <w:lang w:eastAsia="zh-Hans"/>
+        </w:rPr>
+        <w:t>了解项目终止的情形和项目结束的具体过程</w:t>
+      </w:r>
+      <w:r>
+        <w:rPr>
+          <w:lang w:eastAsia="zh-Hans"/>
+        </w:rPr>
+        <w:t>，</w:t>
+      </w:r>
+      <w:r>
+        <w:rPr>
+          <w:rFonts w:hint="eastAsia"/>
+          <w:lang w:eastAsia="zh-Hans"/>
+        </w:rPr>
+        <w:t>了解项目管理的常见问题和建议</w:t>
+      </w:r>
+      <w:r>
+        <w:rPr>
+          <w:lang w:eastAsia="zh-Hans"/>
+        </w:rPr>
+        <w:t>。</w:t>
+      </w:r>
+    </w:p>
+    <w:p>
+      <w:pPr>
+        <w:rPr>
+          <w:b/>
+          <w:bCs/>
+        </w:rPr>
+      </w:pPr>
+      <w:r>
+        <w:rPr>
+          <w:rFonts w:hint="eastAsia"/>
+          <w:b/>
+          <w:bCs/>
+        </w:rPr>
+        <w:t>教学内容</w:t>
+      </w:r>
+    </w:p>
+    <w:p>
+      <w:pPr>
+        <w:rPr>
+          <w:lang w:eastAsia="zh-Hans"/>
+        </w:rPr>
+      </w:pPr>
+      <w:r>
+        <w:rPr>
+          <w:rFonts w:hint="eastAsia"/>
+        </w:rPr>
+        <w:t xml:space="preserve">1. </w:t>
+      </w:r>
+      <w:r>
+        <w:rPr>
+          <w:rFonts w:hint="eastAsia"/>
+          <w:lang w:eastAsia="zh-Hans"/>
+        </w:rPr>
+        <w:t>项目终止的情形</w:t>
+      </w:r>
+    </w:p>
+    <w:p>
+      <w:pPr>
+        <w:rPr>
+          <w:lang w:eastAsia="zh-Hans"/>
+        </w:rPr>
+      </w:pPr>
+      <w:r>
+        <w:rPr>
+          <w:rFonts w:hint="eastAsia"/>
+        </w:rPr>
+        <w:t xml:space="preserve">2. </w:t>
+      </w:r>
+      <w:r>
+        <w:rPr>
+          <w:rFonts w:hint="eastAsia"/>
+          <w:lang w:eastAsia="zh-Hans"/>
+        </w:rPr>
         <w:t>项目结束的具体过程</w:t>
       </w:r>
     </w:p>
     <w:p>
       <w:pPr>
-        <w:pStyle w:val="ListParagraph"/>
-        <w:rPr>
-          <w:lang w:eastAsia="zh-Hans"/>
-        </w:rPr>
-      </w:pPr>
-    </w:p>
-    <w:p>
-      <w:pPr>
-        <w:outlineLvl w:val="1"/>
+        <w:rPr>
+          <w:lang w:eastAsia="zh-Hans"/>
+        </w:rPr>
+      </w:pPr>
+      <w:r>
+        <w:rPr>
+          <w:rFonts w:hint="eastAsia"/>
+        </w:rPr>
+        <w:t xml:space="preserve">3. </w:t>
+      </w:r>
+      <w:r>
+        <w:rPr>
+          <w:rFonts w:hint="eastAsia"/>
+          <w:lang w:eastAsia="zh-Hans"/>
+        </w:rPr>
+        <w:t>项目管理的建议</w:t>
+      </w:r>
+    </w:p>
+    <w:p>
+      <w:pPr>
+        <w:rPr>
+          <w:lang w:eastAsia="zh-Hans"/>
+        </w:rPr>
+      </w:pPr>
+      <w:r>
+        <w:rPr>
+          <w:rFonts w:hint="eastAsia"/>
+          <w:b/>
+          <w:bCs/>
+        </w:rPr>
+        <w:lastRenderedPageBreak/>
+        <w:t>作业：</w:t>
+      </w:r>
+      <w:r>
+        <w:rPr>
+          <w:rFonts w:hint="eastAsia"/>
+          <w:lang w:eastAsia="zh-Hans"/>
+        </w:rPr>
+        <w:t>项目结束的具体过程</w:t>
+      </w:r>
+    </w:p>
+    <w:p>
+      <w:pPr>
+        <w:ind w:firstLine="420"/>
+        <w:outlineLvl w:val="0"/>
         <w:rPr>
           <w:b/>
           <w:bCs/>
@@ -7653,30 +7750,23 @@
         <w:tblLook w:val="04A0" w:firstRow="1" w:lastRow="0" w:firstColumn="1" w:lastColumn="0" w:noHBand="0" w:noVBand="1"/>
       </w:tblPr>
       <w:tblGrid>
-        <w:gridCol w:w="1324"/>
-        <w:gridCol w:w="7108"/>
-        <w:gridCol w:w="1196"/>
+        <w:gridCol w:w="1555"/>
+        <w:gridCol w:w="6378"/>
+        <w:gridCol w:w="1695"/>
       </w:tblGrid>
       <w:tr>
         <w:trPr>
-          <w:trHeight w:val="868"/>
+          <w:trHeight w:val="25"/>
           <w:jc w:val="center"/>
         </w:trPr>
         <w:tc>
           <w:tcPr>
-            <w:tcW w:w="0" w:type="auto"/>
+            <w:tcW w:w="1555" w:type="dxa"/>
             <w:vAlign w:val="center"/>
           </w:tcPr>
           <w:p>
-            <w:r>
-              <w:rPr>
-                <w:rFonts w:hint="eastAsia"/>
-              </w:rPr>
-              <w:t>课程教学</w:t>
-            </w:r>
-          </w:p>
-          <w:p>
-            <w:pPr>
+            <w:pPr>
+              <w:spacing w:beforeLines="0" w:before="0" w:afterLines="0" w:after="0" w:line="240" w:lineRule="auto"/>
               <w:rPr>
                 <w:bCs/>
               </w:rPr>
@@ -7685,17 +7775,18 @@
               <w:rPr>
                 <w:rFonts w:hint="eastAsia"/>
               </w:rPr>
-              <w:t>目标</w:t>
-            </w:r>
-          </w:p>
-        </w:tc>
-        <w:tc>
-          <w:tcPr>
-            <w:tcW w:w="0" w:type="auto"/>
+              <w:t>课程教学目标</w:t>
+            </w:r>
+          </w:p>
+        </w:tc>
+        <w:tc>
+          <w:tcPr>
+            <w:tcW w:w="6378" w:type="dxa"/>
             <w:vAlign w:val="center"/>
           </w:tcPr>
           <w:p>
             <w:pPr>
+              <w:spacing w:beforeLines="0" w:before="0" w:afterLines="0" w:after="0" w:line="240" w:lineRule="auto"/>
               <w:rPr>
                 <w:sz w:val="18"/>
                 <w:szCs w:val="18"/>
@@ -7711,11 +7802,12 @@
         </w:tc>
         <w:tc>
           <w:tcPr>
-            <w:tcW w:w="0" w:type="auto"/>
+            <w:tcW w:w="1695" w:type="dxa"/>
             <w:vAlign w:val="center"/>
           </w:tcPr>
           <w:p>
             <w:pPr>
+              <w:spacing w:beforeLines="0" w:before="0" w:afterLines="0" w:after="0" w:line="240" w:lineRule="auto"/>
               <w:rPr>
                 <w:sz w:val="18"/>
                 <w:szCs w:val="18"/>
@@ -7738,6 +7830,161 @@
                 <w:rFonts w:hint="eastAsia"/>
               </w:rPr>
               <w:t>）</w:t>
+            </w:r>
+          </w:p>
+        </w:tc>
+      </w:tr>
+      <w:tr>
+        <w:trPr>
+          <w:trHeight w:val="491"/>
+          <w:jc w:val="center"/>
+        </w:trPr>
+        <w:tc>
+          <w:tcPr>
+            <w:tcW w:w="1555" w:type="dxa"/>
+            <w:vAlign w:val="center"/>
+          </w:tcPr>
+          <w:p>
+            <w:pPr>
+              <w:spacing w:beforeLines="0" w:before="0" w:afterLines="0" w:after="0" w:line="240" w:lineRule="auto"/>
+              <w:rPr>
+                <w:lang w:eastAsia="zh-Hans"/>
+              </w:rPr>
+            </w:pPr>
+            <w:r>
+              <w:rPr>
+                <w:rFonts w:hint="eastAsia"/>
+              </w:rPr>
+              <w:t>1.</w:t>
+            </w:r>
+            <w:r>
+              <w:t>1</w:t>
+            </w:r>
+            <w:r>
+              <w:t>、</w:t>
+            </w:r>
+            <w:r>
+              <w:t>1</w:t>
+            </w:r>
+            <w:r>
+              <w:rPr>
+                <w:rFonts w:hint="eastAsia"/>
+                <w:lang w:eastAsia="zh-Hans"/>
+              </w:rPr>
+              <w:t>.</w:t>
+            </w:r>
+            <w:r>
+              <w:rPr>
+                <w:lang w:eastAsia="zh-Hans"/>
+              </w:rPr>
+              <w:t>2</w:t>
+            </w:r>
+            <w:r>
+              <w:rPr>
+                <w:lang w:eastAsia="zh-Hans"/>
+              </w:rPr>
+              <w:t>、</w:t>
+            </w:r>
+            <w:r>
+              <w:rPr>
+                <w:lang w:eastAsia="zh-Hans"/>
+              </w:rPr>
+              <w:t>3</w:t>
+            </w:r>
+            <w:r>
+              <w:rPr>
+                <w:rFonts w:hint="eastAsia"/>
+                <w:lang w:eastAsia="zh-Hans"/>
+              </w:rPr>
+              <w:t>.</w:t>
+            </w:r>
+            <w:r>
+              <w:rPr>
+                <w:lang w:eastAsia="zh-Hans"/>
+              </w:rPr>
+              <w:t>2</w:t>
+            </w:r>
+          </w:p>
+        </w:tc>
+        <w:tc>
+          <w:tcPr>
+            <w:tcW w:w="6378" w:type="dxa"/>
+            <w:vAlign w:val="center"/>
+          </w:tcPr>
+          <w:p>
+            <w:pPr>
+              <w:spacing w:beforeLines="0" w:before="0" w:afterLines="0" w:after="0" w:line="240" w:lineRule="auto"/>
+            </w:pPr>
+            <w:r>
+              <w:t>软件项目管理基本概念，项目与软件项目</w:t>
+            </w:r>
+            <w:r>
+              <w:rPr>
+                <w:rFonts w:hint="eastAsia"/>
+                <w:lang w:eastAsia="zh-Hans"/>
+              </w:rPr>
+              <w:t>的一致与区别</w:t>
+            </w:r>
+            <w:r>
+              <w:t>，项目管理知识体系，敏捷项目管理，项目评估工作</w:t>
+            </w:r>
+            <w:r>
+              <w:rPr>
+                <w:rFonts w:hint="eastAsia"/>
+                <w:lang w:eastAsia="zh-Hans"/>
+              </w:rPr>
+              <w:t>过程</w:t>
+            </w:r>
+            <w:r>
+              <w:rPr>
+                <w:lang w:eastAsia="zh-Hans"/>
+              </w:rPr>
+              <w:t>，</w:t>
+            </w:r>
+            <w:r>
+              <w:t>项目立项过程，项目招投标过程，项目章程，项目生存期常用模型</w:t>
+            </w:r>
+            <w:r>
+              <w:rPr>
+                <w:rFonts w:hint="eastAsia"/>
+              </w:rPr>
+              <w:t>。</w:t>
+            </w:r>
+          </w:p>
+        </w:tc>
+        <w:tc>
+          <w:tcPr>
+            <w:tcW w:w="1695" w:type="dxa"/>
+            <w:vAlign w:val="center"/>
+          </w:tcPr>
+          <w:p>
+            <w:pPr>
+              <w:spacing w:beforeLines="0" w:before="0" w:afterLines="0" w:after="0" w:line="240" w:lineRule="auto"/>
+              <w:jc w:val="center"/>
+            </w:pPr>
+            <w:r>
+              <w:rPr>
+                <w:rFonts w:hint="eastAsia"/>
+              </w:rPr>
+              <w:t>1</w:t>
+            </w:r>
+            <w:r>
+              <w:t>5</w:t>
+            </w:r>
+            <w:r>
+              <w:rPr>
+                <w:rFonts w:hint="eastAsia"/>
+              </w:rPr>
+              <w:t>-</w:t>
+            </w:r>
+            <w:r>
+              <w:t>20</w:t>
+            </w:r>
+            <w:r>
+              <w:rPr>
+                <w:rFonts w:hint="eastAsia"/>
+              </w:rPr>
+              <w:t>%</w:t>
             </w:r>
           </w:p>
         </w:tc>
@@ -7749,11 +7996,12 @@
         </w:trPr>
         <w:tc>
           <w:tcPr>
-            <w:tcW w:w="0" w:type="auto"/>
+            <w:tcW w:w="1555" w:type="dxa"/>
             <w:vAlign w:val="center"/>
           </w:tcPr>
           <w:p>
             <w:pPr>
+              <w:spacing w:beforeLines="0" w:before="0" w:afterLines="0" w:after="0" w:line="240" w:lineRule="auto"/>
               <w:rPr>
                 <w:lang w:eastAsia="zh-Hans"/>
               </w:rPr>
@@ -7762,12 +8010,6 @@
               <w:rPr>
                 <w:rFonts w:hint="eastAsia"/>
               </w:rPr>
-              <w:t>课程目标</w:t>
-            </w:r>
-            <w:r>
-              <w:rPr>
-                <w:rFonts w:hint="eastAsia"/>
-              </w:rPr>
               <w:t>1.</w:t>
             </w:r>
             <w:r>
@@ -7802,79 +8044,140 @@
               <w:rPr>
                 <w:lang w:eastAsia="zh-Hans"/>
               </w:rPr>
+              <w:t>1</w:t>
+            </w:r>
+            <w:r>
+              <w:rPr>
+                <w:rFonts w:hint="eastAsia"/>
+                <w:lang w:eastAsia="zh-Hans"/>
+              </w:rPr>
+              <w:t>.</w:t>
+            </w:r>
+            <w:r>
+              <w:rPr>
+                <w:lang w:eastAsia="zh-Hans"/>
+              </w:rPr>
               <w:t>3</w:t>
             </w:r>
             <w:r>
               <w:rPr>
-                <w:rFonts w:hint="eastAsia"/>
                 <w:lang w:eastAsia="zh-Hans"/>
               </w:rPr>
+              <w:t>、</w:t>
+            </w:r>
+            <w:r>
+              <w:rPr>
+                <w:lang w:eastAsia="zh-Hans"/>
+              </w:rPr>
+              <w:t>2</w:t>
+            </w:r>
+            <w:r>
+              <w:rPr>
+                <w:rFonts w:hint="eastAsia"/>
+                <w:lang w:eastAsia="zh-Hans"/>
+              </w:rPr>
               <w:t>.</w:t>
             </w:r>
             <w:r>
               <w:rPr>
                 <w:lang w:eastAsia="zh-Hans"/>
               </w:rPr>
+              <w:t>1</w:t>
+            </w:r>
+            <w:r>
+              <w:rPr>
+                <w:lang w:eastAsia="zh-Hans"/>
+              </w:rPr>
+              <w:t>、</w:t>
+            </w:r>
+            <w:r>
+              <w:rPr>
+                <w:lang w:eastAsia="zh-Hans"/>
+              </w:rPr>
               <w:t>2</w:t>
             </w:r>
-          </w:p>
-        </w:tc>
-        <w:tc>
-          <w:tcPr>
-            <w:tcW w:w="0" w:type="auto"/>
+            <w:r>
+              <w:rPr>
+                <w:rFonts w:hint="eastAsia"/>
+                <w:lang w:eastAsia="zh-Hans"/>
+              </w:rPr>
+              <w:t>.</w:t>
+            </w:r>
+            <w:r>
+              <w:rPr>
+                <w:lang w:eastAsia="zh-Hans"/>
+              </w:rPr>
+              <w:t>2</w:t>
+            </w:r>
+            <w:r>
+              <w:rPr>
+                <w:lang w:eastAsia="zh-Hans"/>
+              </w:rPr>
+              <w:t>、</w:t>
+            </w:r>
+            <w:r>
+              <w:rPr>
+                <w:lang w:eastAsia="zh-Hans"/>
+              </w:rPr>
+              <w:t>3</w:t>
+            </w:r>
+            <w:r>
+              <w:rPr>
+                <w:rFonts w:hint="eastAsia"/>
+                <w:lang w:eastAsia="zh-Hans"/>
+              </w:rPr>
+              <w:t>.</w:t>
+            </w:r>
+            <w:r>
+              <w:rPr>
+                <w:lang w:eastAsia="zh-Hans"/>
+              </w:rPr>
+              <w:t>1</w:t>
+            </w:r>
+          </w:p>
+        </w:tc>
+        <w:tc>
+          <w:tcPr>
+            <w:tcW w:w="6378" w:type="dxa"/>
             <w:vAlign w:val="center"/>
           </w:tcPr>
           <w:p>
-            <w:r>
-              <w:t>软件项目管理基本概念，项目与软件项目</w:t>
+            <w:pPr>
+              <w:spacing w:beforeLines="0" w:before="0" w:afterLines="0" w:after="0" w:line="240" w:lineRule="auto"/>
+            </w:pPr>
+            <w:r>
+              <w:t>软件需求定义，传统需求分析方法，敏捷项目需求分析方法，任务分解定义、分解过程与方法，敏捷项目的任务分解，成本估算定义，项目规模与成本的关系，成本估算过程，成本预算，成本估算方法，进度估算，进度管理图示，任务资源估计</w:t>
             </w:r>
             <w:r>
               <w:rPr>
                 <w:rFonts w:hint="eastAsia"/>
                 <w:lang w:eastAsia="zh-Hans"/>
               </w:rPr>
-              <w:t>的一致与区别</w:t>
-            </w:r>
-            <w:r>
-              <w:t>，项目管理知识体系，敏捷项目管理，项目评估工作</w:t>
-            </w:r>
-            <w:r>
-              <w:rPr>
-                <w:rFonts w:hint="eastAsia"/>
-                <w:lang w:eastAsia="zh-Hans"/>
-              </w:rPr>
-              <w:t>过程</w:t>
-            </w:r>
-            <w:r>
-              <w:rPr>
-                <w:lang w:eastAsia="zh-Hans"/>
-              </w:rPr>
-              <w:t>，</w:t>
-            </w:r>
-            <w:r>
-              <w:t>项目立项过程，项目招投标过程，项目</w:t>
-            </w:r>
-            <w:r>
-              <w:lastRenderedPageBreak/>
-              <w:t>章程，项目生存期常用模型</w:t>
-            </w:r>
-          </w:p>
-        </w:tc>
-        <w:tc>
-          <w:tcPr>
-            <w:tcW w:w="0" w:type="auto"/>
+              <w:t>和</w:t>
+            </w:r>
+            <w:r>
+              <w:t>历时估计，进度计划编排方法，软件项目质量定义，质量模型，质量保证和质量控制，敏捷项目质量活动，质量计划的编制方法，配置项和基线，配置管理在软件开发中的作用，配置管理过程，敏捷项目的配置管理，人力资源概念，项目干系人管理，沟通方法，敏捷团队管理介绍，风险定义，风险管理过程，风险识别，风险评估，风险应对策略，风险规划，项目采购，项目合同类型</w:t>
+            </w:r>
+            <w:r>
+              <w:rPr>
+                <w:rFonts w:hint="eastAsia"/>
+              </w:rPr>
+              <w:t>。</w:t>
+            </w:r>
+          </w:p>
+        </w:tc>
+        <w:tc>
+          <w:tcPr>
+            <w:tcW w:w="1695" w:type="dxa"/>
             <w:vAlign w:val="center"/>
           </w:tcPr>
           <w:p>
-            <w:r>
-              <w:rPr>
-                <w:rFonts w:hint="eastAsia"/>
-              </w:rPr>
-              <w:lastRenderedPageBreak/>
-              <w:t>1</w:t>
-            </w:r>
-            <w:r>
-              <w:t>5</w:t>
+            <w:pPr>
+              <w:spacing w:beforeLines="0" w:before="0" w:afterLines="0" w:after="0" w:line="240" w:lineRule="auto"/>
+              <w:jc w:val="center"/>
+            </w:pPr>
+            <w:r>
+              <w:t>30</w:t>
             </w:r>
             <w:r>
               <w:rPr>
@@ -7883,7 +8186,7 @@
               <w:t>-</w:t>
             </w:r>
             <w:r>
-              <w:t>20</w:t>
+              <w:t>40</w:t>
             </w:r>
             <w:r>
               <w:rPr>
@@ -7901,180 +8204,147 @@
         </w:trPr>
         <w:tc>
           <w:tcPr>
-            <w:tcW w:w="0" w:type="auto"/>
+            <w:tcW w:w="1555" w:type="dxa"/>
             <w:vAlign w:val="center"/>
           </w:tcPr>
           <w:p>
             <w:pPr>
+              <w:spacing w:beforeLines="0" w:before="0" w:afterLines="0" w:after="0" w:line="240" w:lineRule="auto"/>
               <w:rPr>
                 <w:lang w:eastAsia="zh-Hans"/>
               </w:rPr>
             </w:pPr>
             <w:r>
               <w:rPr>
-                <w:rFonts w:hint="eastAsia"/>
-              </w:rPr>
-              <w:t>课程目标</w:t>
-            </w:r>
-            <w:r>
-              <w:rPr>
-                <w:rFonts w:hint="eastAsia"/>
-              </w:rPr>
-              <w:t>1.</w:t>
-            </w:r>
-            <w:r>
+                <w:lang w:eastAsia="zh-Hans"/>
+              </w:rPr>
+              <w:t>2</w:t>
+            </w:r>
+            <w:r>
+              <w:rPr>
+                <w:rFonts w:hint="eastAsia"/>
+                <w:lang w:eastAsia="zh-Hans"/>
+              </w:rPr>
+              <w:t>.</w:t>
+            </w:r>
+            <w:r>
+              <w:rPr>
+                <w:lang w:eastAsia="zh-Hans"/>
+              </w:rPr>
               <w:t>1</w:t>
             </w:r>
             <w:r>
+              <w:rPr>
+                <w:lang w:eastAsia="zh-Hans"/>
+              </w:rPr>
               <w:t>、</w:t>
             </w:r>
             <w:r>
+              <w:rPr>
+                <w:lang w:eastAsia="zh-Hans"/>
+              </w:rPr>
+              <w:t>2</w:t>
+            </w:r>
+            <w:r>
+              <w:rPr>
+                <w:rFonts w:hint="eastAsia"/>
+                <w:lang w:eastAsia="zh-Hans"/>
+              </w:rPr>
+              <w:t>.</w:t>
+            </w:r>
+            <w:r>
+              <w:rPr>
+                <w:lang w:eastAsia="zh-Hans"/>
+              </w:rPr>
+              <w:t>2</w:t>
+            </w:r>
+            <w:r>
+              <w:rPr>
+                <w:lang w:eastAsia="zh-Hans"/>
+              </w:rPr>
+              <w:t>、</w:t>
+            </w:r>
+            <w:r>
+              <w:rPr>
+                <w:lang w:eastAsia="zh-Hans"/>
+              </w:rPr>
+              <w:t>3</w:t>
+            </w:r>
+            <w:r>
+              <w:rPr>
+                <w:rFonts w:hint="eastAsia"/>
+                <w:lang w:eastAsia="zh-Hans"/>
+              </w:rPr>
+              <w:t>.</w:t>
+            </w:r>
+            <w:r>
+              <w:rPr>
+                <w:lang w:eastAsia="zh-Hans"/>
+              </w:rPr>
               <w:t>1</w:t>
             </w:r>
             <w:r>
               <w:rPr>
-                <w:rFonts w:hint="eastAsia"/>
                 <w:lang w:eastAsia="zh-Hans"/>
               </w:rPr>
+              <w:t>、</w:t>
+            </w:r>
+            <w:r>
+              <w:rPr>
+                <w:lang w:eastAsia="zh-Hans"/>
+              </w:rPr>
+              <w:t>3</w:t>
+            </w:r>
+            <w:r>
+              <w:rPr>
+                <w:rFonts w:hint="eastAsia"/>
+                <w:lang w:eastAsia="zh-Hans"/>
+              </w:rPr>
               <w:t>.</w:t>
             </w:r>
             <w:r>
               <w:rPr>
                 <w:lang w:eastAsia="zh-Hans"/>
               </w:rPr>
-              <w:t>2</w:t>
-            </w:r>
-            <w:r>
-              <w:rPr>
-                <w:lang w:eastAsia="zh-Hans"/>
-              </w:rPr>
-              <w:t>、</w:t>
-            </w:r>
-            <w:r>
-              <w:rPr>
-                <w:lang w:eastAsia="zh-Hans"/>
-              </w:rPr>
-              <w:t>1</w:t>
-            </w:r>
-            <w:r>
-              <w:rPr>
-                <w:rFonts w:hint="eastAsia"/>
-                <w:lang w:eastAsia="zh-Hans"/>
-              </w:rPr>
-              <w:t>.</w:t>
-            </w:r>
-            <w:r>
-              <w:rPr>
-                <w:lang w:eastAsia="zh-Hans"/>
-              </w:rPr>
               <w:t>3</w:t>
             </w:r>
-            <w:r>
-              <w:rPr>
-                <w:lang w:eastAsia="zh-Hans"/>
-              </w:rPr>
-              <w:t>、</w:t>
-            </w:r>
-            <w:r>
-              <w:rPr>
-                <w:lang w:eastAsia="zh-Hans"/>
-              </w:rPr>
-              <w:t>2</w:t>
-            </w:r>
-            <w:r>
-              <w:rPr>
-                <w:rFonts w:hint="eastAsia"/>
-                <w:lang w:eastAsia="zh-Hans"/>
-              </w:rPr>
-              <w:t>.</w:t>
-            </w:r>
-            <w:r>
-              <w:rPr>
-                <w:lang w:eastAsia="zh-Hans"/>
-              </w:rPr>
-              <w:t>1</w:t>
-            </w:r>
-            <w:r>
-              <w:rPr>
-                <w:lang w:eastAsia="zh-Hans"/>
-              </w:rPr>
-              <w:t>、</w:t>
-            </w:r>
-            <w:r>
-              <w:rPr>
-                <w:lang w:eastAsia="zh-Hans"/>
-              </w:rPr>
-              <w:t>2</w:t>
-            </w:r>
-            <w:r>
-              <w:rPr>
-                <w:rFonts w:hint="eastAsia"/>
-                <w:lang w:eastAsia="zh-Hans"/>
-              </w:rPr>
-              <w:t>.</w:t>
-            </w:r>
-            <w:r>
-              <w:rPr>
-                <w:lang w:eastAsia="zh-Hans"/>
-              </w:rPr>
-              <w:t>2</w:t>
-            </w:r>
-            <w:r>
-              <w:rPr>
-                <w:lang w:eastAsia="zh-Hans"/>
-              </w:rPr>
-              <w:t>、</w:t>
-            </w:r>
-            <w:r>
-              <w:rPr>
-                <w:lang w:eastAsia="zh-Hans"/>
-              </w:rPr>
-              <w:t>3</w:t>
-            </w:r>
-            <w:r>
-              <w:rPr>
-                <w:rFonts w:hint="eastAsia"/>
-                <w:lang w:eastAsia="zh-Hans"/>
-              </w:rPr>
-              <w:t>.</w:t>
-            </w:r>
-            <w:r>
-              <w:rPr>
-                <w:lang w:eastAsia="zh-Hans"/>
-              </w:rPr>
-              <w:t>1</w:t>
-            </w:r>
-          </w:p>
-        </w:tc>
-        <w:tc>
-          <w:tcPr>
-            <w:tcW w:w="0" w:type="auto"/>
+          </w:p>
+        </w:tc>
+        <w:tc>
+          <w:tcPr>
+            <w:tcW w:w="6378" w:type="dxa"/>
             <w:vAlign w:val="center"/>
           </w:tcPr>
           <w:p>
-            <w:r>
-              <w:t>软件需求定义，传统需求分析方法，敏捷项目需求分析方法，任务分解定义、分解过程与方法，敏捷项目的任务分解，成本估算定义，项目规模与成本的关系，成本估算过程，成本预算，成本估算方法，进度估算，进度管理图示，任务资源估计</w:t>
-            </w:r>
-            <w:r>
-              <w:rPr>
-                <w:rFonts w:hint="eastAsia"/>
-                <w:lang w:eastAsia="zh-Hans"/>
-              </w:rPr>
-              <w:t>和</w:t>
-            </w:r>
-            <w:r>
-              <w:t>历时估计，进度计划编排方法，软件项目质量定义，质量模型，质量保证和质量控制，敏捷项目质量活动，质量计划的编制方法，配置项和基线，配置管理在软件开发中的作用，配置管理过程，敏捷项目的配置管理，人力资源概念，项目干系人管理，沟通方法，敏捷团队管理介绍，风险定义，风险管理过程，风险识别，风险评估，风险应对策略，风险规划，项目采购，项目合同类型</w:t>
-            </w:r>
-          </w:p>
-        </w:tc>
-        <w:tc>
-          <w:tcPr>
-            <w:tcW w:w="0" w:type="auto"/>
+            <w:pPr>
+              <w:spacing w:beforeLines="0" w:before="0" w:afterLines="0" w:after="0" w:line="240" w:lineRule="auto"/>
+              <w:rPr>
+                <w:rFonts w:hint="eastAsia"/>
+              </w:rPr>
+            </w:pPr>
+            <w:r>
+              <w:t>项目集成计划执行控制基本概念，项目数据采集与分析，集成变更管理流程，项目核心计划执行控制基本概念，范围计划执行控制，进度与成本执行控制，质量计划执行控制，项目辅助计划执行控制基本概念，团队计划执行控制，项目干系人计划执行控制，项目沟通计划执行控制，风险计划执行控制，合同计划执行控制</w:t>
+            </w:r>
+            <w:r>
+              <w:rPr>
+                <w:rFonts w:hint="eastAsia"/>
+              </w:rPr>
+              <w:t>。</w:t>
+            </w:r>
+          </w:p>
+        </w:tc>
+        <w:tc>
+          <w:tcPr>
+            <w:tcW w:w="1695" w:type="dxa"/>
             <w:vAlign w:val="center"/>
           </w:tcPr>
           <w:p>
-            <w:r>
-              <w:t>30</w:t>
+            <w:pPr>
+              <w:spacing w:beforeLines="0" w:before="0" w:afterLines="0" w:after="0" w:line="240" w:lineRule="auto"/>
+              <w:jc w:val="center"/>
+            </w:pPr>
+            <w:r>
+              <w:t>10</w:t>
             </w:r>
             <w:r>
               <w:rPr>
@@ -8083,7 +8353,7 @@
               <w:t>-</w:t>
             </w:r>
             <w:r>
-              <w:t>40</w:t>
+              <w:t>20</w:t>
             </w:r>
             <w:r>
               <w:rPr>
@@ -8101,11 +8371,12 @@
         </w:trPr>
         <w:tc>
           <w:tcPr>
-            <w:tcW w:w="0" w:type="auto"/>
+            <w:tcW w:w="1555" w:type="dxa"/>
             <w:vAlign w:val="center"/>
           </w:tcPr>
           <w:p>
             <w:pPr>
+              <w:spacing w:beforeLines="0" w:before="0" w:afterLines="0" w:after="0" w:line="240" w:lineRule="auto"/>
               <w:rPr>
                 <w:lang w:eastAsia="zh-Hans"/>
               </w:rPr>
@@ -8114,223 +8385,74 @@
               <w:rPr>
                 <w:rFonts w:hint="eastAsia"/>
               </w:rPr>
-              <w:t>课程目标</w:t>
-            </w:r>
-            <w:r>
-              <w:rPr>
+              <w:t>1.</w:t>
+            </w:r>
+            <w:r>
+              <w:t>2</w:t>
+            </w:r>
+            <w:r>
+              <w:t>、</w:t>
+            </w:r>
+            <w:r>
+              <w:t>3</w:t>
+            </w:r>
+            <w:r>
+              <w:rPr>
+                <w:rFonts w:hint="eastAsia"/>
                 <w:lang w:eastAsia="zh-Hans"/>
               </w:rPr>
-              <w:t>2</w:t>
-            </w:r>
-            <w:r>
-              <w:rPr>
-                <w:rFonts w:hint="eastAsia"/>
+              <w:t>.</w:t>
+            </w:r>
+            <w:r>
+              <w:rPr>
                 <w:lang w:eastAsia="zh-Hans"/>
               </w:rPr>
-              <w:t>.</w:t>
-            </w:r>
-            <w:r>
-              <w:rPr>
-                <w:lang w:eastAsia="zh-Hans"/>
-              </w:rPr>
               <w:t>1</w:t>
             </w:r>
-            <w:r>
-              <w:rPr>
-                <w:lang w:eastAsia="zh-Hans"/>
-              </w:rPr>
-              <w:t>、</w:t>
-            </w:r>
-            <w:r>
-              <w:rPr>
-                <w:lang w:eastAsia="zh-Hans"/>
-              </w:rPr>
-              <w:t>2</w:t>
-            </w:r>
-            <w:r>
-              <w:rPr>
-                <w:rFonts w:hint="eastAsia"/>
-                <w:lang w:eastAsia="zh-Hans"/>
-              </w:rPr>
-              <w:t>.</w:t>
-            </w:r>
-            <w:r>
-              <w:rPr>
-                <w:lang w:eastAsia="zh-Hans"/>
-              </w:rPr>
-              <w:t>2</w:t>
-            </w:r>
-            <w:r>
-              <w:rPr>
-                <w:lang w:eastAsia="zh-Hans"/>
-              </w:rPr>
-              <w:t>、</w:t>
-            </w:r>
-            <w:r>
-              <w:rPr>
-                <w:lang w:eastAsia="zh-Hans"/>
-              </w:rPr>
-              <w:t>3</w:t>
-            </w:r>
-            <w:r>
-              <w:rPr>
-                <w:rFonts w:hint="eastAsia"/>
-                <w:lang w:eastAsia="zh-Hans"/>
-              </w:rPr>
-              <w:t>.</w:t>
-            </w:r>
-            <w:r>
-              <w:rPr>
-                <w:lang w:eastAsia="zh-Hans"/>
-              </w:rPr>
-              <w:t>1</w:t>
-            </w:r>
-            <w:r>
-              <w:rPr>
-                <w:lang w:eastAsia="zh-Hans"/>
-              </w:rPr>
-              <w:t>、</w:t>
-            </w:r>
-            <w:r>
-              <w:rPr>
-                <w:lang w:eastAsia="zh-Hans"/>
-              </w:rPr>
-              <w:t>3</w:t>
-            </w:r>
-            <w:r>
-              <w:rPr>
-                <w:rFonts w:hint="eastAsia"/>
-                <w:lang w:eastAsia="zh-Hans"/>
-              </w:rPr>
-              <w:t>.</w:t>
-            </w:r>
-            <w:r>
-              <w:rPr>
-                <w:lang w:eastAsia="zh-Hans"/>
-              </w:rPr>
-              <w:t>3</w:t>
-            </w:r>
-          </w:p>
-        </w:tc>
-        <w:tc>
-          <w:tcPr>
-            <w:tcW w:w="0" w:type="auto"/>
+          </w:p>
+        </w:tc>
+        <w:tc>
+          <w:tcPr>
+            <w:tcW w:w="6378" w:type="dxa"/>
             <w:vAlign w:val="center"/>
           </w:tcPr>
           <w:p>
-            <w:r>
-              <w:t>项目集成计划执行控制基本概念，项目数据采集与分析，集成变更管理流程，项目核心计划执行控制基本概念，范围计划执行控制，进度与成本执行控制，质量计划执行控制，项目辅助计划执行控制基本概念，团队计划执行控制，项目干系人计划执行控制，项目沟通计划执行控制，风险计划执行控制，合同计划执行控制</w:t>
-            </w:r>
-          </w:p>
-        </w:tc>
-        <w:tc>
-          <w:tcPr>
-            <w:tcW w:w="0" w:type="auto"/>
+            <w:pPr>
+              <w:spacing w:beforeLines="0" w:before="0" w:afterLines="0" w:after="0" w:line="240" w:lineRule="auto"/>
+            </w:pPr>
+            <w:r>
+              <w:rPr>
+                <w:rFonts w:hint="eastAsia"/>
+              </w:rPr>
+              <w:t>项目终止的情形</w:t>
+            </w:r>
+            <w:r>
+              <w:t>，</w:t>
+            </w:r>
+            <w:r>
+              <w:rPr>
+                <w:rFonts w:hint="eastAsia"/>
+              </w:rPr>
+              <w:t>项目结束的具体过程</w:t>
+            </w:r>
+            <w:r>
+              <w:rPr>
+                <w:rFonts w:hint="eastAsia"/>
+              </w:rPr>
+              <w:t>。</w:t>
+            </w:r>
+          </w:p>
+        </w:tc>
+        <w:tc>
+          <w:tcPr>
+            <w:tcW w:w="1695" w:type="dxa"/>
             <w:vAlign w:val="center"/>
           </w:tcPr>
           <w:p>
-            <w:r>
-              <w:t>10</w:t>
-            </w:r>
-            <w:r>
-              <w:rPr>
-                <w:rFonts w:hint="eastAsia"/>
-              </w:rPr>
-              <w:t>-</w:t>
-            </w:r>
-            <w:r>
-              <w:t>20</w:t>
-            </w:r>
-            <w:r>
-              <w:rPr>
-                <w:rFonts w:hint="eastAsia"/>
-              </w:rPr>
-              <w:t>%</w:t>
-            </w:r>
-          </w:p>
-        </w:tc>
-      </w:tr>
-      <w:tr>
-        <w:trPr>
-          <w:trHeight w:val="567"/>
-          <w:jc w:val="center"/>
-        </w:trPr>
-        <w:tc>
-          <w:tcPr>
-            <w:tcW w:w="0" w:type="auto"/>
-            <w:vAlign w:val="center"/>
-          </w:tcPr>
-          <w:p>
-            <w:pPr>
-              <w:rPr>
-                <w:lang w:eastAsia="zh-Hans"/>
-              </w:rPr>
-            </w:pPr>
-            <w:r>
-              <w:rPr>
-                <w:rFonts w:hint="eastAsia"/>
-              </w:rPr>
-              <w:t>课程目标</w:t>
-            </w:r>
-            <w:r>
-              <w:rPr>
-                <w:rFonts w:hint="eastAsia"/>
-              </w:rPr>
-              <w:t>1.</w:t>
-            </w:r>
-            <w:r>
-              <w:t>2</w:t>
-            </w:r>
-            <w:r>
-              <w:t>、</w:t>
-            </w:r>
-            <w:r>
-              <w:t>3</w:t>
-            </w:r>
-            <w:r>
-              <w:rPr>
-                <w:rFonts w:hint="eastAsia"/>
-                <w:lang w:eastAsia="zh-Hans"/>
-              </w:rPr>
-              <w:t>.</w:t>
-            </w:r>
-            <w:r>
-              <w:rPr>
-                <w:lang w:eastAsia="zh-Hans"/>
-              </w:rPr>
-              <w:t>1</w:t>
-            </w:r>
-          </w:p>
-        </w:tc>
-        <w:tc>
-          <w:tcPr>
-            <w:tcW w:w="0" w:type="auto"/>
-            <w:vAlign w:val="center"/>
-          </w:tcPr>
-          <w:p>
-            <w:r>
-              <w:rPr>
-                <w:rFonts w:hint="eastAsia"/>
-              </w:rPr>
-              <w:t>项目终止的情形</w:t>
-            </w:r>
-            <w:r>
-              <w:t>，</w:t>
-            </w:r>
-            <w:r>
-              <w:rPr>
-                <w:rFonts w:hint="eastAsia"/>
-              </w:rPr>
-              <w:t>项目结束的具体过程</w:t>
-            </w:r>
-          </w:p>
-        </w:tc>
-        <w:tc>
-          <w:tcPr>
-            <w:tcW w:w="0" w:type="auto"/>
-            <w:vAlign w:val="center"/>
-          </w:tcPr>
-          <w:p>
+            <w:pPr>
+              <w:spacing w:beforeLines="0" w:before="0" w:afterLines="0" w:after="0" w:line="240" w:lineRule="auto"/>
+              <w:jc w:val="center"/>
+            </w:pPr>
             <w:r>
               <w:t>5</w:t>
             </w:r>
@@ -8347,7 +8469,8 @@
     <w:p/>
     <w:p>
       <w:pPr>
-        <w:outlineLvl w:val="1"/>
+        <w:ind w:firstLine="420"/>
+        <w:outlineLvl w:val="0"/>
         <w:rPr>
           <w:b/>
           <w:bCs/>
@@ -8442,6 +8565,7 @@
         <w:rPr>
           <w:rFonts w:hint="eastAsia"/>
         </w:rPr>
+        <w:lastRenderedPageBreak/>
         <w:t>2.</w:t>
       </w:r>
       <w:r>
@@ -8604,7 +8728,8 @@
     </w:p>
     <w:p>
       <w:pPr>
-        <w:outlineLvl w:val="1"/>
+        <w:ind w:firstLine="420"/>
+        <w:outlineLvl w:val="0"/>
         <w:rPr>
           <w:b/>
           <w:bCs/>
@@ -8628,7 +8753,6 @@
     </w:p>
     <w:p>
       <w:r>
-        <w:lastRenderedPageBreak/>
         <w:t>1.</w:t>
       </w:r>
       <w:r>
@@ -8668,7 +8792,13 @@
         <w:rPr>
           <w:rFonts w:hint="eastAsia"/>
         </w:rPr>
-        <w:t>、做好课堂练习和作业；</w:t>
+        <w:t xml:space="preserve">. </w:t>
+      </w:r>
+      <w:r>
+        <w:rPr>
+          <w:rFonts w:hint="eastAsia"/>
+        </w:rPr>
+        <w:t>做好课堂练习和作业；</w:t>
       </w:r>
     </w:p>
     <w:p>
@@ -8777,12 +8907,18 @@
         <w:gridCol w:w="1207"/>
       </w:tblGrid>
       <w:tr>
+        <w:trPr>
+          <w:tblHeader/>
+        </w:trPr>
         <w:tc>
           <w:tcPr>
             <w:tcW w:w="381" w:type="pct"/>
             <w:vAlign w:val="center"/>
           </w:tcPr>
           <w:p>
+            <w:pPr>
+              <w:spacing w:beforeLines="0" w:before="0" w:afterLines="0" w:after="0" w:line="240" w:lineRule="auto"/>
+            </w:pPr>
             <w:r>
               <w:rPr>
                 <w:rFonts w:hint="eastAsia"/>
@@ -8797,6 +8933,9 @@
             <w:vAlign w:val="center"/>
           </w:tcPr>
           <w:p>
+            <w:pPr>
+              <w:spacing w:beforeLines="0" w:before="0" w:afterLines="0" w:after="0" w:line="240" w:lineRule="auto"/>
+            </w:pPr>
             <w:r>
               <w:rPr>
                 <w:rFonts w:hint="eastAsia"/>
@@ -8811,6 +8950,9 @@
             <w:vAlign w:val="center"/>
           </w:tcPr>
           <w:p>
+            <w:pPr>
+              <w:spacing w:beforeLines="0" w:before="0" w:afterLines="0" w:after="0" w:line="240" w:lineRule="auto"/>
+            </w:pPr>
             <w:r>
               <w:rPr>
                 <w:rFonts w:hint="eastAsia"/>
@@ -8825,6 +8967,9 @@
             <w:vAlign w:val="center"/>
           </w:tcPr>
           <w:p>
+            <w:pPr>
+              <w:spacing w:beforeLines="0" w:before="0" w:afterLines="0" w:after="0" w:line="240" w:lineRule="auto"/>
+            </w:pPr>
             <w:r>
               <w:rPr>
                 <w:rFonts w:hint="eastAsia"/>
@@ -8839,6 +8984,9 @@
             <w:vAlign w:val="center"/>
           </w:tcPr>
           <w:p>
+            <w:pPr>
+              <w:spacing w:beforeLines="0" w:before="0" w:afterLines="0" w:after="0" w:line="240" w:lineRule="auto"/>
+            </w:pPr>
             <w:r>
               <w:rPr>
                 <w:rFonts w:hint="eastAsia"/>
@@ -8853,6 +9001,9 @@
             <w:vAlign w:val="center"/>
           </w:tcPr>
           <w:p>
+            <w:pPr>
+              <w:spacing w:beforeLines="0" w:before="0" w:afterLines="0" w:after="0" w:line="240" w:lineRule="auto"/>
+            </w:pPr>
             <w:r>
               <w:rPr>
                 <w:rFonts w:hint="eastAsia"/>
@@ -8868,6 +9019,9 @@
             <w:tcW w:w="381" w:type="pct"/>
           </w:tcPr>
           <w:p>
+            <w:pPr>
+              <w:spacing w:beforeLines="0" w:before="0" w:afterLines="0" w:after="0" w:line="240" w:lineRule="auto"/>
+            </w:pPr>
             <w:r>
               <w:rPr>
                 <w:rFonts w:hint="eastAsia"/>
@@ -8881,6 +9035,9 @@
             <w:tcW w:w="1741" w:type="pct"/>
           </w:tcPr>
           <w:p>
+            <w:pPr>
+              <w:spacing w:beforeLines="0" w:before="0" w:afterLines="0" w:after="0" w:line="240" w:lineRule="auto"/>
+            </w:pPr>
             <w:r>
               <w:rPr>
                 <w:rFonts w:hint="eastAsia"/>
@@ -8894,6 +9051,9 @@
             <w:tcW w:w="750" w:type="pct"/>
           </w:tcPr>
           <w:p>
+            <w:pPr>
+              <w:spacing w:beforeLines="0" w:before="0" w:afterLines="0" w:after="0" w:line="240" w:lineRule="auto"/>
+            </w:pPr>
             <w:r>
               <w:t>2</w:t>
             </w:r>
@@ -8903,19 +9063,30 @@
           <w:tcPr>
             <w:tcW w:w="750" w:type="pct"/>
           </w:tcPr>
-          <w:p/>
+          <w:p>
+            <w:pPr>
+              <w:spacing w:beforeLines="0" w:before="0" w:afterLines="0" w:after="0" w:line="240" w:lineRule="auto"/>
+            </w:pPr>
+          </w:p>
         </w:tc>
         <w:tc>
           <w:tcPr>
             <w:tcW w:w="750" w:type="pct"/>
           </w:tcPr>
-          <w:p/>
+          <w:p>
+            <w:pPr>
+              <w:spacing w:beforeLines="0" w:before="0" w:afterLines="0" w:after="0" w:line="240" w:lineRule="auto"/>
+            </w:pPr>
+          </w:p>
         </w:tc>
         <w:tc>
           <w:tcPr>
             <w:tcW w:w="627" w:type="pct"/>
           </w:tcPr>
           <w:p>
+            <w:pPr>
+              <w:spacing w:beforeLines="0" w:before="0" w:afterLines="0" w:after="0" w:line="240" w:lineRule="auto"/>
+            </w:pPr>
             <w:r>
               <w:t>2</w:t>
             </w:r>
@@ -8928,6 +9099,9 @@
             <w:tcW w:w="381" w:type="pct"/>
           </w:tcPr>
           <w:p>
+            <w:pPr>
+              <w:spacing w:beforeLines="0" w:before="0" w:afterLines="0" w:after="0" w:line="240" w:lineRule="auto"/>
+            </w:pPr>
             <w:r>
               <w:rPr>
                 <w:rFonts w:hint="eastAsia"/>
@@ -8941,6 +9115,9 @@
             <w:tcW w:w="1741" w:type="pct"/>
           </w:tcPr>
           <w:p>
+            <w:pPr>
+              <w:spacing w:beforeLines="0" w:before="0" w:afterLines="0" w:after="0" w:line="240" w:lineRule="auto"/>
+            </w:pPr>
             <w:r>
               <w:rPr>
                 <w:rFonts w:hint="eastAsia"/>
@@ -8954,6 +9131,9 @@
             <w:tcW w:w="750" w:type="pct"/>
           </w:tcPr>
           <w:p>
+            <w:pPr>
+              <w:spacing w:beforeLines="0" w:before="0" w:afterLines="0" w:after="0" w:line="240" w:lineRule="auto"/>
+            </w:pPr>
             <w:r>
               <w:t>3</w:t>
             </w:r>
@@ -8963,19 +9143,30 @@
           <w:tcPr>
             <w:tcW w:w="750" w:type="pct"/>
           </w:tcPr>
-          <w:p/>
+          <w:p>
+            <w:pPr>
+              <w:spacing w:beforeLines="0" w:before="0" w:afterLines="0" w:after="0" w:line="240" w:lineRule="auto"/>
+            </w:pPr>
+          </w:p>
         </w:tc>
         <w:tc>
           <w:tcPr>
             <w:tcW w:w="750" w:type="pct"/>
           </w:tcPr>
-          <w:p/>
+          <w:p>
+            <w:pPr>
+              <w:spacing w:beforeLines="0" w:before="0" w:afterLines="0" w:after="0" w:line="240" w:lineRule="auto"/>
+            </w:pPr>
+          </w:p>
         </w:tc>
         <w:tc>
           <w:tcPr>
             <w:tcW w:w="627" w:type="pct"/>
           </w:tcPr>
           <w:p>
+            <w:pPr>
+              <w:spacing w:beforeLines="0" w:before="0" w:afterLines="0" w:after="0" w:line="240" w:lineRule="auto"/>
+            </w:pPr>
             <w:r>
               <w:t>3</w:t>
             </w:r>
@@ -8988,6 +9179,9 @@
             <w:tcW w:w="381" w:type="pct"/>
           </w:tcPr>
           <w:p>
+            <w:pPr>
+              <w:spacing w:beforeLines="0" w:before="0" w:afterLines="0" w:after="0" w:line="240" w:lineRule="auto"/>
+            </w:pPr>
             <w:r>
               <w:rPr>
                 <w:rFonts w:hint="eastAsia"/>
@@ -9001,6 +9195,9 @@
             <w:tcW w:w="1741" w:type="pct"/>
           </w:tcPr>
           <w:p>
+            <w:pPr>
+              <w:spacing w:beforeLines="0" w:before="0" w:afterLines="0" w:after="0" w:line="240" w:lineRule="auto"/>
+            </w:pPr>
             <w:r>
               <w:rPr>
                 <w:rFonts w:hint="eastAsia"/>
@@ -9014,6 +9211,9 @@
             <w:tcW w:w="750" w:type="pct"/>
           </w:tcPr>
           <w:p>
+            <w:pPr>
+              <w:spacing w:beforeLines="0" w:before="0" w:afterLines="0" w:after="0" w:line="240" w:lineRule="auto"/>
+            </w:pPr>
             <w:r>
               <w:rPr>
                 <w:rFonts w:hint="eastAsia"/>
@@ -9026,19 +9226,30 @@
           <w:tcPr>
             <w:tcW w:w="750" w:type="pct"/>
           </w:tcPr>
-          <w:p/>
+          <w:p>
+            <w:pPr>
+              <w:spacing w:beforeLines="0" w:before="0" w:afterLines="0" w:after="0" w:line="240" w:lineRule="auto"/>
+            </w:pPr>
+          </w:p>
         </w:tc>
         <w:tc>
           <w:tcPr>
             <w:tcW w:w="750" w:type="pct"/>
           </w:tcPr>
-          <w:p/>
+          <w:p>
+            <w:pPr>
+              <w:spacing w:beforeLines="0" w:before="0" w:afterLines="0" w:after="0" w:line="240" w:lineRule="auto"/>
+            </w:pPr>
+          </w:p>
         </w:tc>
         <w:tc>
           <w:tcPr>
             <w:tcW w:w="627" w:type="pct"/>
           </w:tcPr>
           <w:p>
+            <w:pPr>
+              <w:spacing w:beforeLines="0" w:before="0" w:afterLines="0" w:after="0" w:line="240" w:lineRule="auto"/>
+            </w:pPr>
             <w:r>
               <w:rPr>
                 <w:rFonts w:hint="eastAsia"/>
@@ -9054,6 +9265,9 @@
             <w:tcW w:w="381" w:type="pct"/>
           </w:tcPr>
           <w:p>
+            <w:pPr>
+              <w:spacing w:beforeLines="0" w:before="0" w:afterLines="0" w:after="0" w:line="240" w:lineRule="auto"/>
+            </w:pPr>
             <w:r>
               <w:rPr>
                 <w:rFonts w:hint="eastAsia"/>
@@ -9067,6 +9281,9 @@
             <w:tcW w:w="1741" w:type="pct"/>
           </w:tcPr>
           <w:p>
+            <w:pPr>
+              <w:spacing w:beforeLines="0" w:before="0" w:afterLines="0" w:after="0" w:line="240" w:lineRule="auto"/>
+            </w:pPr>
             <w:r>
               <w:rPr>
                 <w:rFonts w:hint="eastAsia"/>
@@ -9080,6 +9297,9 @@
             <w:tcW w:w="750" w:type="pct"/>
           </w:tcPr>
           <w:p>
+            <w:pPr>
+              <w:spacing w:beforeLines="0" w:before="0" w:afterLines="0" w:after="0" w:line="240" w:lineRule="auto"/>
+            </w:pPr>
             <w:r>
               <w:t>2</w:t>
             </w:r>
@@ -9089,19 +9309,30 @@
           <w:tcPr>
             <w:tcW w:w="750" w:type="pct"/>
           </w:tcPr>
-          <w:p/>
+          <w:p>
+            <w:pPr>
+              <w:spacing w:beforeLines="0" w:before="0" w:afterLines="0" w:after="0" w:line="240" w:lineRule="auto"/>
+            </w:pPr>
+          </w:p>
         </w:tc>
         <w:tc>
           <w:tcPr>
             <w:tcW w:w="750" w:type="pct"/>
           </w:tcPr>
-          <w:p/>
+          <w:p>
+            <w:pPr>
+              <w:spacing w:beforeLines="0" w:before="0" w:afterLines="0" w:after="0" w:line="240" w:lineRule="auto"/>
+            </w:pPr>
+          </w:p>
         </w:tc>
         <w:tc>
           <w:tcPr>
             <w:tcW w:w="627" w:type="pct"/>
           </w:tcPr>
           <w:p>
+            <w:pPr>
+              <w:spacing w:beforeLines="0" w:before="0" w:afterLines="0" w:after="0" w:line="240" w:lineRule="auto"/>
+            </w:pPr>
             <w:r>
               <w:t>2</w:t>
             </w:r>
@@ -9114,6 +9345,9 @@
             <w:tcW w:w="381" w:type="pct"/>
           </w:tcPr>
           <w:p>
+            <w:pPr>
+              <w:spacing w:beforeLines="0" w:before="0" w:afterLines="0" w:after="0" w:line="240" w:lineRule="auto"/>
+            </w:pPr>
             <w:r>
               <w:rPr>
                 <w:rFonts w:hint="eastAsia"/>
@@ -9127,6 +9361,9 @@
             <w:tcW w:w="1741" w:type="pct"/>
           </w:tcPr>
           <w:p>
+            <w:pPr>
+              <w:spacing w:beforeLines="0" w:before="0" w:afterLines="0" w:after="0" w:line="240" w:lineRule="auto"/>
+            </w:pPr>
             <w:r>
               <w:rPr>
                 <w:rFonts w:hint="eastAsia"/>
@@ -9140,6 +9377,9 @@
             <w:tcW w:w="750" w:type="pct"/>
           </w:tcPr>
           <w:p>
+            <w:pPr>
+              <w:spacing w:beforeLines="0" w:before="0" w:afterLines="0" w:after="0" w:line="240" w:lineRule="auto"/>
+            </w:pPr>
             <w:r>
               <w:t>3</w:t>
             </w:r>
@@ -9149,19 +9389,30 @@
           <w:tcPr>
             <w:tcW w:w="750" w:type="pct"/>
           </w:tcPr>
-          <w:p/>
+          <w:p>
+            <w:pPr>
+              <w:spacing w:beforeLines="0" w:before="0" w:afterLines="0" w:after="0" w:line="240" w:lineRule="auto"/>
+            </w:pPr>
+          </w:p>
         </w:tc>
         <w:tc>
           <w:tcPr>
             <w:tcW w:w="750" w:type="pct"/>
           </w:tcPr>
-          <w:p/>
+          <w:p>
+            <w:pPr>
+              <w:spacing w:beforeLines="0" w:before="0" w:afterLines="0" w:after="0" w:line="240" w:lineRule="auto"/>
+            </w:pPr>
+          </w:p>
         </w:tc>
         <w:tc>
           <w:tcPr>
             <w:tcW w:w="627" w:type="pct"/>
           </w:tcPr>
           <w:p>
+            <w:pPr>
+              <w:spacing w:beforeLines="0" w:before="0" w:afterLines="0" w:after="0" w:line="240" w:lineRule="auto"/>
+            </w:pPr>
             <w:r>
               <w:t>3</w:t>
             </w:r>
@@ -9177,6 +9428,9 @@
             <w:tcW w:w="381" w:type="pct"/>
           </w:tcPr>
           <w:p>
+            <w:pPr>
+              <w:spacing w:beforeLines="0" w:before="0" w:afterLines="0" w:after="0" w:line="240" w:lineRule="auto"/>
+            </w:pPr>
             <w:r>
               <w:rPr>
                 <w:rFonts w:hint="eastAsia"/>
@@ -9190,6 +9444,9 @@
             <w:tcW w:w="1741" w:type="pct"/>
           </w:tcPr>
           <w:p>
+            <w:pPr>
+              <w:spacing w:beforeLines="0" w:before="0" w:afterLines="0" w:after="0" w:line="240" w:lineRule="auto"/>
+            </w:pPr>
             <w:r>
               <w:rPr>
                 <w:rFonts w:hint="eastAsia"/>
@@ -9203,6 +9460,9 @@
             <w:tcW w:w="750" w:type="pct"/>
           </w:tcPr>
           <w:p>
+            <w:pPr>
+              <w:spacing w:beforeLines="0" w:before="0" w:afterLines="0" w:after="0" w:line="240" w:lineRule="auto"/>
+            </w:pPr>
             <w:r>
               <w:t>2</w:t>
             </w:r>
@@ -9212,19 +9472,30 @@
           <w:tcPr>
             <w:tcW w:w="750" w:type="pct"/>
           </w:tcPr>
-          <w:p/>
+          <w:p>
+            <w:pPr>
+              <w:spacing w:beforeLines="0" w:before="0" w:afterLines="0" w:after="0" w:line="240" w:lineRule="auto"/>
+            </w:pPr>
+          </w:p>
         </w:tc>
         <w:tc>
           <w:tcPr>
             <w:tcW w:w="750" w:type="pct"/>
           </w:tcPr>
-          <w:p/>
+          <w:p>
+            <w:pPr>
+              <w:spacing w:beforeLines="0" w:before="0" w:afterLines="0" w:after="0" w:line="240" w:lineRule="auto"/>
+            </w:pPr>
+          </w:p>
         </w:tc>
         <w:tc>
           <w:tcPr>
             <w:tcW w:w="627" w:type="pct"/>
           </w:tcPr>
           <w:p>
+            <w:pPr>
+              <w:spacing w:beforeLines="0" w:before="0" w:afterLines="0" w:after="0" w:line="240" w:lineRule="auto"/>
+            </w:pPr>
             <w:r>
               <w:t>2</w:t>
             </w:r>
@@ -9237,6 +9508,9 @@
             <w:tcW w:w="381" w:type="pct"/>
           </w:tcPr>
           <w:p>
+            <w:pPr>
+              <w:spacing w:beforeLines="0" w:before="0" w:afterLines="0" w:after="0" w:line="240" w:lineRule="auto"/>
+            </w:pPr>
             <w:r>
               <w:rPr>
                 <w:rFonts w:hint="eastAsia"/>
@@ -9251,6 +9525,7 @@
           </w:tcPr>
           <w:p>
             <w:pPr>
+              <w:spacing w:beforeLines="0" w:before="0" w:afterLines="0" w:after="0" w:line="240" w:lineRule="auto"/>
               <w:rPr>
                 <w:lang w:eastAsia="zh-Hans"/>
               </w:rPr>
@@ -9275,6 +9550,9 @@
             <w:tcW w:w="750" w:type="pct"/>
           </w:tcPr>
           <w:p>
+            <w:pPr>
+              <w:spacing w:beforeLines="0" w:before="0" w:afterLines="0" w:after="0" w:line="240" w:lineRule="auto"/>
+            </w:pPr>
             <w:r>
               <w:rPr>
                 <w:rFonts w:hint="eastAsia"/>
@@ -9287,19 +9565,30 @@
           <w:tcPr>
             <w:tcW w:w="750" w:type="pct"/>
           </w:tcPr>
-          <w:p/>
+          <w:p>
+            <w:pPr>
+              <w:spacing w:beforeLines="0" w:before="0" w:afterLines="0" w:after="0" w:line="240" w:lineRule="auto"/>
+            </w:pPr>
+          </w:p>
         </w:tc>
         <w:tc>
           <w:tcPr>
             <w:tcW w:w="750" w:type="pct"/>
           </w:tcPr>
-          <w:p/>
+          <w:p>
+            <w:pPr>
+              <w:spacing w:beforeLines="0" w:before="0" w:afterLines="0" w:after="0" w:line="240" w:lineRule="auto"/>
+            </w:pPr>
+          </w:p>
         </w:tc>
         <w:tc>
           <w:tcPr>
             <w:tcW w:w="627" w:type="pct"/>
           </w:tcPr>
           <w:p>
+            <w:pPr>
+              <w:spacing w:beforeLines="0" w:before="0" w:afterLines="0" w:after="0" w:line="240" w:lineRule="auto"/>
+            </w:pPr>
             <w:r>
               <w:rPr>
                 <w:rFonts w:hint="eastAsia"/>
@@ -9315,6 +9604,9 @@
             <w:tcW w:w="381" w:type="pct"/>
           </w:tcPr>
           <w:p>
+            <w:pPr>
+              <w:spacing w:beforeLines="0" w:before="0" w:afterLines="0" w:after="0" w:line="240" w:lineRule="auto"/>
+            </w:pPr>
             <w:r>
               <w:rPr>
                 <w:rFonts w:hint="eastAsia"/>
@@ -9329,6 +9621,7 @@
           </w:tcPr>
           <w:p>
             <w:pPr>
+              <w:spacing w:beforeLines="0" w:before="0" w:afterLines="0" w:after="0" w:line="240" w:lineRule="auto"/>
               <w:rPr>
                 <w:lang w:eastAsia="zh-Hans"/>
               </w:rPr>
@@ -9353,6 +9646,9 @@
             <w:tcW w:w="750" w:type="pct"/>
           </w:tcPr>
           <w:p>
+            <w:pPr>
+              <w:spacing w:beforeLines="0" w:before="0" w:afterLines="0" w:after="0" w:line="240" w:lineRule="auto"/>
+            </w:pPr>
             <w:r>
               <w:t>2</w:t>
             </w:r>
@@ -9362,19 +9658,30 @@
           <w:tcPr>
             <w:tcW w:w="750" w:type="pct"/>
           </w:tcPr>
-          <w:p/>
+          <w:p>
+            <w:pPr>
+              <w:spacing w:beforeLines="0" w:before="0" w:afterLines="0" w:after="0" w:line="240" w:lineRule="auto"/>
+            </w:pPr>
+          </w:p>
         </w:tc>
         <w:tc>
           <w:tcPr>
             <w:tcW w:w="750" w:type="pct"/>
           </w:tcPr>
-          <w:p/>
+          <w:p>
+            <w:pPr>
+              <w:spacing w:beforeLines="0" w:before="0" w:afterLines="0" w:after="0" w:line="240" w:lineRule="auto"/>
+            </w:pPr>
+          </w:p>
         </w:tc>
         <w:tc>
           <w:tcPr>
             <w:tcW w:w="627" w:type="pct"/>
           </w:tcPr>
           <w:p>
+            <w:pPr>
+              <w:spacing w:beforeLines="0" w:before="0" w:afterLines="0" w:after="0" w:line="240" w:lineRule="auto"/>
+            </w:pPr>
             <w:r>
               <w:t>2</w:t>
             </w:r>
@@ -9387,6 +9694,9 @@
             <w:tcW w:w="381" w:type="pct"/>
           </w:tcPr>
           <w:p>
+            <w:pPr>
+              <w:spacing w:beforeLines="0" w:before="0" w:afterLines="0" w:after="0" w:line="240" w:lineRule="auto"/>
+            </w:pPr>
             <w:r>
               <w:rPr>
                 <w:rFonts w:hint="eastAsia"/>
@@ -9401,6 +9711,7 @@
           </w:tcPr>
           <w:p>
             <w:pPr>
+              <w:spacing w:beforeLines="0" w:before="0" w:afterLines="0" w:after="0" w:line="240" w:lineRule="auto"/>
               <w:rPr>
                 <w:lang w:eastAsia="zh-Hans"/>
               </w:rPr>
@@ -9425,6 +9736,9 @@
             <w:tcW w:w="750" w:type="pct"/>
           </w:tcPr>
           <w:p>
+            <w:pPr>
+              <w:spacing w:beforeLines="0" w:before="0" w:afterLines="0" w:after="0" w:line="240" w:lineRule="auto"/>
+            </w:pPr>
             <w:r>
               <w:t>2</w:t>
             </w:r>
@@ -9434,19 +9748,30 @@
           <w:tcPr>
             <w:tcW w:w="750" w:type="pct"/>
           </w:tcPr>
-          <w:p/>
+          <w:p>
+            <w:pPr>
+              <w:spacing w:beforeLines="0" w:before="0" w:afterLines="0" w:after="0" w:line="240" w:lineRule="auto"/>
+            </w:pPr>
+          </w:p>
         </w:tc>
         <w:tc>
           <w:tcPr>
             <w:tcW w:w="750" w:type="pct"/>
           </w:tcPr>
-          <w:p/>
+          <w:p>
+            <w:pPr>
+              <w:spacing w:beforeLines="0" w:before="0" w:afterLines="0" w:after="0" w:line="240" w:lineRule="auto"/>
+            </w:pPr>
+          </w:p>
         </w:tc>
         <w:tc>
           <w:tcPr>
             <w:tcW w:w="627" w:type="pct"/>
           </w:tcPr>
           <w:p>
+            <w:pPr>
+              <w:spacing w:beforeLines="0" w:before="0" w:afterLines="0" w:after="0" w:line="240" w:lineRule="auto"/>
+            </w:pPr>
             <w:r>
               <w:t>2</w:t>
             </w:r>
@@ -9459,6 +9784,9 @@
             <w:tcW w:w="381" w:type="pct"/>
           </w:tcPr>
           <w:p>
+            <w:pPr>
+              <w:spacing w:beforeLines="0" w:before="0" w:afterLines="0" w:after="0" w:line="240" w:lineRule="auto"/>
+            </w:pPr>
             <w:r>
               <w:t>10</w:t>
             </w:r>
@@ -9470,6 +9798,7 @@
           </w:tcPr>
           <w:p>
             <w:pPr>
+              <w:spacing w:beforeLines="0" w:before="0" w:afterLines="0" w:after="0" w:line="240" w:lineRule="auto"/>
               <w:rPr>
                 <w:lang w:eastAsia="zh-Hans"/>
               </w:rPr>
@@ -9494,6 +9823,9 @@
             <w:tcW w:w="750" w:type="pct"/>
           </w:tcPr>
           <w:p>
+            <w:pPr>
+              <w:spacing w:beforeLines="0" w:before="0" w:afterLines="0" w:after="0" w:line="240" w:lineRule="auto"/>
+            </w:pPr>
             <w:r>
               <w:t>2</w:t>
             </w:r>
@@ -9503,19 +9835,30 @@
           <w:tcPr>
             <w:tcW w:w="750" w:type="pct"/>
           </w:tcPr>
-          <w:p/>
+          <w:p>
+            <w:pPr>
+              <w:spacing w:beforeLines="0" w:before="0" w:afterLines="0" w:after="0" w:line="240" w:lineRule="auto"/>
+            </w:pPr>
+          </w:p>
         </w:tc>
         <w:tc>
           <w:tcPr>
             <w:tcW w:w="750" w:type="pct"/>
           </w:tcPr>
-          <w:p/>
+          <w:p>
+            <w:pPr>
+              <w:spacing w:beforeLines="0" w:before="0" w:afterLines="0" w:after="0" w:line="240" w:lineRule="auto"/>
+            </w:pPr>
+          </w:p>
         </w:tc>
         <w:tc>
           <w:tcPr>
             <w:tcW w:w="627" w:type="pct"/>
           </w:tcPr>
           <w:p>
+            <w:pPr>
+              <w:spacing w:beforeLines="0" w:before="0" w:afterLines="0" w:after="0" w:line="240" w:lineRule="auto"/>
+            </w:pPr>
             <w:r>
               <w:t>2</w:t>
             </w:r>
@@ -9528,6 +9871,9 @@
             <w:tcW w:w="381" w:type="pct"/>
           </w:tcPr>
           <w:p>
+            <w:pPr>
+              <w:spacing w:beforeLines="0" w:before="0" w:afterLines="0" w:after="0" w:line="240" w:lineRule="auto"/>
+            </w:pPr>
             <w:r>
               <w:t>11</w:t>
             </w:r>
@@ -9539,6 +9885,7 @@
           </w:tcPr>
           <w:p>
             <w:pPr>
+              <w:spacing w:beforeLines="0" w:before="0" w:afterLines="0" w:after="0" w:line="240" w:lineRule="auto"/>
               <w:rPr>
                 <w:lang w:eastAsia="zh-Hans"/>
               </w:rPr>
@@ -9563,6 +9910,9 @@
             <w:tcW w:w="750" w:type="pct"/>
           </w:tcPr>
           <w:p>
+            <w:pPr>
+              <w:spacing w:beforeLines="0" w:before="0" w:afterLines="0" w:after="0" w:line="240" w:lineRule="auto"/>
+            </w:pPr>
             <w:r>
               <w:t>6</w:t>
             </w:r>
@@ -9572,19 +9922,30 @@
           <w:tcPr>
             <w:tcW w:w="750" w:type="pct"/>
           </w:tcPr>
-          <w:p/>
+          <w:p>
+            <w:pPr>
+              <w:spacing w:beforeLines="0" w:before="0" w:afterLines="0" w:after="0" w:line="240" w:lineRule="auto"/>
+            </w:pPr>
+          </w:p>
         </w:tc>
         <w:tc>
           <w:tcPr>
             <w:tcW w:w="750" w:type="pct"/>
           </w:tcPr>
-          <w:p/>
+          <w:p>
+            <w:pPr>
+              <w:spacing w:beforeLines="0" w:before="0" w:afterLines="0" w:after="0" w:line="240" w:lineRule="auto"/>
+            </w:pPr>
+          </w:p>
         </w:tc>
         <w:tc>
           <w:tcPr>
             <w:tcW w:w="627" w:type="pct"/>
           </w:tcPr>
           <w:p>
+            <w:pPr>
+              <w:spacing w:beforeLines="0" w:before="0" w:afterLines="0" w:after="0" w:line="240" w:lineRule="auto"/>
+            </w:pPr>
             <w:r>
               <w:t>6</w:t>
             </w:r>
@@ -9597,6 +9958,9 @@
             <w:tcW w:w="381" w:type="pct"/>
           </w:tcPr>
           <w:p>
+            <w:pPr>
+              <w:spacing w:beforeLines="0" w:before="0" w:afterLines="0" w:after="0" w:line="240" w:lineRule="auto"/>
+            </w:pPr>
             <w:r>
               <w:t>12</w:t>
             </w:r>
@@ -9608,6 +9972,7 @@
           </w:tcPr>
           <w:p>
             <w:pPr>
+              <w:spacing w:beforeLines="0" w:before="0" w:afterLines="0" w:after="0" w:line="240" w:lineRule="auto"/>
               <w:rPr>
                 <w:lang w:eastAsia="zh-Hans"/>
               </w:rPr>
@@ -9639,6 +10004,9 @@
             <w:tcW w:w="750" w:type="pct"/>
           </w:tcPr>
           <w:p>
+            <w:pPr>
+              <w:spacing w:beforeLines="0" w:before="0" w:afterLines="0" w:after="0" w:line="240" w:lineRule="auto"/>
+            </w:pPr>
             <w:r>
               <w:t>2</w:t>
             </w:r>
@@ -9648,19 +10016,30 @@
           <w:tcPr>
             <w:tcW w:w="750" w:type="pct"/>
           </w:tcPr>
-          <w:p/>
+          <w:p>
+            <w:pPr>
+              <w:spacing w:beforeLines="0" w:before="0" w:afterLines="0" w:after="0" w:line="240" w:lineRule="auto"/>
+            </w:pPr>
+          </w:p>
         </w:tc>
         <w:tc>
           <w:tcPr>
             <w:tcW w:w="750" w:type="pct"/>
           </w:tcPr>
-          <w:p/>
+          <w:p>
+            <w:pPr>
+              <w:spacing w:beforeLines="0" w:before="0" w:afterLines="0" w:after="0" w:line="240" w:lineRule="auto"/>
+            </w:pPr>
+          </w:p>
         </w:tc>
         <w:tc>
           <w:tcPr>
             <w:tcW w:w="627" w:type="pct"/>
           </w:tcPr>
           <w:p>
+            <w:pPr>
+              <w:spacing w:beforeLines="0" w:before="0" w:afterLines="0" w:after="0" w:line="240" w:lineRule="auto"/>
+            </w:pPr>
             <w:r>
               <w:t>2</w:t>
             </w:r>
@@ -9672,12 +10051,10 @@
     <w:sectPr>
       <w:headerReference w:type="even" r:id="rId8"/>
       <w:headerReference w:type="default" r:id="rId9"/>
-      <w:footerReference w:type="even" r:id="rId10"/>
-      <w:footerReference w:type="default" r:id="rId11"/>
-      <w:headerReference w:type="first" r:id="rId12"/>
-      <w:footerReference w:type="first" r:id="rId13"/>
+      <w:footerReference w:type="default" r:id="rId10"/>
+      <w:headerReference w:type="first" r:id="rId11"/>
       <w:pgSz w:w="11906" w:h="16838"/>
-      <w:pgMar w:top="1134" w:right="1134" w:bottom="1134" w:left="1134" w:header="851" w:footer="992" w:gutter="0"/>
+      <w:pgMar w:top="1134" w:right="1134" w:bottom="1134" w:left="1134" w:header="567" w:footer="567" w:gutter="0"/>
       <w:pgNumType w:start="1"/>
       <w:cols w:space="0"/>
       <w:docGrid w:type="lines" w:linePitch="312"/>
@@ -9716,158 +10093,37 @@
   <w:p>
     <w:pPr>
       <w:pStyle w:val="Footer"/>
-      <w:spacing w:before="72" w:after="72"/>
     </w:pPr>
+    <w:r>
+      <w:t xml:space="preserve"> </w:t>
+    </w:r>
+    <w:r>
+      <w:fldChar w:fldCharType="begin"/>
+    </w:r>
+    <w:r>
+      <w:instrText>PAGE  \* Arabic  \* MERGEFORMAT</w:instrText>
+    </w:r>
+    <w:r>
+      <w:fldChar w:fldCharType="separate"/>
+    </w:r>
+    <w:r>
+      <w:t>2</w:t>
+    </w:r>
+    <w:r>
+      <w:fldChar w:fldCharType="end"/>
+    </w:r>
+    <w:r>
+      <w:t xml:space="preserve"> / </w:t>
+    </w:r>
+    <w:fldSimple w:instr="NUMPAGES  \* Arabic  \* MERGEFORMAT">
+      <w:r>
+        <w:t>2</w:t>
+      </w:r>
+    </w:fldSimple>
   </w:p>
-</w:ftr>
-</file>
-
-<file path=word/footer2.xml><?xml version="1.0" encoding="utf-8"?>
-<w:ftr xmlns:wpc="http://schemas.microsoft.com/office/word/2010/wordprocessingCanvas" xmlns:cx="http://schemas.microsoft.com/office/drawing/2014/chartex" xmlns:cx1="http://schemas.microsoft.com/office/drawing/2015/9/8/chartex" xmlns:cx2="http://schemas.microsoft.com/office/drawing/2015/10/21/chartex" xmlns:cx3="http://schemas.microsoft.com/office/drawing/2016/5/9/chartex" xmlns:cx4="http://schemas.microsoft.com/office/drawing/2016/5/10/chartex" xmlns:cx5="http://schemas.microsoft.com/office/drawing/2016/5/11/chartex" xmlns:cx6="http://schemas.microsoft.com/office/drawing/2016/5/12/chartex" xmlns:cx7="http://schemas.microsoft.com/office/drawing/2016/5/13/chartex" xmlns:cx8="http://schemas.microsoft.com/office/drawing/2016/5/14/chartex" xmlns:mc="http://schemas.openxmlformats.org/markup-compatibility/2006" xmlns:aink="http://schemas.microsoft.com/office/drawing/2016/ink" xmlns:am3d="http://schemas.microsoft.com/office/drawing/2017/model3d" xmlns:o="urn:schemas-microsoft-com:office:office" xmlns:oel="http://schemas.microsoft.com/office/2019/extlst" xmlns:r="http://schemas.openxmlformats.org/officeDocument/2006/relationships" xmlns:m="http://schemas.openxmlformats.org/officeDocument/2006/math" xmlns:v="urn:schemas-microsoft-com:vml" xmlns:wp14="http://schemas.microsoft.com/office/word/2010/wordprocessingDrawing" xmlns:wp="http://schemas.openxmlformats.org/drawingml/2006/wordprocessingDrawing" xmlns:w10="urn:schemas-microsoft-com:office:word" xmlns:w="http://schemas.openxmlformats.org/wordprocessingml/2006/main" xmlns:w14="http://schemas.microsoft.com/office/word/2010/wordml" xmlns:w15="http://schemas.microsoft.com/office/word/2012/wordml" xmlns:w16cex="http://schemas.microsoft.com/office/word/2018/wordml/cex" xmlns:w16cid="http://schemas.microsoft.com/office/word/2016/wordml/cid" xmlns:w16="http://schemas.microsoft.com/office/word/2018/wordml" xmlns:w16du="http://schemas.microsoft.com/office/word/2023/wordml/word16du" xmlns:w16sdtdh="http://schemas.microsoft.com/office/word/2020/wordml/sdtdatahash" xmlns:w16sdtfl="http://schemas.microsoft.com/office/word/2024/wordml/sdtformatlock" xmlns:w16se="http://schemas.microsoft.com/office/word/2015/wordml/symex" xmlns:wpg="http://schemas.microsoft.com/office/word/2010/wordprocessingGroup" xmlns:wpi="http://schemas.microsoft.com/office/word/2010/wordprocessingInk" xmlns:wne="http://schemas.microsoft.com/office/word/2006/wordml" xmlns:wps="http://schemas.microsoft.com/office/word/2010/wordprocessingShape" mc:Ignorable="w14 w15 w16se w16cid w16 w16cex w16sdtdh w16sdtfl w16du wp14">
   <w:p>
     <w:pPr>
       <w:pStyle w:val="Footer"/>
-      <w:spacing w:before="72" w:after="72"/>
-    </w:pPr>
-    <w:r>
-      <w:rPr>
-        <w:noProof/>
-      </w:rPr>
-      <mc:AlternateContent>
-        <mc:Choice Requires="wps">
-          <w:drawing>
-            <wp:anchor distT="0" distB="0" distL="114300" distR="114300" simplePos="0" relativeHeight="251659264" behindDoc="0" locked="0" layoutInCell="1" allowOverlap="1" wp14:anchorId="54C09847" wp14:editId="7B9EC3CA">
-              <wp:simplePos x="0" y="0"/>
-              <wp:positionH relativeFrom="margin">
-                <wp:align>center</wp:align>
-              </wp:positionH>
-              <wp:positionV relativeFrom="paragraph">
-                <wp:posOffset>0</wp:posOffset>
-              </wp:positionV>
-              <wp:extent cx="1828800" cy="1828800"/>
-              <wp:effectExtent l="0" t="0" r="0" b="0"/>
-              <wp:wrapNone/>
-              <wp:docPr id="2" name="文本框 2"/>
-              <wp:cNvGraphicFramePr/>
-              <a:graphic xmlns:a="http://schemas.openxmlformats.org/drawingml/2006/main">
-                <a:graphicData uri="http://schemas.microsoft.com/office/word/2010/wordprocessingShape">
-                  <wps:wsp>
-                    <wps:cNvSpPr txBox="1"/>
-                    <wps:spPr>
-                      <a:xfrm>
-                        <a:off x="0" y="0"/>
-                        <a:ext cx="1828800" cy="1828800"/>
-                      </a:xfrm>
-                      <a:prstGeom prst="rect">
-                        <a:avLst/>
-                      </a:prstGeom>
-                      <a:noFill/>
-                      <a:ln w="6350">
-                        <a:noFill/>
-                      </a:ln>
-                    </wps:spPr>
-                    <wps:style>
-                      <a:lnRef idx="0">
-                        <a:schemeClr val="accent1"/>
-                      </a:lnRef>
-                      <a:fillRef idx="0">
-                        <a:schemeClr val="accent1"/>
-                      </a:fillRef>
-                      <a:effectRef idx="0">
-                        <a:schemeClr val="accent1"/>
-                      </a:effectRef>
-                      <a:fontRef idx="minor">
-                        <a:schemeClr val="dk1"/>
-                      </a:fontRef>
-                    </wps:style>
-                    <wps:txbx>
-                      <w:txbxContent>
-                        <w:p>
-                          <w:pPr>
-                            <w:pStyle w:val="Footer"/>
-                            <w:spacing w:before="72" w:after="72"/>
-                          </w:pPr>
-                          <w:r>
-                            <w:fldChar w:fldCharType="begin"/>
-                          </w:r>
-                          <w:r>
-                            <w:instrText>PAGE   \* MERGEFORMAT</w:instrText>
-                          </w:r>
-                          <w:r>
-                            <w:fldChar w:fldCharType="separate"/>
-                          </w:r>
-                          <w:r>
-                            <w:rPr>
-                              <w:lang w:val="zh-CN"/>
-                            </w:rPr>
-                            <w:t>1</w:t>
-                          </w:r>
-                          <w:r>
-                            <w:fldChar w:fldCharType="end"/>
-                          </w:r>
-                        </w:p>
-                      </w:txbxContent>
-                    </wps:txbx>
-                    <wps:bodyPr rot="0" spcFirstLastPara="0" vertOverflow="overflow" horzOverflow="overflow" vert="horz" wrap="none" lIns="0" tIns="0" rIns="0" bIns="0" numCol="1" spcCol="0" rtlCol="0" fromWordArt="0" anchor="t" anchorCtr="0" forceAA="0" compatLnSpc="1">
-                      <a:spAutoFit/>
-                    </wps:bodyPr>
-                  </wps:wsp>
-                </a:graphicData>
-              </a:graphic>
-            </wp:anchor>
-          </w:drawing>
-        </mc:Choice>
-        <mc:Fallback>
-          <w:pict>
-            <v:shapetype w14:anchorId="54C09847" id="_x0000_t202" coordsize="21600,21600" o:spt="202" path="m,l,21600r21600,l21600,xe">
-              <v:stroke joinstyle="miter"/>
-              <v:path gradientshapeok="t" o:connecttype="rect"/>
-            </v:shapetype>
-            <v:shape id="文本框 2" o:spid="_x0000_s1026" type="#_x0000_t202" style="position:absolute;margin-left:0;margin-top:0;width:2in;height:2in;z-index:251659264;visibility:visible;mso-wrap-style:none;mso-wrap-distance-left:9pt;mso-wrap-distance-top:0;mso-wrap-distance-right:9pt;mso-wrap-distance-bottom:0;mso-position-horizontal:center;mso-position-horizontal-relative:margin;mso-position-vertical:absolute;mso-position-vertical-relative:text;v-text-anchor:top" o:gfxdata="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" filled="f" stroked="f" strokeweight=".5pt">
-              <v:textbox style="mso-fit-shape-to-text:t" inset="0,0,0,0">
-                <w:txbxContent>
-                  <w:p>
-                    <w:pPr>
-                      <w:pStyle w:val="Footer"/>
-                      <w:spacing w:before="72" w:after="72"/>
-                    </w:pPr>
-                    <w:r>
-                      <w:fldChar w:fldCharType="begin"/>
-                    </w:r>
-                    <w:r>
-                      <w:instrText>PAGE   \* MERGEFORMAT</w:instrText>
-                    </w:r>
-                    <w:r>
-                      <w:fldChar w:fldCharType="separate"/>
-                    </w:r>
-                    <w:r>
-                      <w:rPr>
-                        <w:lang w:val="zh-CN"/>
-                      </w:rPr>
-                      <w:t>1</w:t>
-                    </w:r>
-                    <w:r>
-                      <w:fldChar w:fldCharType="end"/>
-                    </w:r>
-                  </w:p>
-                </w:txbxContent>
-              </v:textbox>
-              <w10:wrap anchorx="margin"/>
-            </v:shape>
-          </w:pict>
-        </mc:Fallback>
-      </mc:AlternateContent>
-    </w:r>
-  </w:p>
-</w:ftr>
-</file>
-
-<file path=word/footer3.xml><?xml version="1.0" encoding="utf-8"?>
-<w:ftr xmlns:wpc="http://schemas.microsoft.com/office/word/2010/wordprocessingCanvas" xmlns:cx="http://schemas.microsoft.com/office/drawing/2014/chartex" xmlns:cx1="http://schemas.microsoft.com/office/drawing/2015/9/8/chartex" xmlns:cx2="http://schemas.microsoft.com/office/drawing/2015/10/21/chartex" xmlns:cx3="http://schemas.microsoft.com/office/drawing/2016/5/9/chartex" xmlns:cx4="http://schemas.microsoft.com/office/drawing/2016/5/10/chartex" xmlns:cx5="http://schemas.microsoft.com/office/drawing/2016/5/11/chartex" xmlns:cx6="http://schemas.microsoft.com/office/drawing/2016/5/12/chartex" xmlns:cx7="http://schemas.microsoft.com/office/drawing/2016/5/13/chartex" xmlns:cx8="http://schemas.microsoft.com/office/drawing/2016/5/14/chartex" xmlns:mc="http://schemas.openxmlformats.org/markup-compatibility/2006" xmlns:aink="http://schemas.microsoft.com/office/drawing/2016/ink" xmlns:am3d="http://schemas.microsoft.com/office/drawing/2017/model3d" xmlns:o="urn:schemas-microsoft-com:office:office" xmlns:oel="http://schemas.microsoft.com/office/2019/extlst" xmlns:r="http://schemas.openxmlformats.org/officeDocument/2006/relationships" xmlns:m="http://schemas.openxmlformats.org/officeDocument/2006/math" xmlns:v="urn:schemas-microsoft-com:vml" xmlns:wp14="http://schemas.microsoft.com/office/word/2010/wordprocessingDrawing" xmlns:wp="http://schemas.openxmlformats.org/drawingml/2006/wordprocessingDrawing" xmlns:w10="urn:schemas-microsoft-com:office:word" xmlns:w="http://schemas.openxmlformats.org/wordprocessingml/2006/main" xmlns:w14="http://schemas.microsoft.com/office/word/2010/wordml" xmlns:w15="http://schemas.microsoft.com/office/word/2012/wordml" xmlns:w16cex="http://schemas.microsoft.com/office/word/2018/wordml/cex" xmlns:w16cid="http://schemas.microsoft.com/office/word/2016/wordml/cid" xmlns:w16="http://schemas.microsoft.com/office/word/2018/wordml" xmlns:w16du="http://schemas.microsoft.com/office/word/2023/wordml/word16du" xmlns:w16sdtdh="http://schemas.microsoft.com/office/word/2020/wordml/sdtdatahash" xmlns:w16sdtfl="http://schemas.microsoft.com/office/word/2024/wordml/sdtformatlock" xmlns:w16se="http://schemas.microsoft.com/office/word/2015/wordml/symex" xmlns:wpg="http://schemas.microsoft.com/office/word/2010/wordprocessingGroup" xmlns:wpi="http://schemas.microsoft.com/office/word/2010/wordprocessingInk" xmlns:wne="http://schemas.microsoft.com/office/word/2006/wordml" xmlns:wps="http://schemas.microsoft.com/office/word/2010/wordprocessingShape" mc:Ignorable="w14 w15 w16se w16cid w16 w16cex w16sdtdh w16sdtfl w16du wp14">
-  <w:p>
-    <w:pPr>
-      <w:pStyle w:val="Footer"/>
-      <w:spacing w:before="72" w:after="72"/>
     </w:pPr>
   </w:p>
 </w:ftr>
@@ -9904,6 +10160,7 @@
     <w:pPr>
       <w:pStyle w:val="Header"/>
       <w:spacing w:before="72" w:after="72"/>
+      <w:ind w:firstLine="360"/>
     </w:pPr>
   </w:p>
 </w:hdr>
@@ -9915,6 +10172,7 @@
     <w:pPr>
       <w:pStyle w:val="Header"/>
       <w:spacing w:before="72" w:after="72"/>
+      <w:ind w:firstLine="360"/>
     </w:pPr>
   </w:p>
 </w:hdr>
@@ -9926,6 +10184,7 @@
     <w:pPr>
       <w:pStyle w:val="Header"/>
       <w:spacing w:before="72" w:after="72"/>
+      <w:ind w:firstLine="360"/>
     </w:pPr>
   </w:p>
 </w:hdr>
@@ -12866,17 +13125,20 @@
     <w:uiPriority w:val="99"/>
     <w:unhideWhenUsed/>
     <w:qFormat/>
+    <w:rsid w:val="00DD3F62"/>
     <w:pPr>
       <w:tabs>
         <w:tab w:val="center" w:pos="4153"/>
         <w:tab w:val="right" w:pos="8306"/>
       </w:tabs>
       <w:snapToGrid w:val="0"/>
-      <w:jc w:val="left"/>
+      <w:spacing w:before="72" w:after="72"/>
+      <w:jc w:val="center"/>
     </w:pPr>
     <w:rPr>
       <w:sz w:val="18"/>
       <w:szCs w:val="18"/>
+      <w:lang w:val="zh-CN"/>
     </w:rPr>
   </w:style>
   <w:style w:type="paragraph" w:styleId="Header">
@@ -13110,10 +13372,12 @@
     <w:autoRedefine/>
     <w:uiPriority w:val="99"/>
     <w:qFormat/>
+    <w:rsid w:val="00DD3F62"/>
     <w:rPr>
-      <w:rFonts w:ascii="Times New Roman" w:eastAsia="宋体" w:hAnsi="Times New Roman" w:cs="Times New Roman"/>
+      <w:kern w:val="2"/>
       <w:sz w:val="18"/>
       <w:szCs w:val="18"/>
+      <w:lang w:val="zh-CN"/>
     </w:rPr>
   </w:style>
   <w:style w:type="paragraph" w:customStyle="1" w:styleId="Default">

--- a/spm/file/软件项目管理教学大纲.docx
+++ b/spm/file/软件项目管理教学大纲.docx
@@ -702,14 +702,12 @@
             <w:pPr>
               <w:spacing w:beforeLines="0" w:before="0" w:afterLines="0" w:after="0"/>
             </w:pPr>
-            <w:proofErr w:type="gramStart"/>
             <w:r>
               <w:rPr>
                 <w:rFonts w:hint="eastAsia"/>
               </w:rPr>
               <w:t>刘品洁</w:t>
             </w:r>
-            <w:proofErr w:type="gramEnd"/>
           </w:p>
         </w:tc>
       </w:tr>
@@ -904,21 +902,7 @@
         <w:rPr>
           <w:rFonts w:hint="eastAsia"/>
         </w:rPr>
-        <w:t>并能够在方案各环节和阶段中综合</w:t>
-      </w:r>
-      <w:proofErr w:type="gramStart"/>
-      <w:r>
-        <w:rPr>
-          <w:rFonts w:hint="eastAsia"/>
-        </w:rPr>
-        <w:t>考量</w:t>
-      </w:r>
-      <w:proofErr w:type="gramEnd"/>
-      <w:r>
-        <w:rPr>
-          <w:rFonts w:hint="eastAsia"/>
-        </w:rPr>
-        <w:t>进度、质量、费用等各种因素，平衡项目各方利益。</w:t>
+        <w:t>并能够在方案各环节和阶段中综合考量进度、质量、费用等各种因素，平衡项目各方利益。</w:t>
       </w:r>
     </w:p>
     <w:p>
@@ -940,21 +924,7 @@
         <w:rPr>
           <w:rFonts w:hint="eastAsia"/>
         </w:rPr>
-        <w:t>素质目标（含</w:t>
-      </w:r>
-      <w:proofErr w:type="gramStart"/>
-      <w:r>
-        <w:rPr>
-          <w:rFonts w:hint="eastAsia"/>
-        </w:rPr>
-        <w:t>课程思政目标</w:t>
-      </w:r>
-      <w:proofErr w:type="gramEnd"/>
-      <w:r>
-        <w:rPr>
-          <w:rFonts w:hint="eastAsia"/>
-        </w:rPr>
-        <w:t>）</w:t>
+        <w:t>素质目标（含课程思政目标）</w:t>
       </w:r>
     </w:p>
     <w:p>
@@ -2338,43 +2308,7 @@
           <w:b/>
           <w:bCs/>
         </w:rPr>
-        <w:t>，了解</w:t>
-      </w:r>
-      <w:proofErr w:type="gramStart"/>
-      <w:r>
-        <w:rPr>
-          <w:rFonts w:hint="eastAsia"/>
-          <w:b/>
-          <w:bCs/>
-        </w:rPr>
-        <w:t>不</w:t>
-      </w:r>
-      <w:proofErr w:type="gramEnd"/>
-      <w:r>
-        <w:rPr>
-          <w:rFonts w:hint="eastAsia"/>
-          <w:b/>
-          <w:bCs/>
-        </w:rPr>
-        <w:t>标记）（含课程</w:t>
-      </w:r>
-      <w:proofErr w:type="gramStart"/>
-      <w:r>
-        <w:rPr>
-          <w:rFonts w:hint="eastAsia"/>
-          <w:b/>
-          <w:bCs/>
-        </w:rPr>
-        <w:t>思政点</w:t>
-      </w:r>
-      <w:proofErr w:type="gramEnd"/>
-      <w:r>
-        <w:rPr>
-          <w:rFonts w:hint="eastAsia"/>
-          <w:b/>
-          <w:bCs/>
-        </w:rPr>
-        <w:t>）</w:t>
+        <w:t>，了解不标记）（含课程思政点）</w:t>
       </w:r>
     </w:p>
     <w:p>
@@ -3961,6 +3895,11 @@
       </w:r>
     </w:p>
     <w:p>
+      <w:pPr>
+        <w:rPr>
+          <w:lang w:eastAsia="zh-Hans"/>
+        </w:rPr>
+      </w:pPr>
       <w:r>
         <w:rPr>
           <w:rFonts w:hint="eastAsia"/>
@@ -3973,9 +3912,6 @@
           <w:lang w:eastAsia="zh-Hans"/>
         </w:rPr>
         <w:t>敏捷项目成本估算</w:t>
-      </w:r>
-      <w:r>
-        <w:t xml:space="preserve"> </w:t>
       </w:r>
     </w:p>
     <w:p>
@@ -7558,21 +7494,7 @@
         <w:rPr>
           <w:rFonts w:hint="eastAsia"/>
         </w:rPr>
-        <w:t>）（过程</w:t>
-      </w:r>
-      <w:proofErr w:type="gramStart"/>
-      <w:r>
-        <w:rPr>
-          <w:rFonts w:hint="eastAsia"/>
-        </w:rPr>
-        <w:t>考核占</w:t>
-      </w:r>
-      <w:proofErr w:type="gramEnd"/>
-      <w:r>
-        <w:rPr>
-          <w:rFonts w:hint="eastAsia"/>
-        </w:rPr>
-        <w:t>总成绩</w:t>
+        <w:t>）（过程考核占总成绩</w:t>
       </w:r>
       <w:r>
         <w:rPr>
@@ -8318,9 +8240,6 @@
           <w:p>
             <w:pPr>
               <w:spacing w:beforeLines="0" w:before="0" w:afterLines="0" w:after="0" w:line="240" w:lineRule="auto"/>
-              <w:rPr>
-                <w:rFonts w:hint="eastAsia"/>
-              </w:rPr>
             </w:pPr>
             <w:r>
               <w:t>项目集成计划执行控制基本概念，项目数据采集与分析，集成变更管理流程，项目核心计划执行控制基本概念，范围计划执行控制，进度与成本执行控制，质量计划执行控制，项目辅助计划执行控制基本概念，团队计划执行控制，项目干系人计划执行控制，项目沟通计划执行控制，风险计划执行控制，合同计划执行控制</w:t>
@@ -8680,11 +8599,9 @@
       <w:r>
         <w:t>考特莱尔（</w:t>
       </w:r>
-      <w:proofErr w:type="spellStart"/>
       <w:r>
         <w:t>MikeCotterell</w:t>
       </w:r>
-      <w:proofErr w:type="spellEnd"/>
       <w:r>
         <w:t>）著</w:t>
       </w:r>
